--- a/Lam7ara/Documentation/LAM7ARA-PRIMERA ENTREGA.docx
+++ b/Lam7ara/Documentation/LAM7ARA-PRIMERA ENTREGA.docx
@@ -723,7 +723,19 @@
         <w:rPr>
           <w:sz w:val="22"/>
         </w:rPr>
-        <w:t xml:space="preserve">Gonzalo Castillo </w:t>
+        <w:t>Gonzalo</w:t>
+      </w:r>
+      <w:r>
+        <w:rPr>
+          <w:sz w:val="22"/>
+        </w:rPr>
+        <w:t xml:space="preserve"> Juan</w:t>
+      </w:r>
+      <w:r>
+        <w:rPr>
+          <w:sz w:val="22"/>
+        </w:rPr>
+        <w:t xml:space="preserve"> Castillo </w:t>
       </w:r>
     </w:p>
     <w:p>
@@ -874,6 +886,10 @@
       <w:pPr>
         <w:pStyle w:val="Ttulo2"/>
         <w:jc w:val="both"/>
+        <w:rPr>
+          <w:color w:val="283493"/>
+          <w:spacing w:val="-2"/>
+        </w:rPr>
       </w:pPr>
       <w:r>
         <w:rPr>
@@ -882,12 +898,215 @@
         <w:lastRenderedPageBreak/>
         <w:t xml:space="preserve">Resumen </w:t>
       </w:r>
-      <w:r>
-        <w:rPr>
-          <w:color w:val="283493"/>
+    </w:p>
+    <w:p>
+      <w:pPr>
+        <w:pStyle w:val="Ttulo3"/>
+      </w:pPr>
+      <w:r>
+        <w:t xml:space="preserve">Resumen </w:t>
+      </w:r>
+      <w:r>
+        <w:rPr>
           <w:spacing w:val="-2"/>
         </w:rPr>
         <w:t>Ejecutivo</w:t>
+      </w:r>
+    </w:p>
+    <w:p>
+      <w:pPr>
+        <w:spacing w:before="80" w:after="80"/>
+        <w:jc w:val="both"/>
+      </w:pPr>
+      <w:r>
+        <w:rPr>
+          <w:rFonts w:ascii="Arial" w:eastAsia="Arial" w:hAnsi="Arial" w:cs="Arial"/>
+          <w:sz w:val="22"/>
+          <w:szCs w:val="22"/>
+        </w:rPr>
+        <w:t xml:space="preserve">Lam7ara es una </w:t>
+      </w:r>
+      <w:r>
+        <w:rPr>
+          <w:rFonts w:ascii="Arial" w:eastAsia="Arial" w:hAnsi="Arial" w:cs="Arial"/>
+          <w:sz w:val="22"/>
+          <w:szCs w:val="22"/>
+        </w:rPr>
+        <w:t>aplicación</w:t>
+      </w:r>
+      <w:r>
+        <w:rPr>
+          <w:rFonts w:ascii="Arial" w:eastAsia="Arial" w:hAnsi="Arial" w:cs="Arial"/>
+          <w:sz w:val="22"/>
+          <w:szCs w:val="22"/>
+        </w:rPr>
+        <w:t xml:space="preserve"> de escritorio desarrollada con Windows </w:t>
+      </w:r>
+      <w:proofErr w:type="spellStart"/>
+      <w:r>
+        <w:rPr>
+          <w:rFonts w:ascii="Arial" w:eastAsia="Arial" w:hAnsi="Arial" w:cs="Arial"/>
+          <w:sz w:val="22"/>
+          <w:szCs w:val="22"/>
+        </w:rPr>
+        <w:t>Forms</w:t>
+      </w:r>
+      <w:proofErr w:type="spellEnd"/>
+      <w:r>
+        <w:rPr>
+          <w:rFonts w:ascii="Arial" w:eastAsia="Arial" w:hAnsi="Arial" w:cs="Arial"/>
+          <w:sz w:val="22"/>
+          <w:szCs w:val="22"/>
+        </w:rPr>
+        <w:t xml:space="preserve"> sobre .NET Framework 4.8, </w:t>
+      </w:r>
+      <w:r>
+        <w:rPr>
+          <w:rFonts w:ascii="Arial" w:eastAsia="Arial" w:hAnsi="Arial" w:cs="Arial"/>
+          <w:sz w:val="22"/>
+          <w:szCs w:val="22"/>
+        </w:rPr>
+        <w:t>diseñada</w:t>
+      </w:r>
+      <w:r>
+        <w:rPr>
+          <w:rFonts w:ascii="Arial" w:eastAsia="Arial" w:hAnsi="Arial" w:cs="Arial"/>
+          <w:sz w:val="22"/>
+          <w:szCs w:val="22"/>
+        </w:rPr>
+        <w:t xml:space="preserve"> como </w:t>
+      </w:r>
+      <w:r>
+        <w:rPr>
+          <w:rFonts w:ascii="Arial" w:eastAsia="Arial" w:hAnsi="Arial" w:cs="Arial"/>
+          <w:sz w:val="22"/>
+          <w:szCs w:val="22"/>
+        </w:rPr>
+        <w:t>solución</w:t>
+      </w:r>
+      <w:r>
+        <w:rPr>
+          <w:rFonts w:ascii="Arial" w:eastAsia="Arial" w:hAnsi="Arial" w:cs="Arial"/>
+          <w:sz w:val="22"/>
+          <w:szCs w:val="22"/>
+        </w:rPr>
+        <w:t xml:space="preserve"> integral de punto de venta y </w:t>
+      </w:r>
+      <w:r>
+        <w:rPr>
+          <w:rFonts w:ascii="Arial" w:eastAsia="Arial" w:hAnsi="Arial" w:cs="Arial"/>
+          <w:sz w:val="22"/>
+          <w:szCs w:val="22"/>
+        </w:rPr>
+        <w:t>gestión</w:t>
+      </w:r>
+      <w:r>
+        <w:rPr>
+          <w:rFonts w:ascii="Arial" w:eastAsia="Arial" w:hAnsi="Arial" w:cs="Arial"/>
+          <w:sz w:val="22"/>
+          <w:szCs w:val="22"/>
+        </w:rPr>
+        <w:t xml:space="preserve"> de inventario para comercios minoristas de </w:t>
+      </w:r>
+      <w:r>
+        <w:rPr>
+          <w:rFonts w:ascii="Arial" w:eastAsia="Arial" w:hAnsi="Arial" w:cs="Arial"/>
+          <w:sz w:val="22"/>
+          <w:szCs w:val="22"/>
+        </w:rPr>
+        <w:t>tecnología</w:t>
+      </w:r>
+      <w:r>
+        <w:rPr>
+          <w:rFonts w:ascii="Arial" w:eastAsia="Arial" w:hAnsi="Arial" w:cs="Arial"/>
+          <w:sz w:val="22"/>
+          <w:szCs w:val="22"/>
+        </w:rPr>
+        <w:t xml:space="preserve">. El sistema permite administrar </w:t>
+      </w:r>
+      <w:r>
+        <w:rPr>
+          <w:rFonts w:ascii="Arial" w:eastAsia="Arial" w:hAnsi="Arial" w:cs="Arial"/>
+          <w:sz w:val="22"/>
+          <w:szCs w:val="22"/>
+        </w:rPr>
+        <w:t>catálogos</w:t>
+      </w:r>
+      <w:r>
+        <w:rPr>
+          <w:rFonts w:ascii="Arial" w:eastAsia="Arial" w:hAnsi="Arial" w:cs="Arial"/>
+          <w:sz w:val="22"/>
+          <w:szCs w:val="22"/>
+        </w:rPr>
+        <w:t xml:space="preserve"> de productos, registros de clientes, transacciones de venta con </w:t>
+      </w:r>
+      <w:r>
+        <w:rPr>
+          <w:rFonts w:ascii="Arial" w:eastAsia="Arial" w:hAnsi="Arial" w:cs="Arial"/>
+          <w:sz w:val="22"/>
+          <w:szCs w:val="22"/>
+        </w:rPr>
+        <w:t>múltiples</w:t>
+      </w:r>
+      <w:r>
+        <w:rPr>
+          <w:rFonts w:ascii="Arial" w:eastAsia="Arial" w:hAnsi="Arial" w:cs="Arial"/>
+          <w:sz w:val="22"/>
+          <w:szCs w:val="22"/>
+        </w:rPr>
+        <w:t xml:space="preserve"> </w:t>
+      </w:r>
+      <w:r>
+        <w:rPr>
+          <w:rFonts w:ascii="Arial" w:eastAsia="Arial" w:hAnsi="Arial" w:cs="Arial"/>
+          <w:sz w:val="22"/>
+          <w:szCs w:val="22"/>
+        </w:rPr>
+        <w:t>métodos</w:t>
+      </w:r>
+      <w:r>
+        <w:rPr>
+          <w:rFonts w:ascii="Arial" w:eastAsia="Arial" w:hAnsi="Arial" w:cs="Arial"/>
+          <w:sz w:val="22"/>
+          <w:szCs w:val="22"/>
+        </w:rPr>
+        <w:t xml:space="preserve"> de pago, operaciones de caja registradora y un </w:t>
+      </w:r>
+      <w:proofErr w:type="spellStart"/>
+      <w:r>
+        <w:rPr>
+          <w:rFonts w:ascii="Arial" w:eastAsia="Arial" w:hAnsi="Arial" w:cs="Arial"/>
+          <w:sz w:val="22"/>
+          <w:szCs w:val="22"/>
+        </w:rPr>
+        <w:t>dashboard</w:t>
+      </w:r>
+      <w:proofErr w:type="spellEnd"/>
+      <w:r>
+        <w:rPr>
+          <w:rFonts w:ascii="Arial" w:eastAsia="Arial" w:hAnsi="Arial" w:cs="Arial"/>
+          <w:sz w:val="22"/>
+          <w:szCs w:val="22"/>
+        </w:rPr>
+        <w:t xml:space="preserve"> de control, todo conectado a una base de datos SQLite local almacenada en el directorio </w:t>
+      </w:r>
+      <w:proofErr w:type="spellStart"/>
+      <w:r>
+        <w:rPr>
+          <w:rFonts w:ascii="Arial" w:eastAsia="Arial" w:hAnsi="Arial" w:cs="Arial"/>
+          <w:sz w:val="22"/>
+          <w:szCs w:val="22"/>
+        </w:rPr>
+        <w:t>AppData</w:t>
+      </w:r>
+      <w:proofErr w:type="spellEnd"/>
+      <w:r>
+        <w:rPr>
+          <w:rFonts w:ascii="Arial" w:eastAsia="Arial" w:hAnsi="Arial" w:cs="Arial"/>
+          <w:sz w:val="22"/>
+          <w:szCs w:val="22"/>
+        </w:rPr>
+        <w:t xml:space="preserve"> del usuario.</w:t>
       </w:r>
     </w:p>
     <w:p>
@@ -897,145 +1116,175 @@
         <w:ind w:left="262" w:right="259"/>
         <w:jc w:val="both"/>
       </w:pPr>
-      <w:r>
-        <w:t>Lam7ara</w:t>
-      </w:r>
-      <w:r>
-        <w:t xml:space="preserve"> es una aplicación de escritorio desarrollada con Windows </w:t>
-      </w:r>
-      <w:proofErr w:type="spellStart"/>
-      <w:r>
-        <w:t>Forms</w:t>
-      </w:r>
-      <w:proofErr w:type="spellEnd"/>
-      <w:r>
-        <w:t xml:space="preserve"> sobre .NET Framework 4.8, diseñada como solución integral de punto de venta y gestión de</w:t>
-      </w:r>
-      <w:r>
-        <w:rPr>
-          <w:spacing w:val="40"/>
-        </w:rPr>
-        <w:t xml:space="preserve"> </w:t>
-      </w:r>
-      <w:r>
-        <w:t>inventario. El sistema permite a los usuarios administrar catálogos de productos, registros de</w:t>
-      </w:r>
-      <w:r>
-        <w:rPr>
-          <w:spacing w:val="-1"/>
-        </w:rPr>
-        <w:t xml:space="preserve"> </w:t>
-      </w:r>
-      <w:r>
-        <w:t>clientes,</w:t>
-      </w:r>
-      <w:r>
-        <w:rPr>
-          <w:spacing w:val="-1"/>
-        </w:rPr>
-        <w:t xml:space="preserve"> </w:t>
-      </w:r>
-      <w:r>
-        <w:t>transacciones</w:t>
-      </w:r>
-      <w:r>
-        <w:rPr>
-          <w:spacing w:val="-1"/>
-        </w:rPr>
-        <w:t xml:space="preserve"> </w:t>
-      </w:r>
-      <w:r>
-        <w:t>de</w:t>
-      </w:r>
-      <w:r>
-        <w:rPr>
-          <w:spacing w:val="-1"/>
-        </w:rPr>
-        <w:t xml:space="preserve"> </w:t>
-      </w:r>
-      <w:r>
-        <w:t>venta</w:t>
-      </w:r>
-      <w:r>
-        <w:rPr>
-          <w:spacing w:val="-1"/>
-        </w:rPr>
-        <w:t xml:space="preserve"> </w:t>
-      </w:r>
-      <w:r>
-        <w:t>con</w:t>
-      </w:r>
-      <w:r>
-        <w:rPr>
-          <w:spacing w:val="-1"/>
-        </w:rPr>
-        <w:t xml:space="preserve"> </w:t>
-      </w:r>
-      <w:r>
-        <w:t>múltiples</w:t>
-      </w:r>
-      <w:r>
-        <w:rPr>
-          <w:spacing w:val="-1"/>
-        </w:rPr>
-        <w:t xml:space="preserve"> </w:t>
-      </w:r>
-      <w:r>
-        <w:t>métodos</w:t>
-      </w:r>
-      <w:r>
-        <w:rPr>
-          <w:spacing w:val="-1"/>
-        </w:rPr>
-        <w:t xml:space="preserve"> </w:t>
-      </w:r>
-      <w:r>
-        <w:t>de</w:t>
-      </w:r>
-      <w:r>
-        <w:rPr>
-          <w:spacing w:val="-1"/>
-        </w:rPr>
-        <w:t xml:space="preserve"> </w:t>
-      </w:r>
-      <w:r>
-        <w:t>pago,</w:t>
-      </w:r>
-      <w:r>
-        <w:rPr>
-          <w:spacing w:val="-1"/>
-        </w:rPr>
-        <w:t xml:space="preserve"> </w:t>
-      </w:r>
-      <w:r>
-        <w:t>y</w:t>
-      </w:r>
-      <w:r>
-        <w:rPr>
-          <w:spacing w:val="-1"/>
-        </w:rPr>
-        <w:t xml:space="preserve"> </w:t>
-      </w:r>
-      <w:r>
-        <w:t>operaciones</w:t>
-      </w:r>
-      <w:r>
-        <w:rPr>
-          <w:spacing w:val="-1"/>
-        </w:rPr>
-        <w:t xml:space="preserve"> </w:t>
-      </w:r>
-      <w:r>
-        <w:t>de</w:t>
-      </w:r>
-      <w:r>
-        <w:rPr>
-          <w:spacing w:val="-1"/>
-        </w:rPr>
-        <w:t xml:space="preserve"> </w:t>
-      </w:r>
-      <w:r>
-        <w:t>caja registradora, todo a través de una interfaz centralizada que se conecta a una base de datos MySQL.</w:t>
+    </w:p>
+    <w:p>
+      <w:pPr>
+        <w:pStyle w:val="Ttulo3"/>
+      </w:pPr>
+      <w:r>
+        <w:t xml:space="preserve">Contexto del Problema y </w:t>
+      </w:r>
+      <w:r>
+        <w:rPr>
+          <w:spacing w:val="-2"/>
+        </w:rPr>
+        <w:t>Motivación</w:t>
+      </w:r>
+    </w:p>
+    <w:p>
+      <w:pPr>
+        <w:spacing w:before="80" w:after="80"/>
+        <w:jc w:val="both"/>
+      </w:pPr>
+      <w:r>
+        <w:rPr>
+          <w:rFonts w:ascii="Arial" w:eastAsia="Arial" w:hAnsi="Arial" w:cs="Arial"/>
+          <w:sz w:val="22"/>
+          <w:szCs w:val="22"/>
+        </w:rPr>
+        <w:t xml:space="preserve">En el </w:t>
+      </w:r>
+      <w:r>
+        <w:rPr>
+          <w:rFonts w:ascii="Arial" w:eastAsia="Arial" w:hAnsi="Arial" w:cs="Arial"/>
+          <w:sz w:val="22"/>
+          <w:szCs w:val="22"/>
+        </w:rPr>
+        <w:t>ámbito</w:t>
+      </w:r>
+      <w:r>
+        <w:rPr>
+          <w:rFonts w:ascii="Arial" w:eastAsia="Arial" w:hAnsi="Arial" w:cs="Arial"/>
+          <w:sz w:val="22"/>
+          <w:szCs w:val="22"/>
+        </w:rPr>
+        <w:t xml:space="preserve"> de los comercios minoristas, especialmente aquellos orientados a la venta de productos </w:t>
+      </w:r>
+      <w:r>
+        <w:rPr>
+          <w:rFonts w:ascii="Arial" w:eastAsia="Arial" w:hAnsi="Arial" w:cs="Arial"/>
+          <w:sz w:val="22"/>
+          <w:szCs w:val="22"/>
+        </w:rPr>
+        <w:t>tecnológicos</w:t>
+      </w:r>
+      <w:r>
+        <w:rPr>
+          <w:rFonts w:ascii="Arial" w:eastAsia="Arial" w:hAnsi="Arial" w:cs="Arial"/>
+          <w:sz w:val="22"/>
+          <w:szCs w:val="22"/>
+        </w:rPr>
+        <w:t xml:space="preserve"> (celulares, accesorios, etc.), existe la necesidad de contar con una herramienta que centralice las operaciones diarias: control de stock, registro de ventas, </w:t>
+      </w:r>
+      <w:r>
+        <w:rPr>
+          <w:rFonts w:ascii="Arial" w:eastAsia="Arial" w:hAnsi="Arial" w:cs="Arial"/>
+          <w:sz w:val="22"/>
+          <w:szCs w:val="22"/>
+        </w:rPr>
+        <w:t>gestiona</w:t>
+      </w:r>
+      <w:r>
+        <w:rPr>
+          <w:rFonts w:ascii="Arial" w:eastAsia="Arial" w:hAnsi="Arial" w:cs="Arial"/>
+          <w:sz w:val="22"/>
+          <w:szCs w:val="22"/>
+        </w:rPr>
+        <w:t xml:space="preserve"> de clientes y seguimiento de caja.</w:t>
+      </w:r>
+    </w:p>
+    <w:p>
+      <w:pPr>
+        <w:spacing w:before="80" w:after="80"/>
+        <w:jc w:val="both"/>
+      </w:pPr>
+      <w:r>
+        <w:rPr>
+          <w:rFonts w:ascii="Arial" w:eastAsia="Arial" w:hAnsi="Arial" w:cs="Arial"/>
+          <w:sz w:val="22"/>
+          <w:szCs w:val="22"/>
+        </w:rPr>
+        <w:t xml:space="preserve">Muchos comercios aun operan con registros manuales o herramientas dispersas que generan ineficiencias, errores y perdida de trazabilidad. Lam7ara surge como respuesta a esta necesidad, ofreciendo una </w:t>
+      </w:r>
+      <w:r>
+        <w:rPr>
+          <w:rFonts w:ascii="Arial" w:eastAsia="Arial" w:hAnsi="Arial" w:cs="Arial"/>
+          <w:sz w:val="22"/>
+          <w:szCs w:val="22"/>
+        </w:rPr>
+        <w:t>solución</w:t>
+      </w:r>
+      <w:r>
+        <w:rPr>
+          <w:rFonts w:ascii="Arial" w:eastAsia="Arial" w:hAnsi="Arial" w:cs="Arial"/>
+          <w:sz w:val="22"/>
+          <w:szCs w:val="22"/>
+        </w:rPr>
+        <w:t xml:space="preserve"> de escritorio robusta, intuitiva y adaptada al mercado argentino, incluyendo </w:t>
+      </w:r>
+      <w:r>
+        <w:rPr>
+          <w:rFonts w:ascii="Arial" w:eastAsia="Arial" w:hAnsi="Arial" w:cs="Arial"/>
+          <w:sz w:val="22"/>
+          <w:szCs w:val="22"/>
+        </w:rPr>
+        <w:t>integración</w:t>
+      </w:r>
+      <w:r>
+        <w:rPr>
+          <w:rFonts w:ascii="Arial" w:eastAsia="Arial" w:hAnsi="Arial" w:cs="Arial"/>
+          <w:sz w:val="22"/>
+          <w:szCs w:val="22"/>
+        </w:rPr>
+        <w:t xml:space="preserve"> con la </w:t>
+      </w:r>
+      <w:r>
+        <w:rPr>
+          <w:rFonts w:ascii="Arial" w:eastAsia="Arial" w:hAnsi="Arial" w:cs="Arial"/>
+          <w:sz w:val="22"/>
+          <w:szCs w:val="22"/>
+        </w:rPr>
+        <w:t>cotización</w:t>
+      </w:r>
+      <w:r>
+        <w:rPr>
+          <w:rFonts w:ascii="Arial" w:eastAsia="Arial" w:hAnsi="Arial" w:cs="Arial"/>
+          <w:sz w:val="22"/>
+          <w:szCs w:val="22"/>
+        </w:rPr>
+        <w:t xml:space="preserve"> del </w:t>
+      </w:r>
+      <w:r>
+        <w:rPr>
+          <w:rFonts w:ascii="Arial" w:eastAsia="Arial" w:hAnsi="Arial" w:cs="Arial"/>
+          <w:sz w:val="22"/>
+          <w:szCs w:val="22"/>
+        </w:rPr>
+        <w:t>dólar</w:t>
+      </w:r>
+      <w:r>
+        <w:rPr>
+          <w:rFonts w:ascii="Arial" w:eastAsia="Arial" w:hAnsi="Arial" w:cs="Arial"/>
+          <w:sz w:val="22"/>
+          <w:szCs w:val="22"/>
+        </w:rPr>
+        <w:t xml:space="preserve"> en tiempo real a </w:t>
+      </w:r>
+      <w:r>
+        <w:rPr>
+          <w:rFonts w:ascii="Arial" w:eastAsia="Arial" w:hAnsi="Arial" w:cs="Arial"/>
+          <w:sz w:val="22"/>
+          <w:szCs w:val="22"/>
+        </w:rPr>
+        <w:t>través</w:t>
+      </w:r>
+      <w:r>
+        <w:rPr>
+          <w:rFonts w:ascii="Arial" w:eastAsia="Arial" w:hAnsi="Arial" w:cs="Arial"/>
+          <w:sz w:val="22"/>
+          <w:szCs w:val="22"/>
+        </w:rPr>
+        <w:t xml:space="preserve"> de la API de dolarapi.com.</w:t>
       </w:r>
     </w:p>
     <w:p>
@@ -1046,321 +1295,90 @@
         <w:jc w:val="both"/>
       </w:pPr>
     </w:p>
-    <w:p>
-      <w:pPr>
-        <w:pStyle w:val="Textoindependiente"/>
-        <w:spacing w:before="158" w:line="285" w:lineRule="auto"/>
-        <w:ind w:left="262" w:right="259"/>
-        <w:jc w:val="both"/>
-      </w:pPr>
-    </w:p>
-    <w:p>
-      <w:pPr>
-        <w:pStyle w:val="Ttulo2"/>
-        <w:spacing w:before="1"/>
-        <w:jc w:val="both"/>
-      </w:pPr>
-      <w:r>
-        <w:rPr>
-          <w:color w:val="283493"/>
-        </w:rPr>
-        <w:t xml:space="preserve">Contexto del Problema y </w:t>
-      </w:r>
-      <w:r>
-        <w:rPr>
-          <w:color w:val="283493"/>
-          <w:spacing w:val="-2"/>
-        </w:rPr>
-        <w:t>Motivación</w:t>
-      </w:r>
-    </w:p>
-    <w:p>
-      <w:pPr>
-        <w:pStyle w:val="Textoindependiente"/>
-        <w:spacing w:before="158" w:line="285" w:lineRule="auto"/>
-        <w:ind w:left="262" w:right="259"/>
-        <w:jc w:val="both"/>
-      </w:pPr>
-      <w:r>
-        <w:t>En</w:t>
-      </w:r>
-      <w:r>
-        <w:rPr>
-          <w:spacing w:val="-3"/>
-        </w:rPr>
-        <w:t xml:space="preserve"> </w:t>
-      </w:r>
-      <w:r>
-        <w:t>el</w:t>
-      </w:r>
-      <w:r>
-        <w:rPr>
-          <w:spacing w:val="-3"/>
-        </w:rPr>
-        <w:t xml:space="preserve"> </w:t>
-      </w:r>
-      <w:r>
-        <w:t>ámbito</w:t>
-      </w:r>
-      <w:r>
-        <w:rPr>
-          <w:spacing w:val="-3"/>
-        </w:rPr>
-        <w:t xml:space="preserve"> </w:t>
-      </w:r>
-      <w:r>
-        <w:t>de</w:t>
-      </w:r>
-      <w:r>
-        <w:rPr>
-          <w:spacing w:val="-3"/>
-        </w:rPr>
-        <w:t xml:space="preserve"> </w:t>
-      </w:r>
-      <w:r>
-        <w:t>los</w:t>
-      </w:r>
-      <w:r>
-        <w:rPr>
-          <w:spacing w:val="-3"/>
-        </w:rPr>
-        <w:t xml:space="preserve"> </w:t>
-      </w:r>
-      <w:r>
-        <w:t>comercios</w:t>
-      </w:r>
-      <w:r>
-        <w:rPr>
-          <w:spacing w:val="-3"/>
-        </w:rPr>
-        <w:t xml:space="preserve"> </w:t>
-      </w:r>
-      <w:r>
-        <w:t>minoristas,</w:t>
-      </w:r>
-      <w:r>
-        <w:rPr>
-          <w:spacing w:val="-3"/>
-        </w:rPr>
-        <w:t xml:space="preserve"> </w:t>
-      </w:r>
-      <w:r>
-        <w:t>especialmente</w:t>
-      </w:r>
-      <w:r>
-        <w:rPr>
-          <w:spacing w:val="-3"/>
-        </w:rPr>
-        <w:t xml:space="preserve"> </w:t>
-      </w:r>
-      <w:r>
-        <w:t>aquellos</w:t>
-      </w:r>
-      <w:r>
-        <w:rPr>
-          <w:spacing w:val="-3"/>
-        </w:rPr>
-        <w:t xml:space="preserve"> </w:t>
-      </w:r>
-      <w:r>
-        <w:t>orientados</w:t>
-      </w:r>
-      <w:r>
-        <w:rPr>
-          <w:spacing w:val="-3"/>
-        </w:rPr>
-        <w:t xml:space="preserve"> </w:t>
-      </w:r>
-      <w:r>
-        <w:t>a</w:t>
-      </w:r>
-      <w:r>
-        <w:rPr>
-          <w:spacing w:val="-3"/>
-        </w:rPr>
-        <w:t xml:space="preserve"> </w:t>
-      </w:r>
-      <w:r>
-        <w:t>la</w:t>
-      </w:r>
-      <w:r>
-        <w:rPr>
-          <w:spacing w:val="-3"/>
-        </w:rPr>
-        <w:t xml:space="preserve"> </w:t>
-      </w:r>
-      <w:r>
-        <w:t>venta</w:t>
-      </w:r>
-      <w:r>
-        <w:rPr>
-          <w:spacing w:val="-3"/>
-        </w:rPr>
-        <w:t xml:space="preserve"> </w:t>
-      </w:r>
-      <w:r>
-        <w:t>de productos</w:t>
-      </w:r>
-      <w:r>
-        <w:rPr>
-          <w:spacing w:val="-1"/>
-        </w:rPr>
-        <w:t xml:space="preserve"> </w:t>
-      </w:r>
-      <w:r>
-        <w:t>tecnológicos</w:t>
-      </w:r>
-      <w:r>
-        <w:rPr>
-          <w:spacing w:val="-1"/>
-        </w:rPr>
-        <w:t xml:space="preserve"> </w:t>
-      </w:r>
-      <w:r>
-        <w:t>(celulares,</w:t>
-      </w:r>
-      <w:r>
-        <w:rPr>
-          <w:spacing w:val="-1"/>
-        </w:rPr>
-        <w:t xml:space="preserve"> </w:t>
-      </w:r>
-      <w:r>
-        <w:t>accesorios,</w:t>
-      </w:r>
-      <w:r>
-        <w:rPr>
-          <w:spacing w:val="-1"/>
-        </w:rPr>
-        <w:t xml:space="preserve"> </w:t>
-      </w:r>
-      <w:r>
-        <w:t>etc.),</w:t>
-      </w:r>
-      <w:r>
-        <w:rPr>
-          <w:spacing w:val="-1"/>
-        </w:rPr>
-        <w:t xml:space="preserve"> </w:t>
-      </w:r>
-      <w:r>
-        <w:t>existe</w:t>
-      </w:r>
-      <w:r>
-        <w:rPr>
-          <w:spacing w:val="-1"/>
-        </w:rPr>
-        <w:t xml:space="preserve"> </w:t>
-      </w:r>
-      <w:r>
-        <w:t>la</w:t>
-      </w:r>
-      <w:r>
-        <w:rPr>
-          <w:spacing w:val="-1"/>
-        </w:rPr>
-        <w:t xml:space="preserve"> </w:t>
-      </w:r>
-      <w:r>
-        <w:t>necesidad</w:t>
-      </w:r>
-      <w:r>
-        <w:rPr>
-          <w:spacing w:val="-1"/>
-        </w:rPr>
-        <w:t xml:space="preserve"> </w:t>
-      </w:r>
-      <w:r>
-        <w:t>de</w:t>
-      </w:r>
-      <w:r>
-        <w:rPr>
-          <w:spacing w:val="-1"/>
-        </w:rPr>
-        <w:t xml:space="preserve"> </w:t>
-      </w:r>
-      <w:r>
-        <w:t>contar</w:t>
-      </w:r>
-      <w:r>
-        <w:rPr>
-          <w:spacing w:val="-1"/>
-        </w:rPr>
-        <w:t xml:space="preserve"> </w:t>
-      </w:r>
-      <w:r>
-        <w:t>con</w:t>
-      </w:r>
-      <w:r>
-        <w:rPr>
-          <w:spacing w:val="-1"/>
-        </w:rPr>
-        <w:t xml:space="preserve"> </w:t>
-      </w:r>
-      <w:r>
-        <w:t>una herramienta que centralice las operaciones diarias:</w:t>
-      </w:r>
-      <w:r>
-        <w:t xml:space="preserve"> </w:t>
-      </w:r>
-      <w:r>
-        <w:t>control de stock, registro de ventas, gestión de clientes y seguimiento de caja.</w:t>
-      </w:r>
-    </w:p>
-    <w:p>
-      <w:pPr>
-        <w:pStyle w:val="Textoindependiente"/>
-        <w:spacing w:before="158" w:line="285" w:lineRule="auto"/>
-        <w:ind w:left="262" w:right="259"/>
-        <w:jc w:val="both"/>
-      </w:pPr>
-      <w:r>
-        <w:t xml:space="preserve"> Muchos comercios aún operan con registros manuales o herramientas dispersas que generan ineficiencias, errores y pérdida de trazabilidad. </w:t>
-      </w:r>
-      <w:r>
-        <w:t xml:space="preserve">Lam7ara </w:t>
-      </w:r>
-      <w:r>
-        <w:t>surge como respuesta a esta necesidad, ofreciendo una solución de escritorio robusta, intuitiva y adaptada al mercado argentino, incluyendo integración con la cotización del dólar en tiempo real a través de la API de dolarapi.com.</w:t>
-      </w:r>
-    </w:p>
-    <w:p>
-      <w:pPr>
-        <w:pStyle w:val="Textoindependiente"/>
-        <w:spacing w:before="158" w:line="285" w:lineRule="auto"/>
-        <w:ind w:left="262" w:right="259"/>
-        <w:jc w:val="both"/>
-      </w:pPr>
-    </w:p>
     <w:p/>
     <w:p>
       <w:pPr>
         <w:pStyle w:val="Ttulo2"/>
         <w:jc w:val="both"/>
-      </w:pPr>
-      <w:r>
         <w:rPr>
           <w:color w:val="283493"/>
         </w:rPr>
-        <w:t xml:space="preserve">Objetivo </w:t>
-      </w:r>
+      </w:pPr>
       <w:r>
         <w:rPr>
           <w:color w:val="283493"/>
-          <w:spacing w:val="-2"/>
-        </w:rPr>
-        <w:t>General</w:t>
-      </w:r>
-    </w:p>
-    <w:p>
-      <w:pPr>
-        <w:pStyle w:val="Textoindependiente"/>
-        <w:spacing w:before="158" w:line="285" w:lineRule="auto"/>
-        <w:ind w:left="262" w:right="259"/>
+        </w:rPr>
+        <w:t>Objetivos del proyecto</w:t>
+      </w:r>
+    </w:p>
+    <w:p>
+      <w:pPr>
+        <w:pStyle w:val="Ttulo3"/>
+      </w:pPr>
+      <w:r>
+        <w:t>Objetivo general</w:t>
+      </w:r>
+    </w:p>
+    <w:p>
+      <w:pPr>
+        <w:spacing w:before="80" w:after="80"/>
         <w:jc w:val="both"/>
       </w:pPr>
       <w:r>
-        <w:t>Desarrollar una aplicación de escritorio de gestión de inventario y ventas que permita a comercios minoristas administrar de manera eficiente sus productos, clientes, transacciones comerciales y operaciones de caja, proporcionando una interfaz moderna e intuitiva con integración de datos financieros en tiempo real.</w:t>
+        <w:rPr>
+          <w:rFonts w:ascii="Arial" w:eastAsia="Arial" w:hAnsi="Arial" w:cs="Arial"/>
+          <w:sz w:val="22"/>
+          <w:szCs w:val="22"/>
+        </w:rPr>
+        <w:t xml:space="preserve">Desarrollar una </w:t>
+      </w:r>
+      <w:r>
+        <w:rPr>
+          <w:rFonts w:ascii="Arial" w:eastAsia="Arial" w:hAnsi="Arial" w:cs="Arial"/>
+          <w:sz w:val="22"/>
+          <w:szCs w:val="22"/>
+        </w:rPr>
+        <w:t>aplicación</w:t>
+      </w:r>
+      <w:r>
+        <w:rPr>
+          <w:rFonts w:ascii="Arial" w:eastAsia="Arial" w:hAnsi="Arial" w:cs="Arial"/>
+          <w:sz w:val="22"/>
+          <w:szCs w:val="22"/>
+        </w:rPr>
+        <w:t xml:space="preserve"> de escritorio de </w:t>
+      </w:r>
+      <w:r>
+        <w:rPr>
+          <w:rFonts w:ascii="Arial" w:eastAsia="Arial" w:hAnsi="Arial" w:cs="Arial"/>
+          <w:sz w:val="22"/>
+          <w:szCs w:val="22"/>
+        </w:rPr>
+        <w:t>gestión</w:t>
+      </w:r>
+      <w:r>
+        <w:rPr>
+          <w:rFonts w:ascii="Arial" w:eastAsia="Arial" w:hAnsi="Arial" w:cs="Arial"/>
+          <w:sz w:val="22"/>
+          <w:szCs w:val="22"/>
+        </w:rPr>
+        <w:t xml:space="preserve"> de inventario y ventas que permita a comercios minoristas administrar de manera eficiente sus productos, clientes, transacciones comerciales y operaciones de caja, proporcionando una interfaz moderna e intuitiva con </w:t>
+      </w:r>
+      <w:r>
+        <w:rPr>
+          <w:rFonts w:ascii="Arial" w:eastAsia="Arial" w:hAnsi="Arial" w:cs="Arial"/>
+          <w:sz w:val="22"/>
+          <w:szCs w:val="22"/>
+        </w:rPr>
+        <w:t>integración</w:t>
+      </w:r>
+      <w:r>
+        <w:rPr>
+          <w:rFonts w:ascii="Arial" w:eastAsia="Arial" w:hAnsi="Arial" w:cs="Arial"/>
+          <w:sz w:val="22"/>
+          <w:szCs w:val="22"/>
+        </w:rPr>
+        <w:t xml:space="preserve"> de datos financieros en tiempo real.</w:t>
       </w:r>
     </w:p>
     <w:p>
@@ -1371,61 +1389,479 @@
     </w:p>
     <w:p>
       <w:pPr>
-        <w:pStyle w:val="Textoindependiente"/>
-        <w:spacing w:before="226"/>
-      </w:pPr>
-    </w:p>
-    <w:p>
-      <w:pPr>
-        <w:pStyle w:val="Textoindependiente"/>
-        <w:spacing w:before="226"/>
-      </w:pPr>
-    </w:p>
-    <w:p>
-      <w:pPr>
-        <w:pStyle w:val="Textoindependiente"/>
-        <w:spacing w:before="226"/>
-      </w:pPr>
-    </w:p>
-    <w:p>
-      <w:pPr>
-        <w:pStyle w:val="Textoindependiente"/>
-        <w:spacing w:before="226"/>
-      </w:pPr>
-    </w:p>
-    <w:p>
-      <w:pPr>
-        <w:pStyle w:val="Textoindependiente"/>
-        <w:spacing w:before="226"/>
-      </w:pPr>
-    </w:p>
-    <w:p>
-      <w:pPr>
-        <w:pStyle w:val="Textoindependiente"/>
-        <w:spacing w:before="226"/>
-      </w:pPr>
-    </w:p>
-    <w:p>
-      <w:pPr>
-        <w:pStyle w:val="Textoindependiente"/>
-        <w:spacing w:before="226"/>
-      </w:pPr>
-    </w:p>
-    <w:p>
-      <w:pPr>
-        <w:pStyle w:val="Ttulo2"/>
-        <w:jc w:val="both"/>
-      </w:pPr>
-      <w:r>
-        <w:rPr>
-          <w:color w:val="283493"/>
+        <w:pStyle w:val="Ttulo3"/>
+      </w:pPr>
+      <w:r>
+        <w:t>Objetivos específicos</w:t>
+      </w:r>
+    </w:p>
+    <w:p>
+      <w:pPr>
+        <w:pStyle w:val="Prrafodelista"/>
+        <w:numPr>
+          <w:ilvl w:val="0"/>
+          <w:numId w:val="3"/>
+        </w:numPr>
+        <w:spacing w:before="60" w:after="60" w:line="240" w:lineRule="auto"/>
+        <w:contextualSpacing w:val="0"/>
+      </w:pPr>
+      <w:r>
+        <w:rPr>
+          <w:rFonts w:ascii="Arial" w:eastAsia="Arial" w:hAnsi="Arial" w:cs="Arial"/>
+          <w:sz w:val="22"/>
+          <w:szCs w:val="22"/>
+        </w:rPr>
+        <w:t xml:space="preserve">Implementar un </w:t>
+      </w:r>
+      <w:proofErr w:type="spellStart"/>
+      <w:r>
+        <w:rPr>
+          <w:rFonts w:ascii="Arial" w:eastAsia="Arial" w:hAnsi="Arial" w:cs="Arial"/>
+          <w:sz w:val="22"/>
+          <w:szCs w:val="22"/>
+        </w:rPr>
+        <w:t>modulo</w:t>
+      </w:r>
+      <w:proofErr w:type="spellEnd"/>
+      <w:r>
+        <w:rPr>
+          <w:rFonts w:ascii="Arial" w:eastAsia="Arial" w:hAnsi="Arial" w:cs="Arial"/>
+          <w:sz w:val="22"/>
+          <w:szCs w:val="22"/>
+        </w:rPr>
+        <w:t xml:space="preserve"> de gestión de inventario (FormStock) que permita registrar, modificar, eliminar y consultar productos con sus especificaciones técnicas, niveles de stock y precios mediante </w:t>
+      </w:r>
+      <w:proofErr w:type="spellStart"/>
+      <w:r>
+        <w:rPr>
+          <w:rFonts w:ascii="Arial" w:eastAsia="Arial" w:hAnsi="Arial" w:cs="Arial"/>
+          <w:sz w:val="22"/>
+          <w:szCs w:val="22"/>
+        </w:rPr>
+        <w:t>ProductoService</w:t>
+      </w:r>
+      <w:proofErr w:type="spellEnd"/>
+      <w:r>
+        <w:rPr>
+          <w:rFonts w:ascii="Arial" w:eastAsia="Arial" w:hAnsi="Arial" w:cs="Arial"/>
+          <w:sz w:val="22"/>
+          <w:szCs w:val="22"/>
+        </w:rPr>
+        <w:t>.</w:t>
+      </w:r>
+    </w:p>
+    <w:p>
+      <w:pPr>
+        <w:pStyle w:val="Prrafodelista"/>
+        <w:numPr>
+          <w:ilvl w:val="0"/>
+          <w:numId w:val="3"/>
+        </w:numPr>
+        <w:spacing w:before="60" w:after="60" w:line="240" w:lineRule="auto"/>
+        <w:contextualSpacing w:val="0"/>
+      </w:pPr>
+      <w:r>
+        <w:rPr>
+          <w:rFonts w:ascii="Arial" w:eastAsia="Arial" w:hAnsi="Arial" w:cs="Arial"/>
+          <w:sz w:val="22"/>
+          <w:szCs w:val="22"/>
+        </w:rPr>
+        <w:t xml:space="preserve">Desarrollar un </w:t>
+      </w:r>
+      <w:proofErr w:type="spellStart"/>
+      <w:r>
+        <w:rPr>
+          <w:rFonts w:ascii="Arial" w:eastAsia="Arial" w:hAnsi="Arial" w:cs="Arial"/>
+          <w:sz w:val="22"/>
+          <w:szCs w:val="22"/>
+        </w:rPr>
+        <w:t>modulo</w:t>
+      </w:r>
+      <w:proofErr w:type="spellEnd"/>
+      <w:r>
+        <w:rPr>
+          <w:rFonts w:ascii="Arial" w:eastAsia="Arial" w:hAnsi="Arial" w:cs="Arial"/>
+          <w:sz w:val="22"/>
+          <w:szCs w:val="22"/>
+        </w:rPr>
+        <w:t xml:space="preserve"> de procesamiento de ventas (</w:t>
+      </w:r>
+      <w:proofErr w:type="spellStart"/>
+      <w:r>
+        <w:rPr>
+          <w:rFonts w:ascii="Arial" w:eastAsia="Arial" w:hAnsi="Arial" w:cs="Arial"/>
+          <w:sz w:val="22"/>
+          <w:szCs w:val="22"/>
+        </w:rPr>
+        <w:t>FormVender</w:t>
+      </w:r>
+      <w:proofErr w:type="spellEnd"/>
+      <w:r>
+        <w:rPr>
+          <w:rFonts w:ascii="Arial" w:eastAsia="Arial" w:hAnsi="Arial" w:cs="Arial"/>
+          <w:sz w:val="22"/>
+          <w:szCs w:val="22"/>
+        </w:rPr>
+        <w:t xml:space="preserve">) que vincule múltiples productos, clientes y métodos de pago, descuente stock automáticamente vía transacción SQLite y genere comprobantes en PDF con </w:t>
+      </w:r>
+      <w:proofErr w:type="spellStart"/>
+      <w:r>
+        <w:rPr>
+          <w:rFonts w:ascii="Arial" w:eastAsia="Arial" w:hAnsi="Arial" w:cs="Arial"/>
+          <w:sz w:val="22"/>
+          <w:szCs w:val="22"/>
+        </w:rPr>
+        <w:t>iTextSharp</w:t>
+      </w:r>
+      <w:proofErr w:type="spellEnd"/>
+      <w:r>
+        <w:rPr>
+          <w:rFonts w:ascii="Arial" w:eastAsia="Arial" w:hAnsi="Arial" w:cs="Arial"/>
+          <w:sz w:val="22"/>
+          <w:szCs w:val="22"/>
+        </w:rPr>
+        <w:t>.</w:t>
+      </w:r>
+    </w:p>
+    <w:p>
+      <w:pPr>
+        <w:pStyle w:val="Prrafodelista"/>
+        <w:numPr>
+          <w:ilvl w:val="0"/>
+          <w:numId w:val="3"/>
+        </w:numPr>
+        <w:spacing w:before="60" w:after="60" w:line="240" w:lineRule="auto"/>
+        <w:contextualSpacing w:val="0"/>
+      </w:pPr>
+      <w:r>
+        <w:rPr>
+          <w:rFonts w:ascii="Arial" w:eastAsia="Arial" w:hAnsi="Arial" w:cs="Arial"/>
+          <w:sz w:val="22"/>
+          <w:szCs w:val="22"/>
+        </w:rPr>
+        <w:t xml:space="preserve">Crear un </w:t>
+      </w:r>
+      <w:proofErr w:type="spellStart"/>
+      <w:r>
+        <w:rPr>
+          <w:rFonts w:ascii="Arial" w:eastAsia="Arial" w:hAnsi="Arial" w:cs="Arial"/>
+          <w:sz w:val="22"/>
+          <w:szCs w:val="22"/>
+        </w:rPr>
+        <w:t>modulo</w:t>
+      </w:r>
+      <w:proofErr w:type="spellEnd"/>
+      <w:r>
+        <w:rPr>
+          <w:rFonts w:ascii="Arial" w:eastAsia="Arial" w:hAnsi="Arial" w:cs="Arial"/>
+          <w:sz w:val="22"/>
+          <w:szCs w:val="22"/>
+        </w:rPr>
+        <w:t xml:space="preserve"> de </w:t>
+      </w:r>
+      <w:proofErr w:type="spellStart"/>
+      <w:r>
+        <w:rPr>
+          <w:rFonts w:ascii="Arial" w:eastAsia="Arial" w:hAnsi="Arial" w:cs="Arial"/>
+          <w:sz w:val="22"/>
+          <w:szCs w:val="22"/>
+        </w:rPr>
+        <w:t>gestion</w:t>
+      </w:r>
+      <w:proofErr w:type="spellEnd"/>
+      <w:r>
+        <w:rPr>
+          <w:rFonts w:ascii="Arial" w:eastAsia="Arial" w:hAnsi="Arial" w:cs="Arial"/>
+          <w:sz w:val="22"/>
+          <w:szCs w:val="22"/>
+        </w:rPr>
+        <w:t xml:space="preserve"> de clientes (</w:t>
+      </w:r>
+      <w:proofErr w:type="spellStart"/>
+      <w:r>
+        <w:rPr>
+          <w:rFonts w:ascii="Arial" w:eastAsia="Arial" w:hAnsi="Arial" w:cs="Arial"/>
+          <w:sz w:val="22"/>
+          <w:szCs w:val="22"/>
+        </w:rPr>
+        <w:t>FormCLIENTES</w:t>
+      </w:r>
+      <w:proofErr w:type="spellEnd"/>
+      <w:r>
+        <w:rPr>
+          <w:rFonts w:ascii="Arial" w:eastAsia="Arial" w:hAnsi="Arial" w:cs="Arial"/>
+          <w:sz w:val="22"/>
+          <w:szCs w:val="22"/>
+        </w:rPr>
+        <w:t xml:space="preserve">) con operaciones CRUD completas mediante </w:t>
+      </w:r>
+      <w:proofErr w:type="spellStart"/>
+      <w:r>
+        <w:rPr>
+          <w:rFonts w:ascii="Arial" w:eastAsia="Arial" w:hAnsi="Arial" w:cs="Arial"/>
+          <w:sz w:val="22"/>
+          <w:szCs w:val="22"/>
+        </w:rPr>
+        <w:t>ClienteService</w:t>
+      </w:r>
+      <w:proofErr w:type="spellEnd"/>
+      <w:r>
+        <w:rPr>
+          <w:rFonts w:ascii="Arial" w:eastAsia="Arial" w:hAnsi="Arial" w:cs="Arial"/>
+          <w:sz w:val="22"/>
+          <w:szCs w:val="22"/>
+        </w:rPr>
+        <w:t>, con búsqueda por nombre, apellido y DNI.</w:t>
+      </w:r>
+    </w:p>
+    <w:p>
+      <w:pPr>
+        <w:pStyle w:val="Prrafodelista"/>
+        <w:numPr>
+          <w:ilvl w:val="0"/>
+          <w:numId w:val="3"/>
+        </w:numPr>
+        <w:spacing w:before="60" w:after="60" w:line="240" w:lineRule="auto"/>
+        <w:contextualSpacing w:val="0"/>
+      </w:pPr>
+      <w:r>
+        <w:rPr>
+          <w:rFonts w:ascii="Arial" w:eastAsia="Arial" w:hAnsi="Arial" w:cs="Arial"/>
+          <w:sz w:val="22"/>
+          <w:szCs w:val="22"/>
         </w:rPr>
         <w:lastRenderedPageBreak/>
+        <w:t>Implementar un sistema de caja registradora (</w:t>
+      </w:r>
+      <w:proofErr w:type="spellStart"/>
+      <w:r>
+        <w:rPr>
+          <w:rFonts w:ascii="Arial" w:eastAsia="Arial" w:hAnsi="Arial" w:cs="Arial"/>
+          <w:sz w:val="22"/>
+          <w:szCs w:val="22"/>
+        </w:rPr>
+        <w:t>FormMovimientos</w:t>
+      </w:r>
+      <w:proofErr w:type="spellEnd"/>
+      <w:r>
+        <w:rPr>
+          <w:rFonts w:ascii="Arial" w:eastAsia="Arial" w:hAnsi="Arial" w:cs="Arial"/>
+          <w:sz w:val="22"/>
+          <w:szCs w:val="22"/>
+        </w:rPr>
+        <w:t>) que permita abrir y cerrar turnos, registrar movimientos de efectivo y calcular saldo en tiempo real.</w:t>
+      </w:r>
+    </w:p>
+    <w:p>
+      <w:pPr>
+        <w:pStyle w:val="Prrafodelista"/>
+        <w:numPr>
+          <w:ilvl w:val="0"/>
+          <w:numId w:val="3"/>
+        </w:numPr>
+        <w:spacing w:before="60" w:after="60" w:line="240" w:lineRule="auto"/>
+        <w:contextualSpacing w:val="0"/>
+      </w:pPr>
+      <w:r>
+        <w:rPr>
+          <w:rFonts w:ascii="Arial" w:eastAsia="Arial" w:hAnsi="Arial" w:cs="Arial"/>
+          <w:sz w:val="22"/>
+          <w:szCs w:val="22"/>
+        </w:rPr>
+        <w:t>Integrar un panel de control (</w:t>
+      </w:r>
+      <w:proofErr w:type="spellStart"/>
+      <w:r>
+        <w:rPr>
+          <w:rFonts w:ascii="Arial" w:eastAsia="Arial" w:hAnsi="Arial" w:cs="Arial"/>
+          <w:sz w:val="22"/>
+          <w:szCs w:val="22"/>
+        </w:rPr>
+        <w:t>FormInicio</w:t>
+      </w:r>
+      <w:proofErr w:type="spellEnd"/>
+      <w:r>
+        <w:rPr>
+          <w:rFonts w:ascii="Arial" w:eastAsia="Arial" w:hAnsi="Arial" w:cs="Arial"/>
+          <w:sz w:val="22"/>
+          <w:szCs w:val="22"/>
+        </w:rPr>
+        <w:t xml:space="preserve">) que muestre indicadores clave: ventas del </w:t>
+      </w:r>
+      <w:proofErr w:type="spellStart"/>
+      <w:r>
+        <w:rPr>
+          <w:rFonts w:ascii="Arial" w:eastAsia="Arial" w:hAnsi="Arial" w:cs="Arial"/>
+          <w:sz w:val="22"/>
+          <w:szCs w:val="22"/>
+        </w:rPr>
+        <w:t>dia</w:t>
+      </w:r>
+      <w:proofErr w:type="spellEnd"/>
+      <w:r>
+        <w:rPr>
+          <w:rFonts w:ascii="Arial" w:eastAsia="Arial" w:hAnsi="Arial" w:cs="Arial"/>
+          <w:sz w:val="22"/>
+          <w:szCs w:val="22"/>
+        </w:rPr>
+        <w:t>, cantidad de ventas, clientes registrados, estado de caja y stock bajo.</w:t>
+      </w:r>
+    </w:p>
+    <w:p>
+      <w:pPr>
+        <w:pStyle w:val="Prrafodelista"/>
+        <w:numPr>
+          <w:ilvl w:val="0"/>
+          <w:numId w:val="3"/>
+        </w:numPr>
+        <w:spacing w:before="60" w:after="60" w:line="240" w:lineRule="auto"/>
+        <w:contextualSpacing w:val="0"/>
+      </w:pPr>
+      <w:r>
+        <w:rPr>
+          <w:rFonts w:ascii="Arial" w:eastAsia="Arial" w:hAnsi="Arial" w:cs="Arial"/>
+          <w:sz w:val="22"/>
+          <w:szCs w:val="22"/>
+        </w:rPr>
+        <w:t xml:space="preserve">Integrar la API REST de dolarapi.com para mostrar cotizaciones del </w:t>
+      </w:r>
+      <w:proofErr w:type="spellStart"/>
+      <w:r>
+        <w:rPr>
+          <w:rFonts w:ascii="Arial" w:eastAsia="Arial" w:hAnsi="Arial" w:cs="Arial"/>
+          <w:sz w:val="22"/>
+          <w:szCs w:val="22"/>
+        </w:rPr>
+        <w:t>dolar</w:t>
+      </w:r>
+      <w:proofErr w:type="spellEnd"/>
+      <w:r>
+        <w:rPr>
+          <w:rFonts w:ascii="Arial" w:eastAsia="Arial" w:hAnsi="Arial" w:cs="Arial"/>
+          <w:sz w:val="22"/>
+          <w:szCs w:val="22"/>
+        </w:rPr>
+        <w:t xml:space="preserve"> (oficial, blue, tarjeta) actualizadas manualmente desde el </w:t>
+      </w:r>
+      <w:proofErr w:type="spellStart"/>
+      <w:r>
+        <w:rPr>
+          <w:rFonts w:ascii="Arial" w:eastAsia="Arial" w:hAnsi="Arial" w:cs="Arial"/>
+          <w:sz w:val="22"/>
+          <w:szCs w:val="22"/>
+        </w:rPr>
+        <w:t>dashboard</w:t>
+      </w:r>
+      <w:proofErr w:type="spellEnd"/>
+      <w:r>
+        <w:rPr>
+          <w:rFonts w:ascii="Arial" w:eastAsia="Arial" w:hAnsi="Arial" w:cs="Arial"/>
+          <w:sz w:val="22"/>
+          <w:szCs w:val="22"/>
+        </w:rPr>
+        <w:t>.</w:t>
+      </w:r>
+    </w:p>
+    <w:p>
+      <w:pPr>
+        <w:pStyle w:val="Prrafodelista"/>
+        <w:numPr>
+          <w:ilvl w:val="0"/>
+          <w:numId w:val="3"/>
+        </w:numPr>
+        <w:spacing w:before="60" w:after="60" w:line="240" w:lineRule="auto"/>
+        <w:contextualSpacing w:val="0"/>
+      </w:pPr>
+      <w:r>
+        <w:rPr>
+          <w:rFonts w:ascii="Arial" w:eastAsia="Arial" w:hAnsi="Arial" w:cs="Arial"/>
+          <w:sz w:val="22"/>
+          <w:szCs w:val="22"/>
+        </w:rPr>
+        <w:t xml:space="preserve">Generar comprobantes de venta en PDF con </w:t>
+      </w:r>
+      <w:proofErr w:type="spellStart"/>
+      <w:r>
+        <w:rPr>
+          <w:rFonts w:ascii="Arial" w:eastAsia="Arial" w:hAnsi="Arial" w:cs="Arial"/>
+          <w:sz w:val="22"/>
+          <w:szCs w:val="22"/>
+        </w:rPr>
+        <w:t>iTextSharp</w:t>
+      </w:r>
+      <w:proofErr w:type="spellEnd"/>
+      <w:r>
+        <w:rPr>
+          <w:rFonts w:ascii="Arial" w:eastAsia="Arial" w:hAnsi="Arial" w:cs="Arial"/>
+          <w:sz w:val="22"/>
+          <w:szCs w:val="22"/>
+        </w:rPr>
+        <w:t xml:space="preserve"> y gestionar un historial de ventas filtrable con </w:t>
+      </w:r>
+      <w:proofErr w:type="spellStart"/>
+      <w:r>
+        <w:rPr>
+          <w:rFonts w:ascii="Arial" w:eastAsia="Arial" w:hAnsi="Arial" w:cs="Arial"/>
+          <w:sz w:val="22"/>
+          <w:szCs w:val="22"/>
+        </w:rPr>
+        <w:t>opcion</w:t>
+      </w:r>
+      <w:proofErr w:type="spellEnd"/>
+      <w:r>
+        <w:rPr>
+          <w:rFonts w:ascii="Arial" w:eastAsia="Arial" w:hAnsi="Arial" w:cs="Arial"/>
+          <w:sz w:val="22"/>
+          <w:szCs w:val="22"/>
+        </w:rPr>
+        <w:t xml:space="preserve"> de </w:t>
+      </w:r>
+      <w:proofErr w:type="spellStart"/>
+      <w:r>
+        <w:rPr>
+          <w:rFonts w:ascii="Arial" w:eastAsia="Arial" w:hAnsi="Arial" w:cs="Arial"/>
+          <w:sz w:val="22"/>
+          <w:szCs w:val="22"/>
+        </w:rPr>
+        <w:t>anulacion</w:t>
+      </w:r>
+      <w:proofErr w:type="spellEnd"/>
+      <w:r>
+        <w:rPr>
+          <w:rFonts w:ascii="Arial" w:eastAsia="Arial" w:hAnsi="Arial" w:cs="Arial"/>
+          <w:sz w:val="22"/>
+          <w:szCs w:val="22"/>
+        </w:rPr>
+        <w:t xml:space="preserve"> (</w:t>
+      </w:r>
+      <w:proofErr w:type="spellStart"/>
+      <w:r>
+        <w:rPr>
+          <w:rFonts w:ascii="Arial" w:eastAsia="Arial" w:hAnsi="Arial" w:cs="Arial"/>
+          <w:sz w:val="22"/>
+          <w:szCs w:val="22"/>
+        </w:rPr>
+        <w:t>FormVerVentas</w:t>
+      </w:r>
+      <w:proofErr w:type="spellEnd"/>
+      <w:r>
+        <w:rPr>
+          <w:rFonts w:ascii="Arial" w:eastAsia="Arial" w:hAnsi="Arial" w:cs="Arial"/>
+          <w:sz w:val="22"/>
+          <w:szCs w:val="22"/>
+        </w:rPr>
+        <w:t>).</w:t>
+      </w:r>
+    </w:p>
+    <w:p>
+      <w:pPr>
+        <w:pStyle w:val="Ttulo3"/>
+      </w:pPr>
+      <w:r>
         <w:t xml:space="preserve">Objetivos </w:t>
       </w:r>
       <w:r>
         <w:rPr>
-          <w:color w:val="283493"/>
           <w:spacing w:val="-2"/>
         </w:rPr>
         <w:t>Específicos</w:t>
@@ -1447,15 +1883,20 @@
         <w:spacing w:before="158" w:after="0" w:line="285" w:lineRule="auto"/>
         <w:ind w:right="259" w:firstLine="0"/>
         <w:contextualSpacing w:val="0"/>
-      </w:pPr>
-      <w:r>
-        <w:rPr>
+        <w:rPr>
+          <w:rFonts w:ascii="Arial" w:hAnsi="Arial" w:cs="Arial"/>
+        </w:rPr>
+      </w:pPr>
+      <w:r>
+        <w:rPr>
+          <w:rFonts w:ascii="Arial" w:hAnsi="Arial" w:cs="Arial"/>
           <w:sz w:val="22"/>
         </w:rPr>
         <w:t>Implementar</w:t>
       </w:r>
       <w:r>
         <w:rPr>
+          <w:rFonts w:ascii="Arial" w:hAnsi="Arial" w:cs="Arial"/>
           <w:spacing w:val="-7"/>
           <w:sz w:val="22"/>
         </w:rPr>
@@ -1463,12 +1904,14 @@
       </w:r>
       <w:r>
         <w:rPr>
+          <w:rFonts w:ascii="Arial" w:hAnsi="Arial" w:cs="Arial"/>
           <w:sz w:val="22"/>
         </w:rPr>
         <w:t>un</w:t>
       </w:r>
       <w:r>
         <w:rPr>
+          <w:rFonts w:ascii="Arial" w:hAnsi="Arial" w:cs="Arial"/>
           <w:spacing w:val="-7"/>
           <w:sz w:val="22"/>
         </w:rPr>
@@ -1476,12 +1919,14 @@
       </w:r>
       <w:r>
         <w:rPr>
+          <w:rFonts w:ascii="Arial" w:hAnsi="Arial" w:cs="Arial"/>
           <w:sz w:val="22"/>
         </w:rPr>
         <w:t>módulo</w:t>
       </w:r>
       <w:r>
         <w:rPr>
+          <w:rFonts w:ascii="Arial" w:hAnsi="Arial" w:cs="Arial"/>
           <w:spacing w:val="-7"/>
           <w:sz w:val="22"/>
         </w:rPr>
@@ -1489,12 +1934,14 @@
       </w:r>
       <w:r>
         <w:rPr>
+          <w:rFonts w:ascii="Arial" w:hAnsi="Arial" w:cs="Arial"/>
           <w:sz w:val="22"/>
         </w:rPr>
         <w:t>de</w:t>
       </w:r>
       <w:r>
         <w:rPr>
+          <w:rFonts w:ascii="Arial" w:hAnsi="Arial" w:cs="Arial"/>
           <w:spacing w:val="-7"/>
           <w:sz w:val="22"/>
         </w:rPr>
@@ -1502,12 +1949,14 @@
       </w:r>
       <w:r>
         <w:rPr>
+          <w:rFonts w:ascii="Arial" w:hAnsi="Arial" w:cs="Arial"/>
           <w:sz w:val="22"/>
         </w:rPr>
         <w:t>gestión</w:t>
       </w:r>
       <w:r>
         <w:rPr>
+          <w:rFonts w:ascii="Arial" w:hAnsi="Arial" w:cs="Arial"/>
           <w:spacing w:val="-7"/>
           <w:sz w:val="22"/>
         </w:rPr>
@@ -1515,12 +1964,14 @@
       </w:r>
       <w:r>
         <w:rPr>
+          <w:rFonts w:ascii="Arial" w:hAnsi="Arial" w:cs="Arial"/>
           <w:sz w:val="22"/>
         </w:rPr>
         <w:t>de</w:t>
       </w:r>
       <w:r>
         <w:rPr>
+          <w:rFonts w:ascii="Arial" w:hAnsi="Arial" w:cs="Arial"/>
           <w:spacing w:val="-7"/>
           <w:sz w:val="22"/>
         </w:rPr>
@@ -1528,12 +1979,14 @@
       </w:r>
       <w:r>
         <w:rPr>
+          <w:rFonts w:ascii="Arial" w:hAnsi="Arial" w:cs="Arial"/>
           <w:sz w:val="22"/>
         </w:rPr>
         <w:t>inventario</w:t>
       </w:r>
       <w:r>
         <w:rPr>
+          <w:rFonts w:ascii="Arial" w:hAnsi="Arial" w:cs="Arial"/>
           <w:spacing w:val="-7"/>
           <w:sz w:val="22"/>
         </w:rPr>
@@ -1541,12 +1994,14 @@
       </w:r>
       <w:r>
         <w:rPr>
+          <w:rFonts w:ascii="Arial" w:hAnsi="Arial" w:cs="Arial"/>
           <w:sz w:val="22"/>
         </w:rPr>
         <w:t>que</w:t>
       </w:r>
       <w:r>
         <w:rPr>
+          <w:rFonts w:ascii="Arial" w:hAnsi="Arial" w:cs="Arial"/>
           <w:spacing w:val="-7"/>
           <w:sz w:val="22"/>
         </w:rPr>
@@ -1554,12 +2009,14 @@
       </w:r>
       <w:r>
         <w:rPr>
+          <w:rFonts w:ascii="Arial" w:hAnsi="Arial" w:cs="Arial"/>
           <w:sz w:val="22"/>
         </w:rPr>
         <w:t>permita</w:t>
       </w:r>
       <w:r>
         <w:rPr>
+          <w:rFonts w:ascii="Arial" w:hAnsi="Arial" w:cs="Arial"/>
           <w:spacing w:val="-7"/>
           <w:sz w:val="22"/>
         </w:rPr>
@@ -1567,12 +2024,14 @@
       </w:r>
       <w:r>
         <w:rPr>
+          <w:rFonts w:ascii="Arial" w:hAnsi="Arial" w:cs="Arial"/>
           <w:sz w:val="22"/>
         </w:rPr>
         <w:t>registrar,</w:t>
       </w:r>
       <w:r>
         <w:rPr>
+          <w:rFonts w:ascii="Arial" w:hAnsi="Arial" w:cs="Arial"/>
           <w:spacing w:val="-7"/>
           <w:sz w:val="22"/>
         </w:rPr>
@@ -1580,6 +2039,7 @@
       </w:r>
       <w:r>
         <w:rPr>
+          <w:rFonts w:ascii="Arial" w:hAnsi="Arial" w:cs="Arial"/>
           <w:sz w:val="22"/>
         </w:rPr>
         <w:t>modificar, eliminar y consultar productos con sus especificaciones técnicas (marca, modelo, almacenamiento, batería), niveles de stock y precios.</w:t>
@@ -1601,15 +2061,20 @@
         <w:spacing w:before="57" w:after="0" w:line="285" w:lineRule="auto"/>
         <w:ind w:right="259" w:firstLine="0"/>
         <w:contextualSpacing w:val="0"/>
-      </w:pPr>
-      <w:r>
-        <w:rPr>
+        <w:rPr>
+          <w:rFonts w:ascii="Arial" w:hAnsi="Arial" w:cs="Arial"/>
+        </w:rPr>
+      </w:pPr>
+      <w:r>
+        <w:rPr>
+          <w:rFonts w:ascii="Arial" w:hAnsi="Arial" w:cs="Arial"/>
           <w:sz w:val="22"/>
         </w:rPr>
         <w:t xml:space="preserve">Desarrollar un módulo de procesamiento de ventas que vincule productos, clientes y métodos de pago, con capacidad de generar comprobantes en formato </w:t>
       </w:r>
       <w:r>
         <w:rPr>
+          <w:rFonts w:ascii="Arial" w:hAnsi="Arial" w:cs="Arial"/>
           <w:spacing w:val="-4"/>
           <w:sz w:val="22"/>
         </w:rPr>
@@ -1632,15 +2097,20 @@
         <w:spacing w:before="57" w:after="0" w:line="285" w:lineRule="auto"/>
         <w:ind w:right="259" w:firstLine="0"/>
         <w:contextualSpacing w:val="0"/>
-      </w:pPr>
-      <w:r>
-        <w:rPr>
+        <w:rPr>
+          <w:rFonts w:ascii="Arial" w:hAnsi="Arial" w:cs="Arial"/>
+        </w:rPr>
+      </w:pPr>
+      <w:r>
+        <w:rPr>
+          <w:rFonts w:ascii="Arial" w:hAnsi="Arial" w:cs="Arial"/>
           <w:sz w:val="22"/>
         </w:rPr>
         <w:t>Crear</w:t>
       </w:r>
       <w:r>
         <w:rPr>
+          <w:rFonts w:ascii="Arial" w:hAnsi="Arial" w:cs="Arial"/>
           <w:spacing w:val="31"/>
           <w:sz w:val="22"/>
         </w:rPr>
@@ -1648,12 +2118,14 @@
       </w:r>
       <w:r>
         <w:rPr>
+          <w:rFonts w:ascii="Arial" w:hAnsi="Arial" w:cs="Arial"/>
           <w:sz w:val="22"/>
         </w:rPr>
         <w:t>un</w:t>
       </w:r>
       <w:r>
         <w:rPr>
+          <w:rFonts w:ascii="Arial" w:hAnsi="Arial" w:cs="Arial"/>
           <w:spacing w:val="31"/>
           <w:sz w:val="22"/>
         </w:rPr>
@@ -1661,12 +2133,14 @@
       </w:r>
       <w:r>
         <w:rPr>
+          <w:rFonts w:ascii="Arial" w:hAnsi="Arial" w:cs="Arial"/>
           <w:sz w:val="22"/>
         </w:rPr>
         <w:t>módulo</w:t>
       </w:r>
       <w:r>
         <w:rPr>
+          <w:rFonts w:ascii="Arial" w:hAnsi="Arial" w:cs="Arial"/>
           <w:spacing w:val="31"/>
           <w:sz w:val="22"/>
         </w:rPr>
@@ -1674,12 +2148,14 @@
       </w:r>
       <w:r>
         <w:rPr>
+          <w:rFonts w:ascii="Arial" w:hAnsi="Arial" w:cs="Arial"/>
           <w:sz w:val="22"/>
         </w:rPr>
         <w:t>de</w:t>
       </w:r>
       <w:r>
         <w:rPr>
+          <w:rFonts w:ascii="Arial" w:hAnsi="Arial" w:cs="Arial"/>
           <w:spacing w:val="31"/>
           <w:sz w:val="22"/>
         </w:rPr>
@@ -1687,12 +2163,14 @@
       </w:r>
       <w:r>
         <w:rPr>
+          <w:rFonts w:ascii="Arial" w:hAnsi="Arial" w:cs="Arial"/>
           <w:sz w:val="22"/>
         </w:rPr>
         <w:t>gestión</w:t>
       </w:r>
       <w:r>
         <w:rPr>
+          <w:rFonts w:ascii="Arial" w:hAnsi="Arial" w:cs="Arial"/>
           <w:spacing w:val="31"/>
           <w:sz w:val="22"/>
         </w:rPr>
@@ -1700,12 +2178,14 @@
       </w:r>
       <w:r>
         <w:rPr>
+          <w:rFonts w:ascii="Arial" w:hAnsi="Arial" w:cs="Arial"/>
           <w:sz w:val="22"/>
         </w:rPr>
         <w:t>de</w:t>
       </w:r>
       <w:r>
         <w:rPr>
+          <w:rFonts w:ascii="Arial" w:hAnsi="Arial" w:cs="Arial"/>
           <w:spacing w:val="31"/>
           <w:sz w:val="22"/>
         </w:rPr>
@@ -1713,12 +2193,14 @@
       </w:r>
       <w:r>
         <w:rPr>
+          <w:rFonts w:ascii="Arial" w:hAnsi="Arial" w:cs="Arial"/>
           <w:sz w:val="22"/>
         </w:rPr>
         <w:t>clientes</w:t>
       </w:r>
       <w:r>
         <w:rPr>
+          <w:rFonts w:ascii="Arial" w:hAnsi="Arial" w:cs="Arial"/>
           <w:spacing w:val="31"/>
           <w:sz w:val="22"/>
         </w:rPr>
@@ -1726,12 +2208,14 @@
       </w:r>
       <w:r>
         <w:rPr>
+          <w:rFonts w:ascii="Arial" w:hAnsi="Arial" w:cs="Arial"/>
           <w:sz w:val="22"/>
         </w:rPr>
         <w:t>con</w:t>
       </w:r>
       <w:r>
         <w:rPr>
+          <w:rFonts w:ascii="Arial" w:hAnsi="Arial" w:cs="Arial"/>
           <w:spacing w:val="31"/>
           <w:sz w:val="22"/>
         </w:rPr>
@@ -1739,12 +2223,14 @@
       </w:r>
       <w:r>
         <w:rPr>
+          <w:rFonts w:ascii="Arial" w:hAnsi="Arial" w:cs="Arial"/>
           <w:sz w:val="22"/>
         </w:rPr>
         <w:t>operaciones</w:t>
       </w:r>
       <w:r>
         <w:rPr>
+          <w:rFonts w:ascii="Arial" w:hAnsi="Arial" w:cs="Arial"/>
           <w:spacing w:val="31"/>
           <w:sz w:val="22"/>
         </w:rPr>
@@ -1752,12 +2238,14 @@
       </w:r>
       <w:r>
         <w:rPr>
+          <w:rFonts w:ascii="Arial" w:hAnsi="Arial" w:cs="Arial"/>
           <w:sz w:val="22"/>
         </w:rPr>
         <w:t>CRUD</w:t>
       </w:r>
       <w:r>
         <w:rPr>
+          <w:rFonts w:ascii="Arial" w:hAnsi="Arial" w:cs="Arial"/>
           <w:spacing w:val="31"/>
           <w:sz w:val="22"/>
         </w:rPr>
@@ -1765,12 +2253,14 @@
       </w:r>
       <w:r>
         <w:rPr>
+          <w:rFonts w:ascii="Arial" w:hAnsi="Arial" w:cs="Arial"/>
           <w:sz w:val="22"/>
         </w:rPr>
         <w:t>completas</w:t>
       </w:r>
       <w:r>
         <w:rPr>
+          <w:rFonts w:ascii="Arial" w:hAnsi="Arial" w:cs="Arial"/>
           <w:spacing w:val="31"/>
           <w:sz w:val="22"/>
         </w:rPr>
@@ -1778,6 +2268,7 @@
       </w:r>
       <w:r>
         <w:rPr>
+          <w:rFonts w:ascii="Arial" w:hAnsi="Arial" w:cs="Arial"/>
           <w:sz w:val="22"/>
         </w:rPr>
         <w:t>y validación de datos (nombre, DNI, teléfono, correo electrónico).</w:t>
@@ -1799,9 +2290,13 @@
         <w:spacing w:before="58" w:after="0" w:line="285" w:lineRule="auto"/>
         <w:ind w:right="259" w:firstLine="0"/>
         <w:contextualSpacing w:val="0"/>
-      </w:pPr>
-      <w:r>
-        <w:rPr>
+        <w:rPr>
+          <w:rFonts w:ascii="Arial" w:hAnsi="Arial" w:cs="Arial"/>
+        </w:rPr>
+      </w:pPr>
+      <w:r>
+        <w:rPr>
+          <w:rFonts w:ascii="Arial" w:hAnsi="Arial" w:cs="Arial"/>
           <w:sz w:val="22"/>
         </w:rPr>
         <w:t>Implementar un sistema de caja registradora que permita abrir y cerrar turnos, registrar movimientos de efectivo y mantener un historial de operaciones.</w:t>
@@ -1823,15 +2318,20 @@
         <w:spacing w:before="58" w:after="0" w:line="285" w:lineRule="auto"/>
         <w:ind w:right="259" w:firstLine="0"/>
         <w:contextualSpacing w:val="0"/>
-      </w:pPr>
-      <w:r>
-        <w:rPr>
+        <w:rPr>
+          <w:rFonts w:ascii="Arial" w:hAnsi="Arial" w:cs="Arial"/>
+        </w:rPr>
+      </w:pPr>
+      <w:r>
+        <w:rPr>
+          <w:rFonts w:ascii="Arial" w:hAnsi="Arial" w:cs="Arial"/>
           <w:sz w:val="22"/>
         </w:rPr>
         <w:t>Integrar</w:t>
       </w:r>
       <w:r>
         <w:rPr>
+          <w:rFonts w:ascii="Arial" w:hAnsi="Arial" w:cs="Arial"/>
           <w:spacing w:val="-4"/>
           <w:sz w:val="22"/>
         </w:rPr>
@@ -1839,12 +2339,14 @@
       </w:r>
       <w:r>
         <w:rPr>
+          <w:rFonts w:ascii="Arial" w:hAnsi="Arial" w:cs="Arial"/>
           <w:sz w:val="22"/>
         </w:rPr>
         <w:t>un</w:t>
       </w:r>
       <w:r>
         <w:rPr>
+          <w:rFonts w:ascii="Arial" w:hAnsi="Arial" w:cs="Arial"/>
           <w:spacing w:val="-4"/>
           <w:sz w:val="22"/>
         </w:rPr>
@@ -1852,12 +2354,14 @@
       </w:r>
       <w:r>
         <w:rPr>
+          <w:rFonts w:ascii="Arial" w:hAnsi="Arial" w:cs="Arial"/>
           <w:sz w:val="22"/>
         </w:rPr>
         <w:t>panel</w:t>
       </w:r>
       <w:r>
         <w:rPr>
+          <w:rFonts w:ascii="Arial" w:hAnsi="Arial" w:cs="Arial"/>
           <w:spacing w:val="-4"/>
           <w:sz w:val="22"/>
         </w:rPr>
@@ -1865,12 +2369,14 @@
       </w:r>
       <w:r>
         <w:rPr>
+          <w:rFonts w:ascii="Arial" w:hAnsi="Arial" w:cs="Arial"/>
           <w:sz w:val="22"/>
         </w:rPr>
         <w:t>de</w:t>
       </w:r>
       <w:r>
         <w:rPr>
+          <w:rFonts w:ascii="Arial" w:hAnsi="Arial" w:cs="Arial"/>
           <w:spacing w:val="-4"/>
           <w:sz w:val="22"/>
         </w:rPr>
@@ -1878,12 +2384,14 @@
       </w:r>
       <w:r>
         <w:rPr>
+          <w:rFonts w:ascii="Arial" w:hAnsi="Arial" w:cs="Arial"/>
           <w:sz w:val="22"/>
         </w:rPr>
         <w:t>control</w:t>
       </w:r>
       <w:r>
         <w:rPr>
+          <w:rFonts w:ascii="Arial" w:hAnsi="Arial" w:cs="Arial"/>
           <w:spacing w:val="-4"/>
           <w:sz w:val="22"/>
         </w:rPr>
@@ -1891,6 +2399,7 @@
       </w:r>
       <w:r>
         <w:rPr>
+          <w:rFonts w:ascii="Arial" w:hAnsi="Arial" w:cs="Arial"/>
           <w:sz w:val="22"/>
         </w:rPr>
         <w:t>(</w:t>
@@ -1898,6 +2407,7 @@
       <w:proofErr w:type="spellStart"/>
       <w:r>
         <w:rPr>
+          <w:rFonts w:ascii="Arial" w:hAnsi="Arial" w:cs="Arial"/>
           <w:sz w:val="22"/>
         </w:rPr>
         <w:t>Dashboard</w:t>
@@ -1905,12 +2415,14 @@
       <w:proofErr w:type="spellEnd"/>
       <w:r>
         <w:rPr>
+          <w:rFonts w:ascii="Arial" w:hAnsi="Arial" w:cs="Arial"/>
           <w:sz w:val="22"/>
         </w:rPr>
         <w:t>)</w:t>
       </w:r>
       <w:r>
         <w:rPr>
+          <w:rFonts w:ascii="Arial" w:hAnsi="Arial" w:cs="Arial"/>
           <w:spacing w:val="-4"/>
           <w:sz w:val="22"/>
         </w:rPr>
@@ -1918,12 +2430,14 @@
       </w:r>
       <w:r>
         <w:rPr>
+          <w:rFonts w:ascii="Arial" w:hAnsi="Arial" w:cs="Arial"/>
           <w:sz w:val="22"/>
         </w:rPr>
         <w:t>que</w:t>
       </w:r>
       <w:r>
         <w:rPr>
+          <w:rFonts w:ascii="Arial" w:hAnsi="Arial" w:cs="Arial"/>
           <w:spacing w:val="-4"/>
           <w:sz w:val="22"/>
         </w:rPr>
@@ -1931,12 +2445,14 @@
       </w:r>
       <w:r>
         <w:rPr>
+          <w:rFonts w:ascii="Arial" w:hAnsi="Arial" w:cs="Arial"/>
           <w:sz w:val="22"/>
         </w:rPr>
         <w:t>muestre</w:t>
       </w:r>
       <w:r>
         <w:rPr>
+          <w:rFonts w:ascii="Arial" w:hAnsi="Arial" w:cs="Arial"/>
           <w:spacing w:val="-4"/>
           <w:sz w:val="22"/>
         </w:rPr>
@@ -1944,12 +2460,14 @@
       </w:r>
       <w:r>
         <w:rPr>
+          <w:rFonts w:ascii="Arial" w:hAnsi="Arial" w:cs="Arial"/>
           <w:sz w:val="22"/>
         </w:rPr>
         <w:t>indicadores</w:t>
       </w:r>
       <w:r>
         <w:rPr>
+          <w:rFonts w:ascii="Arial" w:hAnsi="Arial" w:cs="Arial"/>
           <w:spacing w:val="-4"/>
           <w:sz w:val="22"/>
         </w:rPr>
@@ -1957,12 +2475,14 @@
       </w:r>
       <w:r>
         <w:rPr>
+          <w:rFonts w:ascii="Arial" w:hAnsi="Arial" w:cs="Arial"/>
           <w:sz w:val="22"/>
         </w:rPr>
         <w:t>clave</w:t>
       </w:r>
       <w:r>
         <w:rPr>
+          <w:rFonts w:ascii="Arial" w:hAnsi="Arial" w:cs="Arial"/>
           <w:spacing w:val="-4"/>
           <w:sz w:val="22"/>
         </w:rPr>
@@ -1970,12 +2490,14 @@
       </w:r>
       <w:r>
         <w:rPr>
+          <w:rFonts w:ascii="Arial" w:hAnsi="Arial" w:cs="Arial"/>
           <w:sz w:val="22"/>
         </w:rPr>
         <w:t>como</w:t>
       </w:r>
       <w:r>
         <w:rPr>
+          <w:rFonts w:ascii="Arial" w:hAnsi="Arial" w:cs="Arial"/>
           <w:spacing w:val="-4"/>
           <w:sz w:val="22"/>
         </w:rPr>
@@ -1983,6 +2505,7 @@
       </w:r>
       <w:r>
         <w:rPr>
+          <w:rFonts w:ascii="Arial" w:hAnsi="Arial" w:cs="Arial"/>
           <w:sz w:val="22"/>
         </w:rPr>
         <w:t>la inversión total en inventario y la cotización del dólar en tiempo real.</w:t>
@@ -2004,15 +2527,20 @@
         <w:spacing w:before="58" w:after="0" w:line="285" w:lineRule="auto"/>
         <w:ind w:right="259" w:firstLine="0"/>
         <w:contextualSpacing w:val="0"/>
-      </w:pPr>
-      <w:r>
-        <w:rPr>
+        <w:rPr>
+          <w:rFonts w:ascii="Arial" w:hAnsi="Arial" w:cs="Arial"/>
+        </w:rPr>
+      </w:pPr>
+      <w:r>
+        <w:rPr>
+          <w:rFonts w:ascii="Arial" w:hAnsi="Arial" w:cs="Arial"/>
           <w:sz w:val="22"/>
         </w:rPr>
         <w:t>Aplicar</w:t>
       </w:r>
       <w:r>
         <w:rPr>
+          <w:rFonts w:ascii="Arial" w:hAnsi="Arial" w:cs="Arial"/>
           <w:spacing w:val="40"/>
           <w:sz w:val="22"/>
         </w:rPr>
@@ -2020,12 +2548,14 @@
       </w:r>
       <w:r>
         <w:rPr>
+          <w:rFonts w:ascii="Arial" w:hAnsi="Arial" w:cs="Arial"/>
           <w:sz w:val="22"/>
         </w:rPr>
         <w:t>patrones</w:t>
       </w:r>
       <w:r>
         <w:rPr>
+          <w:rFonts w:ascii="Arial" w:hAnsi="Arial" w:cs="Arial"/>
           <w:spacing w:val="40"/>
           <w:sz w:val="22"/>
         </w:rPr>
@@ -2033,12 +2563,14 @@
       </w:r>
       <w:r>
         <w:rPr>
+          <w:rFonts w:ascii="Arial" w:hAnsi="Arial" w:cs="Arial"/>
           <w:sz w:val="22"/>
         </w:rPr>
         <w:t>de</w:t>
       </w:r>
       <w:r>
         <w:rPr>
+          <w:rFonts w:ascii="Arial" w:hAnsi="Arial" w:cs="Arial"/>
           <w:spacing w:val="40"/>
           <w:sz w:val="22"/>
         </w:rPr>
@@ -2046,12 +2578,14 @@
       </w:r>
       <w:r>
         <w:rPr>
+          <w:rFonts w:ascii="Arial" w:hAnsi="Arial" w:cs="Arial"/>
           <w:sz w:val="22"/>
         </w:rPr>
         <w:t>diseño</w:t>
       </w:r>
       <w:r>
         <w:rPr>
+          <w:rFonts w:ascii="Arial" w:hAnsi="Arial" w:cs="Arial"/>
           <w:spacing w:val="40"/>
           <w:sz w:val="22"/>
         </w:rPr>
@@ -2059,12 +2593,14 @@
       </w:r>
       <w:r>
         <w:rPr>
+          <w:rFonts w:ascii="Arial" w:hAnsi="Arial" w:cs="Arial"/>
           <w:sz w:val="22"/>
         </w:rPr>
         <w:t>(Singleton,</w:t>
       </w:r>
       <w:r>
         <w:rPr>
+          <w:rFonts w:ascii="Arial" w:hAnsi="Arial" w:cs="Arial"/>
           <w:spacing w:val="40"/>
           <w:sz w:val="22"/>
         </w:rPr>
@@ -2072,6 +2608,7 @@
       </w:r>
       <w:r>
         <w:rPr>
+          <w:rFonts w:ascii="Arial" w:hAnsi="Arial" w:cs="Arial"/>
           <w:sz w:val="22"/>
         </w:rPr>
         <w:t>List-</w:t>
@@ -2079,6 +2616,7 @@
       <w:proofErr w:type="spellStart"/>
       <w:r>
         <w:rPr>
+          <w:rFonts w:ascii="Arial" w:hAnsi="Arial" w:cs="Arial"/>
           <w:sz w:val="22"/>
         </w:rPr>
         <w:t>Detail</w:t>
@@ -2086,12 +2624,14 @@
       <w:proofErr w:type="spellEnd"/>
       <w:r>
         <w:rPr>
+          <w:rFonts w:ascii="Arial" w:hAnsi="Arial" w:cs="Arial"/>
           <w:sz w:val="22"/>
         </w:rPr>
         <w:t>)</w:t>
       </w:r>
       <w:r>
         <w:rPr>
+          <w:rFonts w:ascii="Arial" w:hAnsi="Arial" w:cs="Arial"/>
           <w:spacing w:val="40"/>
           <w:sz w:val="22"/>
         </w:rPr>
@@ -2099,12 +2639,14 @@
       </w:r>
       <w:r>
         <w:rPr>
+          <w:rFonts w:ascii="Arial" w:hAnsi="Arial" w:cs="Arial"/>
           <w:sz w:val="22"/>
         </w:rPr>
         <w:t>y</w:t>
       </w:r>
       <w:r>
         <w:rPr>
+          <w:rFonts w:ascii="Arial" w:hAnsi="Arial" w:cs="Arial"/>
           <w:spacing w:val="40"/>
           <w:sz w:val="22"/>
         </w:rPr>
@@ -2112,12 +2654,14 @@
       </w:r>
       <w:r>
         <w:rPr>
+          <w:rFonts w:ascii="Arial" w:hAnsi="Arial" w:cs="Arial"/>
           <w:sz w:val="22"/>
         </w:rPr>
         <w:t>operaciones</w:t>
       </w:r>
       <w:r>
         <w:rPr>
+          <w:rFonts w:ascii="Arial" w:hAnsi="Arial" w:cs="Arial"/>
           <w:spacing w:val="40"/>
           <w:sz w:val="22"/>
         </w:rPr>
@@ -2125,6 +2669,7 @@
       </w:r>
       <w:r>
         <w:rPr>
+          <w:rFonts w:ascii="Arial" w:hAnsi="Arial" w:cs="Arial"/>
           <w:sz w:val="22"/>
         </w:rPr>
         <w:t xml:space="preserve">asíncronas para garantizar la eficiencia, mantenibilidad y </w:t>
@@ -2132,6 +2677,7 @@
       <w:proofErr w:type="spellStart"/>
       <w:r>
         <w:rPr>
+          <w:rFonts w:ascii="Arial" w:hAnsi="Arial" w:cs="Arial"/>
           <w:sz w:val="22"/>
         </w:rPr>
         <w:t>responsividad</w:t>
@@ -2139,6 +2685,7 @@
       <w:proofErr w:type="spellEnd"/>
       <w:r>
         <w:rPr>
+          <w:rFonts w:ascii="Arial" w:hAnsi="Arial" w:cs="Arial"/>
           <w:sz w:val="22"/>
         </w:rPr>
         <w:t xml:space="preserve"> de la aplicación.</w:t>
@@ -2171,19 +2718,264 @@
     <w:p>
       <w:pPr>
         <w:pStyle w:val="Ttulo2"/>
-      </w:pPr>
-      <w:r>
         <w:rPr>
           <w:color w:val="283493"/>
         </w:rPr>
-        <w:t xml:space="preserve">Descripción del </w:t>
-      </w:r>
+      </w:pPr>
       <w:r>
         <w:rPr>
           <w:color w:val="283493"/>
+        </w:rPr>
+        <w:t>análisis</w:t>
+      </w:r>
+      <w:r>
+        <w:rPr>
+          <w:color w:val="283493"/>
+        </w:rPr>
+        <w:t xml:space="preserve"> del problema y requisitos</w:t>
+      </w:r>
+    </w:p>
+    <w:p>
+      <w:pPr>
+        <w:pStyle w:val="Ttulo3"/>
+      </w:pPr>
+      <w:r>
+        <w:t xml:space="preserve">descripción del problema </w:t>
+      </w:r>
+    </w:p>
+    <w:p>
+      <w:pPr>
+        <w:spacing w:before="80" w:after="80"/>
+        <w:jc w:val="both"/>
+      </w:pPr>
+      <w:r>
+        <w:rPr>
+          <w:rFonts w:ascii="Arial" w:eastAsia="Arial" w:hAnsi="Arial" w:cs="Arial"/>
+          <w:sz w:val="22"/>
+          <w:szCs w:val="22"/>
+        </w:rPr>
+        <w:t xml:space="preserve">Los comercios minoristas de </w:t>
+      </w:r>
+      <w:r>
+        <w:rPr>
+          <w:rFonts w:ascii="Arial" w:eastAsia="Arial" w:hAnsi="Arial" w:cs="Arial"/>
+          <w:sz w:val="22"/>
+          <w:szCs w:val="22"/>
+        </w:rPr>
+        <w:t>tecnología</w:t>
+      </w:r>
+      <w:r>
+        <w:rPr>
+          <w:rFonts w:ascii="Arial" w:eastAsia="Arial" w:hAnsi="Arial" w:cs="Arial"/>
+          <w:sz w:val="22"/>
+          <w:szCs w:val="22"/>
+        </w:rPr>
+        <w:t xml:space="preserve"> enfrentan </w:t>
+      </w:r>
+      <w:r>
+        <w:rPr>
+          <w:rFonts w:ascii="Arial" w:eastAsia="Arial" w:hAnsi="Arial" w:cs="Arial"/>
+          <w:sz w:val="22"/>
+          <w:szCs w:val="22"/>
+        </w:rPr>
+        <w:t>desafíos</w:t>
+      </w:r>
+      <w:r>
+        <w:rPr>
+          <w:rFonts w:ascii="Arial" w:eastAsia="Arial" w:hAnsi="Arial" w:cs="Arial"/>
+          <w:sz w:val="22"/>
+          <w:szCs w:val="22"/>
+        </w:rPr>
+        <w:t xml:space="preserve"> al gestionar su operativa diaria sin un sistema integrado: el control de stock se realiza manualmente, las ventas no quedan registradas de manera trazable, la </w:t>
+      </w:r>
+      <w:r>
+        <w:rPr>
+          <w:rFonts w:ascii="Arial" w:eastAsia="Arial" w:hAnsi="Arial" w:cs="Arial"/>
+          <w:sz w:val="22"/>
+          <w:szCs w:val="22"/>
+        </w:rPr>
+        <w:t>información</w:t>
+      </w:r>
+      <w:r>
+        <w:rPr>
+          <w:rFonts w:ascii="Arial" w:eastAsia="Arial" w:hAnsi="Arial" w:cs="Arial"/>
+          <w:sz w:val="22"/>
+          <w:szCs w:val="22"/>
+        </w:rPr>
+        <w:t xml:space="preserve"> de clientes se dispersa en </w:t>
+      </w:r>
+      <w:r>
+        <w:rPr>
+          <w:rFonts w:ascii="Arial" w:eastAsia="Arial" w:hAnsi="Arial" w:cs="Arial"/>
+          <w:sz w:val="22"/>
+          <w:szCs w:val="22"/>
+        </w:rPr>
+        <w:t>múltiples</w:t>
+      </w:r>
+      <w:r>
+        <w:rPr>
+          <w:rFonts w:ascii="Arial" w:eastAsia="Arial" w:hAnsi="Arial" w:cs="Arial"/>
+          <w:sz w:val="22"/>
+          <w:szCs w:val="22"/>
+        </w:rPr>
+        <w:t xml:space="preserve"> fuentes, y el arqueo de caja carece de </w:t>
+      </w:r>
+      <w:r>
+        <w:rPr>
+          <w:rFonts w:ascii="Arial" w:eastAsia="Arial" w:hAnsi="Arial" w:cs="Arial"/>
+          <w:sz w:val="22"/>
+          <w:szCs w:val="22"/>
+        </w:rPr>
+        <w:t>automatización</w:t>
+      </w:r>
+      <w:r>
+        <w:rPr>
+          <w:rFonts w:ascii="Arial" w:eastAsia="Arial" w:hAnsi="Arial" w:cs="Arial"/>
+          <w:sz w:val="22"/>
+          <w:szCs w:val="22"/>
+        </w:rPr>
+        <w:t>.</w:t>
+      </w:r>
+    </w:p>
+    <w:p>
+      <w:pPr>
+        <w:spacing w:before="80" w:after="80"/>
+        <w:jc w:val="both"/>
+      </w:pPr>
+      <w:r>
+        <w:rPr>
+          <w:rFonts w:ascii="Arial" w:eastAsia="Arial" w:hAnsi="Arial" w:cs="Arial"/>
+          <w:sz w:val="22"/>
+          <w:szCs w:val="22"/>
+        </w:rPr>
+        <w:t>Esto genera errores en los pedidos, perdidas de inventario no detectadas, falta de historial de compras por cliente y dificultades para conocer el estado financiero del negocio en tiempo real.</w:t>
+      </w:r>
+    </w:p>
+    <w:p>
+      <w:pPr>
+        <w:pStyle w:val="Ttulo3"/>
+      </w:pPr>
+      <w:r>
+        <w:lastRenderedPageBreak/>
+        <w:t xml:space="preserve">Alcance del </w:t>
+      </w:r>
+      <w:r>
+        <w:rPr>
           <w:spacing w:val="-2"/>
         </w:rPr>
-        <w:t>Problema</w:t>
+        <w:t>Sistema</w:t>
+      </w:r>
+    </w:p>
+    <w:p>
+      <w:pPr>
+        <w:spacing w:before="80" w:after="80"/>
+        <w:jc w:val="both"/>
+      </w:pPr>
+      <w:r>
+        <w:rPr>
+          <w:rFonts w:ascii="Arial" w:eastAsia="Arial" w:hAnsi="Arial" w:cs="Arial"/>
+          <w:sz w:val="22"/>
+          <w:szCs w:val="22"/>
+        </w:rPr>
+        <w:t xml:space="preserve">El sistema abarca la </w:t>
+      </w:r>
+      <w:r>
+        <w:rPr>
+          <w:rFonts w:ascii="Arial" w:eastAsia="Arial" w:hAnsi="Arial" w:cs="Arial"/>
+          <w:sz w:val="22"/>
+          <w:szCs w:val="22"/>
+        </w:rPr>
+        <w:t>gestión</w:t>
+      </w:r>
+      <w:r>
+        <w:rPr>
+          <w:rFonts w:ascii="Arial" w:eastAsia="Arial" w:hAnsi="Arial" w:cs="Arial"/>
+          <w:sz w:val="22"/>
+          <w:szCs w:val="22"/>
+        </w:rPr>
+        <w:t xml:space="preserve"> completa del ciclo comercial de un negocio minorista: desde el alta de productos en el inventario, pasando por la </w:t>
+      </w:r>
+      <w:r>
+        <w:rPr>
+          <w:rFonts w:ascii="Arial" w:eastAsia="Arial" w:hAnsi="Arial" w:cs="Arial"/>
+          <w:sz w:val="22"/>
+          <w:szCs w:val="22"/>
+        </w:rPr>
+        <w:t>gestión</w:t>
+      </w:r>
+      <w:r>
+        <w:rPr>
+          <w:rFonts w:ascii="Arial" w:eastAsia="Arial" w:hAnsi="Arial" w:cs="Arial"/>
+          <w:sz w:val="22"/>
+          <w:szCs w:val="22"/>
+        </w:rPr>
+        <w:t xml:space="preserve"> de clientes, el registro de ventas con </w:t>
+      </w:r>
+      <w:r>
+        <w:rPr>
+          <w:rFonts w:ascii="Arial" w:eastAsia="Arial" w:hAnsi="Arial" w:cs="Arial"/>
+          <w:sz w:val="22"/>
+          <w:szCs w:val="22"/>
+        </w:rPr>
+        <w:t>emisión</w:t>
+      </w:r>
+      <w:r>
+        <w:rPr>
+          <w:rFonts w:ascii="Arial" w:eastAsia="Arial" w:hAnsi="Arial" w:cs="Arial"/>
+          <w:sz w:val="22"/>
+          <w:szCs w:val="22"/>
+        </w:rPr>
+        <w:t xml:space="preserve"> de comprobantes PDF, hasta el control de operaciones de caja. Adicionalmente incorpora un </w:t>
+      </w:r>
+      <w:proofErr w:type="spellStart"/>
+      <w:r>
+        <w:rPr>
+          <w:rFonts w:ascii="Arial" w:eastAsia="Arial" w:hAnsi="Arial" w:cs="Arial"/>
+          <w:sz w:val="22"/>
+          <w:szCs w:val="22"/>
+        </w:rPr>
+        <w:t>dashboard</w:t>
+      </w:r>
+      <w:proofErr w:type="spellEnd"/>
+      <w:r>
+        <w:rPr>
+          <w:rFonts w:ascii="Arial" w:eastAsia="Arial" w:hAnsi="Arial" w:cs="Arial"/>
+          <w:sz w:val="22"/>
+          <w:szCs w:val="22"/>
+        </w:rPr>
+        <w:t xml:space="preserve"> con datos </w:t>
+      </w:r>
+      <w:r>
+        <w:rPr>
+          <w:rFonts w:ascii="Arial" w:eastAsia="Arial" w:hAnsi="Arial" w:cs="Arial"/>
+          <w:sz w:val="22"/>
+          <w:szCs w:val="22"/>
+        </w:rPr>
+        <w:t>analíticos</w:t>
+      </w:r>
+      <w:r>
+        <w:rPr>
+          <w:rFonts w:ascii="Arial" w:eastAsia="Arial" w:hAnsi="Arial" w:cs="Arial"/>
+          <w:sz w:val="22"/>
+          <w:szCs w:val="22"/>
+        </w:rPr>
+        <w:t xml:space="preserve"> e </w:t>
+      </w:r>
+      <w:r>
+        <w:rPr>
+          <w:rFonts w:ascii="Arial" w:eastAsia="Arial" w:hAnsi="Arial" w:cs="Arial"/>
+          <w:sz w:val="22"/>
+          <w:szCs w:val="22"/>
+        </w:rPr>
+        <w:t>integración</w:t>
+      </w:r>
+      <w:r>
+        <w:rPr>
+          <w:rFonts w:ascii="Arial" w:eastAsia="Arial" w:hAnsi="Arial" w:cs="Arial"/>
+          <w:sz w:val="22"/>
+          <w:szCs w:val="22"/>
+        </w:rPr>
+        <w:t xml:space="preserve"> con API externa para cotización de divisas.</w:t>
       </w:r>
     </w:p>
     <w:p>
@@ -2193,785 +2985,299 @@
         <w:ind w:left="262" w:right="259"/>
         <w:jc w:val="both"/>
       </w:pPr>
-      <w:r>
-        <w:t>Los</w:t>
-      </w:r>
-      <w:r>
-        <w:rPr>
-          <w:spacing w:val="-1"/>
+    </w:p>
+    <w:p>
+      <w:pPr>
+        <w:pStyle w:val="Ttulo3"/>
+      </w:pPr>
+      <w:r>
+        <w:t>Limitaciones</w:t>
+      </w:r>
+    </w:p>
+    <w:p>
+      <w:pPr>
+        <w:pStyle w:val="Prrafodelista"/>
+        <w:numPr>
+          <w:ilvl w:val="0"/>
+          <w:numId w:val="3"/>
+        </w:numPr>
+        <w:spacing w:before="60" w:after="60" w:line="240" w:lineRule="auto"/>
+        <w:contextualSpacing w:val="0"/>
+      </w:pPr>
+      <w:r>
+        <w:rPr>
+          <w:rFonts w:ascii="Arial" w:eastAsia="Arial" w:hAnsi="Arial" w:cs="Arial"/>
+          <w:sz w:val="22"/>
+          <w:szCs w:val="22"/>
+        </w:rPr>
+        <w:t xml:space="preserve">El sistema opera exclusivamente en entornos Windows (.NET Framework 4.8 / Windows </w:t>
+      </w:r>
+      <w:proofErr w:type="spellStart"/>
+      <w:r>
+        <w:rPr>
+          <w:rFonts w:ascii="Arial" w:eastAsia="Arial" w:hAnsi="Arial" w:cs="Arial"/>
+          <w:sz w:val="22"/>
+          <w:szCs w:val="22"/>
+        </w:rPr>
+        <w:t>Forms</w:t>
+      </w:r>
+      <w:proofErr w:type="spellEnd"/>
+      <w:r>
+        <w:rPr>
+          <w:rFonts w:ascii="Arial" w:eastAsia="Arial" w:hAnsi="Arial" w:cs="Arial"/>
+          <w:sz w:val="22"/>
+          <w:szCs w:val="22"/>
+        </w:rPr>
+        <w:t>).</w:t>
+      </w:r>
+    </w:p>
+    <w:p>
+      <w:pPr>
+        <w:pStyle w:val="Prrafodelista"/>
+        <w:numPr>
+          <w:ilvl w:val="0"/>
+          <w:numId w:val="3"/>
+        </w:numPr>
+        <w:spacing w:before="60" w:after="60" w:line="240" w:lineRule="auto"/>
+        <w:contextualSpacing w:val="0"/>
+      </w:pPr>
+      <w:r>
+        <w:rPr>
+          <w:rFonts w:ascii="Arial" w:eastAsia="Arial" w:hAnsi="Arial" w:cs="Arial"/>
+          <w:sz w:val="22"/>
+          <w:szCs w:val="22"/>
+        </w:rPr>
+        <w:t>La base de datos SQLite se almacena localmente en %</w:t>
+      </w:r>
+      <w:proofErr w:type="spellStart"/>
+      <w:r>
+        <w:rPr>
+          <w:rFonts w:ascii="Arial" w:eastAsia="Arial" w:hAnsi="Arial" w:cs="Arial"/>
+          <w:sz w:val="22"/>
+          <w:szCs w:val="22"/>
+        </w:rPr>
+        <w:t>AppData</w:t>
+      </w:r>
+      <w:proofErr w:type="spellEnd"/>
+      <w:r>
+        <w:rPr>
+          <w:rFonts w:ascii="Arial" w:eastAsia="Arial" w:hAnsi="Arial" w:cs="Arial"/>
+          <w:sz w:val="22"/>
+          <w:szCs w:val="22"/>
+        </w:rPr>
+        <w:t xml:space="preserve">%\Lam7ara\; no soporta operación </w:t>
+      </w:r>
+      <w:proofErr w:type="spellStart"/>
+      <w:r>
+        <w:rPr>
+          <w:rFonts w:ascii="Arial" w:eastAsia="Arial" w:hAnsi="Arial" w:cs="Arial"/>
+          <w:sz w:val="22"/>
+          <w:szCs w:val="22"/>
+        </w:rPr>
+        <w:t>multi-equipo</w:t>
+      </w:r>
+      <w:proofErr w:type="spellEnd"/>
+      <w:r>
+        <w:rPr>
+          <w:rFonts w:ascii="Arial" w:eastAsia="Arial" w:hAnsi="Arial" w:cs="Arial"/>
+          <w:sz w:val="22"/>
+          <w:szCs w:val="22"/>
+        </w:rPr>
+        <w:t xml:space="preserve"> ni sincronización entre puntos de venta.</w:t>
+      </w:r>
+    </w:p>
+    <w:p>
+      <w:pPr>
+        <w:pStyle w:val="Prrafodelista"/>
+        <w:numPr>
+          <w:ilvl w:val="0"/>
+          <w:numId w:val="3"/>
+        </w:numPr>
+        <w:spacing w:before="60" w:after="60" w:line="240" w:lineRule="auto"/>
+        <w:contextualSpacing w:val="0"/>
+      </w:pPr>
+      <w:r>
+        <w:rPr>
+          <w:rFonts w:ascii="Arial" w:eastAsia="Arial" w:hAnsi="Arial" w:cs="Arial"/>
+          <w:sz w:val="22"/>
+          <w:szCs w:val="22"/>
+        </w:rPr>
+        <w:t>No cuenta con sistema de autenticación de usuarios ni roles de seguridad implementados.</w:t>
+      </w:r>
+    </w:p>
+    <w:p>
+      <w:pPr>
+        <w:pStyle w:val="Prrafodelista"/>
+        <w:numPr>
+          <w:ilvl w:val="0"/>
+          <w:numId w:val="3"/>
+        </w:numPr>
+        <w:spacing w:before="60" w:after="60" w:line="240" w:lineRule="auto"/>
+        <w:contextualSpacing w:val="0"/>
+      </w:pPr>
+      <w:r>
+        <w:rPr>
+          <w:rFonts w:ascii="Arial" w:eastAsia="Arial" w:hAnsi="Arial" w:cs="Arial"/>
+          <w:sz w:val="22"/>
+          <w:szCs w:val="22"/>
+        </w:rPr>
+        <w:t xml:space="preserve">La </w:t>
+      </w:r>
+      <w:proofErr w:type="spellStart"/>
+      <w:r>
+        <w:rPr>
+          <w:rFonts w:ascii="Arial" w:eastAsia="Arial" w:hAnsi="Arial" w:cs="Arial"/>
+          <w:sz w:val="22"/>
+          <w:szCs w:val="22"/>
+        </w:rPr>
+        <w:t>actualizacion</w:t>
+      </w:r>
+      <w:proofErr w:type="spellEnd"/>
+      <w:r>
+        <w:rPr>
+          <w:rFonts w:ascii="Arial" w:eastAsia="Arial" w:hAnsi="Arial" w:cs="Arial"/>
+          <w:sz w:val="22"/>
+          <w:szCs w:val="22"/>
+        </w:rPr>
+        <w:t xml:space="preserve"> de cotizaciones del dólar es manual (</w:t>
+      </w:r>
+      <w:r>
+        <w:rPr>
+          <w:rFonts w:ascii="Arial" w:eastAsia="Arial" w:hAnsi="Arial" w:cs="Arial"/>
+          <w:sz w:val="22"/>
+          <w:szCs w:val="22"/>
+        </w:rPr>
+        <w:t>botón</w:t>
+      </w:r>
+      <w:r>
+        <w:rPr>
+          <w:rFonts w:ascii="Arial" w:eastAsia="Arial" w:hAnsi="Arial" w:cs="Arial"/>
+          <w:sz w:val="22"/>
+          <w:szCs w:val="22"/>
+        </w:rPr>
+        <w:t xml:space="preserve"> Actualizar); no se refresca </w:t>
+      </w:r>
+      <w:proofErr w:type="spellStart"/>
+      <w:r>
+        <w:rPr>
+          <w:rFonts w:ascii="Arial" w:eastAsia="Arial" w:hAnsi="Arial" w:cs="Arial"/>
+          <w:sz w:val="22"/>
+          <w:szCs w:val="22"/>
+        </w:rPr>
+        <w:t>automaticamente</w:t>
+      </w:r>
+      <w:proofErr w:type="spellEnd"/>
+      <w:r>
+        <w:rPr>
+          <w:rFonts w:ascii="Arial" w:eastAsia="Arial" w:hAnsi="Arial" w:cs="Arial"/>
+          <w:sz w:val="22"/>
+          <w:szCs w:val="22"/>
+        </w:rPr>
+        <w:t>.</w:t>
+      </w:r>
+    </w:p>
+    <w:p>
+      <w:pPr>
+        <w:pStyle w:val="Prrafodelista"/>
+        <w:numPr>
+          <w:ilvl w:val="0"/>
+          <w:numId w:val="3"/>
+        </w:numPr>
+        <w:spacing w:before="60" w:after="60" w:line="240" w:lineRule="auto"/>
+        <w:contextualSpacing w:val="0"/>
+      </w:pPr>
+      <w:r>
+        <w:rPr>
+          <w:rFonts w:ascii="Arial" w:eastAsia="Arial" w:hAnsi="Arial" w:cs="Arial"/>
+          <w:sz w:val="22"/>
+          <w:szCs w:val="22"/>
+        </w:rPr>
+        <w:t xml:space="preserve">El </w:t>
+      </w:r>
+      <w:proofErr w:type="spellStart"/>
+      <w:r>
+        <w:rPr>
+          <w:rFonts w:ascii="Arial" w:eastAsia="Arial" w:hAnsi="Arial" w:cs="Arial"/>
+          <w:sz w:val="22"/>
+          <w:szCs w:val="22"/>
+        </w:rPr>
+        <w:t>modulo</w:t>
+      </w:r>
+      <w:proofErr w:type="spellEnd"/>
+      <w:r>
+        <w:rPr>
+          <w:rFonts w:ascii="Arial" w:eastAsia="Arial" w:hAnsi="Arial" w:cs="Arial"/>
+          <w:sz w:val="22"/>
+          <w:szCs w:val="22"/>
         </w:rPr>
         <w:t xml:space="preserve"> </w:t>
       </w:r>
-      <w:r>
-        <w:t>comercios</w:t>
-      </w:r>
-      <w:r>
-        <w:rPr>
-          <w:spacing w:val="-1"/>
-        </w:rPr>
-        <w:t xml:space="preserve"> </w:t>
-      </w:r>
-      <w:r>
-        <w:t>minoristas</w:t>
-      </w:r>
-      <w:r>
-        <w:rPr>
-          <w:spacing w:val="-1"/>
-        </w:rPr>
-        <w:t xml:space="preserve"> </w:t>
-      </w:r>
-      <w:r>
-        <w:t>de</w:t>
-      </w:r>
-      <w:r>
-        <w:rPr>
-          <w:spacing w:val="-1"/>
-        </w:rPr>
-        <w:t xml:space="preserve"> </w:t>
-      </w:r>
-      <w:r>
-        <w:t>tecnología</w:t>
-      </w:r>
-      <w:r>
-        <w:rPr>
-          <w:spacing w:val="-1"/>
-        </w:rPr>
-        <w:t xml:space="preserve"> </w:t>
-      </w:r>
-      <w:r>
-        <w:t>enfrentan</w:t>
-      </w:r>
-      <w:r>
-        <w:rPr>
-          <w:spacing w:val="-1"/>
-        </w:rPr>
-        <w:t xml:space="preserve"> </w:t>
-      </w:r>
-      <w:r>
-        <w:t>desafíos</w:t>
-      </w:r>
-      <w:r>
-        <w:rPr>
-          <w:spacing w:val="-1"/>
-        </w:rPr>
-        <w:t xml:space="preserve"> </w:t>
-      </w:r>
-      <w:r>
-        <w:t>al</w:t>
-      </w:r>
-      <w:r>
-        <w:rPr>
-          <w:spacing w:val="-1"/>
-        </w:rPr>
-        <w:t xml:space="preserve"> </w:t>
-      </w:r>
-      <w:r>
-        <w:t>gestionar</w:t>
-      </w:r>
-      <w:r>
-        <w:rPr>
-          <w:spacing w:val="-1"/>
-        </w:rPr>
-        <w:t xml:space="preserve"> </w:t>
-      </w:r>
-      <w:r>
-        <w:t>su</w:t>
-      </w:r>
-      <w:r>
-        <w:rPr>
-          <w:spacing w:val="-1"/>
-        </w:rPr>
-        <w:t xml:space="preserve"> </w:t>
-      </w:r>
-      <w:r>
-        <w:t>operativa</w:t>
-      </w:r>
-      <w:r>
-        <w:rPr>
-          <w:spacing w:val="-1"/>
-        </w:rPr>
-        <w:t xml:space="preserve"> </w:t>
-      </w:r>
-      <w:r>
-        <w:t>diaria sin un sistema integrado: el control de stock se realiza manualmente, las ventas no quedan</w:t>
-      </w:r>
-      <w:r>
-        <w:rPr>
-          <w:spacing w:val="-6"/>
-        </w:rPr>
-        <w:t xml:space="preserve"> </w:t>
-      </w:r>
-      <w:r>
-        <w:t>registradas</w:t>
-      </w:r>
-      <w:r>
-        <w:rPr>
-          <w:spacing w:val="-6"/>
-        </w:rPr>
-        <w:t xml:space="preserve"> </w:t>
-      </w:r>
-      <w:r>
-        <w:t>de</w:t>
-      </w:r>
-      <w:r>
-        <w:rPr>
-          <w:spacing w:val="-6"/>
-        </w:rPr>
-        <w:t xml:space="preserve"> </w:t>
-      </w:r>
-      <w:r>
-        <w:t>manera</w:t>
-      </w:r>
-      <w:r>
-        <w:rPr>
-          <w:spacing w:val="-6"/>
-        </w:rPr>
-        <w:t xml:space="preserve"> </w:t>
-      </w:r>
-      <w:r>
-        <w:t>trazable,</w:t>
-      </w:r>
-      <w:r>
-        <w:rPr>
-          <w:spacing w:val="-6"/>
-        </w:rPr>
-        <w:t xml:space="preserve"> </w:t>
-      </w:r>
-      <w:r>
-        <w:t>la</w:t>
-      </w:r>
-      <w:r>
-        <w:rPr>
-          <w:spacing w:val="-6"/>
-        </w:rPr>
-        <w:t xml:space="preserve"> </w:t>
-      </w:r>
-      <w:r>
-        <w:t>información</w:t>
-      </w:r>
-      <w:r>
-        <w:rPr>
-          <w:spacing w:val="-6"/>
-        </w:rPr>
-        <w:t xml:space="preserve"> </w:t>
-      </w:r>
-      <w:r>
-        <w:t>de</w:t>
-      </w:r>
-      <w:r>
-        <w:rPr>
-          <w:spacing w:val="-6"/>
-        </w:rPr>
-        <w:t xml:space="preserve"> </w:t>
-      </w:r>
-      <w:r>
-        <w:t>clientes</w:t>
-      </w:r>
-      <w:r>
-        <w:rPr>
-          <w:spacing w:val="-6"/>
-        </w:rPr>
-        <w:t xml:space="preserve"> </w:t>
-      </w:r>
-      <w:r>
-        <w:t>se</w:t>
-      </w:r>
-      <w:r>
-        <w:rPr>
-          <w:spacing w:val="-6"/>
-        </w:rPr>
-        <w:t xml:space="preserve"> </w:t>
-      </w:r>
-      <w:r>
-        <w:t>dispersa</w:t>
-      </w:r>
-      <w:r>
-        <w:rPr>
-          <w:spacing w:val="-6"/>
-        </w:rPr>
-        <w:t xml:space="preserve"> </w:t>
-      </w:r>
-      <w:r>
-        <w:t>en</w:t>
-      </w:r>
-      <w:r>
-        <w:rPr>
-          <w:spacing w:val="-6"/>
-        </w:rPr>
-        <w:t xml:space="preserve"> </w:t>
-      </w:r>
-      <w:r>
-        <w:t>múltiples fuentes, y el arqueo de caja carece de automatización.</w:t>
-      </w:r>
-    </w:p>
-    <w:p>
-      <w:pPr>
-        <w:pStyle w:val="Textoindependiente"/>
-        <w:spacing w:before="158" w:line="285" w:lineRule="auto"/>
-        <w:ind w:left="262" w:right="259"/>
-        <w:jc w:val="both"/>
-      </w:pPr>
-      <w:r>
-        <w:t xml:space="preserve"> Esto genera errores en los</w:t>
-      </w:r>
-      <w:r>
-        <w:rPr>
-          <w:spacing w:val="40"/>
-        </w:rPr>
-        <w:t xml:space="preserve"> </w:t>
-      </w:r>
-      <w:r>
-        <w:t>pedidos, pérdidas de inventario no detectadas, falta de historial de compras por cliente y dificultades para conocer el estado financiero del negocio en tiempo real.</w:t>
-      </w:r>
-    </w:p>
-    <w:p>
-      <w:pPr>
-        <w:pStyle w:val="Textoindependiente"/>
-        <w:spacing w:before="158" w:line="285" w:lineRule="auto"/>
-        <w:ind w:left="262" w:right="259"/>
-        <w:jc w:val="both"/>
-      </w:pPr>
-    </w:p>
-    <w:p>
-      <w:pPr>
-        <w:pStyle w:val="Textoindependiente"/>
-        <w:spacing w:before="224"/>
-      </w:pPr>
-    </w:p>
-    <w:p>
-      <w:pPr>
-        <w:pStyle w:val="Textoindependiente"/>
-        <w:spacing w:before="224"/>
-      </w:pPr>
-    </w:p>
-    <w:p>
-      <w:pPr>
-        <w:pStyle w:val="Textoindependiente"/>
-        <w:spacing w:before="224"/>
-      </w:pPr>
-    </w:p>
-    <w:p>
-      <w:pPr>
-        <w:pStyle w:val="Ttulo2"/>
-      </w:pPr>
-      <w:r>
-        <w:rPr>
-          <w:color w:val="283493"/>
-        </w:rPr>
-        <w:lastRenderedPageBreak/>
-        <w:t xml:space="preserve">Alcance del </w:t>
-      </w:r>
-      <w:r>
-        <w:rPr>
-          <w:color w:val="283493"/>
+      <w:proofErr w:type="spellStart"/>
+      <w:r>
+        <w:rPr>
+          <w:rFonts w:ascii="Arial" w:eastAsia="Arial" w:hAnsi="Arial" w:cs="Arial"/>
+          <w:sz w:val="22"/>
+          <w:szCs w:val="22"/>
+        </w:rPr>
+        <w:t>Tecnico</w:t>
+      </w:r>
+      <w:proofErr w:type="spellEnd"/>
+      <w:r>
+        <w:rPr>
+          <w:rFonts w:ascii="Arial" w:eastAsia="Arial" w:hAnsi="Arial" w:cs="Arial"/>
+          <w:sz w:val="22"/>
+          <w:szCs w:val="22"/>
+        </w:rPr>
+        <w:t xml:space="preserve"> del </w:t>
+      </w:r>
+      <w:proofErr w:type="spellStart"/>
+      <w:r>
+        <w:rPr>
+          <w:rFonts w:ascii="Arial" w:eastAsia="Arial" w:hAnsi="Arial" w:cs="Arial"/>
+          <w:sz w:val="22"/>
+          <w:szCs w:val="22"/>
+        </w:rPr>
+        <w:t>sidebar</w:t>
+      </w:r>
+      <w:proofErr w:type="spellEnd"/>
+      <w:r>
+        <w:rPr>
+          <w:rFonts w:ascii="Arial" w:eastAsia="Arial" w:hAnsi="Arial" w:cs="Arial"/>
+          <w:sz w:val="22"/>
+          <w:szCs w:val="22"/>
+        </w:rPr>
+        <w:t xml:space="preserve"> no se encuentra implementado en la </w:t>
+      </w:r>
+      <w:proofErr w:type="spellStart"/>
+      <w:r>
+        <w:rPr>
+          <w:rFonts w:ascii="Arial" w:eastAsia="Arial" w:hAnsi="Arial" w:cs="Arial"/>
+          <w:sz w:val="22"/>
+          <w:szCs w:val="22"/>
+        </w:rPr>
+        <w:t>version</w:t>
+      </w:r>
+      <w:proofErr w:type="spellEnd"/>
+      <w:r>
+        <w:rPr>
+          <w:rFonts w:ascii="Arial" w:eastAsia="Arial" w:hAnsi="Arial" w:cs="Arial"/>
+          <w:sz w:val="22"/>
+          <w:szCs w:val="22"/>
+        </w:rPr>
+        <w:t xml:space="preserve"> actual.</w:t>
+      </w:r>
+    </w:p>
+    <w:p/>
+    <w:p>
+      <w:pPr>
+        <w:pStyle w:val="Ttulo3"/>
+      </w:pPr>
+      <w:r>
+        <w:t xml:space="preserve">Requerimientos </w:t>
+      </w:r>
+      <w:r>
+        <w:rPr>
           <w:spacing w:val="-2"/>
-        </w:rPr>
-        <w:t>Sistema</w:t>
-      </w:r>
-    </w:p>
-    <w:p>
-      <w:pPr>
-        <w:pStyle w:val="Textoindependiente"/>
-        <w:spacing w:before="158" w:line="285" w:lineRule="auto"/>
-        <w:ind w:left="262" w:right="259"/>
-        <w:jc w:val="both"/>
-      </w:pPr>
-      <w:r>
-        <w:t xml:space="preserve">El sistema abarca la gestión completa del ciclo comercial de un negocio minorista: desde el alta de productos en el inventario, pasando por la gestión de clientes, el registro de ventas con emisión de comprobantes PDF, hasta el control de operaciones de caja. Adicionalmente, incorpora un </w:t>
-      </w:r>
-      <w:proofErr w:type="spellStart"/>
-      <w:r>
-        <w:t>dashboard</w:t>
-      </w:r>
-      <w:proofErr w:type="spellEnd"/>
-      <w:r>
-        <w:t xml:space="preserve"> con datos analíticos e integración con </w:t>
-      </w:r>
-      <w:proofErr w:type="spellStart"/>
-      <w:r>
-        <w:t>APIs</w:t>
-      </w:r>
-      <w:proofErr w:type="spellEnd"/>
-      <w:r>
-        <w:t xml:space="preserve"> externas para cotización de divisas.</w:t>
-      </w:r>
-    </w:p>
-    <w:p>
-      <w:pPr>
-        <w:pStyle w:val="Textoindependiente"/>
-        <w:spacing w:before="158" w:line="285" w:lineRule="auto"/>
-        <w:ind w:left="262" w:right="259"/>
-        <w:jc w:val="both"/>
-      </w:pPr>
-    </w:p>
-    <w:p>
-      <w:pPr>
-        <w:pStyle w:val="Ttulo2"/>
-        <w:spacing w:before="1"/>
-      </w:pPr>
-      <w:r>
-        <w:rPr>
-          <w:color w:val="283493"/>
-          <w:spacing w:val="-2"/>
-        </w:rPr>
-        <w:t>Limitaciones</w:t>
-      </w:r>
-    </w:p>
-    <w:p>
-      <w:pPr>
-        <w:pStyle w:val="Prrafodelista"/>
-        <w:widowControl w:val="0"/>
-        <w:numPr>
-          <w:ilvl w:val="1"/>
-          <w:numId w:val="2"/>
-        </w:numPr>
-        <w:tabs>
-          <w:tab w:val="left" w:pos="1254"/>
-        </w:tabs>
-        <w:autoSpaceDE w:val="0"/>
-        <w:autoSpaceDN w:val="0"/>
-        <w:spacing w:before="158" w:after="0" w:line="285" w:lineRule="auto"/>
-        <w:ind w:right="259" w:firstLine="0"/>
-        <w:contextualSpacing w:val="0"/>
-      </w:pPr>
-      <w:r>
-        <w:rPr>
-          <w:sz w:val="22"/>
-        </w:rPr>
-        <w:t xml:space="preserve">El sistema opera exclusivamente en entornos Windows (Windows </w:t>
-      </w:r>
-      <w:proofErr w:type="spellStart"/>
-      <w:r>
-        <w:rPr>
-          <w:sz w:val="22"/>
-        </w:rPr>
-        <w:t>Forms</w:t>
-      </w:r>
-      <w:proofErr w:type="spellEnd"/>
-      <w:r>
-        <w:rPr>
-          <w:sz w:val="22"/>
-        </w:rPr>
-        <w:t xml:space="preserve"> / .NET Framework 4.8).</w:t>
-      </w:r>
-    </w:p>
-    <w:p>
-      <w:pPr>
-        <w:pStyle w:val="Prrafodelista"/>
-        <w:widowControl w:val="0"/>
-        <w:numPr>
-          <w:ilvl w:val="1"/>
-          <w:numId w:val="2"/>
-        </w:numPr>
-        <w:tabs>
-          <w:tab w:val="left" w:pos="1250"/>
-        </w:tabs>
-        <w:autoSpaceDE w:val="0"/>
-        <w:autoSpaceDN w:val="0"/>
-        <w:spacing w:before="58" w:after="0" w:line="240" w:lineRule="auto"/>
-        <w:ind w:left="1250" w:hanging="138"/>
-        <w:contextualSpacing w:val="0"/>
-      </w:pPr>
-      <w:r>
-        <w:rPr>
-          <w:sz w:val="22"/>
-        </w:rPr>
-        <w:t xml:space="preserve">Requiere conexión a un servidor MySQL para su </w:t>
-      </w:r>
-      <w:r>
-        <w:rPr>
-          <w:spacing w:val="-2"/>
-          <w:sz w:val="22"/>
-        </w:rPr>
-        <w:t>funcionamiento.</w:t>
-      </w:r>
-    </w:p>
-    <w:p>
-      <w:pPr>
-        <w:pStyle w:val="Prrafodelista"/>
-        <w:widowControl w:val="0"/>
-        <w:numPr>
-          <w:ilvl w:val="1"/>
-          <w:numId w:val="2"/>
-        </w:numPr>
-        <w:tabs>
-          <w:tab w:val="left" w:pos="1303"/>
-        </w:tabs>
-        <w:autoSpaceDE w:val="0"/>
-        <w:autoSpaceDN w:val="0"/>
-        <w:spacing w:before="107" w:after="0" w:line="285" w:lineRule="auto"/>
-        <w:ind w:right="259" w:firstLine="0"/>
-        <w:contextualSpacing w:val="0"/>
-      </w:pPr>
-      <w:r>
-        <w:rPr>
-          <w:sz w:val="22"/>
-        </w:rPr>
-        <w:t>No</w:t>
-      </w:r>
-      <w:r>
-        <w:rPr>
-          <w:spacing w:val="40"/>
-          <w:sz w:val="22"/>
-        </w:rPr>
-        <w:t xml:space="preserve"> </w:t>
-      </w:r>
-      <w:r>
-        <w:rPr>
-          <w:sz w:val="22"/>
-        </w:rPr>
-        <w:t>cuenta</w:t>
-      </w:r>
-      <w:r>
-        <w:rPr>
-          <w:spacing w:val="40"/>
-          <w:sz w:val="22"/>
-        </w:rPr>
-        <w:t xml:space="preserve"> </w:t>
-      </w:r>
-      <w:r>
-        <w:rPr>
-          <w:sz w:val="22"/>
-        </w:rPr>
-        <w:t>con</w:t>
-      </w:r>
-      <w:r>
-        <w:rPr>
-          <w:spacing w:val="40"/>
-          <w:sz w:val="22"/>
-        </w:rPr>
-        <w:t xml:space="preserve"> </w:t>
-      </w:r>
-      <w:r>
-        <w:rPr>
-          <w:sz w:val="22"/>
-        </w:rPr>
-        <w:t>sistema</w:t>
-      </w:r>
-      <w:r>
-        <w:rPr>
-          <w:spacing w:val="40"/>
-          <w:sz w:val="22"/>
-        </w:rPr>
-        <w:t xml:space="preserve"> </w:t>
-      </w:r>
-      <w:r>
-        <w:rPr>
-          <w:sz w:val="22"/>
-        </w:rPr>
-        <w:t>de</w:t>
-      </w:r>
-      <w:r>
-        <w:rPr>
-          <w:spacing w:val="40"/>
-          <w:sz w:val="22"/>
-        </w:rPr>
-        <w:t xml:space="preserve"> </w:t>
-      </w:r>
-      <w:r>
-        <w:rPr>
-          <w:sz w:val="22"/>
-        </w:rPr>
-        <w:t>autenticación</w:t>
-      </w:r>
-      <w:r>
-        <w:rPr>
-          <w:spacing w:val="40"/>
-          <w:sz w:val="22"/>
-        </w:rPr>
-        <w:t xml:space="preserve"> </w:t>
-      </w:r>
-      <w:r>
-        <w:rPr>
-          <w:sz w:val="22"/>
-        </w:rPr>
-        <w:t>de</w:t>
-      </w:r>
-      <w:r>
-        <w:rPr>
-          <w:spacing w:val="40"/>
-          <w:sz w:val="22"/>
-        </w:rPr>
-        <w:t xml:space="preserve"> </w:t>
-      </w:r>
-      <w:r>
-        <w:rPr>
-          <w:sz w:val="22"/>
-        </w:rPr>
-        <w:t>usuarios</w:t>
-      </w:r>
-      <w:r>
-        <w:rPr>
-          <w:spacing w:val="40"/>
-          <w:sz w:val="22"/>
-        </w:rPr>
-        <w:t xml:space="preserve"> </w:t>
-      </w:r>
-      <w:r>
-        <w:rPr>
-          <w:sz w:val="22"/>
-        </w:rPr>
-        <w:t>ni</w:t>
-      </w:r>
-      <w:r>
-        <w:rPr>
-          <w:spacing w:val="40"/>
-          <w:sz w:val="22"/>
-        </w:rPr>
-        <w:t xml:space="preserve"> </w:t>
-      </w:r>
-      <w:r>
-        <w:rPr>
-          <w:sz w:val="22"/>
-        </w:rPr>
-        <w:t>roles</w:t>
-      </w:r>
-      <w:r>
-        <w:rPr>
-          <w:spacing w:val="40"/>
-          <w:sz w:val="22"/>
-        </w:rPr>
-        <w:t xml:space="preserve"> </w:t>
-      </w:r>
-      <w:r>
-        <w:rPr>
-          <w:sz w:val="22"/>
-        </w:rPr>
-        <w:t>de</w:t>
-      </w:r>
-      <w:r>
-        <w:rPr>
-          <w:spacing w:val="40"/>
-          <w:sz w:val="22"/>
-        </w:rPr>
-        <w:t xml:space="preserve"> </w:t>
-      </w:r>
-      <w:r>
-        <w:rPr>
-          <w:sz w:val="22"/>
-        </w:rPr>
-        <w:t xml:space="preserve">seguridad </w:t>
-      </w:r>
-      <w:r>
-        <w:rPr>
-          <w:spacing w:val="-2"/>
-          <w:sz w:val="22"/>
-        </w:rPr>
-        <w:t>implementados.</w:t>
-      </w:r>
-    </w:p>
-    <w:p>
-      <w:pPr>
-        <w:pStyle w:val="Prrafodelista"/>
-        <w:widowControl w:val="0"/>
-        <w:numPr>
-          <w:ilvl w:val="1"/>
-          <w:numId w:val="2"/>
-        </w:numPr>
-        <w:tabs>
-          <w:tab w:val="left" w:pos="1304"/>
-        </w:tabs>
-        <w:autoSpaceDE w:val="0"/>
-        <w:autoSpaceDN w:val="0"/>
-        <w:spacing w:before="58" w:after="0" w:line="285" w:lineRule="auto"/>
-        <w:ind w:right="259" w:firstLine="0"/>
-        <w:contextualSpacing w:val="0"/>
-      </w:pPr>
-      <w:r>
-        <w:rPr>
-          <w:sz w:val="22"/>
-        </w:rPr>
-        <w:t>Los</w:t>
-      </w:r>
-      <w:r>
-        <w:rPr>
-          <w:spacing w:val="40"/>
-          <w:sz w:val="22"/>
-        </w:rPr>
-        <w:t xml:space="preserve"> </w:t>
-      </w:r>
-      <w:r>
-        <w:rPr>
-          <w:sz w:val="22"/>
-        </w:rPr>
-        <w:t>módulos</w:t>
-      </w:r>
-      <w:r>
-        <w:rPr>
-          <w:spacing w:val="40"/>
-          <w:sz w:val="22"/>
-        </w:rPr>
-        <w:t xml:space="preserve"> </w:t>
-      </w:r>
-      <w:r>
-        <w:rPr>
-          <w:sz w:val="22"/>
-        </w:rPr>
-        <w:t>de</w:t>
-      </w:r>
-      <w:r>
-        <w:rPr>
-          <w:spacing w:val="40"/>
-          <w:sz w:val="22"/>
-        </w:rPr>
-        <w:t xml:space="preserve"> </w:t>
-      </w:r>
-      <w:r>
-        <w:rPr>
-          <w:sz w:val="22"/>
-        </w:rPr>
-        <w:t>Configuración</w:t>
-      </w:r>
-      <w:r>
-        <w:rPr>
-          <w:spacing w:val="40"/>
-          <w:sz w:val="22"/>
-        </w:rPr>
-        <w:t xml:space="preserve"> </w:t>
-      </w:r>
-      <w:r>
-        <w:rPr>
-          <w:sz w:val="22"/>
-        </w:rPr>
-        <w:t>y</w:t>
-      </w:r>
-      <w:r>
-        <w:rPr>
-          <w:spacing w:val="40"/>
-          <w:sz w:val="22"/>
-        </w:rPr>
-        <w:t xml:space="preserve"> </w:t>
-      </w:r>
-      <w:r>
-        <w:rPr>
-          <w:sz w:val="22"/>
-        </w:rPr>
-        <w:t>Técnico</w:t>
-      </w:r>
-      <w:r>
-        <w:rPr>
-          <w:spacing w:val="40"/>
-          <w:sz w:val="22"/>
-        </w:rPr>
-        <w:t xml:space="preserve"> </w:t>
-      </w:r>
-      <w:r>
-        <w:rPr>
-          <w:sz w:val="22"/>
-        </w:rPr>
-        <w:t>no</w:t>
-      </w:r>
-      <w:r>
-        <w:rPr>
-          <w:spacing w:val="40"/>
-          <w:sz w:val="22"/>
-        </w:rPr>
-        <w:t xml:space="preserve"> </w:t>
-      </w:r>
-      <w:r>
-        <w:rPr>
-          <w:sz w:val="22"/>
-        </w:rPr>
-        <w:t>se</w:t>
-      </w:r>
-      <w:r>
-        <w:rPr>
-          <w:spacing w:val="40"/>
-          <w:sz w:val="22"/>
-        </w:rPr>
-        <w:t xml:space="preserve"> </w:t>
-      </w:r>
-      <w:r>
-        <w:rPr>
-          <w:sz w:val="22"/>
-        </w:rPr>
-        <w:t>encuentran</w:t>
-      </w:r>
-      <w:r>
-        <w:rPr>
-          <w:spacing w:val="40"/>
-          <w:sz w:val="22"/>
-        </w:rPr>
-        <w:t xml:space="preserve"> </w:t>
-      </w:r>
-      <w:r>
-        <w:rPr>
-          <w:sz w:val="22"/>
-        </w:rPr>
-        <w:t>completamente implementados en la versión actual.</w:t>
-      </w:r>
-    </w:p>
-    <w:p>
-      <w:pPr>
-        <w:pStyle w:val="Prrafodelista"/>
-        <w:widowControl w:val="0"/>
-        <w:numPr>
-          <w:ilvl w:val="1"/>
-          <w:numId w:val="2"/>
-        </w:numPr>
-        <w:tabs>
-          <w:tab w:val="left" w:pos="1250"/>
-        </w:tabs>
-        <w:autoSpaceDE w:val="0"/>
-        <w:autoSpaceDN w:val="0"/>
-        <w:spacing w:before="58" w:after="0" w:line="240" w:lineRule="auto"/>
-        <w:ind w:left="1250" w:hanging="138"/>
-        <w:contextualSpacing w:val="0"/>
-      </w:pPr>
-      <w:r>
-        <w:rPr>
-          <w:sz w:val="22"/>
-        </w:rPr>
-        <w:t xml:space="preserve">No soporta operación </w:t>
-      </w:r>
-      <w:proofErr w:type="spellStart"/>
-      <w:r>
-        <w:rPr>
-          <w:sz w:val="22"/>
-        </w:rPr>
-        <w:t>multi-sucursal</w:t>
-      </w:r>
-      <w:proofErr w:type="spellEnd"/>
-      <w:r>
-        <w:rPr>
-          <w:sz w:val="22"/>
-        </w:rPr>
-        <w:t xml:space="preserve"> ni sincronización entre puntos de </w:t>
-      </w:r>
-      <w:r>
-        <w:rPr>
-          <w:spacing w:val="-2"/>
-          <w:sz w:val="22"/>
-        </w:rPr>
-        <w:t>venta.</w:t>
-      </w:r>
-    </w:p>
-    <w:p/>
-    <w:p>
-      <w:pPr>
-        <w:ind w:left="262"/>
-        <w:rPr>
-          <w:rFonts w:ascii="Arial"/>
-          <w:b/>
-          <w:sz w:val="26"/>
-        </w:rPr>
-      </w:pPr>
-      <w:r>
-        <w:rPr>
-          <w:rFonts w:ascii="Arial"/>
-          <w:b/>
-          <w:color w:val="283493"/>
-          <w:sz w:val="26"/>
-        </w:rPr>
-        <w:t xml:space="preserve">Requerimientos </w:t>
-      </w:r>
-      <w:r>
-        <w:rPr>
-          <w:rFonts w:ascii="Arial"/>
-          <w:b/>
-          <w:color w:val="283493"/>
-          <w:spacing w:val="-2"/>
-          <w:sz w:val="26"/>
         </w:rPr>
         <w:t>Funcionales</w:t>
       </w:r>
@@ -3145,14 +3451,12 @@
                 <w:sz w:val="20"/>
               </w:rPr>
             </w:pPr>
-            <w:proofErr w:type="spellStart"/>
-            <w:r>
-              <w:rPr>
-                <w:sz w:val="20"/>
-              </w:rPr>
-              <w:t>Gestión</w:t>
-            </w:r>
-            <w:proofErr w:type="spellEnd"/>
+            <w:r>
+              <w:rPr>
+                <w:sz w:val="20"/>
+              </w:rPr>
+              <w:t>Gestion</w:t>
+            </w:r>
             <w:r>
               <w:rPr>
                 <w:spacing w:val="-14"/>
@@ -3710,143 +4014,171 @@
             </w:pPr>
             <w:r>
               <w:rPr>
-                <w:sz w:val="20"/>
-              </w:rPr>
-              <w:t>Registro</w:t>
-            </w:r>
-            <w:r>
-              <w:rPr>
-                <w:spacing w:val="-5"/>
-                <w:sz w:val="20"/>
+                <w:rFonts w:ascii="Arial" w:eastAsia="Arial" w:hAnsi="Arial" w:cs="Arial"/>
+                <w:sz w:val="20"/>
+                <w:szCs w:val="20"/>
+              </w:rPr>
+              <w:t xml:space="preserve">Registro de </w:t>
+            </w:r>
+            <w:proofErr w:type="spellStart"/>
+            <w:r>
+              <w:rPr>
+                <w:rFonts w:ascii="Arial" w:eastAsia="Arial" w:hAnsi="Arial" w:cs="Arial"/>
+                <w:sz w:val="20"/>
+                <w:szCs w:val="20"/>
+              </w:rPr>
+              <w:t>ventas</w:t>
+            </w:r>
+            <w:proofErr w:type="spellEnd"/>
+            <w:r>
+              <w:rPr>
+                <w:rFonts w:ascii="Arial" w:eastAsia="Arial" w:hAnsi="Arial" w:cs="Arial"/>
+                <w:sz w:val="20"/>
+                <w:szCs w:val="20"/>
               </w:rPr>
               <w:t xml:space="preserve"> </w:t>
             </w:r>
-            <w:r>
-              <w:rPr>
-                <w:sz w:val="20"/>
-              </w:rPr>
-              <w:t>de</w:t>
-            </w:r>
-            <w:r>
-              <w:rPr>
-                <w:spacing w:val="-5"/>
-                <w:sz w:val="20"/>
+            <w:proofErr w:type="spellStart"/>
+            <w:r>
+              <w:rPr>
+                <w:rFonts w:ascii="Arial" w:eastAsia="Arial" w:hAnsi="Arial" w:cs="Arial"/>
+                <w:sz w:val="20"/>
+                <w:szCs w:val="20"/>
+              </w:rPr>
+              <w:t>vinculando</w:t>
+            </w:r>
+            <w:proofErr w:type="spellEnd"/>
+            <w:r>
+              <w:rPr>
+                <w:rFonts w:ascii="Arial" w:eastAsia="Arial" w:hAnsi="Arial" w:cs="Arial"/>
+                <w:sz w:val="20"/>
+                <w:szCs w:val="20"/>
+              </w:rPr>
+              <w:t xml:space="preserve"> multiples </w:t>
+            </w:r>
+            <w:proofErr w:type="spellStart"/>
+            <w:r>
+              <w:rPr>
+                <w:rFonts w:ascii="Arial" w:eastAsia="Arial" w:hAnsi="Arial" w:cs="Arial"/>
+                <w:sz w:val="20"/>
+                <w:szCs w:val="20"/>
+              </w:rPr>
+              <w:t>productos</w:t>
+            </w:r>
+            <w:proofErr w:type="spellEnd"/>
+            <w:r>
+              <w:rPr>
+                <w:rFonts w:ascii="Arial" w:eastAsia="Arial" w:hAnsi="Arial" w:cs="Arial"/>
+                <w:sz w:val="20"/>
+                <w:szCs w:val="20"/>
+              </w:rPr>
+              <w:t xml:space="preserve">, </w:t>
+            </w:r>
+            <w:proofErr w:type="spellStart"/>
+            <w:r>
+              <w:rPr>
+                <w:rFonts w:ascii="Arial" w:eastAsia="Arial" w:hAnsi="Arial" w:cs="Arial"/>
+                <w:sz w:val="20"/>
+                <w:szCs w:val="20"/>
+              </w:rPr>
+              <w:t>clientes</w:t>
+            </w:r>
+            <w:proofErr w:type="spellEnd"/>
+            <w:r>
+              <w:rPr>
+                <w:rFonts w:ascii="Arial" w:eastAsia="Arial" w:hAnsi="Arial" w:cs="Arial"/>
+                <w:sz w:val="20"/>
+                <w:szCs w:val="20"/>
+              </w:rPr>
+              <w:t xml:space="preserve"> y </w:t>
+            </w:r>
+            <w:proofErr w:type="spellStart"/>
+            <w:r>
+              <w:rPr>
+                <w:rFonts w:ascii="Arial" w:eastAsia="Arial" w:hAnsi="Arial" w:cs="Arial"/>
+                <w:sz w:val="20"/>
+                <w:szCs w:val="20"/>
+              </w:rPr>
+              <w:t>metodos</w:t>
+            </w:r>
+            <w:proofErr w:type="spellEnd"/>
+            <w:r>
+              <w:rPr>
+                <w:rFonts w:ascii="Arial" w:eastAsia="Arial" w:hAnsi="Arial" w:cs="Arial"/>
+                <w:sz w:val="20"/>
+                <w:szCs w:val="20"/>
+              </w:rPr>
+              <w:t xml:space="preserve"> de </w:t>
+            </w:r>
+            <w:proofErr w:type="spellStart"/>
+            <w:r>
+              <w:rPr>
+                <w:rFonts w:ascii="Arial" w:eastAsia="Arial" w:hAnsi="Arial" w:cs="Arial"/>
+                <w:sz w:val="20"/>
+                <w:szCs w:val="20"/>
+              </w:rPr>
+              <w:t>pago</w:t>
+            </w:r>
+            <w:proofErr w:type="spellEnd"/>
+            <w:r>
+              <w:rPr>
+                <w:rFonts w:ascii="Arial" w:eastAsia="Arial" w:hAnsi="Arial" w:cs="Arial"/>
+                <w:sz w:val="20"/>
+                <w:szCs w:val="20"/>
+              </w:rPr>
+              <w:t xml:space="preserve">. </w:t>
+            </w:r>
+            <w:proofErr w:type="spellStart"/>
+            <w:r>
+              <w:rPr>
+                <w:rFonts w:ascii="Arial" w:eastAsia="Arial" w:hAnsi="Arial" w:cs="Arial"/>
+                <w:sz w:val="20"/>
+                <w:szCs w:val="20"/>
+              </w:rPr>
+              <w:t>Descuento</w:t>
+            </w:r>
+            <w:proofErr w:type="spellEnd"/>
+            <w:r>
+              <w:rPr>
+                <w:rFonts w:ascii="Arial" w:eastAsia="Arial" w:hAnsi="Arial" w:cs="Arial"/>
+                <w:sz w:val="20"/>
+                <w:szCs w:val="20"/>
               </w:rPr>
               <w:t xml:space="preserve"> </w:t>
             </w:r>
             <w:proofErr w:type="spellStart"/>
             <w:r>
               <w:rPr>
-                <w:sz w:val="20"/>
-              </w:rPr>
-              <w:t>ventas</w:t>
+                <w:rFonts w:ascii="Arial" w:eastAsia="Arial" w:hAnsi="Arial" w:cs="Arial"/>
+                <w:sz w:val="20"/>
+                <w:szCs w:val="20"/>
+              </w:rPr>
+              <w:t>automatico</w:t>
             </w:r>
             <w:proofErr w:type="spellEnd"/>
             <w:r>
               <w:rPr>
-                <w:spacing w:val="-5"/>
-                <w:sz w:val="20"/>
-              </w:rPr>
-              <w:t xml:space="preserve"> </w:t>
+                <w:rFonts w:ascii="Arial" w:eastAsia="Arial" w:hAnsi="Arial" w:cs="Arial"/>
+                <w:sz w:val="20"/>
+                <w:szCs w:val="20"/>
+              </w:rPr>
+              <w:t xml:space="preserve"> de stock al </w:t>
             </w:r>
             <w:proofErr w:type="spellStart"/>
             <w:r>
               <w:rPr>
-                <w:sz w:val="20"/>
-              </w:rPr>
-              <w:t>vinculando</w:t>
+                <w:rFonts w:ascii="Arial" w:eastAsia="Arial" w:hAnsi="Arial" w:cs="Arial"/>
+                <w:sz w:val="20"/>
+                <w:szCs w:val="20"/>
+              </w:rPr>
+              <w:t>concretar</w:t>
             </w:r>
             <w:proofErr w:type="spellEnd"/>
             <w:r>
               <w:rPr>
-                <w:spacing w:val="-5"/>
-                <w:sz w:val="20"/>
-              </w:rPr>
-              <w:t xml:space="preserve"> </w:t>
-            </w:r>
-            <w:proofErr w:type="spellStart"/>
-            <w:r>
-              <w:rPr>
-                <w:sz w:val="20"/>
-              </w:rPr>
-              <w:t>productos</w:t>
-            </w:r>
-            <w:proofErr w:type="spellEnd"/>
-            <w:r>
-              <w:rPr>
-                <w:sz w:val="20"/>
-              </w:rPr>
-              <w:t>,</w:t>
-            </w:r>
-            <w:r>
-              <w:rPr>
-                <w:spacing w:val="-5"/>
-                <w:sz w:val="20"/>
-              </w:rPr>
-              <w:t xml:space="preserve"> </w:t>
-            </w:r>
-            <w:proofErr w:type="spellStart"/>
-            <w:r>
-              <w:rPr>
-                <w:sz w:val="20"/>
-              </w:rPr>
-              <w:t>clientes</w:t>
-            </w:r>
-            <w:proofErr w:type="spellEnd"/>
-            <w:r>
-              <w:rPr>
-                <w:spacing w:val="-5"/>
-                <w:sz w:val="20"/>
-              </w:rPr>
-              <w:t xml:space="preserve"> </w:t>
-            </w:r>
-            <w:r>
-              <w:rPr>
-                <w:sz w:val="20"/>
-              </w:rPr>
-              <w:t>y</w:t>
-            </w:r>
-            <w:r>
-              <w:rPr>
-                <w:spacing w:val="-5"/>
-                <w:sz w:val="20"/>
-              </w:rPr>
-              <w:t xml:space="preserve"> </w:t>
-            </w:r>
-            <w:proofErr w:type="spellStart"/>
-            <w:r>
-              <w:rPr>
-                <w:sz w:val="20"/>
-              </w:rPr>
-              <w:t>métodos</w:t>
-            </w:r>
-            <w:proofErr w:type="spellEnd"/>
-            <w:r>
-              <w:rPr>
-                <w:spacing w:val="-5"/>
-                <w:sz w:val="20"/>
-              </w:rPr>
-              <w:t xml:space="preserve"> </w:t>
-            </w:r>
-            <w:r>
-              <w:rPr>
-                <w:sz w:val="20"/>
-              </w:rPr>
-              <w:t xml:space="preserve">de </w:t>
-            </w:r>
-            <w:proofErr w:type="spellStart"/>
-            <w:r>
-              <w:rPr>
-                <w:spacing w:val="-2"/>
-                <w:sz w:val="20"/>
-              </w:rPr>
-              <w:t>pago</w:t>
-            </w:r>
-            <w:proofErr w:type="spellEnd"/>
-            <w:r>
-              <w:rPr>
-                <w:spacing w:val="-2"/>
-                <w:sz w:val="20"/>
+                <w:rFonts w:ascii="Arial" w:eastAsia="Arial" w:hAnsi="Arial" w:cs="Arial"/>
+                <w:sz w:val="20"/>
+                <w:szCs w:val="20"/>
               </w:rPr>
               <w:t>.</w:t>
             </w:r>
@@ -4335,155 +4667,200 @@
             <w:proofErr w:type="spellStart"/>
             <w:r>
               <w:rPr>
-                <w:sz w:val="20"/>
-              </w:rPr>
-              <w:t>Visualización</w:t>
+                <w:rFonts w:ascii="Arial" w:eastAsia="Arial" w:hAnsi="Arial" w:cs="Arial"/>
+                <w:sz w:val="20"/>
+                <w:szCs w:val="20"/>
+              </w:rPr>
+              <w:t>Visualizacion</w:t>
             </w:r>
             <w:proofErr w:type="spellEnd"/>
             <w:r>
               <w:rPr>
-                <w:spacing w:val="-5"/>
-                <w:sz w:val="20"/>
+                <w:rFonts w:ascii="Arial" w:eastAsia="Arial" w:hAnsi="Arial" w:cs="Arial"/>
+                <w:sz w:val="20"/>
+                <w:szCs w:val="20"/>
+              </w:rPr>
+              <w:t xml:space="preserve"> de </w:t>
+            </w:r>
+            <w:proofErr w:type="spellStart"/>
+            <w:r>
+              <w:rPr>
+                <w:rFonts w:ascii="Arial" w:eastAsia="Arial" w:hAnsi="Arial" w:cs="Arial"/>
+                <w:sz w:val="20"/>
+                <w:szCs w:val="20"/>
+              </w:rPr>
+              <w:t>ventas</w:t>
+            </w:r>
+            <w:proofErr w:type="spellEnd"/>
+            <w:r>
+              <w:rPr>
+                <w:rFonts w:ascii="Arial" w:eastAsia="Arial" w:hAnsi="Arial" w:cs="Arial"/>
+                <w:sz w:val="20"/>
+                <w:szCs w:val="20"/>
+              </w:rPr>
+              <w:t xml:space="preserve"> del </w:t>
+            </w:r>
+            <w:proofErr w:type="spellStart"/>
+            <w:r>
+              <w:rPr>
+                <w:rFonts w:ascii="Arial" w:eastAsia="Arial" w:hAnsi="Arial" w:cs="Arial"/>
+                <w:sz w:val="20"/>
+                <w:szCs w:val="20"/>
+              </w:rPr>
+              <w:t>dia</w:t>
+            </w:r>
+            <w:proofErr w:type="spellEnd"/>
+            <w:r>
+              <w:rPr>
+                <w:rFonts w:ascii="Arial" w:eastAsia="Arial" w:hAnsi="Arial" w:cs="Arial"/>
+                <w:sz w:val="20"/>
+                <w:szCs w:val="20"/>
+              </w:rPr>
+              <w:t xml:space="preserve">, </w:t>
+            </w:r>
+            <w:proofErr w:type="spellStart"/>
+            <w:r>
+              <w:rPr>
+                <w:rFonts w:ascii="Arial" w:eastAsia="Arial" w:hAnsi="Arial" w:cs="Arial"/>
+                <w:sz w:val="20"/>
+                <w:szCs w:val="20"/>
+              </w:rPr>
+              <w:t>cantidad</w:t>
+            </w:r>
+            <w:proofErr w:type="spellEnd"/>
+            <w:r>
+              <w:rPr>
+                <w:rFonts w:ascii="Arial" w:eastAsia="Arial" w:hAnsi="Arial" w:cs="Arial"/>
+                <w:sz w:val="20"/>
+                <w:szCs w:val="20"/>
+              </w:rPr>
+              <w:t xml:space="preserve"> de </w:t>
+            </w:r>
+            <w:proofErr w:type="spellStart"/>
+            <w:r>
+              <w:rPr>
+                <w:rFonts w:ascii="Arial" w:eastAsia="Arial" w:hAnsi="Arial" w:cs="Arial"/>
+                <w:sz w:val="20"/>
+                <w:szCs w:val="20"/>
+              </w:rPr>
+              <w:t>ventas</w:t>
+            </w:r>
+            <w:proofErr w:type="spellEnd"/>
+            <w:r>
+              <w:rPr>
+                <w:rFonts w:ascii="Arial" w:eastAsia="Arial" w:hAnsi="Arial" w:cs="Arial"/>
+                <w:sz w:val="20"/>
+                <w:szCs w:val="20"/>
+              </w:rPr>
+              <w:t xml:space="preserve">, </w:t>
+            </w:r>
+            <w:proofErr w:type="spellStart"/>
+            <w:r>
+              <w:rPr>
+                <w:rFonts w:ascii="Arial" w:eastAsia="Arial" w:hAnsi="Arial" w:cs="Arial"/>
+                <w:sz w:val="20"/>
+                <w:szCs w:val="20"/>
+              </w:rPr>
+              <w:t>clientes</w:t>
+            </w:r>
+            <w:proofErr w:type="spellEnd"/>
+            <w:r>
+              <w:rPr>
+                <w:rFonts w:ascii="Arial" w:eastAsia="Arial" w:hAnsi="Arial" w:cs="Arial"/>
+                <w:sz w:val="20"/>
+                <w:szCs w:val="20"/>
               </w:rPr>
               <w:t xml:space="preserve"> </w:t>
             </w:r>
-            <w:r>
-              <w:rPr>
-                <w:sz w:val="20"/>
-              </w:rPr>
-              <w:t>de</w:t>
-            </w:r>
-            <w:r>
-              <w:rPr>
-                <w:spacing w:val="-5"/>
-                <w:sz w:val="20"/>
+            <w:proofErr w:type="spellStart"/>
+            <w:r>
+              <w:rPr>
+                <w:rFonts w:ascii="Arial" w:eastAsia="Arial" w:hAnsi="Arial" w:cs="Arial"/>
+                <w:sz w:val="20"/>
+                <w:szCs w:val="20"/>
+              </w:rPr>
+              <w:t>registrados</w:t>
+            </w:r>
+            <w:proofErr w:type="spellEnd"/>
+            <w:r>
+              <w:rPr>
+                <w:rFonts w:ascii="Arial" w:eastAsia="Arial" w:hAnsi="Arial" w:cs="Arial"/>
+                <w:sz w:val="20"/>
+                <w:szCs w:val="20"/>
+              </w:rPr>
+              <w:t xml:space="preserve">, </w:t>
+            </w:r>
+            <w:proofErr w:type="spellStart"/>
+            <w:r>
+              <w:rPr>
+                <w:rFonts w:ascii="Arial" w:eastAsia="Arial" w:hAnsi="Arial" w:cs="Arial"/>
+                <w:sz w:val="20"/>
+                <w:szCs w:val="20"/>
+              </w:rPr>
+              <w:t>estado</w:t>
+            </w:r>
+            <w:proofErr w:type="spellEnd"/>
+            <w:r>
+              <w:rPr>
+                <w:rFonts w:ascii="Arial" w:eastAsia="Arial" w:hAnsi="Arial" w:cs="Arial"/>
+                <w:sz w:val="20"/>
+                <w:szCs w:val="20"/>
+              </w:rPr>
+              <w:t xml:space="preserve"> de </w:t>
+            </w:r>
+            <w:proofErr w:type="spellStart"/>
+            <w:r>
+              <w:rPr>
+                <w:rFonts w:ascii="Arial" w:eastAsia="Arial" w:hAnsi="Arial" w:cs="Arial"/>
+                <w:sz w:val="20"/>
+                <w:szCs w:val="20"/>
+              </w:rPr>
+              <w:t>caja</w:t>
+            </w:r>
+            <w:proofErr w:type="spellEnd"/>
+            <w:r>
+              <w:rPr>
+                <w:rFonts w:ascii="Arial" w:eastAsia="Arial" w:hAnsi="Arial" w:cs="Arial"/>
+                <w:sz w:val="20"/>
+                <w:szCs w:val="20"/>
+              </w:rPr>
+              <w:t xml:space="preserve">, stock bajo y </w:t>
+            </w:r>
+            <w:proofErr w:type="spellStart"/>
+            <w:r>
+              <w:rPr>
+                <w:rFonts w:ascii="Arial" w:eastAsia="Arial" w:hAnsi="Arial" w:cs="Arial"/>
+                <w:sz w:val="20"/>
+                <w:szCs w:val="20"/>
+              </w:rPr>
+              <w:t>ultimas</w:t>
+            </w:r>
+            <w:proofErr w:type="spellEnd"/>
+            <w:r>
+              <w:rPr>
+                <w:rFonts w:ascii="Arial" w:eastAsia="Arial" w:hAnsi="Arial" w:cs="Arial"/>
+                <w:sz w:val="20"/>
+                <w:szCs w:val="20"/>
               </w:rPr>
               <w:t xml:space="preserve"> </w:t>
             </w:r>
             <w:proofErr w:type="spellStart"/>
             <w:r>
               <w:rPr>
-                <w:sz w:val="20"/>
-              </w:rPr>
-              <w:t>inversión</w:t>
+                <w:rFonts w:ascii="Arial" w:eastAsia="Arial" w:hAnsi="Arial" w:cs="Arial"/>
+                <w:sz w:val="20"/>
+                <w:szCs w:val="20"/>
+              </w:rPr>
+              <w:t>ventas</w:t>
             </w:r>
             <w:proofErr w:type="spellEnd"/>
             <w:r>
               <w:rPr>
-                <w:spacing w:val="-5"/>
-                <w:sz w:val="20"/>
-              </w:rPr>
-              <w:t xml:space="preserve"> </w:t>
-            </w:r>
-            <w:r>
-              <w:rPr>
-                <w:sz w:val="20"/>
-              </w:rPr>
-              <w:t>total</w:t>
-            </w:r>
-            <w:r>
-              <w:rPr>
-                <w:spacing w:val="-5"/>
-                <w:sz w:val="20"/>
-              </w:rPr>
-              <w:t xml:space="preserve"> </w:t>
-            </w:r>
-            <w:r>
-              <w:rPr>
-                <w:sz w:val="20"/>
-              </w:rPr>
-              <w:t>en</w:t>
-            </w:r>
-            <w:r>
-              <w:rPr>
-                <w:spacing w:val="-5"/>
-                <w:sz w:val="20"/>
-              </w:rPr>
-              <w:t xml:space="preserve"> </w:t>
-            </w:r>
-            <w:proofErr w:type="spellStart"/>
-            <w:r>
-              <w:rPr>
-                <w:sz w:val="20"/>
-              </w:rPr>
-              <w:t>inventario</w:t>
-            </w:r>
-            <w:proofErr w:type="spellEnd"/>
-            <w:r>
-              <w:rPr>
-                <w:spacing w:val="-5"/>
-                <w:sz w:val="20"/>
-              </w:rPr>
-              <w:t xml:space="preserve"> </w:t>
-            </w:r>
-            <w:r>
-              <w:rPr>
-                <w:sz w:val="20"/>
-              </w:rPr>
-              <w:t>y</w:t>
-            </w:r>
-            <w:r>
-              <w:rPr>
-                <w:spacing w:val="-5"/>
-                <w:sz w:val="20"/>
-              </w:rPr>
-              <w:t xml:space="preserve"> </w:t>
-            </w:r>
-            <w:proofErr w:type="spellStart"/>
-            <w:r>
-              <w:rPr>
-                <w:sz w:val="20"/>
-              </w:rPr>
-              <w:t>cotización</w:t>
-            </w:r>
-            <w:proofErr w:type="spellEnd"/>
-            <w:r>
-              <w:rPr>
-                <w:spacing w:val="-5"/>
-                <w:sz w:val="20"/>
-              </w:rPr>
-              <w:t xml:space="preserve"> </w:t>
-            </w:r>
-            <w:r>
-              <w:rPr>
-                <w:sz w:val="20"/>
-              </w:rPr>
-              <w:t>del</w:t>
-            </w:r>
-            <w:r>
-              <w:rPr>
-                <w:spacing w:val="-5"/>
-                <w:sz w:val="20"/>
-              </w:rPr>
-              <w:t xml:space="preserve"> </w:t>
-            </w:r>
-            <w:proofErr w:type="spellStart"/>
-            <w:r>
-              <w:rPr>
-                <w:sz w:val="20"/>
-              </w:rPr>
-              <w:t>dólar</w:t>
-            </w:r>
-            <w:proofErr w:type="spellEnd"/>
-            <w:r>
-              <w:rPr>
-                <w:sz w:val="20"/>
-              </w:rPr>
-              <w:t xml:space="preserve"> en </w:t>
-            </w:r>
-            <w:proofErr w:type="spellStart"/>
-            <w:r>
-              <w:rPr>
-                <w:sz w:val="20"/>
-              </w:rPr>
-              <w:t>tiempo</w:t>
-            </w:r>
-            <w:proofErr w:type="spellEnd"/>
-            <w:r>
-              <w:rPr>
-                <w:sz w:val="20"/>
-              </w:rPr>
-              <w:t xml:space="preserve"> real.</w:t>
+                <w:rFonts w:ascii="Arial" w:eastAsia="Arial" w:hAnsi="Arial" w:cs="Arial"/>
+                <w:sz w:val="20"/>
+                <w:szCs w:val="20"/>
+              </w:rPr>
+              <w:t>.</w:t>
             </w:r>
           </w:p>
         </w:tc>
@@ -4577,165 +4954,117 @@
             </w:pPr>
             <w:r>
               <w:rPr>
-                <w:sz w:val="20"/>
-              </w:rPr>
-              <w:t>Consulta</w:t>
-            </w:r>
-            <w:r>
-              <w:rPr>
-                <w:spacing w:val="-4"/>
-                <w:sz w:val="20"/>
+                <w:rFonts w:ascii="Arial" w:eastAsia="Arial" w:hAnsi="Arial" w:cs="Arial"/>
+                <w:sz w:val="20"/>
+                <w:szCs w:val="20"/>
+              </w:rPr>
+              <w:t xml:space="preserve">Consulta a la API de dolarapi.com para </w:t>
+            </w:r>
+            <w:proofErr w:type="spellStart"/>
+            <w:r>
+              <w:rPr>
+                <w:rFonts w:ascii="Arial" w:eastAsia="Arial" w:hAnsi="Arial" w:cs="Arial"/>
+                <w:sz w:val="20"/>
+                <w:szCs w:val="20"/>
+              </w:rPr>
+              <w:t>obtener</w:t>
+            </w:r>
+            <w:proofErr w:type="spellEnd"/>
+            <w:r>
+              <w:rPr>
+                <w:rFonts w:ascii="Arial" w:eastAsia="Arial" w:hAnsi="Arial" w:cs="Arial"/>
+                <w:sz w:val="20"/>
+                <w:szCs w:val="20"/>
               </w:rPr>
               <w:t xml:space="preserve"> </w:t>
             </w:r>
-            <w:r>
-              <w:rPr>
-                <w:sz w:val="20"/>
-              </w:rPr>
-              <w:t>a</w:t>
-            </w:r>
-            <w:r>
-              <w:rPr>
-                <w:spacing w:val="-4"/>
-                <w:sz w:val="20"/>
-              </w:rPr>
-              <w:t xml:space="preserve"> </w:t>
-            </w:r>
-            <w:r>
-              <w:rPr>
-                <w:sz w:val="20"/>
-              </w:rPr>
-              <w:t>la</w:t>
-            </w:r>
-            <w:r>
-              <w:rPr>
-                <w:spacing w:val="-4"/>
-                <w:sz w:val="20"/>
-              </w:rPr>
-              <w:t xml:space="preserve"> </w:t>
-            </w:r>
-            <w:r>
-              <w:rPr>
-                <w:sz w:val="20"/>
-              </w:rPr>
-              <w:t>API</w:t>
-            </w:r>
-            <w:r>
-              <w:rPr>
-                <w:spacing w:val="-4"/>
-                <w:sz w:val="20"/>
-              </w:rPr>
-              <w:t xml:space="preserve"> </w:t>
-            </w:r>
-            <w:r>
-              <w:rPr>
-                <w:sz w:val="20"/>
-              </w:rPr>
-              <w:t>de</w:t>
-            </w:r>
-            <w:r>
-              <w:rPr>
-                <w:spacing w:val="-4"/>
-                <w:sz w:val="20"/>
-              </w:rPr>
-              <w:t xml:space="preserve"> </w:t>
-            </w:r>
-            <w:r>
-              <w:rPr>
-                <w:sz w:val="20"/>
-              </w:rPr>
-              <w:t>dolarapi.com</w:t>
-            </w:r>
-            <w:r>
-              <w:rPr>
-                <w:spacing w:val="-4"/>
-                <w:sz w:val="20"/>
-              </w:rPr>
-              <w:t xml:space="preserve"> </w:t>
-            </w:r>
-            <w:r>
-              <w:rPr>
-                <w:sz w:val="20"/>
-              </w:rPr>
-              <w:t>para</w:t>
-            </w:r>
-            <w:r>
-              <w:rPr>
-                <w:spacing w:val="-4"/>
-                <w:sz w:val="20"/>
-              </w:rPr>
-              <w:t xml:space="preserve"> </w:t>
-            </w:r>
             <w:proofErr w:type="spellStart"/>
             <w:r>
               <w:rPr>
-                <w:sz w:val="20"/>
-              </w:rPr>
-              <w:t>obtener</w:t>
+                <w:rFonts w:ascii="Arial" w:eastAsia="Arial" w:hAnsi="Arial" w:cs="Arial"/>
+                <w:sz w:val="20"/>
+                <w:szCs w:val="20"/>
+              </w:rPr>
+              <w:t>tipos</w:t>
             </w:r>
             <w:proofErr w:type="spellEnd"/>
             <w:r>
               <w:rPr>
-                <w:spacing w:val="-4"/>
-                <w:sz w:val="20"/>
-              </w:rPr>
-              <w:t xml:space="preserve"> </w:t>
+                <w:rFonts w:ascii="Arial" w:eastAsia="Arial" w:hAnsi="Arial" w:cs="Arial"/>
+                <w:sz w:val="20"/>
+                <w:szCs w:val="20"/>
+              </w:rPr>
+              <w:t xml:space="preserve"> de </w:t>
             </w:r>
             <w:proofErr w:type="spellStart"/>
             <w:r>
               <w:rPr>
-                <w:sz w:val="20"/>
-              </w:rPr>
-              <w:t>tipos</w:t>
+                <w:rFonts w:ascii="Arial" w:eastAsia="Arial" w:hAnsi="Arial" w:cs="Arial"/>
+                <w:sz w:val="20"/>
+                <w:szCs w:val="20"/>
+              </w:rPr>
+              <w:t>cambio</w:t>
             </w:r>
             <w:proofErr w:type="spellEnd"/>
             <w:r>
               <w:rPr>
-                <w:spacing w:val="-4"/>
-                <w:sz w:val="20"/>
-              </w:rPr>
-              <w:t xml:space="preserve"> </w:t>
-            </w:r>
-            <w:r>
-              <w:rPr>
-                <w:sz w:val="20"/>
-              </w:rPr>
-              <w:t>de</w:t>
-            </w:r>
-            <w:r>
-              <w:rPr>
-                <w:spacing w:val="-4"/>
-                <w:sz w:val="20"/>
-              </w:rPr>
-              <w:t xml:space="preserve"> </w:t>
+                <w:rFonts w:ascii="Arial" w:eastAsia="Arial" w:hAnsi="Arial" w:cs="Arial"/>
+                <w:sz w:val="20"/>
+                <w:szCs w:val="20"/>
+              </w:rPr>
+              <w:t xml:space="preserve"> (</w:t>
             </w:r>
             <w:proofErr w:type="spellStart"/>
             <w:r>
               <w:rPr>
-                <w:sz w:val="20"/>
-              </w:rPr>
-              <w:t>cambio</w:t>
+                <w:rFonts w:ascii="Arial" w:eastAsia="Arial" w:hAnsi="Arial" w:cs="Arial"/>
+                <w:sz w:val="20"/>
+                <w:szCs w:val="20"/>
+              </w:rPr>
+              <w:t>oficial</w:t>
             </w:r>
             <w:proofErr w:type="spellEnd"/>
             <w:r>
               <w:rPr>
-                <w:sz w:val="20"/>
-              </w:rPr>
-              <w:t xml:space="preserve"> </w:t>
+                <w:rFonts w:ascii="Arial" w:eastAsia="Arial" w:hAnsi="Arial" w:cs="Arial"/>
+                <w:sz w:val="20"/>
+                <w:szCs w:val="20"/>
+              </w:rPr>
+              <w:t xml:space="preserve">, blue, </w:t>
             </w:r>
             <w:proofErr w:type="spellStart"/>
             <w:r>
               <w:rPr>
-                <w:spacing w:val="-2"/>
-                <w:sz w:val="20"/>
+                <w:rFonts w:ascii="Arial" w:eastAsia="Arial" w:hAnsi="Arial" w:cs="Arial"/>
+                <w:sz w:val="20"/>
+                <w:szCs w:val="20"/>
+              </w:rPr>
+              <w:t>tarjeta</w:t>
+            </w:r>
+            <w:proofErr w:type="spellEnd"/>
+            <w:r>
+              <w:rPr>
+                <w:rFonts w:ascii="Arial" w:eastAsia="Arial" w:hAnsi="Arial" w:cs="Arial"/>
+                <w:sz w:val="20"/>
+                <w:szCs w:val="20"/>
+              </w:rPr>
+              <w:t xml:space="preserve">) </w:t>
+            </w:r>
+            <w:proofErr w:type="spellStart"/>
+            <w:r>
+              <w:rPr>
+                <w:rFonts w:ascii="Arial" w:eastAsia="Arial" w:hAnsi="Arial" w:cs="Arial"/>
+                <w:sz w:val="20"/>
+                <w:szCs w:val="20"/>
               </w:rPr>
               <w:t>actualizados</w:t>
             </w:r>
             <w:proofErr w:type="spellEnd"/>
             <w:r>
               <w:rPr>
-                <w:spacing w:val="-2"/>
-                <w:sz w:val="20"/>
+                <w:rFonts w:ascii="Arial" w:eastAsia="Arial" w:hAnsi="Arial" w:cs="Arial"/>
+                <w:sz w:val="20"/>
+                <w:szCs w:val="20"/>
               </w:rPr>
               <w:t>.</w:t>
             </w:r>
@@ -4968,249 +5297,12 @@
               </w:rPr>
               <w:t xml:space="preserve"> del </w:t>
             </w:r>
-            <w:proofErr w:type="spellStart"/>
-            <w:r>
-              <w:rPr>
-                <w:sz w:val="20"/>
-              </w:rPr>
-              <w:t>sistema</w:t>
-            </w:r>
-            <w:proofErr w:type="spellEnd"/>
-            <w:r>
-              <w:rPr>
-                <w:sz w:val="20"/>
-              </w:rPr>
-              <w:t>.</w:t>
-            </w:r>
-          </w:p>
-        </w:tc>
-      </w:tr>
-      <w:tr>
-        <w:trPr>
-          <w:gridAfter w:val="1"/>
-          <w:wAfter w:w="10" w:type="dxa"/>
-          <w:trHeight w:val="750"/>
-        </w:trPr>
-        <w:tc>
-          <w:tcPr>
-            <w:tcW w:w="680" w:type="dxa"/>
-            <w:gridSpan w:val="2"/>
-          </w:tcPr>
-          <w:p>
-            <w:pPr>
-              <w:pStyle w:val="TableParagraph"/>
-              <w:spacing w:line="271" w:lineRule="auto"/>
-              <w:ind w:right="235"/>
-              <w:rPr>
-                <w:sz w:val="20"/>
-              </w:rPr>
-            </w:pPr>
-            <w:r>
-              <w:rPr>
-                <w:spacing w:val="-6"/>
-                <w:sz w:val="20"/>
-              </w:rPr>
-              <w:lastRenderedPageBreak/>
-              <w:t>RF 09</w:t>
-            </w:r>
-          </w:p>
-        </w:tc>
-        <w:tc>
-          <w:tcPr>
-            <w:tcW w:w="2154" w:type="dxa"/>
-            <w:gridSpan w:val="2"/>
-          </w:tcPr>
-          <w:p>
-            <w:pPr>
-              <w:pStyle w:val="TableParagraph"/>
-              <w:spacing w:before="27"/>
-              <w:ind w:left="0"/>
-              <w:rPr>
-                <w:rFonts w:ascii="Arial"/>
-                <w:b/>
-                <w:sz w:val="20"/>
-              </w:rPr>
-            </w:pPr>
-          </w:p>
-          <w:p>
-            <w:pPr>
-              <w:pStyle w:val="TableParagraph"/>
-              <w:spacing w:before="0"/>
-              <w:rPr>
-                <w:sz w:val="20"/>
-              </w:rPr>
-            </w:pPr>
-            <w:proofErr w:type="spellStart"/>
-            <w:r>
-              <w:rPr>
-                <w:spacing w:val="-2"/>
-                <w:sz w:val="20"/>
-              </w:rPr>
-              <w:t>Notificaciones</w:t>
-            </w:r>
-            <w:proofErr w:type="spellEnd"/>
-          </w:p>
-        </w:tc>
-        <w:tc>
-          <w:tcPr>
-            <w:tcW w:w="6236" w:type="dxa"/>
-            <w:gridSpan w:val="2"/>
-          </w:tcPr>
-          <w:p>
-            <w:pPr>
-              <w:pStyle w:val="TableParagraph"/>
-              <w:spacing w:line="271" w:lineRule="auto"/>
-              <w:ind w:right="108"/>
-              <w:rPr>
-                <w:sz w:val="20"/>
-              </w:rPr>
-            </w:pPr>
             <w:r>
               <w:rPr>
                 <w:sz w:val="20"/>
               </w:rPr>
               <w:t>Sistema</w:t>
             </w:r>
-            <w:r>
-              <w:rPr>
-                <w:spacing w:val="-6"/>
-                <w:sz w:val="20"/>
-              </w:rPr>
-              <w:t xml:space="preserve"> </w:t>
-            </w:r>
-            <w:r>
-              <w:rPr>
-                <w:sz w:val="20"/>
-              </w:rPr>
-              <w:t>de</w:t>
-            </w:r>
-            <w:r>
-              <w:rPr>
-                <w:spacing w:val="-6"/>
-                <w:sz w:val="20"/>
-              </w:rPr>
-              <w:t xml:space="preserve"> </w:t>
-            </w:r>
-            <w:proofErr w:type="spellStart"/>
-            <w:r>
-              <w:rPr>
-                <w:sz w:val="20"/>
-              </w:rPr>
-              <w:t>mensajería</w:t>
-            </w:r>
-            <w:proofErr w:type="spellEnd"/>
-            <w:r>
-              <w:rPr>
-                <w:spacing w:val="-6"/>
-                <w:sz w:val="20"/>
-              </w:rPr>
-              <w:t xml:space="preserve"> </w:t>
-            </w:r>
-            <w:r>
-              <w:rPr>
-                <w:sz w:val="20"/>
-              </w:rPr>
-              <w:t>visual</w:t>
-            </w:r>
-            <w:r>
-              <w:rPr>
-                <w:spacing w:val="-6"/>
-                <w:sz w:val="20"/>
-              </w:rPr>
-              <w:t xml:space="preserve"> </w:t>
-            </w:r>
-            <w:r>
-              <w:rPr>
-                <w:sz w:val="20"/>
-              </w:rPr>
-              <w:t>y</w:t>
-            </w:r>
-            <w:r>
-              <w:rPr>
-                <w:spacing w:val="-6"/>
-                <w:sz w:val="20"/>
-              </w:rPr>
-              <w:t xml:space="preserve"> </w:t>
-            </w:r>
-            <w:proofErr w:type="spellStart"/>
-            <w:r>
-              <w:rPr>
-                <w:sz w:val="20"/>
-              </w:rPr>
-              <w:t>sonora</w:t>
-            </w:r>
-            <w:proofErr w:type="spellEnd"/>
-            <w:r>
-              <w:rPr>
-                <w:spacing w:val="-6"/>
-                <w:sz w:val="20"/>
-              </w:rPr>
-              <w:t xml:space="preserve"> </w:t>
-            </w:r>
-            <w:r>
-              <w:rPr>
-                <w:sz w:val="20"/>
-              </w:rPr>
-              <w:t>para</w:t>
-            </w:r>
-            <w:r>
-              <w:rPr>
-                <w:spacing w:val="-6"/>
-                <w:sz w:val="20"/>
-              </w:rPr>
-              <w:t xml:space="preserve"> </w:t>
-            </w:r>
-            <w:proofErr w:type="spellStart"/>
-            <w:r>
-              <w:rPr>
-                <w:sz w:val="20"/>
-              </w:rPr>
-              <w:t>confirmar</w:t>
-            </w:r>
-            <w:proofErr w:type="spellEnd"/>
-            <w:r>
-              <w:rPr>
-                <w:spacing w:val="-6"/>
-                <w:sz w:val="20"/>
-              </w:rPr>
-              <w:t xml:space="preserve"> </w:t>
-            </w:r>
-            <w:proofErr w:type="spellStart"/>
-            <w:r>
-              <w:rPr>
-                <w:sz w:val="20"/>
-              </w:rPr>
-              <w:t>operaciones</w:t>
-            </w:r>
-            <w:proofErr w:type="spellEnd"/>
-            <w:r>
-              <w:rPr>
-                <w:sz w:val="20"/>
-              </w:rPr>
-              <w:t xml:space="preserve"> y </w:t>
-            </w:r>
-            <w:proofErr w:type="spellStart"/>
-            <w:r>
-              <w:rPr>
-                <w:sz w:val="20"/>
-              </w:rPr>
-              <w:t>alertar</w:t>
-            </w:r>
-            <w:proofErr w:type="spellEnd"/>
-            <w:r>
-              <w:rPr>
-                <w:sz w:val="20"/>
-              </w:rPr>
-              <w:t xml:space="preserve"> </w:t>
-            </w:r>
-            <w:proofErr w:type="spellStart"/>
-            <w:r>
-              <w:rPr>
-                <w:sz w:val="20"/>
-              </w:rPr>
-              <w:t>errores</w:t>
-            </w:r>
-            <w:proofErr w:type="spellEnd"/>
             <w:r>
               <w:rPr>
                 <w:sz w:val="20"/>
@@ -5222,87 +5314,73 @@
       </w:tr>
     </w:tbl>
     <w:p/>
-    <w:p/>
-    <w:p/>
-    <w:p/>
-    <w:p>
-      <w:pPr>
-        <w:ind w:left="262"/>
-        <w:rPr>
-          <w:rFonts w:ascii="Arial"/>
-          <w:b/>
-          <w:sz w:val="26"/>
-        </w:rPr>
-      </w:pPr>
-      <w:r>
-        <w:rPr>
-          <w:rFonts w:ascii="Arial"/>
-          <w:b/>
-          <w:color w:val="283493"/>
-          <w:sz w:val="26"/>
-        </w:rPr>
+    <w:p>
+      <w:pPr>
+        <w:pStyle w:val="Ttulo3"/>
+      </w:pPr>
+      <w:r>
+        <w:lastRenderedPageBreak/>
         <w:t xml:space="preserve">Requerimientos No </w:t>
       </w:r>
       <w:r>
         <w:rPr>
-          <w:rFonts w:ascii="Arial"/>
-          <w:b/>
-          <w:color w:val="283493"/>
           <w:spacing w:val="-2"/>
-          <w:sz w:val="26"/>
         </w:rPr>
         <w:t>Funcionales</w:t>
       </w:r>
     </w:p>
     <w:tbl>
       <w:tblPr>
-        <w:tblStyle w:val="TableNormal"/>
-        <w:tblW w:w="0" w:type="auto"/>
-        <w:tblInd w:w="147" w:type="dxa"/>
+        <w:tblW w:w="9638" w:type="dxa"/>
         <w:tblBorders>
-          <w:top w:val="single" w:sz="4" w:space="0" w:color="BCBCBC"/>
-          <w:left w:val="single" w:sz="4" w:space="0" w:color="BCBCBC"/>
-          <w:bottom w:val="single" w:sz="4" w:space="0" w:color="BCBCBC"/>
-          <w:right w:val="single" w:sz="4" w:space="0" w:color="BCBCBC"/>
-          <w:insideH w:val="single" w:sz="4" w:space="0" w:color="BCBCBC"/>
-          <w:insideV w:val="single" w:sz="4" w:space="0" w:color="BCBCBC"/>
+          <w:top w:val="single" w:sz="4" w:space="0" w:color="auto"/>
+          <w:left w:val="single" w:sz="4" w:space="0" w:color="auto"/>
+          <w:bottom w:val="single" w:sz="4" w:space="0" w:color="auto"/>
+          <w:right w:val="single" w:sz="4" w:space="0" w:color="auto"/>
+          <w:insideH w:val="single" w:sz="4" w:space="0" w:color="auto"/>
+          <w:insideV w:val="single" w:sz="4" w:space="0" w:color="auto"/>
         </w:tblBorders>
-        <w:tblLayout w:type="fixed"/>
-        <w:tblLook w:val="01E0" w:firstRow="1" w:lastRow="1" w:firstColumn="1" w:lastColumn="1" w:noHBand="0" w:noVBand="0"/>
+        <w:tblCellMar>
+          <w:left w:w="10" w:type="dxa"/>
+          <w:right w:w="10" w:type="dxa"/>
+        </w:tblCellMar>
+        <w:tblLook w:val="04A0" w:firstRow="1" w:lastRow="0" w:firstColumn="1" w:lastColumn="0" w:noHBand="0" w:noVBand="1"/>
       </w:tblPr>
       <w:tblGrid>
-        <w:gridCol w:w="680"/>
-        <w:gridCol w:w="2154"/>
-        <w:gridCol w:w="6236"/>
+        <w:gridCol w:w="1004"/>
+        <w:gridCol w:w="2455"/>
+        <w:gridCol w:w="6179"/>
       </w:tblGrid>
       <w:tr>
-        <w:trPr>
-          <w:trHeight w:val="570"/>
-        </w:trPr>
         <w:tc>
           <w:tcPr>
-            <w:tcW w:w="680" w:type="dxa"/>
-            <w:shd w:val="clear" w:color="auto" w:fill="1A237E"/>
+            <w:tcW w:w="900" w:type="dxa"/>
+            <w:tcBorders>
+              <w:top w:val="single" w:sz="4" w:space="0" w:color="CCCCCC"/>
+              <w:left w:val="single" w:sz="4" w:space="0" w:color="CCCCCC"/>
+              <w:bottom w:val="single" w:sz="4" w:space="0" w:color="CCCCCC"/>
+              <w:right w:val="single" w:sz="4" w:space="0" w:color="CCCCCC"/>
+            </w:tcBorders>
+            <w:shd w:val="clear" w:color="auto" w:fill="2E5090"/>
+            <w:tcMar>
+              <w:top w:w="80" w:type="dxa"/>
+              <w:left w:w="120" w:type="dxa"/>
+              <w:bottom w:w="80" w:type="dxa"/>
+              <w:right w:w="120" w:type="dxa"/>
+            </w:tcMar>
           </w:tcPr>
           <w:p>
             <w:pPr>
-              <w:pStyle w:val="TableParagraph"/>
-              <w:spacing w:before="167"/>
-              <w:ind w:left="10"/>
               <w:jc w:val="center"/>
-              <w:rPr>
-                <w:rFonts w:ascii="Arial"/>
+            </w:pPr>
+            <w:r>
+              <w:rPr>
+                <w:rFonts w:ascii="Arial" w:eastAsia="Arial" w:hAnsi="Arial" w:cs="Arial"/>
                 <w:b/>
-                <w:sz w:val="20"/>
-              </w:rPr>
-            </w:pPr>
-            <w:r>
-              <w:rPr>
-                <w:rFonts w:ascii="Arial"/>
-                <w:b/>
+                <w:bCs/>
                 <w:color w:val="FFFFFF"/>
-                <w:spacing w:val="-5"/>
-                <w:sz w:val="20"/>
+                <w:sz w:val="20"/>
+                <w:szCs w:val="20"/>
               </w:rPr>
               <w:t>ID</w:t>
             </w:r>
@@ -5310,946 +5388,715 @@
         </w:tc>
         <w:tc>
           <w:tcPr>
-            <w:tcW w:w="2154" w:type="dxa"/>
-            <w:shd w:val="clear" w:color="auto" w:fill="1A237E"/>
+            <w:tcW w:w="2200" w:type="dxa"/>
+            <w:tcBorders>
+              <w:top w:val="single" w:sz="4" w:space="0" w:color="CCCCCC"/>
+              <w:left w:val="single" w:sz="4" w:space="0" w:color="CCCCCC"/>
+              <w:bottom w:val="single" w:sz="4" w:space="0" w:color="CCCCCC"/>
+              <w:right w:val="single" w:sz="4" w:space="0" w:color="CCCCCC"/>
+            </w:tcBorders>
+            <w:shd w:val="clear" w:color="auto" w:fill="2E5090"/>
+            <w:tcMar>
+              <w:top w:w="80" w:type="dxa"/>
+              <w:left w:w="120" w:type="dxa"/>
+              <w:bottom w:w="80" w:type="dxa"/>
+              <w:right w:w="120" w:type="dxa"/>
+            </w:tcMar>
           </w:tcPr>
           <w:p>
             <w:pPr>
-              <w:pStyle w:val="TableParagraph"/>
-              <w:spacing w:before="167"/>
-              <w:ind w:left="377"/>
-              <w:rPr>
-                <w:rFonts w:ascii="Arial"/>
+              <w:jc w:val="center"/>
+            </w:pPr>
+            <w:r>
+              <w:rPr>
+                <w:rFonts w:ascii="Arial" w:eastAsia="Arial" w:hAnsi="Arial" w:cs="Arial"/>
                 <w:b/>
-                <w:sz w:val="20"/>
-              </w:rPr>
-            </w:pPr>
-            <w:proofErr w:type="spellStart"/>
-            <w:r>
-              <w:rPr>
-                <w:rFonts w:ascii="Arial"/>
-                <w:b/>
+                <w:bCs/>
                 <w:color w:val="FFFFFF"/>
-                <w:spacing w:val="-2"/>
-                <w:sz w:val="20"/>
+                <w:sz w:val="20"/>
+                <w:szCs w:val="20"/>
               </w:rPr>
               <w:t>Requerimiento</w:t>
             </w:r>
-            <w:proofErr w:type="spellEnd"/>
           </w:p>
         </w:tc>
         <w:tc>
           <w:tcPr>
-            <w:tcW w:w="6236" w:type="dxa"/>
-            <w:shd w:val="clear" w:color="auto" w:fill="1A237E"/>
+            <w:tcW w:w="5538" w:type="dxa"/>
+            <w:tcBorders>
+              <w:top w:val="single" w:sz="4" w:space="0" w:color="CCCCCC"/>
+              <w:left w:val="single" w:sz="4" w:space="0" w:color="CCCCCC"/>
+              <w:bottom w:val="single" w:sz="4" w:space="0" w:color="CCCCCC"/>
+              <w:right w:val="single" w:sz="4" w:space="0" w:color="CCCCCC"/>
+            </w:tcBorders>
+            <w:shd w:val="clear" w:color="auto" w:fill="2E5090"/>
+            <w:tcMar>
+              <w:top w:w="80" w:type="dxa"/>
+              <w:left w:w="120" w:type="dxa"/>
+              <w:bottom w:w="80" w:type="dxa"/>
+              <w:right w:w="120" w:type="dxa"/>
+            </w:tcMar>
           </w:tcPr>
           <w:p>
             <w:pPr>
-              <w:pStyle w:val="TableParagraph"/>
-              <w:spacing w:before="167"/>
-              <w:ind w:left="11"/>
               <w:jc w:val="center"/>
-              <w:rPr>
-                <w:rFonts w:ascii="Arial" w:hAnsi="Arial"/>
-                <w:b/>
-                <w:sz w:val="20"/>
-              </w:rPr>
             </w:pPr>
             <w:proofErr w:type="spellStart"/>
             <w:r>
               <w:rPr>
-                <w:rFonts w:ascii="Arial" w:hAnsi="Arial"/>
+                <w:rFonts w:ascii="Arial" w:eastAsia="Arial" w:hAnsi="Arial" w:cs="Arial"/>
                 <w:b/>
+                <w:bCs/>
                 <w:color w:val="FFFFFF"/>
-                <w:spacing w:val="-2"/>
-                <w:sz w:val="20"/>
-              </w:rPr>
-              <w:t>Descripción</w:t>
+                <w:sz w:val="20"/>
+                <w:szCs w:val="20"/>
+              </w:rPr>
+              <w:t>Descripcion</w:t>
             </w:r>
             <w:proofErr w:type="spellEnd"/>
           </w:p>
         </w:tc>
       </w:tr>
       <w:tr>
-        <w:trPr>
-          <w:trHeight w:val="750"/>
-        </w:trPr>
         <w:tc>
           <w:tcPr>
-            <w:tcW w:w="680" w:type="dxa"/>
+            <w:tcW w:w="900" w:type="dxa"/>
+            <w:tcBorders>
+              <w:top w:val="single" w:sz="4" w:space="0" w:color="CCCCCC"/>
+              <w:left w:val="single" w:sz="4" w:space="0" w:color="CCCCCC"/>
+              <w:bottom w:val="single" w:sz="4" w:space="0" w:color="CCCCCC"/>
+              <w:right w:val="single" w:sz="4" w:space="0" w:color="CCCCCC"/>
+            </w:tcBorders>
+            <w:tcMar>
+              <w:top w:w="80" w:type="dxa"/>
+              <w:left w:w="120" w:type="dxa"/>
+              <w:bottom w:w="80" w:type="dxa"/>
+              <w:right w:w="120" w:type="dxa"/>
+            </w:tcMar>
           </w:tcPr>
           <w:p>
             <w:pPr>
-              <w:pStyle w:val="TableParagraph"/>
-              <w:spacing w:line="271" w:lineRule="auto"/>
-              <w:ind w:right="160"/>
-              <w:rPr>
-                <w:sz w:val="20"/>
-              </w:rPr>
+              <w:jc w:val="center"/>
             </w:pPr>
             <w:r>
               <w:rPr>
-                <w:spacing w:val="-6"/>
-                <w:sz w:val="20"/>
-              </w:rPr>
-              <w:t xml:space="preserve">RN </w:t>
-            </w:r>
-            <w:r>
-              <w:rPr>
-                <w:spacing w:val="-5"/>
-                <w:sz w:val="20"/>
-              </w:rPr>
-              <w:t>F01</w:t>
+                <w:rFonts w:ascii="Arial" w:eastAsia="Arial" w:hAnsi="Arial" w:cs="Arial"/>
+                <w:b/>
+                <w:bCs/>
+                <w:sz w:val="20"/>
+                <w:szCs w:val="20"/>
+              </w:rPr>
+              <w:t>RNF 01</w:t>
             </w:r>
           </w:p>
         </w:tc>
         <w:tc>
           <w:tcPr>
-            <w:tcW w:w="2154" w:type="dxa"/>
+            <w:tcW w:w="2200" w:type="dxa"/>
+            <w:tcBorders>
+              <w:top w:val="single" w:sz="4" w:space="0" w:color="CCCCCC"/>
+              <w:left w:val="single" w:sz="4" w:space="0" w:color="CCCCCC"/>
+              <w:bottom w:val="single" w:sz="4" w:space="0" w:color="CCCCCC"/>
+              <w:right w:val="single" w:sz="4" w:space="0" w:color="CCCCCC"/>
+            </w:tcBorders>
+            <w:tcMar>
+              <w:top w:w="80" w:type="dxa"/>
+              <w:left w:w="120" w:type="dxa"/>
+              <w:bottom w:w="80" w:type="dxa"/>
+              <w:right w:w="120" w:type="dxa"/>
+            </w:tcMar>
           </w:tcPr>
           <w:p>
-            <w:pPr>
-              <w:pStyle w:val="TableParagraph"/>
-              <w:spacing w:line="271" w:lineRule="auto"/>
-              <w:ind w:right="388"/>
-              <w:rPr>
-                <w:sz w:val="20"/>
-              </w:rPr>
-            </w:pPr>
-            <w:proofErr w:type="spellStart"/>
-            <w:r>
-              <w:rPr>
-                <w:sz w:val="20"/>
-              </w:rPr>
-              <w:t>Responsividad</w:t>
-            </w:r>
-            <w:proofErr w:type="spellEnd"/>
-            <w:r>
-              <w:rPr>
-                <w:spacing w:val="-14"/>
-                <w:sz w:val="20"/>
-              </w:rPr>
-              <w:t xml:space="preserve"> </w:t>
-            </w:r>
-            <w:r>
-              <w:rPr>
-                <w:sz w:val="20"/>
-              </w:rPr>
-              <w:t xml:space="preserve">de </w:t>
-            </w:r>
-            <w:r>
-              <w:rPr>
-                <w:spacing w:val="-6"/>
-                <w:sz w:val="20"/>
-              </w:rPr>
-              <w:t>UI</w:t>
+            <w:r>
+              <w:rPr>
+                <w:rFonts w:ascii="Arial" w:eastAsia="Arial" w:hAnsi="Arial" w:cs="Arial"/>
+                <w:sz w:val="20"/>
+                <w:szCs w:val="20"/>
+              </w:rPr>
+              <w:t>Seguridad de Datos</w:t>
             </w:r>
           </w:p>
         </w:tc>
         <w:tc>
           <w:tcPr>
-            <w:tcW w:w="6236" w:type="dxa"/>
+            <w:tcW w:w="5538" w:type="dxa"/>
+            <w:tcBorders>
+              <w:top w:val="single" w:sz="4" w:space="0" w:color="CCCCCC"/>
+              <w:left w:val="single" w:sz="4" w:space="0" w:color="CCCCCC"/>
+              <w:bottom w:val="single" w:sz="4" w:space="0" w:color="CCCCCC"/>
+              <w:right w:val="single" w:sz="4" w:space="0" w:color="CCCCCC"/>
+            </w:tcBorders>
+            <w:tcMar>
+              <w:top w:w="80" w:type="dxa"/>
+              <w:left w:w="120" w:type="dxa"/>
+              <w:bottom w:w="80" w:type="dxa"/>
+              <w:right w:w="120" w:type="dxa"/>
+            </w:tcMar>
           </w:tcPr>
           <w:p>
-            <w:pPr>
-              <w:pStyle w:val="TableParagraph"/>
-              <w:spacing w:line="271" w:lineRule="auto"/>
-              <w:ind w:right="108"/>
-              <w:rPr>
-                <w:sz w:val="20"/>
-              </w:rPr>
-            </w:pPr>
+            <w:r>
+              <w:rPr>
+                <w:rFonts w:ascii="Arial" w:eastAsia="Arial" w:hAnsi="Arial" w:cs="Arial"/>
+                <w:sz w:val="20"/>
+                <w:szCs w:val="20"/>
+              </w:rPr>
+              <w:t>Consultas parametrizadas (</w:t>
+            </w:r>
             <w:proofErr w:type="spellStart"/>
             <w:r>
               <w:rPr>
-                <w:sz w:val="20"/>
-              </w:rPr>
-              <w:t>Operaciones</w:t>
+                <w:rFonts w:ascii="Arial" w:eastAsia="Arial" w:hAnsi="Arial" w:cs="Arial"/>
+                <w:sz w:val="20"/>
+                <w:szCs w:val="20"/>
+              </w:rPr>
+              <w:t>SQLiteCommand</w:t>
             </w:r>
             <w:proofErr w:type="spellEnd"/>
             <w:r>
               <w:rPr>
-                <w:spacing w:val="-7"/>
-                <w:sz w:val="20"/>
-              </w:rPr>
-              <w:t xml:space="preserve"> </w:t>
+                <w:rFonts w:ascii="Arial" w:eastAsia="Arial" w:hAnsi="Arial" w:cs="Arial"/>
+                <w:sz w:val="20"/>
+                <w:szCs w:val="20"/>
+              </w:rPr>
+              <w:t xml:space="preserve"> con </w:t>
             </w:r>
             <w:proofErr w:type="spellStart"/>
             <w:r>
               <w:rPr>
-                <w:sz w:val="20"/>
-              </w:rPr>
-              <w:t>asíncronas</w:t>
+                <w:rFonts w:ascii="Arial" w:eastAsia="Arial" w:hAnsi="Arial" w:cs="Arial"/>
+                <w:sz w:val="20"/>
+                <w:szCs w:val="20"/>
+              </w:rPr>
+              <w:t>Parameters</w:t>
             </w:r>
             <w:proofErr w:type="spellEnd"/>
             <w:r>
               <w:rPr>
-                <w:spacing w:val="-7"/>
-                <w:sz w:val="20"/>
-              </w:rPr>
-              <w:t xml:space="preserve"> </w:t>
-            </w:r>
-            <w:r>
-              <w:rPr>
-                <w:sz w:val="20"/>
-              </w:rPr>
-              <w:t>(async/await)</w:t>
-            </w:r>
-            <w:r>
-              <w:rPr>
-                <w:spacing w:val="-7"/>
-                <w:sz w:val="20"/>
-              </w:rPr>
-              <w:t xml:space="preserve"> </w:t>
-            </w:r>
-            <w:r>
-              <w:rPr>
-                <w:sz w:val="20"/>
-              </w:rPr>
-              <w:t>para</w:t>
-            </w:r>
-            <w:r>
-              <w:rPr>
-                <w:spacing w:val="-7"/>
-                <w:sz w:val="20"/>
-              </w:rPr>
-              <w:t xml:space="preserve"> </w:t>
-            </w:r>
-            <w:proofErr w:type="spellStart"/>
-            <w:r>
-              <w:rPr>
-                <w:sz w:val="20"/>
-              </w:rPr>
-              <w:t>mantener</w:t>
-            </w:r>
-            <w:proofErr w:type="spellEnd"/>
-            <w:r>
-              <w:rPr>
-                <w:spacing w:val="-7"/>
-                <w:sz w:val="20"/>
-              </w:rPr>
-              <w:t xml:space="preserve"> </w:t>
-            </w:r>
-            <w:r>
-              <w:rPr>
-                <w:sz w:val="20"/>
-              </w:rPr>
-              <w:t>la</w:t>
-            </w:r>
-            <w:r>
-              <w:rPr>
-                <w:spacing w:val="-7"/>
-                <w:sz w:val="20"/>
-              </w:rPr>
-              <w:t xml:space="preserve"> </w:t>
-            </w:r>
-            <w:proofErr w:type="spellStart"/>
-            <w:r>
-              <w:rPr>
-                <w:sz w:val="20"/>
-              </w:rPr>
-              <w:t>interfaz</w:t>
-            </w:r>
-            <w:proofErr w:type="spellEnd"/>
-            <w:r>
-              <w:rPr>
-                <w:sz w:val="20"/>
-              </w:rPr>
-              <w:t xml:space="preserve"> </w:t>
-            </w:r>
-            <w:proofErr w:type="spellStart"/>
-            <w:r>
-              <w:rPr>
-                <w:sz w:val="20"/>
-              </w:rPr>
-              <w:t>fluida</w:t>
-            </w:r>
-            <w:proofErr w:type="spellEnd"/>
-            <w:r>
-              <w:rPr>
-                <w:sz w:val="20"/>
-              </w:rPr>
-              <w:t xml:space="preserve"> </w:t>
-            </w:r>
-            <w:proofErr w:type="spellStart"/>
-            <w:r>
-              <w:rPr>
-                <w:sz w:val="20"/>
-              </w:rPr>
-              <w:t>durante</w:t>
-            </w:r>
-            <w:proofErr w:type="spellEnd"/>
-            <w:r>
-              <w:rPr>
-                <w:sz w:val="20"/>
-              </w:rPr>
-              <w:t xml:space="preserve"> </w:t>
-            </w:r>
-            <w:proofErr w:type="spellStart"/>
-            <w:r>
-              <w:rPr>
-                <w:sz w:val="20"/>
-              </w:rPr>
-              <w:t>accesos</w:t>
-            </w:r>
-            <w:proofErr w:type="spellEnd"/>
-            <w:r>
-              <w:rPr>
-                <w:sz w:val="20"/>
-              </w:rPr>
-              <w:t xml:space="preserve"> a BD.</w:t>
+                <w:rFonts w:ascii="Arial" w:eastAsia="Arial" w:hAnsi="Arial" w:cs="Arial"/>
+                <w:sz w:val="20"/>
+                <w:szCs w:val="20"/>
+              </w:rPr>
+              <w:t xml:space="preserve">) para prevenir </w:t>
+            </w:r>
+            <w:r>
+              <w:rPr>
+                <w:rFonts w:ascii="Arial" w:eastAsia="Arial" w:hAnsi="Arial" w:cs="Arial"/>
+                <w:sz w:val="20"/>
+                <w:szCs w:val="20"/>
+              </w:rPr>
+              <w:t>inyección</w:t>
+            </w:r>
+            <w:r>
+              <w:rPr>
+                <w:rFonts w:ascii="Arial" w:eastAsia="Arial" w:hAnsi="Arial" w:cs="Arial"/>
+                <w:sz w:val="20"/>
+                <w:szCs w:val="20"/>
+              </w:rPr>
+              <w:t xml:space="preserve"> SQL.</w:t>
             </w:r>
           </w:p>
         </w:tc>
       </w:tr>
       <w:tr>
-        <w:trPr>
-          <w:trHeight w:val="750"/>
-        </w:trPr>
         <w:tc>
           <w:tcPr>
-            <w:tcW w:w="680" w:type="dxa"/>
-            <w:shd w:val="clear" w:color="auto" w:fill="F4F4F4"/>
+            <w:tcW w:w="900" w:type="dxa"/>
+            <w:tcBorders>
+              <w:top w:val="single" w:sz="4" w:space="0" w:color="CCCCCC"/>
+              <w:left w:val="single" w:sz="4" w:space="0" w:color="CCCCCC"/>
+              <w:bottom w:val="single" w:sz="4" w:space="0" w:color="CCCCCC"/>
+              <w:right w:val="single" w:sz="4" w:space="0" w:color="CCCCCC"/>
+            </w:tcBorders>
+            <w:tcMar>
+              <w:top w:w="80" w:type="dxa"/>
+              <w:left w:w="120" w:type="dxa"/>
+              <w:bottom w:w="80" w:type="dxa"/>
+              <w:right w:w="120" w:type="dxa"/>
+            </w:tcMar>
           </w:tcPr>
           <w:p>
             <w:pPr>
-              <w:pStyle w:val="TableParagraph"/>
-              <w:spacing w:line="271" w:lineRule="auto"/>
-              <w:ind w:right="160"/>
-              <w:rPr>
-                <w:sz w:val="20"/>
-              </w:rPr>
+              <w:jc w:val="center"/>
             </w:pPr>
             <w:r>
               <w:rPr>
-                <w:spacing w:val="-6"/>
-                <w:sz w:val="20"/>
-              </w:rPr>
-              <w:t xml:space="preserve">RN </w:t>
-            </w:r>
-            <w:r>
-              <w:rPr>
-                <w:spacing w:val="-5"/>
-                <w:sz w:val="20"/>
-              </w:rPr>
-              <w:t>F02</w:t>
+                <w:rFonts w:ascii="Arial" w:eastAsia="Arial" w:hAnsi="Arial" w:cs="Arial"/>
+                <w:b/>
+                <w:bCs/>
+                <w:sz w:val="20"/>
+                <w:szCs w:val="20"/>
+              </w:rPr>
+              <w:t>RNF 02</w:t>
             </w:r>
           </w:p>
         </w:tc>
         <w:tc>
           <w:tcPr>
-            <w:tcW w:w="2154" w:type="dxa"/>
-            <w:shd w:val="clear" w:color="auto" w:fill="F4F4F4"/>
+            <w:tcW w:w="2200" w:type="dxa"/>
+            <w:tcBorders>
+              <w:top w:val="single" w:sz="4" w:space="0" w:color="CCCCCC"/>
+              <w:left w:val="single" w:sz="4" w:space="0" w:color="CCCCCC"/>
+              <w:bottom w:val="single" w:sz="4" w:space="0" w:color="CCCCCC"/>
+              <w:right w:val="single" w:sz="4" w:space="0" w:color="CCCCCC"/>
+            </w:tcBorders>
+            <w:tcMar>
+              <w:top w:w="80" w:type="dxa"/>
+              <w:left w:w="120" w:type="dxa"/>
+              <w:bottom w:w="80" w:type="dxa"/>
+              <w:right w:w="120" w:type="dxa"/>
+            </w:tcMar>
           </w:tcPr>
           <w:p>
-            <w:pPr>
-              <w:pStyle w:val="TableParagraph"/>
-              <w:spacing w:before="27"/>
-              <w:ind w:left="0"/>
-              <w:rPr>
-                <w:rFonts w:ascii="Arial"/>
-                <w:b/>
-                <w:sz w:val="20"/>
-              </w:rPr>
-            </w:pPr>
-          </w:p>
-          <w:p>
-            <w:pPr>
-              <w:pStyle w:val="TableParagraph"/>
-              <w:spacing w:before="0"/>
-              <w:rPr>
-                <w:sz w:val="20"/>
-              </w:rPr>
-            </w:pPr>
-            <w:proofErr w:type="spellStart"/>
-            <w:r>
-              <w:rPr>
-                <w:sz w:val="20"/>
-              </w:rPr>
-              <w:t>Seguridad</w:t>
-            </w:r>
-            <w:proofErr w:type="spellEnd"/>
-            <w:r>
-              <w:rPr>
-                <w:sz w:val="20"/>
-              </w:rPr>
-              <w:t xml:space="preserve"> de </w:t>
-            </w:r>
-            <w:r>
-              <w:rPr>
-                <w:spacing w:val="-2"/>
-                <w:sz w:val="20"/>
-              </w:rPr>
-              <w:t>Datos</w:t>
+            <w:r>
+              <w:rPr>
+                <w:rFonts w:ascii="Arial" w:eastAsia="Arial" w:hAnsi="Arial" w:cs="Arial"/>
+                <w:sz w:val="20"/>
+                <w:szCs w:val="20"/>
+              </w:rPr>
+              <w:t>Usabilidad</w:t>
             </w:r>
           </w:p>
         </w:tc>
         <w:tc>
           <w:tcPr>
-            <w:tcW w:w="6236" w:type="dxa"/>
-            <w:shd w:val="clear" w:color="auto" w:fill="F4F4F4"/>
+            <w:tcW w:w="5538" w:type="dxa"/>
+            <w:tcBorders>
+              <w:top w:val="single" w:sz="4" w:space="0" w:color="CCCCCC"/>
+              <w:left w:val="single" w:sz="4" w:space="0" w:color="CCCCCC"/>
+              <w:bottom w:val="single" w:sz="4" w:space="0" w:color="CCCCCC"/>
+              <w:right w:val="single" w:sz="4" w:space="0" w:color="CCCCCC"/>
+            </w:tcBorders>
+            <w:tcMar>
+              <w:top w:w="80" w:type="dxa"/>
+              <w:left w:w="120" w:type="dxa"/>
+              <w:bottom w:w="80" w:type="dxa"/>
+              <w:right w:w="120" w:type="dxa"/>
+            </w:tcMar>
           </w:tcPr>
           <w:p>
-            <w:pPr>
-              <w:pStyle w:val="TableParagraph"/>
-              <w:spacing w:line="271" w:lineRule="auto"/>
-              <w:ind w:right="108"/>
-              <w:rPr>
-                <w:sz w:val="20"/>
-              </w:rPr>
-            </w:pPr>
+            <w:r>
+              <w:rPr>
+                <w:rFonts w:ascii="Arial" w:eastAsia="Arial" w:hAnsi="Arial" w:cs="Arial"/>
+                <w:sz w:val="20"/>
+                <w:szCs w:val="20"/>
+              </w:rPr>
+              <w:t xml:space="preserve">Interfaz </w:t>
+            </w:r>
             <w:proofErr w:type="spellStart"/>
             <w:r>
               <w:rPr>
-                <w:sz w:val="20"/>
-              </w:rPr>
-              <w:t>Consultas</w:t>
+                <w:rFonts w:ascii="Arial" w:eastAsia="Arial" w:hAnsi="Arial" w:cs="Arial"/>
+                <w:sz w:val="20"/>
+                <w:szCs w:val="20"/>
+              </w:rPr>
+              <w:t>dark</w:t>
             </w:r>
             <w:proofErr w:type="spellEnd"/>
             <w:r>
               <w:rPr>
-                <w:spacing w:val="-10"/>
-                <w:sz w:val="20"/>
+                <w:rFonts w:ascii="Arial" w:eastAsia="Arial" w:hAnsi="Arial" w:cs="Arial"/>
+                <w:sz w:val="20"/>
+                <w:szCs w:val="20"/>
               </w:rPr>
               <w:t xml:space="preserve"> </w:t>
             </w:r>
             <w:proofErr w:type="spellStart"/>
             <w:r>
               <w:rPr>
-                <w:sz w:val="20"/>
-              </w:rPr>
-              <w:t>parametrizadas</w:t>
+                <w:rFonts w:ascii="Arial" w:eastAsia="Arial" w:hAnsi="Arial" w:cs="Arial"/>
+                <w:sz w:val="20"/>
+                <w:szCs w:val="20"/>
+              </w:rPr>
+              <w:t>theme</w:t>
             </w:r>
             <w:proofErr w:type="spellEnd"/>
             <w:r>
               <w:rPr>
-                <w:spacing w:val="-10"/>
-                <w:sz w:val="20"/>
-              </w:rPr>
-              <w:t xml:space="preserve"> </w:t>
-            </w:r>
-            <w:r>
-              <w:rPr>
-                <w:sz w:val="20"/>
-              </w:rPr>
-              <w:t>(</w:t>
+                <w:rFonts w:ascii="Arial" w:eastAsia="Arial" w:hAnsi="Arial" w:cs="Arial"/>
+                <w:sz w:val="20"/>
+                <w:szCs w:val="20"/>
+              </w:rPr>
+              <w:t xml:space="preserve"> moderna con controles </w:t>
             </w:r>
             <w:proofErr w:type="spellStart"/>
             <w:r>
               <w:rPr>
-                <w:sz w:val="20"/>
-              </w:rPr>
-              <w:t>MySqlParameter</w:t>
+                <w:rFonts w:ascii="Arial" w:eastAsia="Arial" w:hAnsi="Arial" w:cs="Arial"/>
+                <w:sz w:val="20"/>
+                <w:szCs w:val="20"/>
+              </w:rPr>
+              <w:t>ReaLTaiizor</w:t>
             </w:r>
             <w:proofErr w:type="spellEnd"/>
             <w:r>
               <w:rPr>
-                <w:sz w:val="20"/>
-              </w:rPr>
-              <w:t>)</w:t>
-            </w:r>
-            <w:r>
-              <w:rPr>
-                <w:spacing w:val="-10"/>
-                <w:sz w:val="20"/>
-              </w:rPr>
-              <w:t xml:space="preserve"> </w:t>
-            </w:r>
-            <w:r>
-              <w:rPr>
-                <w:sz w:val="20"/>
-              </w:rPr>
-              <w:t>para</w:t>
-            </w:r>
-            <w:r>
-              <w:rPr>
-                <w:spacing w:val="-10"/>
-                <w:sz w:val="20"/>
-              </w:rPr>
-              <w:t xml:space="preserve"> </w:t>
+                <w:rFonts w:ascii="Arial" w:eastAsia="Arial" w:hAnsi="Arial" w:cs="Arial"/>
+                <w:sz w:val="20"/>
+                <w:szCs w:val="20"/>
+              </w:rPr>
+              <w:t xml:space="preserve">. </w:t>
             </w:r>
             <w:proofErr w:type="spellStart"/>
             <w:r>
               <w:rPr>
-                <w:sz w:val="20"/>
-              </w:rPr>
-              <w:t>prevenir</w:t>
+                <w:rFonts w:ascii="Arial" w:eastAsia="Arial" w:hAnsi="Arial" w:cs="Arial"/>
+                <w:sz w:val="20"/>
+                <w:szCs w:val="20"/>
+              </w:rPr>
+              <w:t>Sidebar</w:t>
             </w:r>
             <w:proofErr w:type="spellEnd"/>
             <w:r>
               <w:rPr>
-                <w:sz w:val="20"/>
-              </w:rPr>
-              <w:t xml:space="preserve"> </w:t>
+                <w:rFonts w:ascii="Arial" w:eastAsia="Arial" w:hAnsi="Arial" w:cs="Arial"/>
+                <w:sz w:val="20"/>
+                <w:szCs w:val="20"/>
+              </w:rPr>
+              <w:t xml:space="preserve"> con indicador de </w:t>
             </w:r>
             <w:proofErr w:type="spellStart"/>
             <w:r>
               <w:rPr>
-                <w:sz w:val="20"/>
-              </w:rPr>
-              <w:t>inyección</w:t>
+                <w:rFonts w:ascii="Arial" w:eastAsia="Arial" w:hAnsi="Arial" w:cs="Arial"/>
+                <w:sz w:val="20"/>
+                <w:szCs w:val="20"/>
+              </w:rPr>
+              <w:t>item</w:t>
             </w:r>
             <w:proofErr w:type="spellEnd"/>
             <w:r>
               <w:rPr>
-                <w:sz w:val="20"/>
-              </w:rPr>
-              <w:t xml:space="preserve"> SQL.</w:t>
+                <w:rFonts w:ascii="Arial" w:eastAsia="Arial" w:hAnsi="Arial" w:cs="Arial"/>
+                <w:sz w:val="20"/>
+                <w:szCs w:val="20"/>
+              </w:rPr>
+              <w:t xml:space="preserve"> activo y reloj en tiempo real.</w:t>
             </w:r>
           </w:p>
         </w:tc>
       </w:tr>
       <w:tr>
-        <w:trPr>
-          <w:trHeight w:val="750"/>
-        </w:trPr>
         <w:tc>
           <w:tcPr>
-            <w:tcW w:w="680" w:type="dxa"/>
+            <w:tcW w:w="900" w:type="dxa"/>
+            <w:tcBorders>
+              <w:top w:val="single" w:sz="4" w:space="0" w:color="CCCCCC"/>
+              <w:left w:val="single" w:sz="4" w:space="0" w:color="CCCCCC"/>
+              <w:bottom w:val="single" w:sz="4" w:space="0" w:color="CCCCCC"/>
+              <w:right w:val="single" w:sz="4" w:space="0" w:color="CCCCCC"/>
+            </w:tcBorders>
+            <w:tcMar>
+              <w:top w:w="80" w:type="dxa"/>
+              <w:left w:w="120" w:type="dxa"/>
+              <w:bottom w:w="80" w:type="dxa"/>
+              <w:right w:w="120" w:type="dxa"/>
+            </w:tcMar>
           </w:tcPr>
           <w:p>
             <w:pPr>
-              <w:pStyle w:val="TableParagraph"/>
-              <w:spacing w:line="271" w:lineRule="auto"/>
-              <w:ind w:right="160"/>
-              <w:rPr>
-                <w:sz w:val="20"/>
-              </w:rPr>
+              <w:jc w:val="center"/>
             </w:pPr>
             <w:r>
               <w:rPr>
-                <w:spacing w:val="-6"/>
-                <w:sz w:val="20"/>
-              </w:rPr>
-              <w:t xml:space="preserve">RN </w:t>
-            </w:r>
-            <w:r>
-              <w:rPr>
-                <w:spacing w:val="-5"/>
-                <w:sz w:val="20"/>
-              </w:rPr>
-              <w:t>F03</w:t>
+                <w:rFonts w:ascii="Arial" w:eastAsia="Arial" w:hAnsi="Arial" w:cs="Arial"/>
+                <w:b/>
+                <w:bCs/>
+                <w:sz w:val="20"/>
+                <w:szCs w:val="20"/>
+              </w:rPr>
+              <w:t>RNF 03</w:t>
             </w:r>
           </w:p>
         </w:tc>
         <w:tc>
           <w:tcPr>
-            <w:tcW w:w="2154" w:type="dxa"/>
+            <w:tcW w:w="2200" w:type="dxa"/>
+            <w:tcBorders>
+              <w:top w:val="single" w:sz="4" w:space="0" w:color="CCCCCC"/>
+              <w:left w:val="single" w:sz="4" w:space="0" w:color="CCCCCC"/>
+              <w:bottom w:val="single" w:sz="4" w:space="0" w:color="CCCCCC"/>
+              <w:right w:val="single" w:sz="4" w:space="0" w:color="CCCCCC"/>
+            </w:tcBorders>
+            <w:tcMar>
+              <w:top w:w="80" w:type="dxa"/>
+              <w:left w:w="120" w:type="dxa"/>
+              <w:bottom w:w="80" w:type="dxa"/>
+              <w:right w:w="120" w:type="dxa"/>
+            </w:tcMar>
           </w:tcPr>
           <w:p>
-            <w:pPr>
-              <w:pStyle w:val="TableParagraph"/>
-              <w:spacing w:before="27"/>
-              <w:ind w:left="0"/>
-              <w:rPr>
-                <w:rFonts w:ascii="Arial"/>
-                <w:b/>
-                <w:sz w:val="20"/>
-              </w:rPr>
-            </w:pPr>
-          </w:p>
-          <w:p>
-            <w:pPr>
-              <w:pStyle w:val="TableParagraph"/>
-              <w:spacing w:before="0"/>
-              <w:rPr>
-                <w:sz w:val="20"/>
-              </w:rPr>
-            </w:pPr>
-            <w:proofErr w:type="spellStart"/>
-            <w:r>
-              <w:rPr>
-                <w:spacing w:val="-2"/>
-                <w:sz w:val="20"/>
-              </w:rPr>
-              <w:t>Usabilidad</w:t>
-            </w:r>
-            <w:proofErr w:type="spellEnd"/>
+            <w:r>
+              <w:rPr>
+                <w:rFonts w:ascii="Arial" w:eastAsia="Arial" w:hAnsi="Arial" w:cs="Arial"/>
+                <w:sz w:val="20"/>
+                <w:szCs w:val="20"/>
+              </w:rPr>
+              <w:t>Mantenibilidad</w:t>
+            </w:r>
           </w:p>
         </w:tc>
         <w:tc>
           <w:tcPr>
-            <w:tcW w:w="6236" w:type="dxa"/>
+            <w:tcW w:w="5538" w:type="dxa"/>
+            <w:tcBorders>
+              <w:top w:val="single" w:sz="4" w:space="0" w:color="CCCCCC"/>
+              <w:left w:val="single" w:sz="4" w:space="0" w:color="CCCCCC"/>
+              <w:bottom w:val="single" w:sz="4" w:space="0" w:color="CCCCCC"/>
+              <w:right w:val="single" w:sz="4" w:space="0" w:color="CCCCCC"/>
+            </w:tcBorders>
+            <w:tcMar>
+              <w:top w:w="80" w:type="dxa"/>
+              <w:left w:w="120" w:type="dxa"/>
+              <w:bottom w:w="80" w:type="dxa"/>
+              <w:right w:w="120" w:type="dxa"/>
+            </w:tcMar>
           </w:tcPr>
           <w:p>
-            <w:pPr>
-              <w:pStyle w:val="TableParagraph"/>
-              <w:spacing w:line="271" w:lineRule="auto"/>
-              <w:ind w:right="108"/>
-              <w:rPr>
-                <w:sz w:val="20"/>
-              </w:rPr>
-            </w:pPr>
+            <w:r>
+              <w:rPr>
+                <w:rFonts w:ascii="Arial" w:eastAsia="Arial" w:hAnsi="Arial" w:cs="Arial"/>
+                <w:sz w:val="20"/>
+                <w:szCs w:val="20"/>
+              </w:rPr>
+              <w:t xml:space="preserve">Arquitectura en capas con </w:t>
+            </w:r>
+            <w:r>
+              <w:rPr>
+                <w:rFonts w:ascii="Arial" w:eastAsia="Arial" w:hAnsi="Arial" w:cs="Arial"/>
+                <w:sz w:val="20"/>
+                <w:szCs w:val="20"/>
+              </w:rPr>
+              <w:t>separación</w:t>
+            </w:r>
+            <w:r>
+              <w:rPr>
+                <w:rFonts w:ascii="Arial" w:eastAsia="Arial" w:hAnsi="Arial" w:cs="Arial"/>
+                <w:sz w:val="20"/>
+                <w:szCs w:val="20"/>
+              </w:rPr>
+              <w:t xml:space="preserve"> entre modelos (</w:t>
+            </w:r>
             <w:proofErr w:type="spellStart"/>
             <w:r>
               <w:rPr>
-                <w:sz w:val="20"/>
-              </w:rPr>
-              <w:t>Interfaz</w:t>
+                <w:rFonts w:ascii="Arial" w:eastAsia="Arial" w:hAnsi="Arial" w:cs="Arial"/>
+                <w:sz w:val="20"/>
+                <w:szCs w:val="20"/>
+              </w:rPr>
+              <w:t>Models</w:t>
             </w:r>
             <w:proofErr w:type="spellEnd"/>
             <w:r>
               <w:rPr>
-                <w:spacing w:val="-6"/>
-                <w:sz w:val="20"/>
-              </w:rPr>
-              <w:t xml:space="preserve"> </w:t>
-            </w:r>
-            <w:r>
-              <w:rPr>
-                <w:sz w:val="20"/>
-              </w:rPr>
-              <w:t>con</w:t>
-            </w:r>
-            <w:r>
-              <w:rPr>
-                <w:spacing w:val="-6"/>
-                <w:sz w:val="20"/>
-              </w:rPr>
-              <w:t xml:space="preserve"> </w:t>
+                <w:rFonts w:ascii="Arial" w:eastAsia="Arial" w:hAnsi="Arial" w:cs="Arial"/>
+                <w:sz w:val="20"/>
+                <w:szCs w:val="20"/>
+              </w:rPr>
+              <w:t>), servicios (</w:t>
             </w:r>
             <w:proofErr w:type="spellStart"/>
             <w:r>
               <w:rPr>
-                <w:sz w:val="20"/>
-              </w:rPr>
-              <w:t>controles</w:t>
+                <w:rFonts w:ascii="Arial" w:eastAsia="Arial" w:hAnsi="Arial" w:cs="Arial"/>
+                <w:sz w:val="20"/>
+                <w:szCs w:val="20"/>
+              </w:rPr>
+              <w:t>Services</w:t>
             </w:r>
             <w:proofErr w:type="spellEnd"/>
             <w:r>
               <w:rPr>
-                <w:spacing w:val="-6"/>
-                <w:sz w:val="20"/>
-              </w:rPr>
-              <w:t xml:space="preserve"> </w:t>
-            </w:r>
-            <w:r>
-              <w:rPr>
-                <w:sz w:val="20"/>
-              </w:rPr>
-              <w:t>Material</w:t>
-            </w:r>
-            <w:r>
-              <w:rPr>
-                <w:spacing w:val="-6"/>
-                <w:sz w:val="20"/>
-              </w:rPr>
-              <w:t xml:space="preserve"> </w:t>
-            </w:r>
-            <w:r>
-              <w:rPr>
-                <w:sz w:val="20"/>
-              </w:rPr>
-              <w:t>Design</w:t>
-            </w:r>
-            <w:r>
-              <w:rPr>
-                <w:spacing w:val="-6"/>
-                <w:sz w:val="20"/>
-              </w:rPr>
-              <w:t xml:space="preserve"> </w:t>
-            </w:r>
-            <w:r>
-              <w:rPr>
-                <w:sz w:val="20"/>
-              </w:rPr>
-              <w:t>(</w:t>
+                <w:rFonts w:ascii="Arial" w:eastAsia="Arial" w:hAnsi="Arial" w:cs="Arial"/>
+                <w:sz w:val="20"/>
+                <w:szCs w:val="20"/>
+              </w:rPr>
+              <w:t>) y formularios (</w:t>
             </w:r>
             <w:proofErr w:type="spellStart"/>
             <w:r>
               <w:rPr>
-                <w:sz w:val="20"/>
-              </w:rPr>
-              <w:t>ReaLTaiizor</w:t>
+                <w:rFonts w:ascii="Arial" w:eastAsia="Arial" w:hAnsi="Arial" w:cs="Arial"/>
+                <w:sz w:val="20"/>
+                <w:szCs w:val="20"/>
+              </w:rPr>
+              <w:t>Forms</w:t>
             </w:r>
             <w:proofErr w:type="spellEnd"/>
             <w:r>
               <w:rPr>
-                <w:sz w:val="20"/>
-              </w:rPr>
-              <w:t>)</w:t>
-            </w:r>
-            <w:r>
-              <w:rPr>
-                <w:spacing w:val="-6"/>
-                <w:sz w:val="20"/>
-              </w:rPr>
-              <w:t xml:space="preserve"> </w:t>
-            </w:r>
-            <w:r>
-              <w:rPr>
-                <w:sz w:val="20"/>
-              </w:rPr>
-              <w:t>e</w:t>
-            </w:r>
-            <w:r>
-              <w:rPr>
-                <w:spacing w:val="-6"/>
-                <w:sz w:val="20"/>
-              </w:rPr>
-              <w:t xml:space="preserve"> </w:t>
-            </w:r>
-            <w:proofErr w:type="spellStart"/>
-            <w:r>
-              <w:rPr>
-                <w:sz w:val="20"/>
-              </w:rPr>
-              <w:t>indicadores</w:t>
-            </w:r>
-            <w:proofErr w:type="spellEnd"/>
-            <w:r>
-              <w:rPr>
-                <w:sz w:val="20"/>
-              </w:rPr>
-              <w:t xml:space="preserve"> de carga </w:t>
-            </w:r>
-            <w:proofErr w:type="spellStart"/>
-            <w:r>
-              <w:rPr>
-                <w:sz w:val="20"/>
-              </w:rPr>
-              <w:t>visuales</w:t>
-            </w:r>
-            <w:proofErr w:type="spellEnd"/>
-            <w:r>
-              <w:rPr>
-                <w:sz w:val="20"/>
-              </w:rPr>
-              <w:t>.</w:t>
+                <w:rFonts w:ascii="Arial" w:eastAsia="Arial" w:hAnsi="Arial" w:cs="Arial"/>
+                <w:sz w:val="20"/>
+                <w:szCs w:val="20"/>
+              </w:rPr>
+              <w:t>).</w:t>
             </w:r>
           </w:p>
         </w:tc>
       </w:tr>
       <w:tr>
-        <w:trPr>
-          <w:trHeight w:val="750"/>
-        </w:trPr>
         <w:tc>
           <w:tcPr>
-            <w:tcW w:w="680" w:type="dxa"/>
-            <w:shd w:val="clear" w:color="auto" w:fill="F4F4F4"/>
+            <w:tcW w:w="900" w:type="dxa"/>
+            <w:tcBorders>
+              <w:top w:val="single" w:sz="4" w:space="0" w:color="CCCCCC"/>
+              <w:left w:val="single" w:sz="4" w:space="0" w:color="CCCCCC"/>
+              <w:bottom w:val="single" w:sz="4" w:space="0" w:color="CCCCCC"/>
+              <w:right w:val="single" w:sz="4" w:space="0" w:color="CCCCCC"/>
+            </w:tcBorders>
+            <w:tcMar>
+              <w:top w:w="80" w:type="dxa"/>
+              <w:left w:w="120" w:type="dxa"/>
+              <w:bottom w:w="80" w:type="dxa"/>
+              <w:right w:w="120" w:type="dxa"/>
+            </w:tcMar>
           </w:tcPr>
           <w:p>
             <w:pPr>
-              <w:pStyle w:val="TableParagraph"/>
-              <w:spacing w:line="271" w:lineRule="auto"/>
-              <w:ind w:right="160"/>
-              <w:rPr>
-                <w:sz w:val="20"/>
-              </w:rPr>
+              <w:jc w:val="center"/>
             </w:pPr>
             <w:r>
               <w:rPr>
-                <w:spacing w:val="-6"/>
-                <w:sz w:val="20"/>
-              </w:rPr>
-              <w:t xml:space="preserve">RN </w:t>
-            </w:r>
-            <w:r>
-              <w:rPr>
-                <w:spacing w:val="-5"/>
-                <w:sz w:val="20"/>
-              </w:rPr>
-              <w:t>F04</w:t>
+                <w:rFonts w:ascii="Arial" w:eastAsia="Arial" w:hAnsi="Arial" w:cs="Arial"/>
+                <w:b/>
+                <w:bCs/>
+                <w:sz w:val="20"/>
+                <w:szCs w:val="20"/>
+              </w:rPr>
+              <w:t>RNF 04</w:t>
             </w:r>
           </w:p>
         </w:tc>
         <w:tc>
           <w:tcPr>
-            <w:tcW w:w="2154" w:type="dxa"/>
-            <w:shd w:val="clear" w:color="auto" w:fill="F4F4F4"/>
+            <w:tcW w:w="2200" w:type="dxa"/>
+            <w:tcBorders>
+              <w:top w:val="single" w:sz="4" w:space="0" w:color="CCCCCC"/>
+              <w:left w:val="single" w:sz="4" w:space="0" w:color="CCCCCC"/>
+              <w:bottom w:val="single" w:sz="4" w:space="0" w:color="CCCCCC"/>
+              <w:right w:val="single" w:sz="4" w:space="0" w:color="CCCCCC"/>
+            </w:tcBorders>
+            <w:tcMar>
+              <w:top w:w="80" w:type="dxa"/>
+              <w:left w:w="120" w:type="dxa"/>
+              <w:bottom w:w="80" w:type="dxa"/>
+              <w:right w:w="120" w:type="dxa"/>
+            </w:tcMar>
           </w:tcPr>
           <w:p>
-            <w:pPr>
-              <w:pStyle w:val="TableParagraph"/>
-              <w:spacing w:before="27"/>
-              <w:ind w:left="0"/>
-              <w:rPr>
-                <w:rFonts w:ascii="Arial"/>
-                <w:b/>
-                <w:sz w:val="20"/>
-              </w:rPr>
-            </w:pPr>
-          </w:p>
-          <w:p>
-            <w:pPr>
-              <w:pStyle w:val="TableParagraph"/>
-              <w:spacing w:before="0"/>
-              <w:rPr>
-                <w:sz w:val="20"/>
-              </w:rPr>
-            </w:pPr>
-            <w:proofErr w:type="spellStart"/>
-            <w:r>
-              <w:rPr>
-                <w:spacing w:val="-2"/>
-                <w:sz w:val="20"/>
-              </w:rPr>
-              <w:t>Mantenibilidad</w:t>
-            </w:r>
-            <w:proofErr w:type="spellEnd"/>
+            <w:r>
+              <w:rPr>
+                <w:rFonts w:ascii="Arial" w:eastAsia="Arial" w:hAnsi="Arial" w:cs="Arial"/>
+                <w:sz w:val="20"/>
+                <w:szCs w:val="20"/>
+              </w:rPr>
+              <w:t>Rendimiento</w:t>
+            </w:r>
           </w:p>
         </w:tc>
         <w:tc>
           <w:tcPr>
-            <w:tcW w:w="6236" w:type="dxa"/>
-            <w:shd w:val="clear" w:color="auto" w:fill="F4F4F4"/>
+            <w:tcW w:w="5538" w:type="dxa"/>
+            <w:tcBorders>
+              <w:top w:val="single" w:sz="4" w:space="0" w:color="CCCCCC"/>
+              <w:left w:val="single" w:sz="4" w:space="0" w:color="CCCCCC"/>
+              <w:bottom w:val="single" w:sz="4" w:space="0" w:color="CCCCCC"/>
+              <w:right w:val="single" w:sz="4" w:space="0" w:color="CCCCCC"/>
+            </w:tcBorders>
+            <w:tcMar>
+              <w:top w:w="80" w:type="dxa"/>
+              <w:left w:w="120" w:type="dxa"/>
+              <w:bottom w:w="80" w:type="dxa"/>
+              <w:right w:w="120" w:type="dxa"/>
+            </w:tcMar>
           </w:tcPr>
           <w:p>
-            <w:pPr>
-              <w:pStyle w:val="TableParagraph"/>
-              <w:spacing w:line="271" w:lineRule="auto"/>
-              <w:ind w:right="108"/>
-              <w:rPr>
-                <w:sz w:val="20"/>
-              </w:rPr>
-            </w:pPr>
             <w:proofErr w:type="spellStart"/>
             <w:r>
               <w:rPr>
-                <w:sz w:val="20"/>
-              </w:rPr>
-              <w:t>Arquitectura</w:t>
+                <w:rFonts w:ascii="Arial" w:eastAsia="Arial" w:hAnsi="Arial" w:cs="Arial"/>
+                <w:sz w:val="20"/>
+                <w:szCs w:val="20"/>
+              </w:rPr>
+              <w:t>Conexion</w:t>
             </w:r>
             <w:proofErr w:type="spellEnd"/>
             <w:r>
               <w:rPr>
-                <w:spacing w:val="-5"/>
-                <w:sz w:val="20"/>
+                <w:rFonts w:ascii="Arial" w:eastAsia="Arial" w:hAnsi="Arial" w:cs="Arial"/>
+                <w:sz w:val="20"/>
+                <w:szCs w:val="20"/>
+              </w:rPr>
+              <w:t xml:space="preserve"> SQLite local </w:t>
+            </w:r>
+            <w:proofErr w:type="spellStart"/>
+            <w:r>
+              <w:rPr>
+                <w:rFonts w:ascii="Arial" w:eastAsia="Arial" w:hAnsi="Arial" w:cs="Arial"/>
+                <w:sz w:val="20"/>
+                <w:szCs w:val="20"/>
+              </w:rPr>
+              <w:t>via</w:t>
+            </w:r>
+            <w:proofErr w:type="spellEnd"/>
+            <w:r>
+              <w:rPr>
+                <w:rFonts w:ascii="Arial" w:eastAsia="Arial" w:hAnsi="Arial" w:cs="Arial"/>
+                <w:sz w:val="20"/>
+                <w:szCs w:val="20"/>
               </w:rPr>
               <w:t xml:space="preserve"> </w:t>
             </w:r>
-            <w:r>
-              <w:rPr>
-                <w:sz w:val="20"/>
-              </w:rPr>
-              <w:t>en</w:t>
-            </w:r>
-            <w:r>
-              <w:rPr>
-                <w:spacing w:val="-5"/>
-                <w:sz w:val="20"/>
-              </w:rPr>
-              <w:t xml:space="preserve"> </w:t>
-            </w:r>
             <w:proofErr w:type="spellStart"/>
             <w:r>
               <w:rPr>
-                <w:sz w:val="20"/>
-              </w:rPr>
-              <w:t>tres</w:t>
+                <w:rFonts w:ascii="Arial" w:eastAsia="Arial" w:hAnsi="Arial" w:cs="Arial"/>
+                <w:sz w:val="20"/>
+                <w:szCs w:val="20"/>
+              </w:rPr>
+              <w:t>Conectar.ObtenerConexion</w:t>
             </w:r>
             <w:proofErr w:type="spellEnd"/>
             <w:r>
               <w:rPr>
-                <w:spacing w:val="-5"/>
-                <w:sz w:val="20"/>
-              </w:rPr>
-              <w:t xml:space="preserve"> </w:t>
+                <w:rFonts w:ascii="Arial" w:eastAsia="Arial" w:hAnsi="Arial" w:cs="Arial"/>
+                <w:sz w:val="20"/>
+                <w:szCs w:val="20"/>
+              </w:rPr>
+              <w:t xml:space="preserve">() con cierre explicito usando </w:t>
             </w:r>
             <w:proofErr w:type="spellStart"/>
             <w:r>
               <w:rPr>
-                <w:sz w:val="20"/>
-              </w:rPr>
-              <w:t>capas</w:t>
+                <w:rFonts w:ascii="Arial" w:eastAsia="Arial" w:hAnsi="Arial" w:cs="Arial"/>
+                <w:sz w:val="20"/>
+                <w:szCs w:val="20"/>
+              </w:rPr>
+              <w:t>using</w:t>
             </w:r>
             <w:proofErr w:type="spellEnd"/>
             <w:r>
               <w:rPr>
-                <w:spacing w:val="-5"/>
-                <w:sz w:val="20"/>
-              </w:rPr>
-              <w:t xml:space="preserve"> </w:t>
-            </w:r>
-            <w:r>
-              <w:rPr>
-                <w:sz w:val="20"/>
-              </w:rPr>
-              <w:t>con</w:t>
-            </w:r>
-            <w:r>
-              <w:rPr>
-                <w:spacing w:val="-5"/>
-                <w:sz w:val="20"/>
-              </w:rPr>
-              <w:t xml:space="preserve"> </w:t>
+                <w:rFonts w:ascii="Arial" w:eastAsia="Arial" w:hAnsi="Arial" w:cs="Arial"/>
+                <w:sz w:val="20"/>
+                <w:szCs w:val="20"/>
+              </w:rPr>
+              <w:t xml:space="preserve"> en cada </w:t>
             </w:r>
             <w:proofErr w:type="spellStart"/>
             <w:r>
               <w:rPr>
-                <w:sz w:val="20"/>
-              </w:rPr>
-              <w:t>patrón</w:t>
+                <w:rFonts w:ascii="Arial" w:eastAsia="Arial" w:hAnsi="Arial" w:cs="Arial"/>
+                <w:sz w:val="20"/>
+                <w:szCs w:val="20"/>
+              </w:rPr>
+              <w:t>operacion</w:t>
             </w:r>
             <w:proofErr w:type="spellEnd"/>
             <w:r>
               <w:rPr>
-                <w:spacing w:val="-5"/>
-                <w:sz w:val="20"/>
-              </w:rPr>
-              <w:t xml:space="preserve"> </w:t>
-            </w:r>
-            <w:r>
-              <w:rPr>
-                <w:sz w:val="20"/>
-              </w:rPr>
-              <w:t>Singleton</w:t>
-            </w:r>
-            <w:r>
-              <w:rPr>
-                <w:spacing w:val="-5"/>
-                <w:sz w:val="20"/>
-              </w:rPr>
-              <w:t xml:space="preserve"> </w:t>
-            </w:r>
-            <w:r>
-              <w:rPr>
-                <w:sz w:val="20"/>
-              </w:rPr>
-              <w:t>y</w:t>
-            </w:r>
-            <w:r>
-              <w:rPr>
-                <w:spacing w:val="-5"/>
-                <w:sz w:val="20"/>
-              </w:rPr>
-              <w:t xml:space="preserve"> </w:t>
-            </w:r>
-            <w:proofErr w:type="spellStart"/>
-            <w:r>
-              <w:rPr>
-                <w:sz w:val="20"/>
-              </w:rPr>
-              <w:t>separación</w:t>
-            </w:r>
-            <w:proofErr w:type="spellEnd"/>
-            <w:r>
-              <w:rPr>
-                <w:spacing w:val="-5"/>
-                <w:sz w:val="20"/>
-              </w:rPr>
-              <w:t xml:space="preserve"> </w:t>
-            </w:r>
-            <w:r>
-              <w:rPr>
-                <w:sz w:val="20"/>
-              </w:rPr>
-              <w:t xml:space="preserve">de </w:t>
-            </w:r>
-            <w:proofErr w:type="spellStart"/>
-            <w:r>
-              <w:rPr>
-                <w:spacing w:val="-2"/>
-                <w:sz w:val="20"/>
-              </w:rPr>
-              <w:t>responsabilidades</w:t>
-            </w:r>
-            <w:proofErr w:type="spellEnd"/>
-            <w:r>
-              <w:rPr>
-                <w:spacing w:val="-2"/>
-                <w:sz w:val="20"/>
+                <w:rFonts w:ascii="Arial" w:eastAsia="Arial" w:hAnsi="Arial" w:cs="Arial"/>
+                <w:sz w:val="20"/>
+                <w:szCs w:val="20"/>
               </w:rPr>
               <w:t>.</w:t>
             </w:r>
@@ -6257,978 +6104,1572 @@
         </w:tc>
       </w:tr>
       <w:tr>
-        <w:trPr>
-          <w:trHeight w:val="750"/>
-        </w:trPr>
         <w:tc>
           <w:tcPr>
-            <w:tcW w:w="680" w:type="dxa"/>
+            <w:tcW w:w="900" w:type="dxa"/>
+            <w:tcBorders>
+              <w:top w:val="single" w:sz="4" w:space="0" w:color="CCCCCC"/>
+              <w:left w:val="single" w:sz="4" w:space="0" w:color="CCCCCC"/>
+              <w:bottom w:val="single" w:sz="4" w:space="0" w:color="CCCCCC"/>
+              <w:right w:val="single" w:sz="4" w:space="0" w:color="CCCCCC"/>
+            </w:tcBorders>
+            <w:tcMar>
+              <w:top w:w="80" w:type="dxa"/>
+              <w:left w:w="120" w:type="dxa"/>
+              <w:bottom w:w="80" w:type="dxa"/>
+              <w:right w:w="120" w:type="dxa"/>
+            </w:tcMar>
           </w:tcPr>
           <w:p>
             <w:pPr>
-              <w:pStyle w:val="TableParagraph"/>
-              <w:spacing w:line="271" w:lineRule="auto"/>
-              <w:ind w:right="160"/>
-              <w:rPr>
-                <w:sz w:val="20"/>
-              </w:rPr>
+              <w:jc w:val="center"/>
             </w:pPr>
             <w:r>
               <w:rPr>
-                <w:spacing w:val="-6"/>
-                <w:sz w:val="20"/>
-              </w:rPr>
-              <w:t xml:space="preserve">RN </w:t>
-            </w:r>
-            <w:r>
-              <w:rPr>
-                <w:spacing w:val="-5"/>
-                <w:sz w:val="20"/>
-              </w:rPr>
-              <w:t>F05</w:t>
+                <w:rFonts w:ascii="Arial" w:eastAsia="Arial" w:hAnsi="Arial" w:cs="Arial"/>
+                <w:b/>
+                <w:bCs/>
+                <w:sz w:val="20"/>
+                <w:szCs w:val="20"/>
+              </w:rPr>
+              <w:t>RNF 05</w:t>
             </w:r>
           </w:p>
         </w:tc>
         <w:tc>
           <w:tcPr>
-            <w:tcW w:w="2154" w:type="dxa"/>
+            <w:tcW w:w="2200" w:type="dxa"/>
+            <w:tcBorders>
+              <w:top w:val="single" w:sz="4" w:space="0" w:color="CCCCCC"/>
+              <w:left w:val="single" w:sz="4" w:space="0" w:color="CCCCCC"/>
+              <w:bottom w:val="single" w:sz="4" w:space="0" w:color="CCCCCC"/>
+              <w:right w:val="single" w:sz="4" w:space="0" w:color="CCCCCC"/>
+            </w:tcBorders>
+            <w:tcMar>
+              <w:top w:w="80" w:type="dxa"/>
+              <w:left w:w="120" w:type="dxa"/>
+              <w:bottom w:w="80" w:type="dxa"/>
+              <w:right w:w="120" w:type="dxa"/>
+            </w:tcMar>
           </w:tcPr>
           <w:p>
-            <w:pPr>
-              <w:pStyle w:val="TableParagraph"/>
-              <w:spacing w:before="27"/>
-              <w:ind w:left="0"/>
-              <w:rPr>
-                <w:rFonts w:ascii="Arial"/>
-                <w:b/>
-                <w:sz w:val="20"/>
-              </w:rPr>
-            </w:pPr>
-          </w:p>
-          <w:p>
-            <w:pPr>
-              <w:pStyle w:val="TableParagraph"/>
-              <w:spacing w:before="0"/>
-              <w:rPr>
-                <w:sz w:val="20"/>
-              </w:rPr>
-            </w:pPr>
-            <w:proofErr w:type="spellStart"/>
-            <w:r>
-              <w:rPr>
-                <w:spacing w:val="-2"/>
-                <w:sz w:val="20"/>
-              </w:rPr>
-              <w:t>Rendimiento</w:t>
-            </w:r>
-            <w:proofErr w:type="spellEnd"/>
+            <w:r>
+              <w:rPr>
+                <w:rFonts w:ascii="Arial" w:eastAsia="Arial" w:hAnsi="Arial" w:cs="Arial"/>
+                <w:sz w:val="20"/>
+                <w:szCs w:val="20"/>
+              </w:rPr>
+              <w:t>Portabilidad de Datos</w:t>
+            </w:r>
           </w:p>
         </w:tc>
         <w:tc>
           <w:tcPr>
-            <w:tcW w:w="6236" w:type="dxa"/>
+            <w:tcW w:w="5538" w:type="dxa"/>
+            <w:tcBorders>
+              <w:top w:val="single" w:sz="4" w:space="0" w:color="CCCCCC"/>
+              <w:left w:val="single" w:sz="4" w:space="0" w:color="CCCCCC"/>
+              <w:bottom w:val="single" w:sz="4" w:space="0" w:color="CCCCCC"/>
+              <w:right w:val="single" w:sz="4" w:space="0" w:color="CCCCCC"/>
+            </w:tcBorders>
+            <w:tcMar>
+              <w:top w:w="80" w:type="dxa"/>
+              <w:left w:w="120" w:type="dxa"/>
+              <w:bottom w:w="80" w:type="dxa"/>
+              <w:right w:w="120" w:type="dxa"/>
+            </w:tcMar>
           </w:tcPr>
           <w:p>
-            <w:pPr>
-              <w:pStyle w:val="TableParagraph"/>
-              <w:spacing w:line="271" w:lineRule="auto"/>
-              <w:ind w:right="108"/>
-              <w:rPr>
-                <w:sz w:val="20"/>
-              </w:rPr>
-            </w:pPr>
+            <w:r>
+              <w:rPr>
+                <w:rFonts w:ascii="Arial" w:eastAsia="Arial" w:hAnsi="Arial" w:cs="Arial"/>
+                <w:sz w:val="20"/>
+                <w:szCs w:val="20"/>
+              </w:rPr>
+              <w:t>La BD se almacena en %</w:t>
+            </w:r>
             <w:proofErr w:type="spellStart"/>
             <w:r>
               <w:rPr>
-                <w:sz w:val="20"/>
-              </w:rPr>
-              <w:t>Conexión</w:t>
+                <w:rFonts w:ascii="Arial" w:eastAsia="Arial" w:hAnsi="Arial" w:cs="Arial"/>
+                <w:sz w:val="20"/>
+                <w:szCs w:val="20"/>
+              </w:rPr>
+              <w:t>AppData</w:t>
             </w:r>
             <w:proofErr w:type="spellEnd"/>
             <w:r>
               <w:rPr>
-                <w:spacing w:val="-5"/>
-                <w:sz w:val="20"/>
-              </w:rPr>
-              <w:t xml:space="preserve"> </w:t>
+                <w:rFonts w:ascii="Arial" w:eastAsia="Arial" w:hAnsi="Arial" w:cs="Arial"/>
+                <w:sz w:val="20"/>
+                <w:szCs w:val="20"/>
+              </w:rPr>
+              <w:t xml:space="preserve">%\Lam7ara\ con copia de respaldo </w:t>
             </w:r>
             <w:proofErr w:type="spellStart"/>
             <w:r>
               <w:rPr>
-                <w:sz w:val="20"/>
-              </w:rPr>
-              <w:t>directa</w:t>
+                <w:rFonts w:ascii="Arial" w:eastAsia="Arial" w:hAnsi="Arial" w:cs="Arial"/>
+                <w:sz w:val="20"/>
+                <w:szCs w:val="20"/>
+              </w:rPr>
+              <w:t>automatica</w:t>
             </w:r>
             <w:proofErr w:type="spellEnd"/>
             <w:r>
               <w:rPr>
-                <w:spacing w:val="-5"/>
-                <w:sz w:val="20"/>
-              </w:rPr>
-              <w:t xml:space="preserve"> </w:t>
-            </w:r>
-            <w:r>
-              <w:rPr>
-                <w:sz w:val="20"/>
-              </w:rPr>
-              <w:t>a</w:t>
-            </w:r>
-            <w:r>
-              <w:rPr>
-                <w:spacing w:val="-5"/>
-                <w:sz w:val="20"/>
-              </w:rPr>
-              <w:t xml:space="preserve"> </w:t>
-            </w:r>
-            <w:r>
-              <w:rPr>
-                <w:sz w:val="20"/>
-              </w:rPr>
-              <w:t>MySQL</w:t>
-            </w:r>
-            <w:r>
-              <w:rPr>
-                <w:spacing w:val="-5"/>
-                <w:sz w:val="20"/>
-              </w:rPr>
-              <w:t xml:space="preserve"> </w:t>
-            </w:r>
-            <w:r>
-              <w:rPr>
-                <w:sz w:val="20"/>
-              </w:rPr>
-              <w:t>con</w:t>
-            </w:r>
-            <w:r>
-              <w:rPr>
-                <w:spacing w:val="-5"/>
-                <w:sz w:val="20"/>
-              </w:rPr>
-              <w:t xml:space="preserve"> </w:t>
+                <w:rFonts w:ascii="Arial" w:eastAsia="Arial" w:hAnsi="Arial" w:cs="Arial"/>
+                <w:sz w:val="20"/>
+                <w:szCs w:val="20"/>
+              </w:rPr>
+              <w:t xml:space="preserve"> en %</w:t>
             </w:r>
             <w:proofErr w:type="spellStart"/>
             <w:r>
               <w:rPr>
-                <w:sz w:val="20"/>
-              </w:rPr>
-              <w:t>operaciones</w:t>
+                <w:rFonts w:ascii="Arial" w:eastAsia="Arial" w:hAnsi="Arial" w:cs="Arial"/>
+                <w:sz w:val="20"/>
+                <w:szCs w:val="20"/>
+              </w:rPr>
+              <w:t>AppData</w:t>
             </w:r>
             <w:proofErr w:type="spellEnd"/>
             <w:r>
               <w:rPr>
-                <w:spacing w:val="-5"/>
-                <w:sz w:val="20"/>
-              </w:rPr>
-              <w:t xml:space="preserve"> </w:t>
-            </w:r>
-            <w:proofErr w:type="spellStart"/>
-            <w:r>
-              <w:rPr>
-                <w:sz w:val="20"/>
-              </w:rPr>
-              <w:t>optimizadas</w:t>
-            </w:r>
-            <w:proofErr w:type="spellEnd"/>
-            <w:r>
-              <w:rPr>
-                <w:spacing w:val="-5"/>
-                <w:sz w:val="20"/>
-              </w:rPr>
-              <w:t xml:space="preserve"> </w:t>
-            </w:r>
-            <w:r>
-              <w:rPr>
-                <w:sz w:val="20"/>
-              </w:rPr>
-              <w:t>y</w:t>
-            </w:r>
-            <w:r>
-              <w:rPr>
-                <w:spacing w:val="-5"/>
-                <w:sz w:val="20"/>
-              </w:rPr>
-              <w:t xml:space="preserve"> </w:t>
-            </w:r>
-            <w:proofErr w:type="spellStart"/>
-            <w:r>
-              <w:rPr>
-                <w:sz w:val="20"/>
-              </w:rPr>
-              <w:t>acceso</w:t>
-            </w:r>
-            <w:proofErr w:type="spellEnd"/>
-            <w:r>
-              <w:rPr>
-                <w:sz w:val="20"/>
-              </w:rPr>
-              <w:t xml:space="preserve"> </w:t>
-            </w:r>
-            <w:r>
-              <w:rPr>
-                <w:spacing w:val="-2"/>
-                <w:sz w:val="20"/>
-              </w:rPr>
-              <w:t>singleton.</w:t>
+                <w:rFonts w:ascii="Arial" w:eastAsia="Arial" w:hAnsi="Arial" w:cs="Arial"/>
+                <w:sz w:val="20"/>
+                <w:szCs w:val="20"/>
+              </w:rPr>
+              <w:t>%\BackUpLam7ara\.</w:t>
             </w:r>
           </w:p>
         </w:tc>
       </w:tr>
       <w:tr>
-        <w:trPr>
-          <w:trHeight w:val="750"/>
-        </w:trPr>
         <w:tc>
           <w:tcPr>
-            <w:tcW w:w="680" w:type="dxa"/>
-            <w:shd w:val="clear" w:color="auto" w:fill="F4F4F4"/>
+            <w:tcW w:w="900" w:type="dxa"/>
+            <w:tcBorders>
+              <w:top w:val="single" w:sz="4" w:space="0" w:color="CCCCCC"/>
+              <w:left w:val="single" w:sz="4" w:space="0" w:color="CCCCCC"/>
+              <w:bottom w:val="single" w:sz="4" w:space="0" w:color="CCCCCC"/>
+              <w:right w:val="single" w:sz="4" w:space="0" w:color="CCCCCC"/>
+            </w:tcBorders>
+            <w:tcMar>
+              <w:top w:w="80" w:type="dxa"/>
+              <w:left w:w="120" w:type="dxa"/>
+              <w:bottom w:w="80" w:type="dxa"/>
+              <w:right w:w="120" w:type="dxa"/>
+            </w:tcMar>
           </w:tcPr>
           <w:p>
             <w:pPr>
-              <w:pStyle w:val="TableParagraph"/>
-              <w:spacing w:line="271" w:lineRule="auto"/>
-              <w:ind w:right="160"/>
-              <w:rPr>
-                <w:sz w:val="20"/>
-              </w:rPr>
+              <w:jc w:val="center"/>
             </w:pPr>
             <w:r>
               <w:rPr>
-                <w:spacing w:val="-6"/>
-                <w:sz w:val="20"/>
-              </w:rPr>
-              <w:t xml:space="preserve">RN </w:t>
-            </w:r>
-            <w:r>
-              <w:rPr>
-                <w:spacing w:val="-5"/>
-                <w:sz w:val="20"/>
-              </w:rPr>
-              <w:t>F06</w:t>
+                <w:rFonts w:ascii="Arial" w:eastAsia="Arial" w:hAnsi="Arial" w:cs="Arial"/>
+                <w:b/>
+                <w:bCs/>
+                <w:sz w:val="20"/>
+                <w:szCs w:val="20"/>
+              </w:rPr>
+              <w:t>RNF 06</w:t>
             </w:r>
           </w:p>
         </w:tc>
         <w:tc>
           <w:tcPr>
-            <w:tcW w:w="2154" w:type="dxa"/>
-            <w:shd w:val="clear" w:color="auto" w:fill="F4F4F4"/>
+            <w:tcW w:w="2200" w:type="dxa"/>
+            <w:tcBorders>
+              <w:top w:val="single" w:sz="4" w:space="0" w:color="CCCCCC"/>
+              <w:left w:val="single" w:sz="4" w:space="0" w:color="CCCCCC"/>
+              <w:bottom w:val="single" w:sz="4" w:space="0" w:color="CCCCCC"/>
+              <w:right w:val="single" w:sz="4" w:space="0" w:color="CCCCCC"/>
+            </w:tcBorders>
+            <w:tcMar>
+              <w:top w:w="80" w:type="dxa"/>
+              <w:left w:w="120" w:type="dxa"/>
+              <w:bottom w:w="80" w:type="dxa"/>
+              <w:right w:w="120" w:type="dxa"/>
+            </w:tcMar>
           </w:tcPr>
           <w:p>
-            <w:pPr>
-              <w:pStyle w:val="TableParagraph"/>
-              <w:spacing w:before="27"/>
-              <w:ind w:left="0"/>
-              <w:rPr>
-                <w:rFonts w:ascii="Arial"/>
-                <w:b/>
-                <w:sz w:val="20"/>
-              </w:rPr>
-            </w:pPr>
-          </w:p>
-          <w:p>
-            <w:pPr>
-              <w:pStyle w:val="TableParagraph"/>
-              <w:spacing w:before="0"/>
-              <w:rPr>
-                <w:sz w:val="20"/>
-              </w:rPr>
-            </w:pPr>
-            <w:r>
-              <w:rPr>
-                <w:sz w:val="20"/>
-              </w:rPr>
-              <w:t xml:space="preserve">Feedback al </w:t>
-            </w:r>
-            <w:proofErr w:type="spellStart"/>
-            <w:r>
-              <w:rPr>
-                <w:spacing w:val="-2"/>
-                <w:sz w:val="20"/>
-              </w:rPr>
-              <w:t>Usuario</w:t>
-            </w:r>
-            <w:proofErr w:type="spellEnd"/>
+            <w:r>
+              <w:rPr>
+                <w:rFonts w:ascii="Arial" w:eastAsia="Arial" w:hAnsi="Arial" w:cs="Arial"/>
+                <w:sz w:val="20"/>
+                <w:szCs w:val="20"/>
+              </w:rPr>
+              <w:t>Integridad Transaccional</w:t>
+            </w:r>
           </w:p>
         </w:tc>
         <w:tc>
           <w:tcPr>
-            <w:tcW w:w="6236" w:type="dxa"/>
-            <w:shd w:val="clear" w:color="auto" w:fill="F4F4F4"/>
+            <w:tcW w:w="5538" w:type="dxa"/>
+            <w:tcBorders>
+              <w:top w:val="single" w:sz="4" w:space="0" w:color="CCCCCC"/>
+              <w:left w:val="single" w:sz="4" w:space="0" w:color="CCCCCC"/>
+              <w:bottom w:val="single" w:sz="4" w:space="0" w:color="CCCCCC"/>
+              <w:right w:val="single" w:sz="4" w:space="0" w:color="CCCCCC"/>
+            </w:tcBorders>
+            <w:tcMar>
+              <w:top w:w="80" w:type="dxa"/>
+              <w:left w:w="120" w:type="dxa"/>
+              <w:bottom w:w="80" w:type="dxa"/>
+              <w:right w:w="120" w:type="dxa"/>
+            </w:tcMar>
           </w:tcPr>
           <w:p>
-            <w:pPr>
-              <w:pStyle w:val="TableParagraph"/>
-              <w:spacing w:line="271" w:lineRule="auto"/>
-              <w:ind w:right="108"/>
-              <w:rPr>
-                <w:sz w:val="20"/>
-              </w:rPr>
-            </w:pPr>
-            <w:r>
-              <w:rPr>
-                <w:sz w:val="20"/>
-              </w:rPr>
-              <w:t>Sistema</w:t>
-            </w:r>
-            <w:r>
-              <w:rPr>
-                <w:spacing w:val="-5"/>
-                <w:sz w:val="20"/>
-              </w:rPr>
-              <w:t xml:space="preserve"> </w:t>
-            </w:r>
-            <w:r>
-              <w:rPr>
-                <w:sz w:val="20"/>
-              </w:rPr>
-              <w:t>de</w:t>
-            </w:r>
-            <w:r>
-              <w:rPr>
-                <w:spacing w:val="-5"/>
-                <w:sz w:val="20"/>
-              </w:rPr>
-              <w:t xml:space="preserve"> </w:t>
+            <w:r>
+              <w:rPr>
+                <w:rFonts w:ascii="Arial" w:eastAsia="Arial" w:hAnsi="Arial" w:cs="Arial"/>
+                <w:sz w:val="20"/>
+                <w:szCs w:val="20"/>
+              </w:rPr>
+              <w:t xml:space="preserve">Las operaciones de venta usan </w:t>
             </w:r>
             <w:proofErr w:type="spellStart"/>
             <w:r>
               <w:rPr>
-                <w:sz w:val="20"/>
-              </w:rPr>
-              <w:t>notificaciones</w:t>
+                <w:rFonts w:ascii="Arial" w:eastAsia="Arial" w:hAnsi="Arial" w:cs="Arial"/>
+                <w:sz w:val="20"/>
+                <w:szCs w:val="20"/>
+              </w:rPr>
+              <w:t>SQLiteTransaction</w:t>
             </w:r>
             <w:proofErr w:type="spellEnd"/>
             <w:r>
               <w:rPr>
-                <w:spacing w:val="-5"/>
-                <w:sz w:val="20"/>
-              </w:rPr>
-              <w:t xml:space="preserve"> </w:t>
-            </w:r>
-            <w:r>
-              <w:rPr>
-                <w:sz w:val="20"/>
-              </w:rPr>
-              <w:t>con</w:t>
-            </w:r>
-            <w:r>
-              <w:rPr>
-                <w:spacing w:val="-5"/>
-                <w:sz w:val="20"/>
-              </w:rPr>
-              <w:t xml:space="preserve"> </w:t>
-            </w:r>
-            <w:proofErr w:type="spellStart"/>
-            <w:r>
-              <w:rPr>
-                <w:sz w:val="20"/>
-              </w:rPr>
-              <w:t>íconos</w:t>
-            </w:r>
-            <w:proofErr w:type="spellEnd"/>
-            <w:r>
-              <w:rPr>
-                <w:spacing w:val="-5"/>
-                <w:sz w:val="20"/>
-              </w:rPr>
-              <w:t xml:space="preserve"> </w:t>
-            </w:r>
-            <w:proofErr w:type="spellStart"/>
-            <w:r>
-              <w:rPr>
-                <w:sz w:val="20"/>
-              </w:rPr>
-              <w:t>tipificados</w:t>
-            </w:r>
-            <w:proofErr w:type="spellEnd"/>
-            <w:r>
-              <w:rPr>
-                <w:spacing w:val="-5"/>
-                <w:sz w:val="20"/>
-              </w:rPr>
-              <w:t xml:space="preserve"> </w:t>
-            </w:r>
-            <w:r>
-              <w:rPr>
-                <w:sz w:val="20"/>
-              </w:rPr>
-              <w:t>y</w:t>
-            </w:r>
-            <w:r>
-              <w:rPr>
-                <w:spacing w:val="-5"/>
-                <w:sz w:val="20"/>
-              </w:rPr>
-              <w:t xml:space="preserve"> </w:t>
-            </w:r>
-            <w:proofErr w:type="spellStart"/>
-            <w:r>
-              <w:rPr>
-                <w:sz w:val="20"/>
-              </w:rPr>
-              <w:t>sonidos</w:t>
-            </w:r>
-            <w:proofErr w:type="spellEnd"/>
-            <w:r>
-              <w:rPr>
-                <w:spacing w:val="-5"/>
-                <w:sz w:val="20"/>
-              </w:rPr>
-              <w:t xml:space="preserve"> </w:t>
-            </w:r>
-            <w:r>
-              <w:rPr>
-                <w:sz w:val="20"/>
-              </w:rPr>
-              <w:t xml:space="preserve">de </w:t>
-            </w:r>
-            <w:proofErr w:type="spellStart"/>
-            <w:r>
-              <w:rPr>
-                <w:spacing w:val="-2"/>
-                <w:sz w:val="20"/>
-              </w:rPr>
-              <w:t>confirmación</w:t>
-            </w:r>
-            <w:proofErr w:type="spellEnd"/>
-            <w:r>
-              <w:rPr>
-                <w:spacing w:val="-2"/>
-                <w:sz w:val="20"/>
-              </w:rPr>
-              <w:t>/error.</w:t>
+                <w:rFonts w:ascii="Arial" w:eastAsia="Arial" w:hAnsi="Arial" w:cs="Arial"/>
+                <w:sz w:val="20"/>
+                <w:szCs w:val="20"/>
+              </w:rPr>
+              <w:t xml:space="preserve"> para garantizar atomicidad (descuento de stock + registro de venta).</w:t>
             </w:r>
           </w:p>
         </w:tc>
       </w:tr>
     </w:tbl>
-    <w:p/>
-    <w:p>
-      <w:pPr>
-        <w:ind w:left="262"/>
+    <w:p>
+      <w:pPr>
         <w:jc w:val="both"/>
-        <w:rPr>
-          <w:rFonts w:ascii="Arial"/>
-          <w:b/>
-          <w:sz w:val="26"/>
-        </w:rPr>
-      </w:pPr>
-      <w:r>
         <w:rPr>
           <w:rFonts w:ascii="Arial"/>
           <w:b/>
           <w:color w:val="283493"/>
           <w:sz w:val="26"/>
         </w:rPr>
+      </w:pPr>
+    </w:p>
+    <w:p>
+      <w:pPr>
+        <w:pStyle w:val="Ttulo2"/>
+        <w:rPr>
+          <w:color w:val="283493"/>
+        </w:rPr>
+      </w:pPr>
+      <w:r>
+        <w:rPr>
+          <w:color w:val="283493"/>
+        </w:rPr>
+        <w:t>Diseño del software</w:t>
+      </w:r>
+    </w:p>
+    <w:p>
+      <w:pPr>
+        <w:pStyle w:val="Ttulo3"/>
+      </w:pPr>
+      <w:r>
         <w:t xml:space="preserve">Arquitectura </w:t>
       </w:r>
       <w:r>
         <w:rPr>
-          <w:rFonts w:ascii="Arial"/>
-          <w:b/>
-          <w:color w:val="283493"/>
           <w:spacing w:val="-2"/>
-          <w:sz w:val="26"/>
         </w:rPr>
         <w:t>General</w:t>
       </w:r>
     </w:p>
     <w:p>
       <w:pPr>
-        <w:pStyle w:val="Textoindependiente"/>
-        <w:spacing w:before="158" w:line="285" w:lineRule="auto"/>
-        <w:ind w:left="262" w:right="259"/>
+        <w:spacing w:before="80" w:after="80"/>
         <w:jc w:val="both"/>
       </w:pPr>
       <w:r>
-        <w:t>Implementa una arquitectura de tres capas (</w:t>
+        <w:rPr>
+          <w:rFonts w:ascii="Arial" w:eastAsia="Arial" w:hAnsi="Arial" w:cs="Arial"/>
+          <w:sz w:val="22"/>
+          <w:szCs w:val="22"/>
+        </w:rPr>
+        <w:t xml:space="preserve">El sistema implementa una arquitectura de tres capas que separa claramente </w:t>
+      </w:r>
+      <w:r>
+        <w:rPr>
+          <w:rFonts w:ascii="Arial" w:eastAsia="Arial" w:hAnsi="Arial" w:cs="Arial"/>
+          <w:sz w:val="22"/>
+          <w:szCs w:val="22"/>
+        </w:rPr>
+        <w:t>presentación</w:t>
+      </w:r>
+      <w:r>
+        <w:rPr>
+          <w:rFonts w:ascii="Arial" w:eastAsia="Arial" w:hAnsi="Arial" w:cs="Arial"/>
+          <w:sz w:val="22"/>
+          <w:szCs w:val="22"/>
+        </w:rPr>
+        <w:t xml:space="preserve">, </w:t>
+      </w:r>
+      <w:r>
+        <w:rPr>
+          <w:rFonts w:ascii="Arial" w:eastAsia="Arial" w:hAnsi="Arial" w:cs="Arial"/>
+          <w:sz w:val="22"/>
+          <w:szCs w:val="22"/>
+        </w:rPr>
+        <w:t>lógica</w:t>
+      </w:r>
+      <w:r>
+        <w:rPr>
+          <w:rFonts w:ascii="Arial" w:eastAsia="Arial" w:hAnsi="Arial" w:cs="Arial"/>
+          <w:sz w:val="22"/>
+          <w:szCs w:val="22"/>
+        </w:rPr>
+        <w:t xml:space="preserve"> de servicios y acceso a datos:</w:t>
+      </w:r>
+    </w:p>
+    <w:p>
+      <w:pPr>
+        <w:spacing w:before="60" w:after="60" w:line="240" w:lineRule="auto"/>
+      </w:pPr>
+      <w:r>
+        <w:rPr>
+          <w:rFonts w:ascii="Arial" w:eastAsia="Arial" w:hAnsi="Arial" w:cs="Arial"/>
+          <w:sz w:val="22"/>
+          <w:szCs w:val="22"/>
+        </w:rPr>
+        <w:t xml:space="preserve">Capa de </w:t>
+      </w:r>
+      <w:r>
+        <w:rPr>
+          <w:rFonts w:ascii="Arial" w:eastAsia="Arial" w:hAnsi="Arial" w:cs="Arial"/>
+          <w:sz w:val="22"/>
+          <w:szCs w:val="22"/>
+        </w:rPr>
+        <w:t>presentación</w:t>
+      </w:r>
+      <w:r>
+        <w:rPr>
+          <w:rFonts w:ascii="Arial" w:eastAsia="Arial" w:hAnsi="Arial" w:cs="Arial"/>
+          <w:sz w:val="22"/>
+          <w:szCs w:val="22"/>
+        </w:rPr>
+        <w:t xml:space="preserve"> (</w:t>
       </w:r>
       <w:proofErr w:type="spellStart"/>
       <w:r>
-        <w:t>Three</w:t>
+        <w:rPr>
+          <w:rFonts w:ascii="Arial" w:eastAsia="Arial" w:hAnsi="Arial" w:cs="Arial"/>
+          <w:sz w:val="22"/>
+          <w:szCs w:val="22"/>
+        </w:rPr>
+        <w:t>Forms</w:t>
       </w:r>
       <w:proofErr w:type="spellEnd"/>
       <w:r>
-        <w:t xml:space="preserve">-Tier </w:t>
+        <w:rPr>
+          <w:rFonts w:ascii="Arial" w:eastAsia="Arial" w:hAnsi="Arial" w:cs="Arial"/>
+          <w:sz w:val="22"/>
+          <w:szCs w:val="22"/>
+        </w:rPr>
+        <w:t>)</w:t>
+      </w:r>
+      <w:r>
+        <w:rPr>
+          <w:rFonts w:ascii="Arial" w:eastAsia="Arial" w:hAnsi="Arial" w:cs="Arial"/>
+          <w:sz w:val="22"/>
+          <w:szCs w:val="22"/>
+        </w:rPr>
+        <w:t xml:space="preserve"> - </w:t>
+      </w:r>
+      <w:r>
+        <w:rPr>
+          <w:rFonts w:ascii="Arial" w:eastAsia="Arial" w:hAnsi="Arial" w:cs="Arial"/>
+          <w:sz w:val="22"/>
+          <w:szCs w:val="22"/>
+        </w:rPr>
+        <w:t xml:space="preserve">Formularios Windows </w:t>
       </w:r>
       <w:proofErr w:type="spellStart"/>
       <w:r>
-        <w:t>Architecture</w:t>
+        <w:rPr>
+          <w:rFonts w:ascii="Arial" w:eastAsia="Arial" w:hAnsi="Arial" w:cs="Arial"/>
+          <w:sz w:val="22"/>
+          <w:szCs w:val="22"/>
+        </w:rPr>
+        <w:t>Forms</w:t>
       </w:r>
       <w:proofErr w:type="spellEnd"/>
       <w:r>
-        <w:t xml:space="preserve">) que separa claramente las responsabilidades de presentación, lógica de negocio y acceso a </w:t>
-      </w:r>
-      <w:r>
-        <w:rPr>
-          <w:spacing w:val="-2"/>
-        </w:rPr>
-        <w:t>datos:</w:t>
+        <w:rPr>
+          <w:rFonts w:ascii="Arial" w:eastAsia="Arial" w:hAnsi="Arial" w:cs="Arial"/>
+          <w:sz w:val="22"/>
+          <w:szCs w:val="22"/>
+        </w:rPr>
+        <w:t xml:space="preserve"> organizados por modulo: </w:t>
       </w:r>
     </w:p>
     <w:p>
       <w:pPr>
         <w:pStyle w:val="Prrafodelista"/>
-        <w:widowControl w:val="0"/>
         <w:numPr>
-          <w:ilvl w:val="1"/>
-          <w:numId w:val="2"/>
+          <w:ilvl w:val="0"/>
+          <w:numId w:val="3"/>
         </w:numPr>
-        <w:tabs>
-          <w:tab w:val="left" w:pos="1254"/>
-        </w:tabs>
-        <w:autoSpaceDE w:val="0"/>
-        <w:autoSpaceDN w:val="0"/>
-        <w:spacing w:before="197" w:after="0" w:line="285" w:lineRule="auto"/>
-        <w:ind w:right="259" w:firstLine="0"/>
+        <w:spacing w:before="60" w:after="60" w:line="240" w:lineRule="auto"/>
         <w:contextualSpacing w:val="0"/>
-        <w:jc w:val="both"/>
-      </w:pPr>
-      <w:r>
-        <w:rPr>
-          <w:rFonts w:ascii="Arial" w:hAnsi="Arial"/>
-          <w:b/>
-          <w:sz w:val="22"/>
-        </w:rPr>
-        <w:t xml:space="preserve">Capa de Presentación (UI Layer): </w:t>
-      </w:r>
-      <w:r>
-        <w:rPr>
-          <w:sz w:val="22"/>
-        </w:rPr>
-        <w:t xml:space="preserve">Compuesta por formularios Windows </w:t>
-      </w:r>
+      </w:pPr>
       <w:proofErr w:type="spellStart"/>
       <w:r>
         <w:rPr>
-          <w:sz w:val="22"/>
-        </w:rPr>
-        <w:t>Forms</w:t>
+          <w:rFonts w:ascii="Arial" w:eastAsia="Arial" w:hAnsi="Arial" w:cs="Arial"/>
+          <w:sz w:val="22"/>
+          <w:szCs w:val="22"/>
+        </w:rPr>
+        <w:t>FormMAIN</w:t>
       </w:r>
       <w:proofErr w:type="spellEnd"/>
       <w:r>
         <w:rPr>
-          <w:sz w:val="22"/>
-        </w:rPr>
-        <w:t xml:space="preserve"> que implementan el patrón List-</w:t>
+          <w:rFonts w:ascii="Arial" w:eastAsia="Arial" w:hAnsi="Arial" w:cs="Arial"/>
+          <w:sz w:val="22"/>
+          <w:szCs w:val="22"/>
+        </w:rPr>
+        <w:t xml:space="preserve"> (</w:t>
       </w:r>
       <w:proofErr w:type="spellStart"/>
       <w:r>
         <w:rPr>
-          <w:sz w:val="22"/>
-        </w:rPr>
-        <w:t>Detail</w:t>
+          <w:rFonts w:ascii="Arial" w:eastAsia="Arial" w:hAnsi="Arial" w:cs="Arial"/>
+          <w:sz w:val="22"/>
+          <w:szCs w:val="22"/>
+        </w:rPr>
+        <w:t>navegacion</w:t>
       </w:r>
       <w:proofErr w:type="spellEnd"/>
       <w:r>
         <w:rPr>
-          <w:sz w:val="22"/>
-        </w:rPr>
-        <w:t xml:space="preserve">. Incluye </w:t>
+          <w:rFonts w:ascii="Arial" w:eastAsia="Arial" w:hAnsi="Arial" w:cs="Arial"/>
+          <w:sz w:val="22"/>
+          <w:szCs w:val="22"/>
+        </w:rPr>
+        <w:t xml:space="preserve"> con </w:t>
       </w:r>
       <w:proofErr w:type="spellStart"/>
       <w:r>
         <w:rPr>
-          <w:sz w:val="22"/>
-        </w:rPr>
-        <w:t>FormPrincipal</w:t>
+          <w:rFonts w:ascii="Arial" w:eastAsia="Arial" w:hAnsi="Arial" w:cs="Arial"/>
+          <w:sz w:val="22"/>
+          <w:szCs w:val="22"/>
+        </w:rPr>
+        <w:t>sidebar</w:t>
       </w:r>
       <w:proofErr w:type="spellEnd"/>
       <w:r>
         <w:rPr>
-          <w:sz w:val="22"/>
+          <w:rFonts w:ascii="Arial" w:eastAsia="Arial" w:hAnsi="Arial" w:cs="Arial"/>
+          <w:sz w:val="22"/>
+          <w:szCs w:val="22"/>
+        </w:rPr>
+        <w:t>)</w:t>
+      </w:r>
+    </w:p>
+    <w:p>
+      <w:pPr>
+        <w:pStyle w:val="Prrafodelista"/>
+        <w:numPr>
+          <w:ilvl w:val="0"/>
+          <w:numId w:val="3"/>
+        </w:numPr>
+        <w:spacing w:before="60" w:after="60" w:line="240" w:lineRule="auto"/>
+        <w:contextualSpacing w:val="0"/>
+      </w:pPr>
+      <w:proofErr w:type="spellStart"/>
+      <w:r>
+        <w:rPr>
+          <w:rFonts w:ascii="Arial" w:eastAsia="Arial" w:hAnsi="Arial" w:cs="Arial"/>
+          <w:sz w:val="22"/>
+          <w:szCs w:val="22"/>
+        </w:rPr>
+        <w:t>FormInicio</w:t>
+      </w:r>
+      <w:proofErr w:type="spellEnd"/>
+      <w:r>
+        <w:rPr>
+          <w:rFonts w:ascii="Arial" w:eastAsia="Arial" w:hAnsi="Arial" w:cs="Arial"/>
+          <w:sz w:val="22"/>
+          <w:szCs w:val="22"/>
+        </w:rPr>
+        <w:t xml:space="preserve"> (</w:t>
+      </w:r>
+      <w:proofErr w:type="spellStart"/>
+      <w:r>
+        <w:rPr>
+          <w:rFonts w:ascii="Arial" w:eastAsia="Arial" w:hAnsi="Arial" w:cs="Arial"/>
+          <w:sz w:val="22"/>
+          <w:szCs w:val="22"/>
+        </w:rPr>
+        <w:t>dashboard</w:t>
+      </w:r>
+      <w:proofErr w:type="spellEnd"/>
+      <w:r>
+        <w:rPr>
+          <w:rFonts w:ascii="Arial" w:eastAsia="Arial" w:hAnsi="Arial" w:cs="Arial"/>
+          <w:sz w:val="22"/>
+          <w:szCs w:val="22"/>
+        </w:rPr>
+        <w:t>)</w:t>
+      </w:r>
+    </w:p>
+    <w:p>
+      <w:pPr>
+        <w:pStyle w:val="Prrafodelista"/>
+        <w:numPr>
+          <w:ilvl w:val="0"/>
+          <w:numId w:val="3"/>
+        </w:numPr>
+        <w:spacing w:before="60" w:after="60" w:line="240" w:lineRule="auto"/>
+        <w:contextualSpacing w:val="0"/>
+      </w:pPr>
+      <w:proofErr w:type="spellStart"/>
+      <w:r>
+        <w:rPr>
+          <w:rFonts w:ascii="Arial" w:eastAsia="Arial" w:hAnsi="Arial" w:cs="Arial"/>
+          <w:sz w:val="22"/>
+          <w:szCs w:val="22"/>
+        </w:rPr>
+        <w:t>FormVender</w:t>
+      </w:r>
+      <w:proofErr w:type="spellEnd"/>
+      <w:r>
+        <w:rPr>
+          <w:rFonts w:ascii="Arial" w:eastAsia="Arial" w:hAnsi="Arial" w:cs="Arial"/>
+          <w:sz w:val="22"/>
+          <w:szCs w:val="22"/>
+        </w:rPr>
+        <w:t xml:space="preserve"> (ventas),</w:t>
+      </w:r>
+    </w:p>
+    <w:p>
+      <w:pPr>
+        <w:pStyle w:val="Prrafodelista"/>
+        <w:numPr>
+          <w:ilvl w:val="0"/>
+          <w:numId w:val="3"/>
+        </w:numPr>
+        <w:spacing w:before="60" w:after="60" w:line="240" w:lineRule="auto"/>
+        <w:contextualSpacing w:val="0"/>
+      </w:pPr>
+      <w:proofErr w:type="spellStart"/>
+      <w:r>
+        <w:rPr>
+          <w:rFonts w:ascii="Arial" w:eastAsia="Arial" w:hAnsi="Arial" w:cs="Arial"/>
+          <w:sz w:val="22"/>
+          <w:szCs w:val="22"/>
+        </w:rPr>
+        <w:t>FormVerVentas</w:t>
+      </w:r>
+      <w:proofErr w:type="spellEnd"/>
+      <w:r>
+        <w:rPr>
+          <w:rFonts w:ascii="Arial" w:eastAsia="Arial" w:hAnsi="Arial" w:cs="Arial"/>
+          <w:sz w:val="22"/>
+          <w:szCs w:val="22"/>
+        </w:rPr>
+        <w:t xml:space="preserve"> (historial)</w:t>
+      </w:r>
+    </w:p>
+    <w:p>
+      <w:pPr>
+        <w:pStyle w:val="Prrafodelista"/>
+        <w:numPr>
+          <w:ilvl w:val="0"/>
+          <w:numId w:val="3"/>
+        </w:numPr>
+        <w:spacing w:before="60" w:after="60" w:line="240" w:lineRule="auto"/>
+        <w:contextualSpacing w:val="0"/>
+      </w:pPr>
+      <w:proofErr w:type="spellStart"/>
+      <w:r>
+        <w:rPr>
+          <w:rFonts w:ascii="Arial" w:eastAsia="Arial" w:hAnsi="Arial" w:cs="Arial"/>
+          <w:sz w:val="22"/>
+          <w:szCs w:val="22"/>
+        </w:rPr>
+        <w:t>FormCLIENTES</w:t>
+      </w:r>
+      <w:proofErr w:type="spellEnd"/>
+      <w:r>
+        <w:rPr>
+          <w:rFonts w:ascii="Arial" w:eastAsia="Arial" w:hAnsi="Arial" w:cs="Arial"/>
+          <w:sz w:val="22"/>
+          <w:szCs w:val="22"/>
+        </w:rPr>
+        <w:t xml:space="preserve"> (clientes)</w:t>
+      </w:r>
+    </w:p>
+    <w:p>
+      <w:pPr>
+        <w:pStyle w:val="Prrafodelista"/>
+        <w:numPr>
+          <w:ilvl w:val="0"/>
+          <w:numId w:val="3"/>
+        </w:numPr>
+        <w:spacing w:before="60" w:after="60" w:line="240" w:lineRule="auto"/>
+        <w:contextualSpacing w:val="0"/>
+      </w:pPr>
+      <w:r>
+        <w:rPr>
+          <w:rFonts w:ascii="Arial" w:eastAsia="Arial" w:hAnsi="Arial" w:cs="Arial"/>
+          <w:sz w:val="22"/>
+          <w:szCs w:val="22"/>
+        </w:rPr>
+        <w:t>FormStock (inventario)</w:t>
+      </w:r>
+    </w:p>
+    <w:p>
+      <w:pPr>
+        <w:pStyle w:val="Prrafodelista"/>
+        <w:numPr>
+          <w:ilvl w:val="0"/>
+          <w:numId w:val="3"/>
+        </w:numPr>
+        <w:spacing w:before="60" w:after="60" w:line="240" w:lineRule="auto"/>
+        <w:contextualSpacing w:val="0"/>
+      </w:pPr>
+      <w:proofErr w:type="spellStart"/>
+      <w:r>
+        <w:rPr>
+          <w:rFonts w:ascii="Arial" w:eastAsia="Arial" w:hAnsi="Arial" w:cs="Arial"/>
+          <w:sz w:val="22"/>
+          <w:szCs w:val="22"/>
+        </w:rPr>
+        <w:t>FormMovimientos</w:t>
+      </w:r>
+      <w:proofErr w:type="spellEnd"/>
+      <w:r>
+        <w:rPr>
+          <w:rFonts w:ascii="Arial" w:eastAsia="Arial" w:hAnsi="Arial" w:cs="Arial"/>
+          <w:sz w:val="22"/>
+          <w:szCs w:val="22"/>
+        </w:rPr>
+        <w:t xml:space="preserve"> (caja)</w:t>
+      </w:r>
+    </w:p>
+    <w:p>
+      <w:pPr>
+        <w:pStyle w:val="TableParagraph"/>
+        <w:rPr>
+          <w:rStyle w:val="nfasissutil"/>
+        </w:rPr>
+      </w:pPr>
+      <w:r>
+        <w:rPr>
+          <w:rStyle w:val="nfasissutil"/>
+        </w:rPr>
+        <w:t xml:space="preserve">Los formularios hijo se cargan </w:t>
+      </w:r>
+      <w:r>
+        <w:rPr>
+          <w:rStyle w:val="nfasissutil"/>
+        </w:rPr>
+        <w:t>dinámicamente</w:t>
+      </w:r>
+      <w:r>
+        <w:rPr>
+          <w:rStyle w:val="nfasissutil"/>
+        </w:rPr>
+        <w:t xml:space="preserve"> en </w:t>
+      </w:r>
+      <w:proofErr w:type="spellStart"/>
+      <w:r>
+        <w:rPr>
+          <w:rStyle w:val="nfasissutil"/>
+        </w:rPr>
+        <w:t>panelMainContent</w:t>
+      </w:r>
+      <w:proofErr w:type="spellEnd"/>
+      <w:r>
+        <w:rPr>
+          <w:rStyle w:val="nfasissutil"/>
+        </w:rPr>
+        <w:t xml:space="preserve"> del </w:t>
+      </w:r>
+      <w:proofErr w:type="spellStart"/>
+      <w:r>
+        <w:rPr>
+          <w:rStyle w:val="nfasissutil"/>
+        </w:rPr>
+        <w:t>FormMAIN</w:t>
+      </w:r>
+      <w:proofErr w:type="spellEnd"/>
+      <w:r>
+        <w:rPr>
+          <w:rStyle w:val="nfasissutil"/>
+        </w:rPr>
+        <w:t>.</w:t>
+      </w:r>
+    </w:p>
+    <w:p>
+      <w:pPr>
+        <w:pStyle w:val="TableParagraph"/>
+        <w:rPr>
+          <w:rStyle w:val="nfasissutil"/>
+        </w:rPr>
+      </w:pPr>
+    </w:p>
+    <w:p>
+      <w:pPr>
+        <w:pStyle w:val="TableParagraph"/>
+        <w:rPr>
+          <w:rStyle w:val="nfasissutil"/>
+        </w:rPr>
+      </w:pPr>
+    </w:p>
+    <w:p>
+      <w:pPr>
+        <w:pStyle w:val="TableParagraph"/>
+        <w:rPr>
+          <w:rStyle w:val="nfasissutil"/>
+        </w:rPr>
+      </w:pPr>
+    </w:p>
+    <w:p>
+      <w:pPr>
+        <w:pStyle w:val="TableParagraph"/>
+        <w:rPr>
+          <w:rStyle w:val="nfasissutil"/>
+        </w:rPr>
+      </w:pPr>
+    </w:p>
+    <w:p>
+      <w:pPr>
+        <w:pStyle w:val="TableParagraph"/>
+        <w:rPr>
+          <w:rStyle w:val="nfasissutil"/>
+        </w:rPr>
+      </w:pPr>
+    </w:p>
+    <w:p>
+      <w:pPr>
+        <w:pStyle w:val="TableParagraph"/>
+        <w:rPr>
+          <w:rStyle w:val="nfasissutil"/>
+        </w:rPr>
+      </w:pPr>
+    </w:p>
+    <w:p>
+      <w:pPr>
+        <w:spacing w:before="60" w:after="60" w:line="240" w:lineRule="auto"/>
+      </w:pPr>
+      <w:r>
+        <w:rPr>
+          <w:rFonts w:ascii="Arial" w:eastAsia="Arial" w:hAnsi="Arial" w:cs="Arial"/>
+          <w:sz w:val="22"/>
+          <w:szCs w:val="22"/>
+        </w:rPr>
+        <w:lastRenderedPageBreak/>
+        <w:t>Capa de Servicios (</w:t>
+      </w:r>
+      <w:proofErr w:type="spellStart"/>
+      <w:r>
+        <w:rPr>
+          <w:rFonts w:ascii="Arial" w:eastAsia="Arial" w:hAnsi="Arial" w:cs="Arial"/>
+          <w:sz w:val="22"/>
+          <w:szCs w:val="22"/>
+        </w:rPr>
+        <w:t>Services</w:t>
+      </w:r>
+      <w:proofErr w:type="spellEnd"/>
+      <w:r>
+        <w:rPr>
+          <w:rFonts w:ascii="Arial" w:eastAsia="Arial" w:hAnsi="Arial" w:cs="Arial"/>
+          <w:sz w:val="22"/>
+          <w:szCs w:val="22"/>
+        </w:rPr>
+        <w:t>)</w:t>
+      </w:r>
+      <w:r>
+        <w:rPr>
+          <w:rFonts w:ascii="Arial" w:eastAsia="Arial" w:hAnsi="Arial" w:cs="Arial"/>
+          <w:sz w:val="22"/>
+          <w:szCs w:val="22"/>
+        </w:rPr>
+        <w:t xml:space="preserve"> - </w:t>
+      </w:r>
+      <w:r>
+        <w:rPr>
+          <w:rFonts w:ascii="Arial" w:eastAsia="Arial" w:hAnsi="Arial" w:cs="Arial"/>
+          <w:sz w:val="22"/>
+          <w:szCs w:val="22"/>
+        </w:rPr>
+        <w:t xml:space="preserve">Clases de servicio independientes que encapsulan la </w:t>
+      </w:r>
+      <w:r>
+        <w:rPr>
+          <w:rFonts w:ascii="Arial" w:eastAsia="Arial" w:hAnsi="Arial" w:cs="Arial"/>
+          <w:sz w:val="22"/>
+          <w:szCs w:val="22"/>
+        </w:rPr>
+        <w:t>lógica</w:t>
+      </w:r>
+      <w:r>
+        <w:rPr>
+          <w:rFonts w:ascii="Arial" w:eastAsia="Arial" w:hAnsi="Arial" w:cs="Arial"/>
+          <w:sz w:val="22"/>
+          <w:szCs w:val="22"/>
+        </w:rPr>
+        <w:t xml:space="preserve"> de negocio: </w:t>
+      </w:r>
+    </w:p>
+    <w:p>
+      <w:pPr>
+        <w:pStyle w:val="Prrafodelista"/>
+        <w:numPr>
+          <w:ilvl w:val="0"/>
+          <w:numId w:val="3"/>
+        </w:numPr>
+        <w:spacing w:before="60" w:after="60" w:line="240" w:lineRule="auto"/>
+        <w:contextualSpacing w:val="0"/>
+      </w:pPr>
+      <w:proofErr w:type="spellStart"/>
+      <w:r>
+        <w:rPr>
+          <w:rFonts w:ascii="Arial" w:eastAsia="Arial" w:hAnsi="Arial" w:cs="Arial"/>
+          <w:sz w:val="22"/>
+          <w:szCs w:val="22"/>
+        </w:rPr>
+        <w:t>ClienteService</w:t>
+      </w:r>
+      <w:proofErr w:type="spellEnd"/>
+      <w:r>
+        <w:rPr>
+          <w:rFonts w:ascii="Arial" w:eastAsia="Arial" w:hAnsi="Arial" w:cs="Arial"/>
+          <w:sz w:val="22"/>
+          <w:szCs w:val="22"/>
+        </w:rPr>
+        <w:t xml:space="preserve">, </w:t>
+      </w:r>
+    </w:p>
+    <w:p>
+      <w:pPr>
+        <w:pStyle w:val="Prrafodelista"/>
+        <w:numPr>
+          <w:ilvl w:val="0"/>
+          <w:numId w:val="3"/>
+        </w:numPr>
+        <w:spacing w:before="60" w:after="60" w:line="240" w:lineRule="auto"/>
+        <w:contextualSpacing w:val="0"/>
+      </w:pPr>
+      <w:proofErr w:type="spellStart"/>
+      <w:r>
+        <w:rPr>
+          <w:rFonts w:ascii="Arial" w:eastAsia="Arial" w:hAnsi="Arial" w:cs="Arial"/>
+          <w:sz w:val="22"/>
+          <w:szCs w:val="22"/>
+        </w:rPr>
+        <w:t>ProductoService</w:t>
+      </w:r>
+      <w:proofErr w:type="spellEnd"/>
+      <w:r>
+        <w:rPr>
+          <w:rFonts w:ascii="Arial" w:eastAsia="Arial" w:hAnsi="Arial" w:cs="Arial"/>
+          <w:sz w:val="22"/>
+          <w:szCs w:val="22"/>
+        </w:rPr>
+        <w:t xml:space="preserve">, </w:t>
+      </w:r>
+    </w:p>
+    <w:p>
+      <w:pPr>
+        <w:pStyle w:val="Prrafodelista"/>
+        <w:numPr>
+          <w:ilvl w:val="0"/>
+          <w:numId w:val="3"/>
+        </w:numPr>
+        <w:spacing w:before="60" w:after="60" w:line="240" w:lineRule="auto"/>
+        <w:contextualSpacing w:val="0"/>
+      </w:pPr>
+      <w:proofErr w:type="spellStart"/>
+      <w:r>
+        <w:rPr>
+          <w:rFonts w:ascii="Arial" w:eastAsia="Arial" w:hAnsi="Arial" w:cs="Arial"/>
+          <w:sz w:val="22"/>
+          <w:szCs w:val="22"/>
+        </w:rPr>
+        <w:t>VentaService</w:t>
+      </w:r>
+      <w:proofErr w:type="spellEnd"/>
+      <w:r>
+        <w:rPr>
+          <w:rFonts w:ascii="Arial" w:eastAsia="Arial" w:hAnsi="Arial" w:cs="Arial"/>
+          <w:sz w:val="22"/>
+          <w:szCs w:val="22"/>
+        </w:rPr>
+        <w:t xml:space="preserve">, </w:t>
+      </w:r>
+    </w:p>
+    <w:p>
+      <w:pPr>
+        <w:pStyle w:val="Prrafodelista"/>
+        <w:numPr>
+          <w:ilvl w:val="0"/>
+          <w:numId w:val="3"/>
+        </w:numPr>
+        <w:spacing w:before="60" w:after="60" w:line="240" w:lineRule="auto"/>
+        <w:contextualSpacing w:val="0"/>
+      </w:pPr>
+      <w:proofErr w:type="spellStart"/>
+      <w:r>
+        <w:rPr>
+          <w:rFonts w:ascii="Arial" w:eastAsia="Arial" w:hAnsi="Arial" w:cs="Arial"/>
+          <w:sz w:val="22"/>
+          <w:szCs w:val="22"/>
+        </w:rPr>
+        <w:t>CajaService</w:t>
+      </w:r>
+      <w:proofErr w:type="spellEnd"/>
+    </w:p>
+    <w:p>
+      <w:pPr>
+        <w:pStyle w:val="Prrafodelista"/>
+        <w:numPr>
+          <w:ilvl w:val="0"/>
+          <w:numId w:val="3"/>
+        </w:numPr>
+        <w:spacing w:before="60" w:after="60" w:line="240" w:lineRule="auto"/>
+        <w:contextualSpacing w:val="0"/>
+      </w:pPr>
+      <w:proofErr w:type="spellStart"/>
+      <w:r>
+        <w:rPr>
+          <w:rFonts w:ascii="Arial" w:eastAsia="Arial" w:hAnsi="Arial" w:cs="Arial"/>
+          <w:sz w:val="22"/>
+          <w:szCs w:val="22"/>
+        </w:rPr>
+        <w:t>MovimientoService</w:t>
+      </w:r>
+      <w:proofErr w:type="spellEnd"/>
+      <w:r>
+        <w:rPr>
+          <w:rFonts w:ascii="Arial" w:eastAsia="Arial" w:hAnsi="Arial" w:cs="Arial"/>
+          <w:sz w:val="22"/>
+          <w:szCs w:val="22"/>
+        </w:rPr>
+        <w:t xml:space="preserve">. </w:t>
+      </w:r>
+    </w:p>
+    <w:p>
+      <w:pPr>
+        <w:spacing w:before="60" w:after="60" w:line="240" w:lineRule="auto"/>
+        <w:ind w:left="360"/>
+        <w:rPr>
+          <w:rStyle w:val="nfasissutil"/>
+        </w:rPr>
+      </w:pPr>
+      <w:r>
+        <w:rPr>
+          <w:rStyle w:val="nfasissutil"/>
+        </w:rPr>
+        <w:t xml:space="preserve">Cada servicio expone </w:t>
+      </w:r>
+      <w:r>
+        <w:rPr>
+          <w:rStyle w:val="nfasissutil"/>
+        </w:rPr>
+        <w:t>métodos</w:t>
+      </w:r>
+      <w:r>
+        <w:rPr>
+          <w:rStyle w:val="nfasissutil"/>
         </w:rPr>
         <w:t xml:space="preserve"> como </w:t>
+      </w:r>
+      <w:proofErr w:type="gramStart"/>
+      <w:r>
+        <w:rPr>
+          <w:rStyle w:val="nfasissutil"/>
+        </w:rPr>
+        <w:t>Listar(</w:t>
+      </w:r>
+      <w:proofErr w:type="gramEnd"/>
+      <w:r>
+        <w:rPr>
+          <w:rStyle w:val="nfasissutil"/>
+        </w:rPr>
+        <w:t xml:space="preserve">), </w:t>
       </w:r>
       <w:proofErr w:type="spellStart"/>
       <w:proofErr w:type="gramStart"/>
       <w:r>
         <w:rPr>
-          <w:sz w:val="22"/>
-        </w:rPr>
-        <w:t>hub</w:t>
+          <w:rStyle w:val="nfasissutil"/>
+        </w:rPr>
+        <w:t>BuscarPorID</w:t>
       </w:r>
       <w:proofErr w:type="spellEnd"/>
+      <w:r>
+        <w:rPr>
+          <w:rStyle w:val="nfasissutil"/>
+        </w:rPr>
+        <w:t>(</w:t>
+      </w:r>
       <w:proofErr w:type="gramEnd"/>
       <w:r>
         <w:rPr>
-          <w:sz w:val="22"/>
-        </w:rPr>
-        <w:t xml:space="preserve"> de navegación, formularios de ventas (Venta, </w:t>
+          <w:rStyle w:val="nfasissutil"/>
+        </w:rPr>
+        <w:t xml:space="preserve">), </w:t>
+      </w:r>
+      <w:proofErr w:type="gramStart"/>
+      <w:r>
+        <w:rPr>
+          <w:rStyle w:val="nfasissutil"/>
+        </w:rPr>
+        <w:t>Buscar(</w:t>
+      </w:r>
+      <w:proofErr w:type="gramEnd"/>
+      <w:r>
+        <w:rPr>
+          <w:rStyle w:val="nfasissutil"/>
+        </w:rPr>
+        <w:t xml:space="preserve">), </w:t>
+      </w:r>
+      <w:proofErr w:type="gramStart"/>
+      <w:r>
+        <w:rPr>
+          <w:rStyle w:val="nfasissutil"/>
+        </w:rPr>
+        <w:t>Agregar(</w:t>
+      </w:r>
+      <w:proofErr w:type="gramEnd"/>
+      <w:r>
+        <w:rPr>
+          <w:rStyle w:val="nfasissutil"/>
+        </w:rPr>
+        <w:t xml:space="preserve">), </w:t>
+      </w:r>
+      <w:proofErr w:type="gramStart"/>
+      <w:r>
+        <w:rPr>
+          <w:rStyle w:val="nfasissutil"/>
+        </w:rPr>
+        <w:t>Editar(</w:t>
+      </w:r>
+      <w:proofErr w:type="gramEnd"/>
+      <w:r>
+        <w:rPr>
+          <w:rStyle w:val="nfasissutil"/>
+        </w:rPr>
+        <w:t xml:space="preserve">) y </w:t>
+      </w:r>
+      <w:proofErr w:type="gramStart"/>
+      <w:r>
+        <w:rPr>
+          <w:rStyle w:val="nfasissutil"/>
+        </w:rPr>
+        <w:t>Eliminar(</w:t>
+      </w:r>
+      <w:proofErr w:type="gramEnd"/>
+      <w:r>
+        <w:rPr>
+          <w:rStyle w:val="nfasissutil"/>
+        </w:rPr>
+        <w:t xml:space="preserve">). </w:t>
       </w:r>
       <w:proofErr w:type="spellStart"/>
       <w:r>
         <w:rPr>
-          <w:sz w:val="22"/>
-        </w:rPr>
-        <w:t>ListaVentas</w:t>
+          <w:rStyle w:val="nfasissutil"/>
+        </w:rPr>
+        <w:t>VentaService.Agregar</w:t>
       </w:r>
       <w:proofErr w:type="spellEnd"/>
       <w:r>
         <w:rPr>
-          <w:sz w:val="22"/>
-        </w:rPr>
-        <w:t>), clientes (</w:t>
+          <w:rStyle w:val="nfasissutil"/>
+        </w:rPr>
+        <w:t xml:space="preserve">() ejecuta todo en una </w:t>
       </w:r>
       <w:proofErr w:type="spellStart"/>
       <w:r>
         <w:rPr>
-          <w:sz w:val="22"/>
-        </w:rPr>
-        <w:t>ClientesFormLista</w:t>
+          <w:rStyle w:val="nfasissutil"/>
+        </w:rPr>
+        <w:t>SQLiteTransaction</w:t>
       </w:r>
       <w:proofErr w:type="spellEnd"/>
       <w:r>
         <w:rPr>
-          <w:sz w:val="22"/>
-        </w:rPr>
-        <w:t xml:space="preserve">, </w:t>
+          <w:rStyle w:val="nfasissutil"/>
+        </w:rPr>
+        <w:t xml:space="preserve"> para garantizar atomicidad.</w:t>
+      </w:r>
+    </w:p>
+    <w:p>
+      <w:pPr>
+        <w:spacing w:before="60" w:after="60" w:line="240" w:lineRule="auto"/>
+        <w:ind w:left="360"/>
+        <w:rPr>
+          <w:rStyle w:val="nfasissutil"/>
+        </w:rPr>
+      </w:pPr>
+    </w:p>
+    <w:p>
+      <w:pPr>
+        <w:spacing w:before="60" w:after="60" w:line="240" w:lineRule="auto"/>
+      </w:pPr>
+      <w:r>
+        <w:rPr>
+          <w:rFonts w:ascii="Arial" w:eastAsia="Arial" w:hAnsi="Arial" w:cs="Arial"/>
+          <w:sz w:val="22"/>
+          <w:szCs w:val="22"/>
+        </w:rPr>
+        <w:t>Capa de Datos (</w:t>
       </w:r>
       <w:proofErr w:type="spellStart"/>
       <w:r>
         <w:rPr>
-          <w:sz w:val="22"/>
-        </w:rPr>
-        <w:t>CargarCliente</w:t>
+          <w:rFonts w:ascii="Arial" w:eastAsia="Arial" w:hAnsi="Arial" w:cs="Arial"/>
+          <w:sz w:val="22"/>
+          <w:szCs w:val="22"/>
+        </w:rPr>
+        <w:t>Models</w:t>
       </w:r>
       <w:proofErr w:type="spellEnd"/>
       <w:r>
         <w:rPr>
-          <w:sz w:val="22"/>
-        </w:rPr>
-        <w:t xml:space="preserve">), stock (Stock, </w:t>
+          <w:rFonts w:ascii="Arial" w:eastAsia="Arial" w:hAnsi="Arial" w:cs="Arial"/>
+          <w:sz w:val="22"/>
+          <w:szCs w:val="22"/>
+        </w:rPr>
+        <w:t xml:space="preserve"> + Conectar)</w:t>
+      </w:r>
+      <w:r>
+        <w:rPr>
+          <w:rFonts w:ascii="Arial" w:eastAsia="Arial" w:hAnsi="Arial" w:cs="Arial"/>
+          <w:sz w:val="22"/>
+          <w:szCs w:val="22"/>
+        </w:rPr>
+        <w:t xml:space="preserve"> - </w:t>
+      </w:r>
+      <w:r>
+        <w:rPr>
+          <w:rFonts w:ascii="Arial" w:eastAsia="Arial" w:hAnsi="Arial" w:cs="Arial"/>
+          <w:sz w:val="22"/>
+          <w:szCs w:val="22"/>
+        </w:rPr>
+        <w:t xml:space="preserve">Modelos POCO que mapean las tablas SQLite: </w:t>
+      </w:r>
+    </w:p>
+    <w:p>
+      <w:pPr>
+        <w:pStyle w:val="Prrafodelista"/>
+        <w:numPr>
+          <w:ilvl w:val="0"/>
+          <w:numId w:val="3"/>
+        </w:numPr>
+        <w:spacing w:before="60" w:after="60" w:line="240" w:lineRule="auto"/>
+        <w:contextualSpacing w:val="0"/>
+      </w:pPr>
+      <w:r>
+        <w:rPr>
+          <w:rFonts w:ascii="Arial" w:eastAsia="Arial" w:hAnsi="Arial" w:cs="Arial"/>
+          <w:sz w:val="22"/>
+          <w:szCs w:val="22"/>
+        </w:rPr>
+        <w:t xml:space="preserve">Cliente, </w:t>
+      </w:r>
+    </w:p>
+    <w:p>
+      <w:pPr>
+        <w:pStyle w:val="Prrafodelista"/>
+        <w:numPr>
+          <w:ilvl w:val="0"/>
+          <w:numId w:val="3"/>
+        </w:numPr>
+        <w:spacing w:before="60" w:after="60" w:line="240" w:lineRule="auto"/>
+        <w:contextualSpacing w:val="0"/>
+      </w:pPr>
+      <w:r>
+        <w:rPr>
+          <w:rFonts w:ascii="Arial" w:eastAsia="Arial" w:hAnsi="Arial" w:cs="Arial"/>
+          <w:sz w:val="22"/>
+          <w:szCs w:val="22"/>
+        </w:rPr>
+        <w:t xml:space="preserve">Producto, </w:t>
+      </w:r>
+    </w:p>
+    <w:p>
+      <w:pPr>
+        <w:pStyle w:val="Prrafodelista"/>
+        <w:numPr>
+          <w:ilvl w:val="0"/>
+          <w:numId w:val="3"/>
+        </w:numPr>
+        <w:spacing w:before="60" w:after="60" w:line="240" w:lineRule="auto"/>
+        <w:contextualSpacing w:val="0"/>
+      </w:pPr>
+      <w:r>
+        <w:rPr>
+          <w:rFonts w:ascii="Arial" w:eastAsia="Arial" w:hAnsi="Arial" w:cs="Arial"/>
+          <w:sz w:val="22"/>
+          <w:szCs w:val="22"/>
+        </w:rPr>
+        <w:t xml:space="preserve">Venta, </w:t>
+      </w:r>
+    </w:p>
+    <w:p>
+      <w:pPr>
+        <w:pStyle w:val="Prrafodelista"/>
+        <w:numPr>
+          <w:ilvl w:val="0"/>
+          <w:numId w:val="3"/>
+        </w:numPr>
+        <w:spacing w:before="60" w:after="60" w:line="240" w:lineRule="auto"/>
+        <w:contextualSpacing w:val="0"/>
+      </w:pPr>
+      <w:r>
+        <w:rPr>
+          <w:rFonts w:ascii="Arial" w:eastAsia="Arial" w:hAnsi="Arial" w:cs="Arial"/>
+          <w:sz w:val="22"/>
+          <w:szCs w:val="22"/>
+        </w:rPr>
+        <w:t xml:space="preserve">VentaProducto, </w:t>
+      </w:r>
+    </w:p>
+    <w:p>
+      <w:pPr>
+        <w:pStyle w:val="Prrafodelista"/>
+        <w:numPr>
+          <w:ilvl w:val="0"/>
+          <w:numId w:val="3"/>
+        </w:numPr>
+        <w:spacing w:before="60" w:after="60" w:line="240" w:lineRule="auto"/>
+        <w:contextualSpacing w:val="0"/>
+      </w:pPr>
+      <w:r>
+        <w:rPr>
+          <w:rFonts w:ascii="Arial" w:eastAsia="Arial" w:hAnsi="Arial" w:cs="Arial"/>
+          <w:sz w:val="22"/>
+          <w:szCs w:val="22"/>
+        </w:rPr>
+        <w:t xml:space="preserve">Caja, Movimiento. </w:t>
+      </w:r>
+    </w:p>
+    <w:p>
+      <w:pPr>
+        <w:spacing w:before="60" w:after="60" w:line="240" w:lineRule="auto"/>
+        <w:rPr>
+          <w:rStyle w:val="nfasissutil"/>
+        </w:rPr>
+      </w:pPr>
+      <w:r>
+        <w:rPr>
+          <w:rStyle w:val="nfasissutil"/>
+        </w:rPr>
+        <w:t xml:space="preserve">La clase </w:t>
       </w:r>
       <w:proofErr w:type="spellStart"/>
       <w:r>
         <w:rPr>
-          <w:sz w:val="22"/>
-        </w:rPr>
-        <w:t>nuevoPorducto</w:t>
+          <w:rStyle w:val="nfasissutil"/>
+        </w:rPr>
+        <w:t>estatica</w:t>
       </w:r>
       <w:proofErr w:type="spellEnd"/>
       <w:r>
         <w:rPr>
-          <w:sz w:val="22"/>
-        </w:rPr>
-        <w:t xml:space="preserve">), caja (Caja, </w:t>
+          <w:rStyle w:val="nfasissutil"/>
+        </w:rPr>
+        <w:t xml:space="preserve"> Conectar gestiona la </w:t>
       </w:r>
       <w:proofErr w:type="spellStart"/>
       <w:r>
         <w:rPr>
-          <w:sz w:val="22"/>
-        </w:rPr>
-        <w:t>AbrirCaja</w:t>
+          <w:rStyle w:val="nfasissutil"/>
+        </w:rPr>
+        <w:t>ubicacion</w:t>
       </w:r>
       <w:proofErr w:type="spellEnd"/>
       <w:r>
         <w:rPr>
-          <w:sz w:val="22"/>
-        </w:rPr>
-        <w:t xml:space="preserve">, </w:t>
+          <w:rStyle w:val="nfasissutil"/>
+        </w:rPr>
+        <w:t xml:space="preserve"> y acceso a la base de datos Lam7araDataBaseAPP.db, con </w:t>
       </w:r>
       <w:proofErr w:type="spellStart"/>
       <w:r>
         <w:rPr>
-          <w:sz w:val="22"/>
-        </w:rPr>
-        <w:t>CerrarCaja</w:t>
+          <w:rStyle w:val="nfasissutil"/>
+        </w:rPr>
+        <w:t>metodos</w:t>
       </w:r>
       <w:proofErr w:type="spellEnd"/>
       <w:r>
         <w:rPr>
-          <w:sz w:val="22"/>
+          <w:rStyle w:val="nfasissutil"/>
+        </w:rPr>
+        <w:t xml:space="preserve"> </w:t>
+      </w:r>
+      <w:proofErr w:type="gramStart"/>
+      <w:r>
+        <w:rPr>
+          <w:rStyle w:val="nfasissutil"/>
+        </w:rPr>
+        <w:t>Comprobar(</w:t>
+      </w:r>
+      <w:proofErr w:type="gramEnd"/>
+      <w:r>
+        <w:rPr>
+          <w:rStyle w:val="nfasissutil"/>
+        </w:rPr>
+        <w:t xml:space="preserve">) (crea la BD en </w:t>
+      </w:r>
+      <w:proofErr w:type="spellStart"/>
+      <w:r>
+        <w:rPr>
+          <w:rStyle w:val="nfasissutil"/>
+        </w:rPr>
+        <w:t>AppData</w:t>
+      </w:r>
+      <w:proofErr w:type="spellEnd"/>
+      <w:r>
+        <w:rPr>
+          <w:rStyle w:val="nfasissutil"/>
+        </w:rPr>
+        <w:t xml:space="preserve"> si no existe), </w:t>
+      </w:r>
+      <w:proofErr w:type="spellStart"/>
+      <w:proofErr w:type="gramStart"/>
+      <w:r>
+        <w:rPr>
+          <w:rStyle w:val="nfasissutil"/>
+        </w:rPr>
+        <w:t>CrearBackUp</w:t>
+      </w:r>
+      <w:proofErr w:type="spellEnd"/>
+      <w:r>
+        <w:rPr>
+          <w:rStyle w:val="nfasissutil"/>
+        </w:rPr>
+        <w:t>(</w:t>
+      </w:r>
+      <w:proofErr w:type="gramEnd"/>
+      <w:r>
+        <w:rPr>
+          <w:rStyle w:val="nfasissutil"/>
         </w:rPr>
         <w:t xml:space="preserve">) y </w:t>
       </w:r>
       <w:proofErr w:type="spellStart"/>
-      <w:r>
-        <w:rPr>
-          <w:sz w:val="22"/>
-        </w:rPr>
-        <w:t>Dashboard</w:t>
+      <w:proofErr w:type="gramStart"/>
+      <w:r>
+        <w:rPr>
+          <w:rStyle w:val="nfasissutil"/>
+        </w:rPr>
+        <w:t>ObtenerConexion</w:t>
       </w:r>
       <w:proofErr w:type="spellEnd"/>
       <w:r>
         <w:rPr>
-          <w:sz w:val="22"/>
+          <w:rStyle w:val="nfasissutil"/>
+        </w:rPr>
+        <w:t>(</w:t>
+      </w:r>
+      <w:proofErr w:type="gramEnd"/>
+      <w:r>
+        <w:rPr>
+          <w:rStyle w:val="nfasissutil"/>
+        </w:rPr>
+        <w:t>).</w:t>
+      </w:r>
+    </w:p>
+    <w:p>
+      <w:pPr>
+        <w:spacing w:before="60" w:after="60" w:line="240" w:lineRule="auto"/>
+        <w:rPr>
+          <w:rStyle w:val="nfasissutil"/>
+        </w:rPr>
+      </w:pPr>
+    </w:p>
+    <w:p>
+      <w:pPr>
+        <w:spacing w:before="60" w:after="60" w:line="240" w:lineRule="auto"/>
+      </w:pPr>
+      <w:r>
+        <w:rPr>
+          <w:rFonts w:ascii="Arial" w:eastAsia="Arial" w:hAnsi="Arial" w:cs="Arial"/>
+          <w:sz w:val="22"/>
+          <w:szCs w:val="22"/>
+        </w:rPr>
+        <w:t xml:space="preserve">Capa de </w:t>
+      </w:r>
+      <w:proofErr w:type="spellStart"/>
+      <w:r>
+        <w:rPr>
+          <w:rFonts w:ascii="Arial" w:eastAsia="Arial" w:hAnsi="Arial" w:cs="Arial"/>
+          <w:sz w:val="22"/>
+          <w:szCs w:val="22"/>
+        </w:rPr>
+        <w:t>APIs</w:t>
+      </w:r>
+      <w:proofErr w:type="spellEnd"/>
+      <w:r>
+        <w:rPr>
+          <w:rFonts w:ascii="Arial" w:eastAsia="Arial" w:hAnsi="Arial" w:cs="Arial"/>
+          <w:sz w:val="22"/>
+          <w:szCs w:val="22"/>
+        </w:rPr>
+        <w:t xml:space="preserve"> externas: </w:t>
+      </w:r>
+    </w:p>
+    <w:p>
+      <w:pPr>
+        <w:pStyle w:val="Prrafodelista"/>
+        <w:numPr>
+          <w:ilvl w:val="0"/>
+          <w:numId w:val="3"/>
+        </w:numPr>
+        <w:spacing w:before="60" w:after="60" w:line="240" w:lineRule="auto"/>
+        <w:contextualSpacing w:val="0"/>
+      </w:pPr>
+      <w:r>
+        <w:rPr>
+          <w:rFonts w:ascii="Arial" w:eastAsia="Arial" w:hAnsi="Arial" w:cs="Arial"/>
+          <w:sz w:val="22"/>
+          <w:szCs w:val="22"/>
+        </w:rPr>
+        <w:t xml:space="preserve">La clase </w:t>
+      </w:r>
+      <w:proofErr w:type="spellStart"/>
+      <w:r>
+        <w:rPr>
+          <w:rFonts w:ascii="Arial" w:eastAsia="Arial" w:hAnsi="Arial" w:cs="Arial"/>
+          <w:sz w:val="22"/>
+          <w:szCs w:val="22"/>
+        </w:rPr>
+        <w:t>ApiCotizacion</w:t>
+      </w:r>
+      <w:proofErr w:type="spellEnd"/>
+      <w:r>
+        <w:rPr>
+          <w:rFonts w:ascii="Arial" w:eastAsia="Arial" w:hAnsi="Arial" w:cs="Arial"/>
+          <w:sz w:val="22"/>
+          <w:szCs w:val="22"/>
+        </w:rPr>
+        <w:t xml:space="preserve"> (HTTP </w:t>
+      </w:r>
+      <w:proofErr w:type="spellStart"/>
+      <w:r>
+        <w:rPr>
+          <w:rFonts w:ascii="Arial" w:eastAsia="Arial" w:hAnsi="Arial" w:cs="Arial"/>
+          <w:sz w:val="22"/>
+          <w:szCs w:val="22"/>
+        </w:rPr>
+        <w:t>client</w:t>
+      </w:r>
+      <w:proofErr w:type="spellEnd"/>
+      <w:r>
+        <w:rPr>
+          <w:rFonts w:ascii="Arial" w:eastAsia="Arial" w:hAnsi="Arial" w:cs="Arial"/>
+          <w:sz w:val="22"/>
+          <w:szCs w:val="22"/>
+        </w:rPr>
+        <w:t xml:space="preserve">) consulta dolarapi.com y el modelo </w:t>
+      </w:r>
+      <w:proofErr w:type="spellStart"/>
+      <w:r>
+        <w:rPr>
+          <w:rFonts w:ascii="Arial" w:eastAsia="Arial" w:hAnsi="Arial" w:cs="Arial"/>
+          <w:sz w:val="22"/>
+          <w:szCs w:val="22"/>
+        </w:rPr>
+        <w:t>ModeloApiCotizacion</w:t>
+      </w:r>
+      <w:proofErr w:type="spellEnd"/>
+      <w:r>
+        <w:rPr>
+          <w:rFonts w:ascii="Arial" w:eastAsia="Arial" w:hAnsi="Arial" w:cs="Arial"/>
+          <w:sz w:val="22"/>
+          <w:szCs w:val="22"/>
+        </w:rPr>
+        <w:t xml:space="preserve"> </w:t>
+      </w:r>
+      <w:proofErr w:type="spellStart"/>
+      <w:r>
+        <w:rPr>
+          <w:rFonts w:ascii="Arial" w:eastAsia="Arial" w:hAnsi="Arial" w:cs="Arial"/>
+          <w:sz w:val="22"/>
+          <w:szCs w:val="22"/>
+        </w:rPr>
+        <w:t>deserializa</w:t>
+      </w:r>
+      <w:proofErr w:type="spellEnd"/>
+      <w:r>
+        <w:rPr>
+          <w:rFonts w:ascii="Arial" w:eastAsia="Arial" w:hAnsi="Arial" w:cs="Arial"/>
+          <w:sz w:val="22"/>
+          <w:szCs w:val="22"/>
+        </w:rPr>
+        <w:t xml:space="preserve"> la respuesta JSON </w:t>
+      </w:r>
+      <w:proofErr w:type="spellStart"/>
+      <w:r>
+        <w:rPr>
+          <w:rFonts w:ascii="Arial" w:eastAsia="Arial" w:hAnsi="Arial" w:cs="Arial"/>
+          <w:sz w:val="22"/>
+          <w:szCs w:val="22"/>
+        </w:rPr>
+        <w:t>via</w:t>
+      </w:r>
+      <w:proofErr w:type="spellEnd"/>
+      <w:r>
+        <w:rPr>
+          <w:rFonts w:ascii="Arial" w:eastAsia="Arial" w:hAnsi="Arial" w:cs="Arial"/>
+          <w:sz w:val="22"/>
+          <w:szCs w:val="22"/>
+        </w:rPr>
+        <w:t xml:space="preserve"> </w:t>
+      </w:r>
+      <w:proofErr w:type="spellStart"/>
+      <w:r>
+        <w:rPr>
+          <w:rFonts w:ascii="Arial" w:eastAsia="Arial" w:hAnsi="Arial" w:cs="Arial"/>
+          <w:sz w:val="22"/>
+          <w:szCs w:val="22"/>
+        </w:rPr>
+        <w:t>Newtonsoft.Json</w:t>
+      </w:r>
+      <w:proofErr w:type="spellEnd"/>
+      <w:r>
+        <w:rPr>
+          <w:rFonts w:ascii="Arial" w:eastAsia="Arial" w:hAnsi="Arial" w:cs="Arial"/>
+          <w:sz w:val="22"/>
+          <w:szCs w:val="22"/>
         </w:rPr>
         <w:t>.</w:t>
       </w:r>
     </w:p>
     <w:p>
       <w:pPr>
-        <w:widowControl w:val="0"/>
-        <w:tabs>
-          <w:tab w:val="left" w:pos="1254"/>
-        </w:tabs>
-        <w:autoSpaceDE w:val="0"/>
-        <w:autoSpaceDN w:val="0"/>
-        <w:spacing w:before="197" w:after="0" w:line="285" w:lineRule="auto"/>
-        <w:ind w:right="259"/>
-      </w:pPr>
-    </w:p>
-    <w:p>
-      <w:pPr>
-        <w:widowControl w:val="0"/>
-        <w:tabs>
-          <w:tab w:val="left" w:pos="1254"/>
-        </w:tabs>
-        <w:autoSpaceDE w:val="0"/>
-        <w:autoSpaceDN w:val="0"/>
-        <w:spacing w:before="197" w:after="0" w:line="285" w:lineRule="auto"/>
-        <w:ind w:right="259"/>
-      </w:pPr>
-    </w:p>
-    <w:p>
-      <w:pPr>
-        <w:widowControl w:val="0"/>
-        <w:tabs>
-          <w:tab w:val="left" w:pos="1254"/>
-        </w:tabs>
-        <w:autoSpaceDE w:val="0"/>
-        <w:autoSpaceDN w:val="0"/>
-        <w:spacing w:before="197" w:after="0" w:line="285" w:lineRule="auto"/>
-        <w:ind w:right="259"/>
-      </w:pPr>
-    </w:p>
-    <w:p>
-      <w:pPr>
-        <w:pStyle w:val="Prrafodelista"/>
-        <w:widowControl w:val="0"/>
-        <w:numPr>
-          <w:ilvl w:val="1"/>
-          <w:numId w:val="2"/>
-        </w:numPr>
-        <w:tabs>
-          <w:tab w:val="left" w:pos="1274"/>
-        </w:tabs>
-        <w:autoSpaceDE w:val="0"/>
-        <w:autoSpaceDN w:val="0"/>
-        <w:spacing w:before="55" w:after="0" w:line="285" w:lineRule="auto"/>
-        <w:ind w:right="259" w:firstLine="0"/>
-        <w:contextualSpacing w:val="0"/>
-        <w:jc w:val="both"/>
-      </w:pPr>
-      <w:r>
-        <w:rPr>
-          <w:rFonts w:ascii="Arial" w:hAnsi="Arial"/>
-          <w:b/>
-          <w:sz w:val="22"/>
-        </w:rPr>
-        <w:lastRenderedPageBreak/>
-        <w:t xml:space="preserve">Capa de Lógica de Negocio (Business Logic Layer): </w:t>
-      </w:r>
-      <w:r>
-        <w:rPr>
-          <w:sz w:val="22"/>
-        </w:rPr>
-        <w:t xml:space="preserve">Clases Singleton que encapsulan las reglas de negocio: </w:t>
-      </w:r>
-      <w:proofErr w:type="spellStart"/>
-      <w:r>
-        <w:rPr>
-          <w:sz w:val="22"/>
-        </w:rPr>
-        <w:t>LogicaProducto</w:t>
-      </w:r>
-      <w:proofErr w:type="spellEnd"/>
-      <w:r>
-        <w:rPr>
-          <w:sz w:val="22"/>
-        </w:rPr>
-        <w:t xml:space="preserve">, </w:t>
-      </w:r>
-      <w:proofErr w:type="spellStart"/>
-      <w:r>
-        <w:rPr>
-          <w:sz w:val="22"/>
-        </w:rPr>
-        <w:t>LogicaCliente</w:t>
-      </w:r>
-      <w:proofErr w:type="spellEnd"/>
-      <w:r>
-        <w:rPr>
-          <w:sz w:val="22"/>
-        </w:rPr>
-        <w:t xml:space="preserve">, </w:t>
-      </w:r>
-      <w:proofErr w:type="spellStart"/>
-      <w:r>
-        <w:rPr>
-          <w:sz w:val="22"/>
-        </w:rPr>
-        <w:t>LogicaVenta</w:t>
-      </w:r>
-      <w:proofErr w:type="spellEnd"/>
-      <w:r>
-        <w:rPr>
-          <w:sz w:val="22"/>
-        </w:rPr>
-        <w:t xml:space="preserve"> (</w:t>
-      </w:r>
-      <w:proofErr w:type="spellStart"/>
-      <w:r>
-        <w:rPr>
-          <w:sz w:val="22"/>
-        </w:rPr>
-        <w:t>LogicaDetalleVenta</w:t>
-      </w:r>
-      <w:proofErr w:type="spellEnd"/>
-      <w:r>
-        <w:rPr>
-          <w:sz w:val="22"/>
-        </w:rPr>
-        <w:t xml:space="preserve">) y </w:t>
-      </w:r>
-      <w:proofErr w:type="spellStart"/>
-      <w:r>
-        <w:rPr>
-          <w:sz w:val="22"/>
-        </w:rPr>
-        <w:t>ApiCotizacion</w:t>
-      </w:r>
-      <w:proofErr w:type="spellEnd"/>
-      <w:r>
-        <w:rPr>
-          <w:sz w:val="22"/>
-        </w:rPr>
-        <w:t>. Cada clase expone una propiedad estática 'Instancia' para acceso global.</w:t>
-      </w:r>
-    </w:p>
-    <w:p>
-      <w:pPr>
-        <w:pStyle w:val="Prrafodelista"/>
-        <w:widowControl w:val="0"/>
-        <w:numPr>
-          <w:ilvl w:val="1"/>
-          <w:numId w:val="2"/>
-        </w:numPr>
-        <w:tabs>
-          <w:tab w:val="left" w:pos="1329"/>
-        </w:tabs>
-        <w:autoSpaceDE w:val="0"/>
-        <w:autoSpaceDN w:val="0"/>
-        <w:spacing w:before="56" w:after="0" w:line="285" w:lineRule="auto"/>
-        <w:ind w:right="259" w:firstLine="0"/>
-        <w:contextualSpacing w:val="0"/>
-        <w:jc w:val="both"/>
-      </w:pPr>
-      <w:r>
-        <w:rPr>
-          <w:rFonts w:ascii="Arial" w:hAnsi="Arial"/>
-          <w:b/>
-          <w:sz w:val="22"/>
-        </w:rPr>
-        <w:t xml:space="preserve">Capa de Datos (Data Layer): </w:t>
-      </w:r>
-      <w:r>
-        <w:rPr>
-          <w:sz w:val="22"/>
-        </w:rPr>
-        <w:t xml:space="preserve">Modelos de datos (Producto, </w:t>
-      </w:r>
-      <w:proofErr w:type="spellStart"/>
-      <w:r>
-        <w:rPr>
-          <w:sz w:val="22"/>
-        </w:rPr>
-        <w:t>ClienteMod</w:t>
-      </w:r>
-      <w:proofErr w:type="spellEnd"/>
-      <w:r>
-        <w:rPr>
-          <w:sz w:val="22"/>
-        </w:rPr>
-        <w:t xml:space="preserve">, </w:t>
-      </w:r>
-      <w:proofErr w:type="spellStart"/>
-      <w:r>
-        <w:rPr>
-          <w:sz w:val="22"/>
-        </w:rPr>
-        <w:t>DetalleVenta</w:t>
-      </w:r>
-      <w:proofErr w:type="spellEnd"/>
-      <w:r>
-        <w:rPr>
-          <w:sz w:val="22"/>
-        </w:rPr>
-        <w:t>) y acceso directo a MySQL mediante consultas parametrizadas asíncronas. El esquema relacional conecta productos, clientes y ventas.</w:t>
-      </w:r>
-    </w:p>
-    <w:p>
-      <w:pPr>
-        <w:pStyle w:val="Prrafodelista"/>
-        <w:widowControl w:val="0"/>
-        <w:tabs>
-          <w:tab w:val="left" w:pos="1329"/>
-        </w:tabs>
-        <w:autoSpaceDE w:val="0"/>
-        <w:autoSpaceDN w:val="0"/>
-        <w:spacing w:before="56" w:after="0" w:line="285" w:lineRule="auto"/>
-        <w:ind w:left="1112" w:right="259"/>
-        <w:contextualSpacing w:val="0"/>
-        <w:jc w:val="both"/>
-      </w:pPr>
-    </w:p>
-    <w:p>
-      <w:pPr>
-        <w:pStyle w:val="Textoindependiente"/>
-        <w:spacing w:before="137" w:line="285" w:lineRule="auto"/>
-        <w:ind w:left="262" w:right="259"/>
-        <w:jc w:val="both"/>
-      </w:pPr>
-      <w:r>
-        <w:rPr>
-          <w:rFonts w:ascii="Arial" w:hAnsi="Arial"/>
-          <w:b/>
-        </w:rPr>
-        <w:t xml:space="preserve">Patrones de diseño aplicados: </w:t>
-      </w:r>
-      <w:r>
-        <w:t>Singleton (acceso único a lógica de negocio), List-</w:t>
-      </w:r>
-      <w:proofErr w:type="spellStart"/>
-      <w:r>
-        <w:t>Detail</w:t>
-      </w:r>
-      <w:proofErr w:type="spellEnd"/>
-      <w:r>
-        <w:t xml:space="preserve"> (formularios pareados de listado y detalle), </w:t>
-      </w:r>
-      <w:proofErr w:type="spellStart"/>
-      <w:r>
-        <w:t>Async</w:t>
-      </w:r>
-      <w:proofErr w:type="spellEnd"/>
-      <w:r>
-        <w:t>/</w:t>
-      </w:r>
-      <w:proofErr w:type="spellStart"/>
-      <w:r>
-        <w:t>Await</w:t>
-      </w:r>
-      <w:proofErr w:type="spellEnd"/>
-      <w:r>
-        <w:t xml:space="preserve"> (operaciones no bloqueantes), y Notificaciones Centralizadas (componente Mensaje con íconos y sonidos tipificados).</w:t>
-      </w:r>
-    </w:p>
-    <w:p/>
-    <w:p/>
-    <w:p>
-      <w:pPr>
-        <w:pStyle w:val="Ttulo2"/>
-        <w:jc w:val="both"/>
+        <w:pStyle w:val="Ttulo3"/>
       </w:pPr>
       <w:proofErr w:type="gramStart"/>
       <w:r>
-        <w:rPr>
-          <w:color w:val="283493"/>
-        </w:rPr>
         <w:t xml:space="preserve">Tecnologías a </w:t>
       </w:r>
       <w:r>
         <w:rPr>
-          <w:color w:val="283493"/>
           <w:spacing w:val="-2"/>
         </w:rPr>
         <w:t>Utilizar</w:t>
@@ -7603,10 +8044,11 @@
             </w:pPr>
             <w:r>
               <w:rPr>
-                <w:spacing w:val="-2"/>
-                <w:sz w:val="20"/>
-              </w:rPr>
-              <w:t>9.2.0</w:t>
+                <w:rFonts w:ascii="Arial" w:eastAsia="Arial" w:hAnsi="Arial" w:cs="Arial"/>
+                <w:sz w:val="20"/>
+                <w:szCs w:val="20"/>
+              </w:rPr>
+              <w:t>1.0.119</w:t>
             </w:r>
           </w:p>
         </w:tc>
@@ -8036,18 +8478,127 @@
             </w:pPr>
             <w:r>
               <w:rPr>
-                <w:spacing w:val="-10"/>
-                <w:sz w:val="20"/>
-              </w:rPr>
-              <w:t>-</w:t>
+                <w:rFonts w:ascii="Arial" w:eastAsia="Arial" w:hAnsi="Arial" w:cs="Arial"/>
+                <w:sz w:val="20"/>
+                <w:szCs w:val="20"/>
+              </w:rPr>
+              <w:t>2026</w:t>
             </w:r>
           </w:p>
         </w:tc>
       </w:tr>
     </w:tbl>
     <w:p/>
+    <w:p>
+      <w:pPr>
+        <w:pStyle w:val="Ttulo2"/>
+        <w:rPr>
+          <w:color w:val="283493"/>
+        </w:rPr>
+      </w:pPr>
+      <w:r>
+        <w:rPr>
+          <w:color w:val="283493"/>
+        </w:rPr>
+        <w:lastRenderedPageBreak/>
+        <w:t>Diseño del software</w:t>
+      </w:r>
+    </w:p>
+    <w:p>
+      <w:pPr>
+        <w:spacing w:before="80" w:after="80"/>
+      </w:pPr>
+      <w:r>
+        <w:rPr>
+          <w:rFonts w:ascii="Arial" w:eastAsia="Arial" w:hAnsi="Arial" w:cs="Arial"/>
+          <w:sz w:val="22"/>
+          <w:szCs w:val="22"/>
+        </w:rPr>
+        <w:t xml:space="preserve">A </w:t>
+      </w:r>
+      <w:proofErr w:type="gramStart"/>
+      <w:r>
+        <w:rPr>
+          <w:rFonts w:ascii="Arial" w:eastAsia="Arial" w:hAnsi="Arial" w:cs="Arial"/>
+          <w:sz w:val="22"/>
+          <w:szCs w:val="22"/>
+        </w:rPr>
+        <w:t>continuación</w:t>
+      </w:r>
+      <w:proofErr w:type="gramEnd"/>
+      <w:r>
+        <w:rPr>
+          <w:rFonts w:ascii="Arial" w:eastAsia="Arial" w:hAnsi="Arial" w:cs="Arial"/>
+          <w:sz w:val="22"/>
+          <w:szCs w:val="22"/>
+        </w:rPr>
+        <w:t xml:space="preserve"> se presenta la planificación temporal del proyecto en formato de diagrama de Gantt, dividida en las siguientes fases: análisis y relevamiento de requerimientos, creación de estructura y definición de tecnologías, desarrollo de base de datos y servicios, diseño e implementación de formularios, integración de servicios externos y publicación de la aplicación.</w:t>
+      </w:r>
+    </w:p>
+    <w:p>
+      <w:r>
+        <w:rPr>
+          <w:noProof/>
+        </w:rPr>
+        <w:drawing>
+          <wp:anchor distT="0" distB="0" distL="114300" distR="114300" simplePos="0" relativeHeight="251666432" behindDoc="1" locked="0" layoutInCell="1" allowOverlap="1" wp14:anchorId="5FC44DBA" wp14:editId="65EE7C4F">
+            <wp:simplePos x="0" y="0"/>
+            <wp:positionH relativeFrom="margin">
+              <wp:align>center</wp:align>
+            </wp:positionH>
+            <wp:positionV relativeFrom="paragraph">
+              <wp:posOffset>80010</wp:posOffset>
+            </wp:positionV>
+            <wp:extent cx="4595495" cy="3782695"/>
+            <wp:effectExtent l="0" t="0" r="0" b="8255"/>
+            <wp:wrapSquare wrapText="bothSides"/>
+            <wp:docPr id="1071577755" name="Imagen 1"/>
+            <wp:cNvGraphicFramePr>
+              <a:graphicFrameLocks xmlns:a="http://schemas.openxmlformats.org/drawingml/2006/main" noChangeAspect="1"/>
+            </wp:cNvGraphicFramePr>
+            <a:graphic xmlns:a="http://schemas.openxmlformats.org/drawingml/2006/main">
+              <a:graphicData uri="http://schemas.openxmlformats.org/drawingml/2006/picture">
+                <pic:pic xmlns:pic="http://schemas.openxmlformats.org/drawingml/2006/picture">
+                  <pic:nvPicPr>
+                    <pic:cNvPr id="1071577755" name=""/>
+                    <pic:cNvPicPr/>
+                  </pic:nvPicPr>
+                  <pic:blipFill>
+                    <a:blip r:embed="rId8">
+                      <a:extLst>
+                        <a:ext uri="{28A0092B-C50C-407E-A947-70E740481C1C}">
+                          <a14:useLocalDpi xmlns:a14="http://schemas.microsoft.com/office/drawing/2010/main" val="0"/>
+                        </a:ext>
+                      </a:extLst>
+                    </a:blip>
+                    <a:stretch>
+                      <a:fillRect/>
+                    </a:stretch>
+                  </pic:blipFill>
+                  <pic:spPr>
+                    <a:xfrm>
+                      <a:off x="0" y="0"/>
+                      <a:ext cx="4595495" cy="3782695"/>
+                    </a:xfrm>
+                    <a:prstGeom prst="rect">
+                      <a:avLst/>
+                    </a:prstGeom>
+                  </pic:spPr>
+                </pic:pic>
+              </a:graphicData>
+            </a:graphic>
+            <wp14:sizeRelH relativeFrom="margin">
+              <wp14:pctWidth>0</wp14:pctWidth>
+            </wp14:sizeRelH>
+            <wp14:sizeRelV relativeFrom="margin">
+              <wp14:pctHeight>0</wp14:pctHeight>
+            </wp14:sizeRelV>
+          </wp:anchor>
+        </w:drawing>
+      </w:r>
+    </w:p>
     <w:sectPr>
-      <w:footerReference w:type="default" r:id="rId8"/>
+      <w:footerReference w:type="default" r:id="rId9"/>
       <w:pgSz w:w="11906" w:h="16838"/>
       <w:pgMar w:top="1417" w:right="1701" w:bottom="1417" w:left="1701" w:header="708" w:footer="708" w:gutter="0"/>
       <w:cols w:space="708"/>
@@ -8130,6 +8681,60 @@
 <file path=word/numbering.xml><?xml version="1.0" encoding="utf-8"?>
 <w:numbering xmlns:wpc="http://schemas.microsoft.com/office/word/2010/wordprocessingCanvas" xmlns:cx="http://schemas.microsoft.com/office/drawing/2014/chartex" xmlns:cx1="http://schemas.microsoft.com/office/drawing/2015/9/8/chartex" xmlns:cx2="http://schemas.microsoft.com/office/drawing/2015/10/21/chartex" xmlns:cx3="http://schemas.microsoft.com/office/drawing/2016/5/9/chartex" xmlns:cx4="http://schemas.microsoft.com/office/drawing/2016/5/10/chartex" xmlns:cx5="http://schemas.microsoft.com/office/drawing/2016/5/11/chartex" xmlns:cx6="http://schemas.microsoft.com/office/drawing/2016/5/12/chartex" xmlns:cx7="http://schemas.microsoft.com/office/drawing/2016/5/13/chartex" xmlns:cx8="http://schemas.microsoft.com/office/drawing/2016/5/14/chartex" xmlns:mc="http://schemas.openxmlformats.org/markup-compatibility/2006" xmlns:aink="http://schemas.microsoft.com/office/drawing/2016/ink" xmlns:am3d="http://schemas.microsoft.com/office/drawing/2017/model3d" xmlns:o="urn:schemas-microsoft-com:office:office" xmlns:oel="http://schemas.microsoft.com/office/2019/extlst" xmlns:r="http://schemas.openxmlformats.org/officeDocument/2006/relationships" xmlns:m="http://schemas.openxmlformats.org/officeDocument/2006/math" xmlns:v="urn:schemas-microsoft-com:vml" xmlns:wp14="http://schemas.microsoft.com/office/word/2010/wordprocessingDrawing" xmlns:wp="http://schemas.openxmlformats.org/drawingml/2006/wordprocessingDrawing" xmlns:w10="urn:schemas-microsoft-com:office:word" xmlns:w="http://schemas.openxmlformats.org/wordprocessingml/2006/main" xmlns:w14="http://schemas.microsoft.com/office/word/2010/wordml" xmlns:w15="http://schemas.microsoft.com/office/word/2012/wordml" xmlns:w16cex="http://schemas.microsoft.com/office/word/2018/wordml/cex" xmlns:w16cid="http://schemas.microsoft.com/office/word/2016/wordml/cid" xmlns:w16="http://schemas.microsoft.com/office/word/2018/wordml" xmlns:w16du="http://schemas.microsoft.com/office/word/2023/wordml/word16du" xmlns:w16sdtdh="http://schemas.microsoft.com/office/word/2020/wordml/sdtdatahash" xmlns:w16sdtfl="http://schemas.microsoft.com/office/word/2024/wordml/sdtformatlock" xmlns:w16se="http://schemas.microsoft.com/office/word/2015/wordml/symex" xmlns:wpg="http://schemas.microsoft.com/office/word/2010/wordprocessingGroup" xmlns:wpi="http://schemas.microsoft.com/office/word/2010/wordprocessingInk" xmlns:wne="http://schemas.microsoft.com/office/word/2006/wordml" xmlns:wps="http://schemas.microsoft.com/office/word/2010/wordprocessingShape" mc:Ignorable="w14 w15 w16se w16cid w16 w16cex w16sdtdh w16sdtfl w16du wp14">
   <w:abstractNum w:abstractNumId="0" w15:restartNumberingAfterBreak="0">
+    <w:nsid w:val="09911DB7"/>
+    <w:multiLevelType w:val="hybridMultilevel"/>
+    <w:tmpl w:val="605E9028"/>
+    <w:lvl w:ilvl="0" w:tplc="BE30E3AC">
+      <w:start w:val="1"/>
+      <w:numFmt w:val="bullet"/>
+      <w:lvlText w:val="•"/>
+      <w:lvlJc w:val="left"/>
+      <w:pPr>
+        <w:ind w:left="720" w:hanging="360"/>
+      </w:pPr>
+    </w:lvl>
+    <w:lvl w:ilvl="1" w:tplc="E0BC2C70">
+      <w:numFmt w:val="decimal"/>
+      <w:lvlText w:val=""/>
+      <w:lvlJc w:val="left"/>
+    </w:lvl>
+    <w:lvl w:ilvl="2" w:tplc="456469D2">
+      <w:numFmt w:val="decimal"/>
+      <w:lvlText w:val=""/>
+      <w:lvlJc w:val="left"/>
+    </w:lvl>
+    <w:lvl w:ilvl="3" w:tplc="30FA4A4E">
+      <w:numFmt w:val="decimal"/>
+      <w:lvlText w:val=""/>
+      <w:lvlJc w:val="left"/>
+    </w:lvl>
+    <w:lvl w:ilvl="4" w:tplc="F9D63544">
+      <w:numFmt w:val="decimal"/>
+      <w:lvlText w:val=""/>
+      <w:lvlJc w:val="left"/>
+    </w:lvl>
+    <w:lvl w:ilvl="5" w:tplc="EF901AA4">
+      <w:numFmt w:val="decimal"/>
+      <w:lvlText w:val=""/>
+      <w:lvlJc w:val="left"/>
+    </w:lvl>
+    <w:lvl w:ilvl="6" w:tplc="643E3BF6">
+      <w:numFmt w:val="decimal"/>
+      <w:lvlText w:val=""/>
+      <w:lvlJc w:val="left"/>
+    </w:lvl>
+    <w:lvl w:ilvl="7" w:tplc="A2BA5142">
+      <w:numFmt w:val="decimal"/>
+      <w:lvlText w:val=""/>
+      <w:lvlJc w:val="left"/>
+    </w:lvl>
+    <w:lvl w:ilvl="8" w:tplc="D65054BA">
+      <w:numFmt w:val="decimal"/>
+      <w:lvlText w:val=""/>
+      <w:lvlJc w:val="left"/>
+    </w:lvl>
+  </w:abstractNum>
+  <w:abstractNum w:abstractNumId="1" w15:restartNumberingAfterBreak="0">
     <w:nsid w:val="69647A21"/>
     <w:multiLevelType w:val="hybridMultilevel"/>
     <w:tmpl w:val="2AD8EA4A"/>
@@ -8250,7 +8855,7 @@
       </w:rPr>
     </w:lvl>
   </w:abstractNum>
-  <w:abstractNum w:abstractNumId="1" w15:restartNumberingAfterBreak="0">
+  <w:abstractNum w:abstractNumId="2" w15:restartNumberingAfterBreak="0">
     <w:nsid w:val="6E421D34"/>
     <w:multiLevelType w:val="hybridMultilevel"/>
     <w:tmpl w:val="28FA600A"/>
@@ -8261,7 +8866,6 @@
       <w:lvlJc w:val="left"/>
       <w:pPr>
         <w:ind w:left="693" w:hanging="312"/>
-        <w:jc w:val="left"/>
       </w:pPr>
       <w:rPr>
         <w:rFonts w:ascii="Arial" w:eastAsia="Arial" w:hAnsi="Arial" w:cs="Arial" w:hint="default"/>
@@ -8383,10 +8987,19 @@
     </w:lvl>
   </w:abstractNum>
   <w:num w:numId="1" w16cid:durableId="884944473">
-    <w:abstractNumId w:val="0"/>
+    <w:abstractNumId w:val="1"/>
   </w:num>
   <w:num w:numId="2" w16cid:durableId="289674686">
-    <w:abstractNumId w:val="1"/>
+    <w:abstractNumId w:val="2"/>
+  </w:num>
+  <w:num w:numId="3" w16cid:durableId="2077119092">
+    <w:abstractNumId w:val="0"/>
+    <w:lvlOverride w:ilvl="0">
+      <w:startOverride w:val="1"/>
+    </w:lvlOverride>
+  </w:num>
+  <w:num w:numId="4" w16cid:durableId="1283850638">
+    <w:abstractNumId w:val="0"/>
   </w:num>
 </w:numbering>
 </file>
@@ -8590,7 +9203,7 @@
     <w:lsdException w:name="Medium Shading 2 Accent 1" w:uiPriority="64"/>
     <w:lsdException w:name="Medium List 1 Accent 1" w:uiPriority="65"/>
     <w:lsdException w:name="Revision" w:semiHidden="1"/>
-    <w:lsdException w:name="List Paragraph" w:uiPriority="1" w:qFormat="1"/>
+    <w:lsdException w:name="List Paragraph" w:uiPriority="0" w:qFormat="1"/>
     <w:lsdException w:name="Quote" w:uiPriority="29" w:qFormat="1"/>
     <w:lsdException w:name="Intense Quote" w:uiPriority="30" w:qFormat="1"/>
     <w:lsdException w:name="Medium List 2 Accent 1" w:uiPriority="66"/>
@@ -8841,7 +9454,6 @@
     <w:next w:val="Normal"/>
     <w:link w:val="Ttulo3Car"/>
     <w:uiPriority w:val="9"/>
-    <w:semiHidden/>
     <w:unhideWhenUsed/>
     <w:qFormat/>
     <w:rsid w:val="00645E10"/>
@@ -9049,7 +9661,6 @@
     <w:basedOn w:val="Fuentedeprrafopredeter"/>
     <w:link w:val="Ttulo3"/>
     <w:uiPriority w:val="9"/>
-    <w:semiHidden/>
     <w:rsid w:val="00645E10"/>
     <w:rPr>
       <w:rFonts w:eastAsiaTheme="majorEastAsia" w:cstheme="majorBidi"/>
@@ -9238,7 +9849,6 @@
   <w:style w:type="paragraph" w:styleId="Prrafodelista">
     <w:name w:val="List Paragraph"/>
     <w:basedOn w:val="Normal"/>
-    <w:uiPriority w:val="1"/>
     <w:qFormat/>
     <w:rsid w:val="00645E10"/>
     <w:pPr>

--- a/Lam7ara/Documentation/LAM7ARA-PRIMERA ENTREGA.docx
+++ b/Lam7ara/Documentation/LAM7ARA-PRIMERA ENTREGA.docx
@@ -884,17 +884,12 @@
     </w:p>
     <w:p>
       <w:pPr>
-        <w:pStyle w:val="Ttulo2"/>
-        <w:jc w:val="both"/>
-        <w:rPr>
-          <w:color w:val="283493"/>
+        <w:pStyle w:val="Ttulo1"/>
+        <w:rPr>
           <w:spacing w:val="-2"/>
         </w:rPr>
       </w:pPr>
       <w:r>
-        <w:rPr>
-          <w:color w:val="283493"/>
-        </w:rPr>
         <w:lastRenderedPageBreak/>
         <w:t xml:space="preserve">Resumen </w:t>
       </w:r>
@@ -940,25 +935,7 @@
           <w:sz w:val="22"/>
           <w:szCs w:val="22"/>
         </w:rPr>
-        <w:t xml:space="preserve"> de escritorio desarrollada con Windows </w:t>
-      </w:r>
-      <w:proofErr w:type="spellStart"/>
-      <w:r>
-        <w:rPr>
-          <w:rFonts w:ascii="Arial" w:eastAsia="Arial" w:hAnsi="Arial" w:cs="Arial"/>
-          <w:sz w:val="22"/>
-          <w:szCs w:val="22"/>
-        </w:rPr>
-        <w:t>Forms</w:t>
-      </w:r>
-      <w:proofErr w:type="spellEnd"/>
-      <w:r>
-        <w:rPr>
-          <w:rFonts w:ascii="Arial" w:eastAsia="Arial" w:hAnsi="Arial" w:cs="Arial"/>
-          <w:sz w:val="22"/>
-          <w:szCs w:val="22"/>
-        </w:rPr>
-        <w:t xml:space="preserve"> sobre .NET Framework 4.8, </w:t>
+        <w:t xml:space="preserve"> de escritorio desarrollada con Windows Forms sobre .NET Framework 4.8, </w:t>
       </w:r>
       <w:r>
         <w:rPr>
@@ -1070,43 +1047,7 @@
           <w:sz w:val="22"/>
           <w:szCs w:val="22"/>
         </w:rPr>
-        <w:t xml:space="preserve"> de pago, operaciones de caja registradora y un </w:t>
-      </w:r>
-      <w:proofErr w:type="spellStart"/>
-      <w:r>
-        <w:rPr>
-          <w:rFonts w:ascii="Arial" w:eastAsia="Arial" w:hAnsi="Arial" w:cs="Arial"/>
-          <w:sz w:val="22"/>
-          <w:szCs w:val="22"/>
-        </w:rPr>
-        <w:t>dashboard</w:t>
-      </w:r>
-      <w:proofErr w:type="spellEnd"/>
-      <w:r>
-        <w:rPr>
-          <w:rFonts w:ascii="Arial" w:eastAsia="Arial" w:hAnsi="Arial" w:cs="Arial"/>
-          <w:sz w:val="22"/>
-          <w:szCs w:val="22"/>
-        </w:rPr>
-        <w:t xml:space="preserve"> de control, todo conectado a una base de datos SQLite local almacenada en el directorio </w:t>
-      </w:r>
-      <w:proofErr w:type="spellStart"/>
-      <w:r>
-        <w:rPr>
-          <w:rFonts w:ascii="Arial" w:eastAsia="Arial" w:hAnsi="Arial" w:cs="Arial"/>
-          <w:sz w:val="22"/>
-          <w:szCs w:val="22"/>
-        </w:rPr>
-        <w:t>AppData</w:t>
-      </w:r>
-      <w:proofErr w:type="spellEnd"/>
-      <w:r>
-        <w:rPr>
-          <w:rFonts w:ascii="Arial" w:eastAsia="Arial" w:hAnsi="Arial" w:cs="Arial"/>
-          <w:sz w:val="22"/>
-          <w:szCs w:val="22"/>
-        </w:rPr>
-        <w:t xml:space="preserve"> del usuario.</w:t>
+        <w:t xml:space="preserve"> de pago, operaciones de caja registradora y un dashboard de control, todo conectado a una base de datos SQLite local almacenada en el directorio AppData del usuario.</w:t>
       </w:r>
     </w:p>
     <w:p>
@@ -1197,14 +1138,19 @@
       <w:pPr>
         <w:spacing w:before="80" w:after="80"/>
         <w:jc w:val="both"/>
-      </w:pPr>
-      <w:r>
-        <w:rPr>
-          <w:rFonts w:ascii="Arial" w:eastAsia="Arial" w:hAnsi="Arial" w:cs="Arial"/>
-          <w:sz w:val="22"/>
-          <w:szCs w:val="22"/>
-        </w:rPr>
-        <w:t xml:space="preserve">Muchos comercios aun operan con registros manuales o herramientas dispersas que generan ineficiencias, errores y perdida de trazabilidad. Lam7ara surge como respuesta a esta necesidad, ofreciendo una </w:t>
+        <w:rPr>
+          <w:rFonts w:ascii="Arial" w:eastAsia="Arial" w:hAnsi="Arial" w:cs="Arial"/>
+          <w:sz w:val="22"/>
+          <w:szCs w:val="22"/>
+        </w:rPr>
+      </w:pPr>
+      <w:r>
+        <w:rPr>
+          <w:rFonts w:ascii="Arial" w:eastAsia="Arial" w:hAnsi="Arial" w:cs="Arial"/>
+          <w:sz w:val="22"/>
+          <w:szCs w:val="22"/>
+        </w:rPr>
+        <w:t xml:space="preserve">Lam7ara surge como respuesta a esta necesidad, ofreciendo una </w:t>
       </w:r>
       <w:r>
         <w:rPr>
@@ -1220,7 +1166,7 @@
           <w:sz w:val="22"/>
           <w:szCs w:val="22"/>
         </w:rPr>
-        <w:t xml:space="preserve"> de escritorio robusta, intuitiva y adaptada al mercado argentino, incluyendo </w:t>
+        <w:t xml:space="preserve"> de escritorio intuitiva, incluyendo </w:t>
       </w:r>
       <w:r>
         <w:rPr>
@@ -1285,44 +1231,50 @@
           <w:szCs w:val="22"/>
         </w:rPr>
         <w:t xml:space="preserve"> de la API de dolarapi.com.</w:t>
-      </w:r>
-    </w:p>
-    <w:p>
-      <w:pPr>
-        <w:pStyle w:val="Textoindependiente"/>
-        <w:spacing w:before="158" w:line="285" w:lineRule="auto"/>
-        <w:ind w:left="262" w:right="259"/>
-        <w:jc w:val="both"/>
-      </w:pPr>
-    </w:p>
-    <w:p/>
-    <w:p>
-      <w:pPr>
-        <w:pStyle w:val="Ttulo2"/>
-        <w:jc w:val="both"/>
-        <w:rPr>
-          <w:color w:val="283493"/>
-        </w:rPr>
-      </w:pPr>
-      <w:r>
-        <w:rPr>
-          <w:color w:val="283493"/>
-        </w:rPr>
-        <w:t>Objetivos del proyecto</w:t>
-      </w:r>
-    </w:p>
-    <w:p>
-      <w:pPr>
-        <w:pStyle w:val="Ttulo3"/>
-      </w:pPr>
-      <w:r>
-        <w:t>Objetivo general</w:t>
       </w:r>
     </w:p>
     <w:p>
       <w:pPr>
         <w:spacing w:before="80" w:after="80"/>
         <w:jc w:val="both"/>
+        <w:rPr>
+          <w:rFonts w:ascii="Arial" w:eastAsia="Arial" w:hAnsi="Arial" w:cs="Arial"/>
+          <w:sz w:val="22"/>
+          <w:szCs w:val="22"/>
+        </w:rPr>
+      </w:pPr>
+    </w:p>
+    <w:p>
+      <w:pPr>
+        <w:spacing w:before="80" w:after="80"/>
+        <w:jc w:val="both"/>
+      </w:pPr>
+    </w:p>
+    <w:p>
+      <w:pPr>
+        <w:pStyle w:val="Ttulo1"/>
+      </w:pPr>
+      <w:r>
+        <w:t>Objetivos del proyecto</w:t>
+      </w:r>
+    </w:p>
+    <w:p>
+      <w:pPr>
+        <w:pStyle w:val="Ttulo3"/>
+      </w:pPr>
+      <w:r>
+        <w:t>Objetivo general</w:t>
+      </w:r>
+    </w:p>
+    <w:p>
+      <w:pPr>
+        <w:spacing w:before="80" w:after="80"/>
+        <w:jc w:val="both"/>
+        <w:rPr>
+          <w:rFonts w:ascii="Arial" w:eastAsia="Arial" w:hAnsi="Arial" w:cs="Arial"/>
+          <w:sz w:val="22"/>
+          <w:szCs w:val="22"/>
+        </w:rPr>
       </w:pPr>
       <w:r>
         <w:rPr>
@@ -1383,8 +1335,8 @@
     </w:p>
     <w:p>
       <w:pPr>
-        <w:pStyle w:val="Textoindependiente"/>
-        <w:spacing w:before="226"/>
+        <w:spacing w:before="80" w:after="80"/>
+        <w:jc w:val="both"/>
       </w:pPr>
     </w:p>
     <w:p>
@@ -1392,473 +1344,10 @@
         <w:pStyle w:val="Ttulo3"/>
       </w:pPr>
       <w:r>
-        <w:t>Objetivos específicos</w:t>
-      </w:r>
-    </w:p>
-    <w:p>
-      <w:pPr>
-        <w:pStyle w:val="Prrafodelista"/>
-        <w:numPr>
-          <w:ilvl w:val="0"/>
-          <w:numId w:val="3"/>
-        </w:numPr>
-        <w:spacing w:before="60" w:after="60" w:line="240" w:lineRule="auto"/>
-        <w:contextualSpacing w:val="0"/>
-      </w:pPr>
-      <w:r>
-        <w:rPr>
-          <w:rFonts w:ascii="Arial" w:eastAsia="Arial" w:hAnsi="Arial" w:cs="Arial"/>
-          <w:sz w:val="22"/>
-          <w:szCs w:val="22"/>
-        </w:rPr>
-        <w:t xml:space="preserve">Implementar un </w:t>
-      </w:r>
-      <w:proofErr w:type="spellStart"/>
-      <w:r>
-        <w:rPr>
-          <w:rFonts w:ascii="Arial" w:eastAsia="Arial" w:hAnsi="Arial" w:cs="Arial"/>
-          <w:sz w:val="22"/>
-          <w:szCs w:val="22"/>
-        </w:rPr>
-        <w:t>modulo</w:t>
-      </w:r>
-      <w:proofErr w:type="spellEnd"/>
-      <w:r>
-        <w:rPr>
-          <w:rFonts w:ascii="Arial" w:eastAsia="Arial" w:hAnsi="Arial" w:cs="Arial"/>
-          <w:sz w:val="22"/>
-          <w:szCs w:val="22"/>
-        </w:rPr>
-        <w:t xml:space="preserve"> de gestión de inventario (FormStock) que permita registrar, modificar, eliminar y consultar productos con sus especificaciones técnicas, niveles de stock y precios mediante </w:t>
-      </w:r>
-      <w:proofErr w:type="spellStart"/>
-      <w:r>
-        <w:rPr>
-          <w:rFonts w:ascii="Arial" w:eastAsia="Arial" w:hAnsi="Arial" w:cs="Arial"/>
-          <w:sz w:val="22"/>
-          <w:szCs w:val="22"/>
-        </w:rPr>
-        <w:t>ProductoService</w:t>
-      </w:r>
-      <w:proofErr w:type="spellEnd"/>
-      <w:r>
-        <w:rPr>
-          <w:rFonts w:ascii="Arial" w:eastAsia="Arial" w:hAnsi="Arial" w:cs="Arial"/>
-          <w:sz w:val="22"/>
-          <w:szCs w:val="22"/>
-        </w:rPr>
-        <w:t>.</w:t>
-      </w:r>
-    </w:p>
-    <w:p>
-      <w:pPr>
-        <w:pStyle w:val="Prrafodelista"/>
-        <w:numPr>
-          <w:ilvl w:val="0"/>
-          <w:numId w:val="3"/>
-        </w:numPr>
-        <w:spacing w:before="60" w:after="60" w:line="240" w:lineRule="auto"/>
-        <w:contextualSpacing w:val="0"/>
-      </w:pPr>
-      <w:r>
-        <w:rPr>
-          <w:rFonts w:ascii="Arial" w:eastAsia="Arial" w:hAnsi="Arial" w:cs="Arial"/>
-          <w:sz w:val="22"/>
-          <w:szCs w:val="22"/>
-        </w:rPr>
-        <w:t xml:space="preserve">Desarrollar un </w:t>
-      </w:r>
-      <w:proofErr w:type="spellStart"/>
-      <w:r>
-        <w:rPr>
-          <w:rFonts w:ascii="Arial" w:eastAsia="Arial" w:hAnsi="Arial" w:cs="Arial"/>
-          <w:sz w:val="22"/>
-          <w:szCs w:val="22"/>
-        </w:rPr>
-        <w:t>modulo</w:t>
-      </w:r>
-      <w:proofErr w:type="spellEnd"/>
-      <w:r>
-        <w:rPr>
-          <w:rFonts w:ascii="Arial" w:eastAsia="Arial" w:hAnsi="Arial" w:cs="Arial"/>
-          <w:sz w:val="22"/>
-          <w:szCs w:val="22"/>
-        </w:rPr>
-        <w:t xml:space="preserve"> de procesamiento de ventas (</w:t>
-      </w:r>
-      <w:proofErr w:type="spellStart"/>
-      <w:r>
-        <w:rPr>
-          <w:rFonts w:ascii="Arial" w:eastAsia="Arial" w:hAnsi="Arial" w:cs="Arial"/>
-          <w:sz w:val="22"/>
-          <w:szCs w:val="22"/>
-        </w:rPr>
-        <w:t>FormVender</w:t>
-      </w:r>
-      <w:proofErr w:type="spellEnd"/>
-      <w:r>
-        <w:rPr>
-          <w:rFonts w:ascii="Arial" w:eastAsia="Arial" w:hAnsi="Arial" w:cs="Arial"/>
-          <w:sz w:val="22"/>
-          <w:szCs w:val="22"/>
-        </w:rPr>
-        <w:t xml:space="preserve">) que vincule múltiples productos, clientes y métodos de pago, descuente stock automáticamente vía transacción SQLite y genere comprobantes en PDF con </w:t>
-      </w:r>
-      <w:proofErr w:type="spellStart"/>
-      <w:r>
-        <w:rPr>
-          <w:rFonts w:ascii="Arial" w:eastAsia="Arial" w:hAnsi="Arial" w:cs="Arial"/>
-          <w:sz w:val="22"/>
-          <w:szCs w:val="22"/>
-        </w:rPr>
-        <w:t>iTextSharp</w:t>
-      </w:r>
-      <w:proofErr w:type="spellEnd"/>
-      <w:r>
-        <w:rPr>
-          <w:rFonts w:ascii="Arial" w:eastAsia="Arial" w:hAnsi="Arial" w:cs="Arial"/>
-          <w:sz w:val="22"/>
-          <w:szCs w:val="22"/>
-        </w:rPr>
-        <w:t>.</w:t>
-      </w:r>
-    </w:p>
-    <w:p>
-      <w:pPr>
-        <w:pStyle w:val="Prrafodelista"/>
-        <w:numPr>
-          <w:ilvl w:val="0"/>
-          <w:numId w:val="3"/>
-        </w:numPr>
-        <w:spacing w:before="60" w:after="60" w:line="240" w:lineRule="auto"/>
-        <w:contextualSpacing w:val="0"/>
-      </w:pPr>
-      <w:r>
-        <w:rPr>
-          <w:rFonts w:ascii="Arial" w:eastAsia="Arial" w:hAnsi="Arial" w:cs="Arial"/>
-          <w:sz w:val="22"/>
-          <w:szCs w:val="22"/>
-        </w:rPr>
-        <w:t xml:space="preserve">Crear un </w:t>
-      </w:r>
-      <w:proofErr w:type="spellStart"/>
-      <w:r>
-        <w:rPr>
-          <w:rFonts w:ascii="Arial" w:eastAsia="Arial" w:hAnsi="Arial" w:cs="Arial"/>
-          <w:sz w:val="22"/>
-          <w:szCs w:val="22"/>
-        </w:rPr>
-        <w:t>modulo</w:t>
-      </w:r>
-      <w:proofErr w:type="spellEnd"/>
-      <w:r>
-        <w:rPr>
-          <w:rFonts w:ascii="Arial" w:eastAsia="Arial" w:hAnsi="Arial" w:cs="Arial"/>
-          <w:sz w:val="22"/>
-          <w:szCs w:val="22"/>
-        </w:rPr>
-        <w:t xml:space="preserve"> de </w:t>
-      </w:r>
-      <w:proofErr w:type="spellStart"/>
-      <w:r>
-        <w:rPr>
-          <w:rFonts w:ascii="Arial" w:eastAsia="Arial" w:hAnsi="Arial" w:cs="Arial"/>
-          <w:sz w:val="22"/>
-          <w:szCs w:val="22"/>
-        </w:rPr>
-        <w:t>gestion</w:t>
-      </w:r>
-      <w:proofErr w:type="spellEnd"/>
-      <w:r>
-        <w:rPr>
-          <w:rFonts w:ascii="Arial" w:eastAsia="Arial" w:hAnsi="Arial" w:cs="Arial"/>
-          <w:sz w:val="22"/>
-          <w:szCs w:val="22"/>
-        </w:rPr>
-        <w:t xml:space="preserve"> de clientes (</w:t>
-      </w:r>
-      <w:proofErr w:type="spellStart"/>
-      <w:r>
-        <w:rPr>
-          <w:rFonts w:ascii="Arial" w:eastAsia="Arial" w:hAnsi="Arial" w:cs="Arial"/>
-          <w:sz w:val="22"/>
-          <w:szCs w:val="22"/>
-        </w:rPr>
-        <w:t>FormCLIENTES</w:t>
-      </w:r>
-      <w:proofErr w:type="spellEnd"/>
-      <w:r>
-        <w:rPr>
-          <w:rFonts w:ascii="Arial" w:eastAsia="Arial" w:hAnsi="Arial" w:cs="Arial"/>
-          <w:sz w:val="22"/>
-          <w:szCs w:val="22"/>
-        </w:rPr>
-        <w:t xml:space="preserve">) con operaciones CRUD completas mediante </w:t>
-      </w:r>
-      <w:proofErr w:type="spellStart"/>
-      <w:r>
-        <w:rPr>
-          <w:rFonts w:ascii="Arial" w:eastAsia="Arial" w:hAnsi="Arial" w:cs="Arial"/>
-          <w:sz w:val="22"/>
-          <w:szCs w:val="22"/>
-        </w:rPr>
-        <w:t>ClienteService</w:t>
-      </w:r>
-      <w:proofErr w:type="spellEnd"/>
-      <w:r>
-        <w:rPr>
-          <w:rFonts w:ascii="Arial" w:eastAsia="Arial" w:hAnsi="Arial" w:cs="Arial"/>
-          <w:sz w:val="22"/>
-          <w:szCs w:val="22"/>
-        </w:rPr>
-        <w:t>, con búsqueda por nombre, apellido y DNI.</w:t>
-      </w:r>
-    </w:p>
-    <w:p>
-      <w:pPr>
-        <w:pStyle w:val="Prrafodelista"/>
-        <w:numPr>
-          <w:ilvl w:val="0"/>
-          <w:numId w:val="3"/>
-        </w:numPr>
-        <w:spacing w:before="60" w:after="60" w:line="240" w:lineRule="auto"/>
-        <w:contextualSpacing w:val="0"/>
-      </w:pPr>
-      <w:r>
-        <w:rPr>
-          <w:rFonts w:ascii="Arial" w:eastAsia="Arial" w:hAnsi="Arial" w:cs="Arial"/>
-          <w:sz w:val="22"/>
-          <w:szCs w:val="22"/>
-        </w:rPr>
-        <w:lastRenderedPageBreak/>
-        <w:t>Implementar un sistema de caja registradora (</w:t>
-      </w:r>
-      <w:proofErr w:type="spellStart"/>
-      <w:r>
-        <w:rPr>
-          <w:rFonts w:ascii="Arial" w:eastAsia="Arial" w:hAnsi="Arial" w:cs="Arial"/>
-          <w:sz w:val="22"/>
-          <w:szCs w:val="22"/>
-        </w:rPr>
-        <w:t>FormMovimientos</w:t>
-      </w:r>
-      <w:proofErr w:type="spellEnd"/>
-      <w:r>
-        <w:rPr>
-          <w:rFonts w:ascii="Arial" w:eastAsia="Arial" w:hAnsi="Arial" w:cs="Arial"/>
-          <w:sz w:val="22"/>
-          <w:szCs w:val="22"/>
-        </w:rPr>
-        <w:t>) que permita abrir y cerrar turnos, registrar movimientos de efectivo y calcular saldo en tiempo real.</w:t>
-      </w:r>
-    </w:p>
-    <w:p>
-      <w:pPr>
-        <w:pStyle w:val="Prrafodelista"/>
-        <w:numPr>
-          <w:ilvl w:val="0"/>
-          <w:numId w:val="3"/>
-        </w:numPr>
-        <w:spacing w:before="60" w:after="60" w:line="240" w:lineRule="auto"/>
-        <w:contextualSpacing w:val="0"/>
-      </w:pPr>
-      <w:r>
-        <w:rPr>
-          <w:rFonts w:ascii="Arial" w:eastAsia="Arial" w:hAnsi="Arial" w:cs="Arial"/>
-          <w:sz w:val="22"/>
-          <w:szCs w:val="22"/>
-        </w:rPr>
-        <w:t>Integrar un panel de control (</w:t>
-      </w:r>
-      <w:proofErr w:type="spellStart"/>
-      <w:r>
-        <w:rPr>
-          <w:rFonts w:ascii="Arial" w:eastAsia="Arial" w:hAnsi="Arial" w:cs="Arial"/>
-          <w:sz w:val="22"/>
-          <w:szCs w:val="22"/>
-        </w:rPr>
-        <w:t>FormInicio</w:t>
-      </w:r>
-      <w:proofErr w:type="spellEnd"/>
-      <w:r>
-        <w:rPr>
-          <w:rFonts w:ascii="Arial" w:eastAsia="Arial" w:hAnsi="Arial" w:cs="Arial"/>
-          <w:sz w:val="22"/>
-          <w:szCs w:val="22"/>
-        </w:rPr>
-        <w:t xml:space="preserve">) que muestre indicadores clave: ventas del </w:t>
-      </w:r>
-      <w:proofErr w:type="spellStart"/>
-      <w:r>
-        <w:rPr>
-          <w:rFonts w:ascii="Arial" w:eastAsia="Arial" w:hAnsi="Arial" w:cs="Arial"/>
-          <w:sz w:val="22"/>
-          <w:szCs w:val="22"/>
-        </w:rPr>
-        <w:t>dia</w:t>
-      </w:r>
-      <w:proofErr w:type="spellEnd"/>
-      <w:r>
-        <w:rPr>
-          <w:rFonts w:ascii="Arial" w:eastAsia="Arial" w:hAnsi="Arial" w:cs="Arial"/>
-          <w:sz w:val="22"/>
-          <w:szCs w:val="22"/>
-        </w:rPr>
-        <w:t>, cantidad de ventas, clientes registrados, estado de caja y stock bajo.</w:t>
-      </w:r>
-    </w:p>
-    <w:p>
-      <w:pPr>
-        <w:pStyle w:val="Prrafodelista"/>
-        <w:numPr>
-          <w:ilvl w:val="0"/>
-          <w:numId w:val="3"/>
-        </w:numPr>
-        <w:spacing w:before="60" w:after="60" w:line="240" w:lineRule="auto"/>
-        <w:contextualSpacing w:val="0"/>
-      </w:pPr>
-      <w:r>
-        <w:rPr>
-          <w:rFonts w:ascii="Arial" w:eastAsia="Arial" w:hAnsi="Arial" w:cs="Arial"/>
-          <w:sz w:val="22"/>
-          <w:szCs w:val="22"/>
-        </w:rPr>
-        <w:t xml:space="preserve">Integrar la API REST de dolarapi.com para mostrar cotizaciones del </w:t>
-      </w:r>
-      <w:proofErr w:type="spellStart"/>
-      <w:r>
-        <w:rPr>
-          <w:rFonts w:ascii="Arial" w:eastAsia="Arial" w:hAnsi="Arial" w:cs="Arial"/>
-          <w:sz w:val="22"/>
-          <w:szCs w:val="22"/>
-        </w:rPr>
-        <w:t>dolar</w:t>
-      </w:r>
-      <w:proofErr w:type="spellEnd"/>
-      <w:r>
-        <w:rPr>
-          <w:rFonts w:ascii="Arial" w:eastAsia="Arial" w:hAnsi="Arial" w:cs="Arial"/>
-          <w:sz w:val="22"/>
-          <w:szCs w:val="22"/>
-        </w:rPr>
-        <w:t xml:space="preserve"> (oficial, blue, tarjeta) actualizadas manualmente desde el </w:t>
-      </w:r>
-      <w:proofErr w:type="spellStart"/>
-      <w:r>
-        <w:rPr>
-          <w:rFonts w:ascii="Arial" w:eastAsia="Arial" w:hAnsi="Arial" w:cs="Arial"/>
-          <w:sz w:val="22"/>
-          <w:szCs w:val="22"/>
-        </w:rPr>
-        <w:t>dashboard</w:t>
-      </w:r>
-      <w:proofErr w:type="spellEnd"/>
-      <w:r>
-        <w:rPr>
-          <w:rFonts w:ascii="Arial" w:eastAsia="Arial" w:hAnsi="Arial" w:cs="Arial"/>
-          <w:sz w:val="22"/>
-          <w:szCs w:val="22"/>
-        </w:rPr>
-        <w:t>.</w:t>
-      </w:r>
-    </w:p>
-    <w:p>
-      <w:pPr>
-        <w:pStyle w:val="Prrafodelista"/>
-        <w:numPr>
-          <w:ilvl w:val="0"/>
-          <w:numId w:val="3"/>
-        </w:numPr>
-        <w:spacing w:before="60" w:after="60" w:line="240" w:lineRule="auto"/>
-        <w:contextualSpacing w:val="0"/>
-      </w:pPr>
-      <w:r>
-        <w:rPr>
-          <w:rFonts w:ascii="Arial" w:eastAsia="Arial" w:hAnsi="Arial" w:cs="Arial"/>
-          <w:sz w:val="22"/>
-          <w:szCs w:val="22"/>
-        </w:rPr>
-        <w:t xml:space="preserve">Generar comprobantes de venta en PDF con </w:t>
-      </w:r>
-      <w:proofErr w:type="spellStart"/>
-      <w:r>
-        <w:rPr>
-          <w:rFonts w:ascii="Arial" w:eastAsia="Arial" w:hAnsi="Arial" w:cs="Arial"/>
-          <w:sz w:val="22"/>
-          <w:szCs w:val="22"/>
-        </w:rPr>
-        <w:t>iTextSharp</w:t>
-      </w:r>
-      <w:proofErr w:type="spellEnd"/>
-      <w:r>
-        <w:rPr>
-          <w:rFonts w:ascii="Arial" w:eastAsia="Arial" w:hAnsi="Arial" w:cs="Arial"/>
-          <w:sz w:val="22"/>
-          <w:szCs w:val="22"/>
-        </w:rPr>
-        <w:t xml:space="preserve"> y gestionar un historial de ventas filtrable con </w:t>
-      </w:r>
-      <w:proofErr w:type="spellStart"/>
-      <w:r>
-        <w:rPr>
-          <w:rFonts w:ascii="Arial" w:eastAsia="Arial" w:hAnsi="Arial" w:cs="Arial"/>
-          <w:sz w:val="22"/>
-          <w:szCs w:val="22"/>
-        </w:rPr>
-        <w:t>opcion</w:t>
-      </w:r>
-      <w:proofErr w:type="spellEnd"/>
-      <w:r>
-        <w:rPr>
-          <w:rFonts w:ascii="Arial" w:eastAsia="Arial" w:hAnsi="Arial" w:cs="Arial"/>
-          <w:sz w:val="22"/>
-          <w:szCs w:val="22"/>
-        </w:rPr>
-        <w:t xml:space="preserve"> de </w:t>
-      </w:r>
-      <w:proofErr w:type="spellStart"/>
-      <w:r>
-        <w:rPr>
-          <w:rFonts w:ascii="Arial" w:eastAsia="Arial" w:hAnsi="Arial" w:cs="Arial"/>
-          <w:sz w:val="22"/>
-          <w:szCs w:val="22"/>
-        </w:rPr>
-        <w:t>anulacion</w:t>
-      </w:r>
-      <w:proofErr w:type="spellEnd"/>
-      <w:r>
-        <w:rPr>
-          <w:rFonts w:ascii="Arial" w:eastAsia="Arial" w:hAnsi="Arial" w:cs="Arial"/>
-          <w:sz w:val="22"/>
-          <w:szCs w:val="22"/>
-        </w:rPr>
-        <w:t xml:space="preserve"> (</w:t>
-      </w:r>
-      <w:proofErr w:type="spellStart"/>
-      <w:r>
-        <w:rPr>
-          <w:rFonts w:ascii="Arial" w:eastAsia="Arial" w:hAnsi="Arial" w:cs="Arial"/>
-          <w:sz w:val="22"/>
-          <w:szCs w:val="22"/>
-        </w:rPr>
-        <w:t>FormVerVentas</w:t>
-      </w:r>
-      <w:proofErr w:type="spellEnd"/>
-      <w:r>
-        <w:rPr>
-          <w:rFonts w:ascii="Arial" w:eastAsia="Arial" w:hAnsi="Arial" w:cs="Arial"/>
-          <w:sz w:val="22"/>
-          <w:szCs w:val="22"/>
-        </w:rPr>
-        <w:t>).</w:t>
-      </w:r>
-    </w:p>
-    <w:p>
-      <w:pPr>
-        <w:pStyle w:val="Ttulo3"/>
-      </w:pPr>
-      <w:r>
-        <w:t xml:space="preserve">Objetivos </w:t>
+        <w:t>O</w:t>
+      </w:r>
+      <w:r>
+        <w:t xml:space="preserve">bjetivos </w:t>
       </w:r>
       <w:r>
         <w:rPr>
@@ -1873,7 +1362,7 @@
         <w:widowControl w:val="0"/>
         <w:numPr>
           <w:ilvl w:val="0"/>
-          <w:numId w:val="1"/>
+          <w:numId w:val="7"/>
         </w:numPr>
         <w:tabs>
           <w:tab w:val="left" w:pos="1247"/>
@@ -1881,8 +1370,7 @@
         <w:autoSpaceDE w:val="0"/>
         <w:autoSpaceDN w:val="0"/>
         <w:spacing w:before="158" w:after="0" w:line="285" w:lineRule="auto"/>
-        <w:ind w:right="259" w:firstLine="0"/>
-        <w:contextualSpacing w:val="0"/>
+        <w:ind w:right="259"/>
         <w:rPr>
           <w:rFonts w:ascii="Arial" w:hAnsi="Arial" w:cs="Arial"/>
         </w:rPr>
@@ -2051,7 +1539,7 @@
         <w:widowControl w:val="0"/>
         <w:numPr>
           <w:ilvl w:val="0"/>
-          <w:numId w:val="1"/>
+          <w:numId w:val="7"/>
         </w:numPr>
         <w:tabs>
           <w:tab w:val="left" w:pos="1309"/>
@@ -2059,8 +1547,7 @@
         <w:autoSpaceDE w:val="0"/>
         <w:autoSpaceDN w:val="0"/>
         <w:spacing w:before="57" w:after="0" w:line="285" w:lineRule="auto"/>
-        <w:ind w:right="259" w:firstLine="0"/>
-        <w:contextualSpacing w:val="0"/>
+        <w:ind w:right="259"/>
         <w:rPr>
           <w:rFonts w:ascii="Arial" w:hAnsi="Arial" w:cs="Arial"/>
         </w:rPr>
@@ -2087,7 +1574,7 @@
         <w:widowControl w:val="0"/>
         <w:numPr>
           <w:ilvl w:val="0"/>
-          <w:numId w:val="1"/>
+          <w:numId w:val="7"/>
         </w:numPr>
         <w:tabs>
           <w:tab w:val="left" w:pos="1283"/>
@@ -2095,8 +1582,7 @@
         <w:autoSpaceDE w:val="0"/>
         <w:autoSpaceDN w:val="0"/>
         <w:spacing w:before="57" w:after="0" w:line="285" w:lineRule="auto"/>
-        <w:ind w:right="259" w:firstLine="0"/>
-        <w:contextualSpacing w:val="0"/>
+        <w:ind w:right="259"/>
         <w:rPr>
           <w:rFonts w:ascii="Arial" w:hAnsi="Arial" w:cs="Arial"/>
         </w:rPr>
@@ -2280,7 +1766,7 @@
         <w:widowControl w:val="0"/>
         <w:numPr>
           <w:ilvl w:val="0"/>
-          <w:numId w:val="1"/>
+          <w:numId w:val="7"/>
         </w:numPr>
         <w:tabs>
           <w:tab w:val="left" w:pos="1268"/>
@@ -2288,18 +1774,25 @@
         <w:autoSpaceDE w:val="0"/>
         <w:autoSpaceDN w:val="0"/>
         <w:spacing w:before="58" w:after="0" w:line="285" w:lineRule="auto"/>
-        <w:ind w:right="259" w:firstLine="0"/>
-        <w:contextualSpacing w:val="0"/>
-        <w:rPr>
-          <w:rFonts w:ascii="Arial" w:hAnsi="Arial" w:cs="Arial"/>
-        </w:rPr>
-      </w:pPr>
-      <w:r>
-        <w:rPr>
-          <w:rFonts w:ascii="Arial" w:hAnsi="Arial" w:cs="Arial"/>
-          <w:sz w:val="22"/>
-        </w:rPr>
-        <w:t>Implementar un sistema de caja registradora que permita abrir y cerrar turnos, registrar movimientos de efectivo y mantener un historial de operaciones.</w:t>
+        <w:ind w:right="259"/>
+        <w:rPr>
+          <w:rFonts w:ascii="Arial" w:hAnsi="Arial" w:cs="Arial"/>
+        </w:rPr>
+      </w:pPr>
+      <w:r>
+        <w:rPr>
+          <w:rFonts w:ascii="Arial" w:hAnsi="Arial" w:cs="Arial"/>
+          <w:sz w:val="22"/>
+        </w:rPr>
+        <w:t xml:space="preserve">Implementar un sistema de caja registradora que permita abrir y cerrar </w:t>
+      </w:r>
+      <w:r>
+        <w:rPr>
+          <w:rFonts w:ascii="Arial" w:hAnsi="Arial" w:cs="Arial"/>
+          <w:sz w:val="22"/>
+        </w:rPr>
+        <w:lastRenderedPageBreak/>
+        <w:t>turnos, registrar movimientos de efectivo y mantener un historial de operaciones.</w:t>
       </w:r>
     </w:p>
     <w:p>
@@ -2308,7 +1801,7 @@
         <w:widowControl w:val="0"/>
         <w:numPr>
           <w:ilvl w:val="0"/>
-          <w:numId w:val="1"/>
+          <w:numId w:val="7"/>
         </w:numPr>
         <w:tabs>
           <w:tab w:val="left" w:pos="1249"/>
@@ -2316,8 +1809,7 @@
         <w:autoSpaceDE w:val="0"/>
         <w:autoSpaceDN w:val="0"/>
         <w:spacing w:before="58" w:after="0" w:line="285" w:lineRule="auto"/>
-        <w:ind w:right="259" w:firstLine="0"/>
-        <w:contextualSpacing w:val="0"/>
+        <w:ind w:right="259"/>
         <w:rPr>
           <w:rFonts w:ascii="Arial" w:hAnsi="Arial" w:cs="Arial"/>
         </w:rPr>
@@ -2402,23 +1894,7 @@
           <w:rFonts w:ascii="Arial" w:hAnsi="Arial" w:cs="Arial"/>
           <w:sz w:val="22"/>
         </w:rPr>
-        <w:t>(</w:t>
-      </w:r>
-      <w:proofErr w:type="spellStart"/>
-      <w:r>
-        <w:rPr>
-          <w:rFonts w:ascii="Arial" w:hAnsi="Arial" w:cs="Arial"/>
-          <w:sz w:val="22"/>
-        </w:rPr>
-        <w:t>Dashboard</w:t>
-      </w:r>
-      <w:proofErr w:type="spellEnd"/>
-      <w:r>
-        <w:rPr>
-          <w:rFonts w:ascii="Arial" w:hAnsi="Arial" w:cs="Arial"/>
-          <w:sz w:val="22"/>
-        </w:rPr>
-        <w:t>)</w:t>
+        <w:t>(Dashboard)</w:t>
       </w:r>
       <w:r>
         <w:rPr>
@@ -2508,7 +1984,21 @@
           <w:rFonts w:ascii="Arial" w:hAnsi="Arial" w:cs="Arial"/>
           <w:sz w:val="22"/>
         </w:rPr>
-        <w:t>la inversión total en inventario y la cotización del dólar en tiempo real.</w:t>
+        <w:t>la inversión total en inventario y la cotización del dólar en tiempo real</w:t>
+      </w:r>
+      <w:r>
+        <w:rPr>
+          <w:rFonts w:ascii="Arial" w:hAnsi="Arial" w:cs="Arial"/>
+          <w:sz w:val="22"/>
+        </w:rPr>
+        <w:t>, etc</w:t>
+      </w:r>
+      <w:r>
+        <w:rPr>
+          <w:rFonts w:ascii="Arial" w:hAnsi="Arial" w:cs="Arial"/>
+          <w:sz w:val="22"/>
+        </w:rPr>
+        <w:t>.</w:t>
       </w:r>
     </w:p>
     <w:p>
@@ -2517,7 +2007,7 @@
         <w:widowControl w:val="0"/>
         <w:numPr>
           <w:ilvl w:val="0"/>
-          <w:numId w:val="1"/>
+          <w:numId w:val="7"/>
         </w:numPr>
         <w:tabs>
           <w:tab w:val="left" w:pos="1299"/>
@@ -2525,8 +2015,7 @@
         <w:autoSpaceDE w:val="0"/>
         <w:autoSpaceDN w:val="0"/>
         <w:spacing w:before="58" w:after="0" w:line="285" w:lineRule="auto"/>
-        <w:ind w:right="259" w:firstLine="0"/>
-        <w:contextualSpacing w:val="0"/>
+        <w:ind w:right="259"/>
         <w:rPr>
           <w:rFonts w:ascii="Arial" w:hAnsi="Arial" w:cs="Arial"/>
         </w:rPr>
@@ -2596,7 +2085,7 @@
           <w:rFonts w:ascii="Arial" w:hAnsi="Arial" w:cs="Arial"/>
           <w:sz w:val="22"/>
         </w:rPr>
-        <w:t>(Singleton,</w:t>
+        <w:t>y</w:t>
       </w:r>
       <w:r>
         <w:rPr>
@@ -2611,23 +2100,7 @@
           <w:rFonts w:ascii="Arial" w:hAnsi="Arial" w:cs="Arial"/>
           <w:sz w:val="22"/>
         </w:rPr>
-        <w:t>List-</w:t>
-      </w:r>
-      <w:proofErr w:type="spellStart"/>
-      <w:r>
-        <w:rPr>
-          <w:rFonts w:ascii="Arial" w:hAnsi="Arial" w:cs="Arial"/>
-          <w:sz w:val="22"/>
-        </w:rPr>
-        <w:t>Detail</w:t>
-      </w:r>
-      <w:proofErr w:type="spellEnd"/>
-      <w:r>
-        <w:rPr>
-          <w:rFonts w:ascii="Arial" w:hAnsi="Arial" w:cs="Arial"/>
-          <w:sz w:val="22"/>
-        </w:rPr>
-        <w:t>)</w:t>
+        <w:t>operaciones</w:t>
       </w:r>
       <w:r>
         <w:rPr>
@@ -2642,53 +2115,7 @@
           <w:rFonts w:ascii="Arial" w:hAnsi="Arial" w:cs="Arial"/>
           <w:sz w:val="22"/>
         </w:rPr>
-        <w:t>y</w:t>
-      </w:r>
-      <w:r>
-        <w:rPr>
-          <w:rFonts w:ascii="Arial" w:hAnsi="Arial" w:cs="Arial"/>
-          <w:spacing w:val="40"/>
-          <w:sz w:val="22"/>
-        </w:rPr>
-        <w:t xml:space="preserve"> </w:t>
-      </w:r>
-      <w:r>
-        <w:rPr>
-          <w:rFonts w:ascii="Arial" w:hAnsi="Arial" w:cs="Arial"/>
-          <w:sz w:val="22"/>
-        </w:rPr>
-        <w:t>operaciones</w:t>
-      </w:r>
-      <w:r>
-        <w:rPr>
-          <w:rFonts w:ascii="Arial" w:hAnsi="Arial" w:cs="Arial"/>
-          <w:spacing w:val="40"/>
-          <w:sz w:val="22"/>
-        </w:rPr>
-        <w:t xml:space="preserve"> </w:t>
-      </w:r>
-      <w:r>
-        <w:rPr>
-          <w:rFonts w:ascii="Arial" w:hAnsi="Arial" w:cs="Arial"/>
-          <w:sz w:val="22"/>
-        </w:rPr>
-        <w:t xml:space="preserve">asíncronas para garantizar la eficiencia, mantenibilidad y </w:t>
-      </w:r>
-      <w:proofErr w:type="spellStart"/>
-      <w:r>
-        <w:rPr>
-          <w:rFonts w:ascii="Arial" w:hAnsi="Arial" w:cs="Arial"/>
-          <w:sz w:val="22"/>
-        </w:rPr>
-        <w:t>responsividad</w:t>
-      </w:r>
-      <w:proofErr w:type="spellEnd"/>
-      <w:r>
-        <w:rPr>
-          <w:rFonts w:ascii="Arial" w:hAnsi="Arial" w:cs="Arial"/>
-          <w:sz w:val="22"/>
-        </w:rPr>
-        <w:t xml:space="preserve"> de la aplicación.</w:t>
+        <w:t>controladas para mantener la seguridad mínima necesaria de los datos.</w:t>
       </w:r>
     </w:p>
     <w:p>
@@ -2701,6 +2128,9 @@
         <w:autoSpaceDN w:val="0"/>
         <w:spacing w:before="58" w:after="0" w:line="285" w:lineRule="auto"/>
         <w:ind w:right="259"/>
+        <w:rPr>
+          <w:rFonts w:ascii="Arial" w:hAnsi="Arial" w:cs="Arial"/>
+        </w:rPr>
       </w:pPr>
     </w:p>
     <w:p>
@@ -2713,34 +2143,35 @@
         <w:autoSpaceDN w:val="0"/>
         <w:spacing w:before="58" w:after="0" w:line="285" w:lineRule="auto"/>
         <w:ind w:right="259"/>
-      </w:pPr>
-    </w:p>
-    <w:p>
-      <w:pPr>
-        <w:pStyle w:val="Ttulo2"/>
-        <w:rPr>
-          <w:color w:val="283493"/>
-        </w:rPr>
-      </w:pPr>
-      <w:r>
-        <w:rPr>
-          <w:color w:val="283493"/>
-        </w:rPr>
-        <w:t>análisis</w:t>
-      </w:r>
-      <w:r>
-        <w:rPr>
-          <w:color w:val="283493"/>
-        </w:rPr>
+        <w:rPr>
+          <w:rFonts w:ascii="Arial" w:hAnsi="Arial" w:cs="Arial"/>
+        </w:rPr>
+      </w:pPr>
+    </w:p>
+    <w:p>
+      <w:pPr>
+        <w:pStyle w:val="Ttulo1"/>
+      </w:pPr>
+      <w:r>
+        <w:t>A</w:t>
+      </w:r>
+      <w:r>
+        <w:t>nálisis</w:t>
+      </w:r>
+      <w:r>
         <w:t xml:space="preserve"> del problema y requisitos</w:t>
       </w:r>
     </w:p>
+    <w:p/>
     <w:p>
       <w:pPr>
         <w:pStyle w:val="Ttulo3"/>
       </w:pPr>
       <w:r>
-        <w:t xml:space="preserve">descripción del problema </w:t>
+        <w:t>D</w:t>
+      </w:r>
+      <w:r>
+        <w:t xml:space="preserve">escripción del problema </w:t>
       </w:r>
     </w:p>
     <w:p>
@@ -2841,6 +2272,11 @@
       <w:pPr>
         <w:spacing w:before="80" w:after="80"/>
         <w:jc w:val="both"/>
+        <w:rPr>
+          <w:rFonts w:ascii="Arial" w:eastAsia="Arial" w:hAnsi="Arial" w:cs="Arial"/>
+          <w:sz w:val="22"/>
+          <w:szCs w:val="22"/>
+        </w:rPr>
       </w:pPr>
       <w:r>
         <w:rPr>
@@ -2849,21 +2285,6 @@
           <w:szCs w:val="22"/>
         </w:rPr>
         <w:t>Esto genera errores en los pedidos, perdidas de inventario no detectadas, falta de historial de compras por cliente y dificultades para conocer el estado financiero del negocio en tiempo real.</w:t>
-      </w:r>
-    </w:p>
-    <w:p>
-      <w:pPr>
-        <w:pStyle w:val="Ttulo3"/>
-      </w:pPr>
-      <w:r>
-        <w:lastRenderedPageBreak/>
-        <w:t xml:space="preserve">Alcance del </w:t>
-      </w:r>
-      <w:r>
-        <w:rPr>
-          <w:spacing w:val="-2"/>
-        </w:rPr>
-        <w:t>Sistema</w:t>
       </w:r>
     </w:p>
     <w:p>
@@ -2871,6 +2292,32 @@
         <w:spacing w:before="80" w:after="80"/>
         <w:jc w:val="both"/>
       </w:pPr>
+    </w:p>
+    <w:p>
+      <w:pPr>
+        <w:pStyle w:val="Ttulo3"/>
+      </w:pPr>
+      <w:r>
+        <w:t xml:space="preserve">Alcance del </w:t>
+      </w:r>
+      <w:r>
+        <w:rPr>
+          <w:spacing w:val="-2"/>
+        </w:rPr>
+        <w:t>Sistema</w:t>
+      </w:r>
+      <w:r>
+        <w:rPr>
+          <w:spacing w:val="-2"/>
+        </w:rPr>
+        <w:t xml:space="preserve"> y limitaciones del sistema</w:t>
+      </w:r>
+    </w:p>
+    <w:p>
+      <w:pPr>
+        <w:spacing w:before="80" w:after="80"/>
+        <w:jc w:val="both"/>
+      </w:pPr>
       <w:r>
         <w:rPr>
           <w:rFonts w:ascii="Arial" w:eastAsia="Arial" w:hAnsi="Arial" w:cs="Arial"/>
@@ -2925,25 +2372,7 @@
           <w:sz w:val="22"/>
           <w:szCs w:val="22"/>
         </w:rPr>
-        <w:t xml:space="preserve"> de comprobantes PDF, hasta el control de operaciones de caja. Adicionalmente incorpora un </w:t>
-      </w:r>
-      <w:proofErr w:type="spellStart"/>
-      <w:r>
-        <w:rPr>
-          <w:rFonts w:ascii="Arial" w:eastAsia="Arial" w:hAnsi="Arial" w:cs="Arial"/>
-          <w:sz w:val="22"/>
-          <w:szCs w:val="22"/>
-        </w:rPr>
-        <w:t>dashboard</w:t>
-      </w:r>
-      <w:proofErr w:type="spellEnd"/>
-      <w:r>
-        <w:rPr>
-          <w:rFonts w:ascii="Arial" w:eastAsia="Arial" w:hAnsi="Arial" w:cs="Arial"/>
-          <w:sz w:val="22"/>
-          <w:szCs w:val="22"/>
-        </w:rPr>
-        <w:t xml:space="preserve"> con datos </w:t>
+        <w:t xml:space="preserve"> de comprobantes PDF, hasta el control de operaciones de caja. Adicionalmente incorpora un dashboard con datos </w:t>
       </w:r>
       <w:r>
         <w:rPr>
@@ -2982,16 +2411,30 @@
       <w:pPr>
         <w:pStyle w:val="Textoindependiente"/>
         <w:spacing w:before="158" w:line="285" w:lineRule="auto"/>
-        <w:ind w:left="262" w:right="259"/>
+        <w:ind w:right="259"/>
         <w:jc w:val="both"/>
       </w:pPr>
-    </w:p>
-    <w:p>
-      <w:pPr>
-        <w:pStyle w:val="Ttulo3"/>
-      </w:pPr>
-      <w:r>
-        <w:t>Limitaciones</w:t>
+      <w:r>
+        <w:t>Como limitaciones presenta las siguientes:</w:t>
+      </w:r>
+    </w:p>
+    <w:p>
+      <w:pPr>
+        <w:pStyle w:val="Prrafodelista"/>
+        <w:numPr>
+          <w:ilvl w:val="0"/>
+          <w:numId w:val="8"/>
+        </w:numPr>
+        <w:spacing w:before="60" w:after="60" w:line="240" w:lineRule="auto"/>
+        <w:jc w:val="both"/>
+      </w:pPr>
+      <w:r>
+        <w:rPr>
+          <w:rFonts w:ascii="Arial" w:eastAsia="Arial" w:hAnsi="Arial" w:cs="Arial"/>
+          <w:sz w:val="22"/>
+          <w:szCs w:val="22"/>
+        </w:rPr>
+        <w:t>El sistema opera exclusivamente en entornos Windows (.NET Framework 4.8 / Windows Forms).</w:t>
       </w:r>
     </w:p>
     <w:p>
@@ -3003,32 +2446,15 @@
         </w:numPr>
         <w:spacing w:before="60" w:after="60" w:line="240" w:lineRule="auto"/>
         <w:contextualSpacing w:val="0"/>
-      </w:pPr>
-      <w:r>
-        <w:rPr>
-          <w:rFonts w:ascii="Arial" w:eastAsia="Arial" w:hAnsi="Arial" w:cs="Arial"/>
-          <w:sz w:val="22"/>
-          <w:szCs w:val="22"/>
-        </w:rPr>
-        <w:t xml:space="preserve">El sistema opera exclusivamente en entornos Windows (.NET Framework 4.8 / Windows </w:t>
-      </w:r>
-      <w:proofErr w:type="spellStart"/>
-      <w:r>
-        <w:rPr>
-          <w:rFonts w:ascii="Arial" w:eastAsia="Arial" w:hAnsi="Arial" w:cs="Arial"/>
-          <w:sz w:val="22"/>
-          <w:szCs w:val="22"/>
-        </w:rPr>
-        <w:t>Forms</w:t>
-      </w:r>
-      <w:proofErr w:type="spellEnd"/>
-      <w:r>
-        <w:rPr>
-          <w:rFonts w:ascii="Arial" w:eastAsia="Arial" w:hAnsi="Arial" w:cs="Arial"/>
-          <w:sz w:val="22"/>
-          <w:szCs w:val="22"/>
-        </w:rPr>
-        <w:t>).</w:t>
+        <w:jc w:val="both"/>
+      </w:pPr>
+      <w:r>
+        <w:rPr>
+          <w:rFonts w:ascii="Arial" w:eastAsia="Arial" w:hAnsi="Arial" w:cs="Arial"/>
+          <w:sz w:val="22"/>
+          <w:szCs w:val="22"/>
+        </w:rPr>
+        <w:t>La base de datos SQLite se almacena localmente en %AppData%\Lam7ara\; no soporta operación multi-equipo ni sincronización entre puntos de venta.</w:t>
       </w:r>
     </w:p>
     <w:p>
@@ -3040,239 +2466,41 @@
         </w:numPr>
         <w:spacing w:before="60" w:after="60" w:line="240" w:lineRule="auto"/>
         <w:contextualSpacing w:val="0"/>
-      </w:pPr>
-      <w:r>
-        <w:rPr>
-          <w:rFonts w:ascii="Arial" w:eastAsia="Arial" w:hAnsi="Arial" w:cs="Arial"/>
-          <w:sz w:val="22"/>
-          <w:szCs w:val="22"/>
-        </w:rPr>
-        <w:t>La base de datos SQLite se almacena localmente en %</w:t>
-      </w:r>
-      <w:proofErr w:type="spellStart"/>
-      <w:r>
-        <w:rPr>
-          <w:rFonts w:ascii="Arial" w:eastAsia="Arial" w:hAnsi="Arial" w:cs="Arial"/>
-          <w:sz w:val="22"/>
-          <w:szCs w:val="22"/>
-        </w:rPr>
-        <w:t>AppData</w:t>
-      </w:r>
-      <w:proofErr w:type="spellEnd"/>
-      <w:r>
-        <w:rPr>
-          <w:rFonts w:ascii="Arial" w:eastAsia="Arial" w:hAnsi="Arial" w:cs="Arial"/>
-          <w:sz w:val="22"/>
-          <w:szCs w:val="22"/>
-        </w:rPr>
-        <w:t xml:space="preserve">%\Lam7ara\; no soporta operación </w:t>
-      </w:r>
-      <w:proofErr w:type="spellStart"/>
-      <w:r>
-        <w:rPr>
-          <w:rFonts w:ascii="Arial" w:eastAsia="Arial" w:hAnsi="Arial" w:cs="Arial"/>
-          <w:sz w:val="22"/>
-          <w:szCs w:val="22"/>
-        </w:rPr>
-        <w:t>multi-equipo</w:t>
-      </w:r>
-      <w:proofErr w:type="spellEnd"/>
-      <w:r>
-        <w:rPr>
-          <w:rFonts w:ascii="Arial" w:eastAsia="Arial" w:hAnsi="Arial" w:cs="Arial"/>
-          <w:sz w:val="22"/>
-          <w:szCs w:val="22"/>
-        </w:rPr>
-        <w:t xml:space="preserve"> ni sincronización entre puntos de venta.</w:t>
-      </w:r>
-    </w:p>
-    <w:p>
-      <w:pPr>
-        <w:pStyle w:val="Prrafodelista"/>
-        <w:numPr>
-          <w:ilvl w:val="0"/>
-          <w:numId w:val="3"/>
-        </w:numPr>
+        <w:jc w:val="both"/>
+      </w:pPr>
+      <w:r>
+        <w:rPr>
+          <w:rFonts w:ascii="Arial" w:eastAsia="Arial" w:hAnsi="Arial" w:cs="Arial"/>
+          <w:sz w:val="22"/>
+          <w:szCs w:val="22"/>
+        </w:rPr>
+        <w:t>No cuenta con sistema de autenticación de usuarios ni roles de seguridad implementados.</w:t>
+      </w:r>
+    </w:p>
+    <w:p>
+      <w:pPr>
         <w:spacing w:before="60" w:after="60" w:line="240" w:lineRule="auto"/>
-        <w:contextualSpacing w:val="0"/>
-      </w:pPr>
-      <w:r>
-        <w:rPr>
-          <w:rFonts w:ascii="Arial" w:eastAsia="Arial" w:hAnsi="Arial" w:cs="Arial"/>
-          <w:sz w:val="22"/>
-          <w:szCs w:val="22"/>
-        </w:rPr>
-        <w:t>No cuenta con sistema de autenticación de usuarios ni roles de seguridad implementados.</w:t>
-      </w:r>
-    </w:p>
-    <w:p>
-      <w:pPr>
-        <w:pStyle w:val="Prrafodelista"/>
-        <w:numPr>
-          <w:ilvl w:val="0"/>
-          <w:numId w:val="3"/>
-        </w:numPr>
+        <w:jc w:val="both"/>
+      </w:pPr>
+    </w:p>
+    <w:p>
+      <w:pPr>
         <w:spacing w:before="60" w:after="60" w:line="240" w:lineRule="auto"/>
-        <w:contextualSpacing w:val="0"/>
-      </w:pPr>
-      <w:r>
-        <w:rPr>
-          <w:rFonts w:ascii="Arial" w:eastAsia="Arial" w:hAnsi="Arial" w:cs="Arial"/>
-          <w:sz w:val="22"/>
-          <w:szCs w:val="22"/>
-        </w:rPr>
-        <w:t xml:space="preserve">La </w:t>
-      </w:r>
-      <w:proofErr w:type="spellStart"/>
-      <w:r>
-        <w:rPr>
-          <w:rFonts w:ascii="Arial" w:eastAsia="Arial" w:hAnsi="Arial" w:cs="Arial"/>
-          <w:sz w:val="22"/>
-          <w:szCs w:val="22"/>
-        </w:rPr>
-        <w:t>actualizacion</w:t>
-      </w:r>
-      <w:proofErr w:type="spellEnd"/>
-      <w:r>
-        <w:rPr>
-          <w:rFonts w:ascii="Arial" w:eastAsia="Arial" w:hAnsi="Arial" w:cs="Arial"/>
-          <w:sz w:val="22"/>
-          <w:szCs w:val="22"/>
-        </w:rPr>
-        <w:t xml:space="preserve"> de cotizaciones del dólar es manual (</w:t>
-      </w:r>
-      <w:r>
-        <w:rPr>
-          <w:rFonts w:ascii="Arial" w:eastAsia="Arial" w:hAnsi="Arial" w:cs="Arial"/>
-          <w:sz w:val="22"/>
-          <w:szCs w:val="22"/>
-        </w:rPr>
-        <w:t>botón</w:t>
-      </w:r>
-      <w:r>
-        <w:rPr>
-          <w:rFonts w:ascii="Arial" w:eastAsia="Arial" w:hAnsi="Arial" w:cs="Arial"/>
-          <w:sz w:val="22"/>
-          <w:szCs w:val="22"/>
-        </w:rPr>
-        <w:t xml:space="preserve"> Actualizar); no se refresca </w:t>
-      </w:r>
-      <w:proofErr w:type="spellStart"/>
-      <w:r>
-        <w:rPr>
-          <w:rFonts w:ascii="Arial" w:eastAsia="Arial" w:hAnsi="Arial" w:cs="Arial"/>
-          <w:sz w:val="22"/>
-          <w:szCs w:val="22"/>
-        </w:rPr>
-        <w:t>automaticamente</w:t>
-      </w:r>
-      <w:proofErr w:type="spellEnd"/>
-      <w:r>
-        <w:rPr>
-          <w:rFonts w:ascii="Arial" w:eastAsia="Arial" w:hAnsi="Arial" w:cs="Arial"/>
-          <w:sz w:val="22"/>
-          <w:szCs w:val="22"/>
-        </w:rPr>
-        <w:t>.</w:t>
-      </w:r>
-    </w:p>
-    <w:p>
-      <w:pPr>
-        <w:pStyle w:val="Prrafodelista"/>
-        <w:numPr>
-          <w:ilvl w:val="0"/>
-          <w:numId w:val="3"/>
-        </w:numPr>
+        <w:jc w:val="both"/>
+      </w:pPr>
+    </w:p>
+    <w:p>
+      <w:pPr>
         <w:spacing w:before="60" w:after="60" w:line="240" w:lineRule="auto"/>
-        <w:contextualSpacing w:val="0"/>
-      </w:pPr>
-      <w:r>
-        <w:rPr>
-          <w:rFonts w:ascii="Arial" w:eastAsia="Arial" w:hAnsi="Arial" w:cs="Arial"/>
-          <w:sz w:val="22"/>
-          <w:szCs w:val="22"/>
-        </w:rPr>
-        <w:t xml:space="preserve">El </w:t>
-      </w:r>
-      <w:proofErr w:type="spellStart"/>
-      <w:r>
-        <w:rPr>
-          <w:rFonts w:ascii="Arial" w:eastAsia="Arial" w:hAnsi="Arial" w:cs="Arial"/>
-          <w:sz w:val="22"/>
-          <w:szCs w:val="22"/>
-        </w:rPr>
-        <w:t>modulo</w:t>
-      </w:r>
-      <w:proofErr w:type="spellEnd"/>
-      <w:r>
-        <w:rPr>
-          <w:rFonts w:ascii="Arial" w:eastAsia="Arial" w:hAnsi="Arial" w:cs="Arial"/>
-          <w:sz w:val="22"/>
-          <w:szCs w:val="22"/>
-        </w:rPr>
-        <w:t xml:space="preserve"> </w:t>
-      </w:r>
-      <w:proofErr w:type="spellStart"/>
-      <w:r>
-        <w:rPr>
-          <w:rFonts w:ascii="Arial" w:eastAsia="Arial" w:hAnsi="Arial" w:cs="Arial"/>
-          <w:sz w:val="22"/>
-          <w:szCs w:val="22"/>
-        </w:rPr>
-        <w:t>Tecnico</w:t>
-      </w:r>
-      <w:proofErr w:type="spellEnd"/>
-      <w:r>
-        <w:rPr>
-          <w:rFonts w:ascii="Arial" w:eastAsia="Arial" w:hAnsi="Arial" w:cs="Arial"/>
-          <w:sz w:val="22"/>
-          <w:szCs w:val="22"/>
-        </w:rPr>
-        <w:t xml:space="preserve"> del </w:t>
-      </w:r>
-      <w:proofErr w:type="spellStart"/>
-      <w:r>
-        <w:rPr>
-          <w:rFonts w:ascii="Arial" w:eastAsia="Arial" w:hAnsi="Arial" w:cs="Arial"/>
-          <w:sz w:val="22"/>
-          <w:szCs w:val="22"/>
-        </w:rPr>
-        <w:t>sidebar</w:t>
-      </w:r>
-      <w:proofErr w:type="spellEnd"/>
-      <w:r>
-        <w:rPr>
-          <w:rFonts w:ascii="Arial" w:eastAsia="Arial" w:hAnsi="Arial" w:cs="Arial"/>
-          <w:sz w:val="22"/>
-          <w:szCs w:val="22"/>
-        </w:rPr>
-        <w:t xml:space="preserve"> no se encuentra implementado en la </w:t>
-      </w:r>
-      <w:proofErr w:type="spellStart"/>
-      <w:r>
-        <w:rPr>
-          <w:rFonts w:ascii="Arial" w:eastAsia="Arial" w:hAnsi="Arial" w:cs="Arial"/>
-          <w:sz w:val="22"/>
-          <w:szCs w:val="22"/>
-        </w:rPr>
-        <w:t>version</w:t>
-      </w:r>
-      <w:proofErr w:type="spellEnd"/>
-      <w:r>
-        <w:rPr>
-          <w:rFonts w:ascii="Arial" w:eastAsia="Arial" w:hAnsi="Arial" w:cs="Arial"/>
-          <w:sz w:val="22"/>
-          <w:szCs w:val="22"/>
-        </w:rPr>
-        <w:t xml:space="preserve"> actual.</w:t>
-      </w:r>
-    </w:p>
-    <w:p/>
+        <w:jc w:val="both"/>
+      </w:pPr>
+    </w:p>
     <w:p>
       <w:pPr>
         <w:pStyle w:val="Ttulo3"/>
       </w:pPr>
       <w:r>
+        <w:lastRenderedPageBreak/>
         <w:t xml:space="preserve">Requerimientos </w:t>
       </w:r>
       <w:r>
@@ -3285,8 +2513,8 @@
     <w:tbl>
       <w:tblPr>
         <w:tblStyle w:val="TableNormal"/>
-        <w:tblW w:w="9080" w:type="dxa"/>
-        <w:tblInd w:w="137" w:type="dxa"/>
+        <w:tblW w:w="9645" w:type="dxa"/>
+        <w:tblInd w:w="-19" w:type="dxa"/>
         <w:tblBorders>
           <w:top w:val="single" w:sz="4" w:space="0" w:color="BCBCBC"/>
           <w:left w:val="single" w:sz="4" w:space="0" w:color="BCBCBC"/>
@@ -3299,25 +2527,20 @@
         <w:tblLook w:val="01E0" w:firstRow="1" w:lastRow="1" w:firstColumn="1" w:lastColumn="1" w:noHBand="0" w:noVBand="0"/>
       </w:tblPr>
       <w:tblGrid>
+        <w:gridCol w:w="836"/>
         <w:gridCol w:w="10"/>
-        <w:gridCol w:w="670"/>
-        <w:gridCol w:w="10"/>
-        <w:gridCol w:w="2144"/>
-        <w:gridCol w:w="10"/>
-        <w:gridCol w:w="6226"/>
-        <w:gridCol w:w="10"/>
+        <w:gridCol w:w="2570"/>
+        <w:gridCol w:w="6229"/>
       </w:tblGrid>
       <w:tr>
         <w:trPr>
-          <w:gridBefore w:val="1"/>
-          <w:wBefore w:w="10" w:type="dxa"/>
           <w:trHeight w:val="570"/>
         </w:trPr>
         <w:tc>
           <w:tcPr>
-            <w:tcW w:w="680" w:type="dxa"/>
+            <w:tcW w:w="846" w:type="dxa"/>
             <w:gridSpan w:val="2"/>
-            <w:shd w:val="clear" w:color="auto" w:fill="1A237E"/>
+            <w:shd w:val="clear" w:color="auto" w:fill="4C94D8" w:themeFill="text2" w:themeFillTint="80"/>
           </w:tcPr>
           <w:p>
             <w:pPr>
@@ -3328,7 +2551,6 @@
               <w:rPr>
                 <w:rFonts w:ascii="Arial"/>
                 <w:b/>
-                <w:sz w:val="20"/>
               </w:rPr>
             </w:pPr>
             <w:r>
@@ -3337,7 +2559,6 @@
                 <w:b/>
                 <w:color w:val="FFFFFF"/>
                 <w:spacing w:val="-5"/>
-                <w:sz w:val="20"/>
               </w:rPr>
               <w:t>ID</w:t>
             </w:r>
@@ -3345,9 +2566,8 @@
         </w:tc>
         <w:tc>
           <w:tcPr>
-            <w:tcW w:w="2154" w:type="dxa"/>
-            <w:gridSpan w:val="2"/>
-            <w:shd w:val="clear" w:color="auto" w:fill="1A237E"/>
+            <w:tcW w:w="2570" w:type="dxa"/>
+            <w:shd w:val="clear" w:color="auto" w:fill="4C94D8" w:themeFill="text2" w:themeFillTint="80"/>
           </w:tcPr>
           <w:p>
             <w:pPr>
@@ -3358,28 +2578,23 @@
               <w:rPr>
                 <w:rFonts w:ascii="Arial"/>
                 <w:b/>
-                <w:sz w:val="20"/>
               </w:rPr>
             </w:pPr>
-            <w:proofErr w:type="spellStart"/>
             <w:r>
               <w:rPr>
                 <w:rFonts w:ascii="Arial"/>
                 <w:b/>
                 <w:color w:val="FFFFFF"/>
                 <w:spacing w:val="-2"/>
-                <w:sz w:val="20"/>
               </w:rPr>
               <w:t>Requerimiento</w:t>
             </w:r>
-            <w:proofErr w:type="spellEnd"/>
           </w:p>
         </w:tc>
         <w:tc>
           <w:tcPr>
-            <w:tcW w:w="6236" w:type="dxa"/>
-            <w:gridSpan w:val="2"/>
-            <w:shd w:val="clear" w:color="auto" w:fill="1A237E"/>
+            <w:tcW w:w="6229" w:type="dxa"/>
+            <w:shd w:val="clear" w:color="auto" w:fill="4C94D8" w:themeFill="text2" w:themeFillTint="80"/>
           </w:tcPr>
           <w:p>
             <w:pPr>
@@ -3390,33 +2605,27 @@
               <w:rPr>
                 <w:rFonts w:ascii="Arial" w:hAnsi="Arial"/>
                 <w:b/>
-                <w:sz w:val="20"/>
               </w:rPr>
             </w:pPr>
-            <w:proofErr w:type="spellStart"/>
             <w:r>
               <w:rPr>
                 <w:rFonts w:ascii="Arial" w:hAnsi="Arial"/>
                 <w:b/>
                 <w:color w:val="FFFFFF"/>
                 <w:spacing w:val="-2"/>
-                <w:sz w:val="20"/>
               </w:rPr>
               <w:t>Descripción</w:t>
             </w:r>
-            <w:proofErr w:type="spellEnd"/>
           </w:p>
         </w:tc>
       </w:tr>
       <w:tr>
         <w:trPr>
-          <w:gridBefore w:val="1"/>
-          <w:wBefore w:w="10" w:type="dxa"/>
           <w:trHeight w:val="750"/>
         </w:trPr>
         <w:tc>
           <w:tcPr>
-            <w:tcW w:w="680" w:type="dxa"/>
+            <w:tcW w:w="846" w:type="dxa"/>
             <w:gridSpan w:val="2"/>
           </w:tcPr>
           <w:p>
@@ -3439,8 +2648,7 @@
         </w:tc>
         <w:tc>
           <w:tcPr>
-            <w:tcW w:w="2154" w:type="dxa"/>
-            <w:gridSpan w:val="2"/>
+            <w:tcW w:w="2570" w:type="dxa"/>
           </w:tcPr>
           <w:p>
             <w:pPr>
@@ -3468,23 +2676,13 @@
               <w:rPr>
                 <w:sz w:val="20"/>
               </w:rPr>
-              <w:t xml:space="preserve">de </w:t>
-            </w:r>
-            <w:proofErr w:type="spellStart"/>
-            <w:r>
-              <w:rPr>
-                <w:spacing w:val="-2"/>
-                <w:sz w:val="20"/>
-              </w:rPr>
-              <w:t>Productos</w:t>
-            </w:r>
-            <w:proofErr w:type="spellEnd"/>
+              <w:t>de Productos</w:t>
+            </w:r>
           </w:p>
         </w:tc>
         <w:tc>
           <w:tcPr>
-            <w:tcW w:w="6236" w:type="dxa"/>
-            <w:gridSpan w:val="2"/>
+            <w:tcW w:w="6229" w:type="dxa"/>
           </w:tcPr>
           <w:p>
             <w:pPr>
@@ -3508,14 +2706,12 @@
               </w:rPr>
               <w:t xml:space="preserve"> </w:t>
             </w:r>
-            <w:proofErr w:type="spellStart"/>
             <w:r>
               <w:rPr>
                 <w:sz w:val="20"/>
               </w:rPr>
               <w:t>completo</w:t>
             </w:r>
-            <w:proofErr w:type="spellEnd"/>
             <w:r>
               <w:rPr>
                 <w:spacing w:val="-7"/>
@@ -3536,14 +2732,12 @@
               </w:rPr>
               <w:t xml:space="preserve"> </w:t>
             </w:r>
-            <w:proofErr w:type="spellStart"/>
             <w:r>
               <w:rPr>
                 <w:sz w:val="20"/>
               </w:rPr>
               <w:t>productos</w:t>
             </w:r>
-            <w:proofErr w:type="spellEnd"/>
             <w:r>
               <w:rPr>
                 <w:spacing w:val="-7"/>
@@ -3564,14 +2758,12 @@
               </w:rPr>
               <w:t xml:space="preserve"> </w:t>
             </w:r>
-            <w:proofErr w:type="spellStart"/>
             <w:r>
               <w:rPr>
                 <w:sz w:val="20"/>
               </w:rPr>
               <w:t>especificaciones</w:t>
             </w:r>
-            <w:proofErr w:type="spellEnd"/>
             <w:r>
               <w:rPr>
                 <w:spacing w:val="-7"/>
@@ -3579,102 +2771,22 @@
               </w:rPr>
               <w:t xml:space="preserve"> </w:t>
             </w:r>
-            <w:proofErr w:type="spellStart"/>
-            <w:r>
-              <w:rPr>
-                <w:sz w:val="20"/>
-              </w:rPr>
-              <w:t>técnicas</w:t>
-            </w:r>
-            <w:proofErr w:type="spellEnd"/>
-            <w:r>
-              <w:rPr>
-                <w:sz w:val="20"/>
-              </w:rPr>
-              <w:t xml:space="preserve"> (</w:t>
-            </w:r>
-            <w:proofErr w:type="spellStart"/>
-            <w:r>
-              <w:rPr>
-                <w:sz w:val="20"/>
-              </w:rPr>
-              <w:t>marca</w:t>
-            </w:r>
-            <w:proofErr w:type="spellEnd"/>
-            <w:r>
-              <w:rPr>
-                <w:sz w:val="20"/>
-              </w:rPr>
-              <w:t xml:space="preserve">, </w:t>
-            </w:r>
-            <w:proofErr w:type="spellStart"/>
-            <w:r>
-              <w:rPr>
-                <w:sz w:val="20"/>
-              </w:rPr>
-              <w:t>modelo</w:t>
-            </w:r>
-            <w:proofErr w:type="spellEnd"/>
-            <w:r>
-              <w:rPr>
-                <w:sz w:val="20"/>
-              </w:rPr>
-              <w:t xml:space="preserve">, </w:t>
-            </w:r>
-            <w:proofErr w:type="spellStart"/>
-            <w:r>
-              <w:rPr>
-                <w:sz w:val="20"/>
-              </w:rPr>
-              <w:t>almacenamiento</w:t>
-            </w:r>
-            <w:proofErr w:type="spellEnd"/>
-            <w:r>
-              <w:rPr>
-                <w:sz w:val="20"/>
-              </w:rPr>
-              <w:t xml:space="preserve">, </w:t>
-            </w:r>
-            <w:proofErr w:type="spellStart"/>
-            <w:r>
-              <w:rPr>
-                <w:sz w:val="20"/>
-              </w:rPr>
-              <w:t>batería</w:t>
-            </w:r>
-            <w:proofErr w:type="spellEnd"/>
-            <w:r>
-              <w:rPr>
-                <w:sz w:val="20"/>
-              </w:rPr>
-              <w:t xml:space="preserve">), stock y </w:t>
-            </w:r>
-            <w:proofErr w:type="spellStart"/>
-            <w:r>
-              <w:rPr>
-                <w:sz w:val="20"/>
-              </w:rPr>
-              <w:t>precios</w:t>
-            </w:r>
-            <w:proofErr w:type="spellEnd"/>
-            <w:r>
-              <w:rPr>
-                <w:sz w:val="20"/>
-              </w:rPr>
-              <w:t>.</w:t>
+            <w:r>
+              <w:rPr>
+                <w:sz w:val="20"/>
+              </w:rPr>
+              <w:t>técnicas (marca, modelo, almacenamiento, batería), stock y precios.</w:t>
             </w:r>
           </w:p>
         </w:tc>
       </w:tr>
       <w:tr>
         <w:trPr>
-          <w:gridBefore w:val="1"/>
-          <w:wBefore w:w="10" w:type="dxa"/>
           <w:trHeight w:val="750"/>
         </w:trPr>
         <w:tc>
           <w:tcPr>
-            <w:tcW w:w="680" w:type="dxa"/>
+            <w:tcW w:w="846" w:type="dxa"/>
             <w:gridSpan w:val="2"/>
             <w:shd w:val="clear" w:color="auto" w:fill="F4F4F4"/>
           </w:tcPr>
@@ -3698,7 +2810,320 @@
         </w:tc>
         <w:tc>
           <w:tcPr>
-            <w:tcW w:w="2154" w:type="dxa"/>
+            <w:tcW w:w="2570" w:type="dxa"/>
+            <w:shd w:val="clear" w:color="auto" w:fill="F4F4F4"/>
+          </w:tcPr>
+          <w:p>
+            <w:pPr>
+              <w:pStyle w:val="TableParagraph"/>
+              <w:spacing w:before="27"/>
+              <w:ind w:left="0"/>
+              <w:rPr>
+                <w:rFonts w:ascii="Arial"/>
+                <w:b/>
+                <w:sz w:val="20"/>
+              </w:rPr>
+            </w:pPr>
+          </w:p>
+          <w:p>
+            <w:pPr>
+              <w:pStyle w:val="TableParagraph"/>
+              <w:spacing w:before="0"/>
+              <w:ind w:left="10" w:right="85"/>
+              <w:rPr>
+                <w:sz w:val="20"/>
+              </w:rPr>
+            </w:pPr>
+            <w:r>
+              <w:rPr>
+                <w:sz w:val="20"/>
+              </w:rPr>
+              <w:t xml:space="preserve">   </w:t>
+            </w:r>
+            <w:r>
+              <w:rPr>
+                <w:sz w:val="20"/>
+              </w:rPr>
+              <w:t xml:space="preserve">Gestión de </w:t>
+            </w:r>
+            <w:r>
+              <w:rPr>
+                <w:spacing w:val="-2"/>
+                <w:sz w:val="20"/>
+              </w:rPr>
+              <w:t>Clientes</w:t>
+            </w:r>
+          </w:p>
+        </w:tc>
+        <w:tc>
+          <w:tcPr>
+            <w:tcW w:w="6229" w:type="dxa"/>
+            <w:shd w:val="clear" w:color="auto" w:fill="F4F4F4"/>
+          </w:tcPr>
+          <w:p>
+            <w:pPr>
+              <w:pStyle w:val="TableParagraph"/>
+              <w:spacing w:line="271" w:lineRule="auto"/>
+              <w:ind w:right="108"/>
+              <w:rPr>
+                <w:sz w:val="20"/>
+              </w:rPr>
+            </w:pPr>
+            <w:r>
+              <w:rPr>
+                <w:sz w:val="20"/>
+              </w:rPr>
+              <w:t>CRUD</w:t>
+            </w:r>
+            <w:r>
+              <w:rPr>
+                <w:spacing w:val="-5"/>
+                <w:sz w:val="20"/>
+              </w:rPr>
+              <w:t xml:space="preserve"> </w:t>
+            </w:r>
+            <w:r>
+              <w:rPr>
+                <w:sz w:val="20"/>
+              </w:rPr>
+              <w:t>de</w:t>
+            </w:r>
+            <w:r>
+              <w:rPr>
+                <w:spacing w:val="-5"/>
+                <w:sz w:val="20"/>
+              </w:rPr>
+              <w:t xml:space="preserve"> </w:t>
+            </w:r>
+            <w:r>
+              <w:rPr>
+                <w:sz w:val="20"/>
+              </w:rPr>
+              <w:t>clientes</w:t>
+            </w:r>
+            <w:r>
+              <w:rPr>
+                <w:spacing w:val="-5"/>
+                <w:sz w:val="20"/>
+              </w:rPr>
+              <w:t xml:space="preserve"> </w:t>
+            </w:r>
+            <w:r>
+              <w:rPr>
+                <w:sz w:val="20"/>
+              </w:rPr>
+              <w:t>con</w:t>
+            </w:r>
+            <w:r>
+              <w:rPr>
+                <w:spacing w:val="-5"/>
+                <w:sz w:val="20"/>
+              </w:rPr>
+              <w:t xml:space="preserve"> </w:t>
+            </w:r>
+            <w:r>
+              <w:rPr>
+                <w:sz w:val="20"/>
+              </w:rPr>
+              <w:t>validación</w:t>
+            </w:r>
+            <w:r>
+              <w:rPr>
+                <w:spacing w:val="-5"/>
+                <w:sz w:val="20"/>
+              </w:rPr>
+              <w:t xml:space="preserve"> </w:t>
+            </w:r>
+            <w:r>
+              <w:rPr>
+                <w:sz w:val="20"/>
+              </w:rPr>
+              <w:t>de</w:t>
+            </w:r>
+            <w:r>
+              <w:rPr>
+                <w:spacing w:val="-5"/>
+                <w:sz w:val="20"/>
+              </w:rPr>
+              <w:t xml:space="preserve"> </w:t>
+            </w:r>
+            <w:r>
+              <w:rPr>
+                <w:sz w:val="20"/>
+              </w:rPr>
+              <w:t>datos:</w:t>
+            </w:r>
+            <w:r>
+              <w:rPr>
+                <w:spacing w:val="-5"/>
+                <w:sz w:val="20"/>
+              </w:rPr>
+              <w:t xml:space="preserve"> </w:t>
+            </w:r>
+            <w:r>
+              <w:rPr>
+                <w:sz w:val="20"/>
+              </w:rPr>
+              <w:t>nombre,</w:t>
+            </w:r>
+            <w:r>
+              <w:rPr>
+                <w:spacing w:val="-5"/>
+                <w:sz w:val="20"/>
+              </w:rPr>
+              <w:t xml:space="preserve"> </w:t>
+            </w:r>
+            <w:r>
+              <w:rPr>
+                <w:sz w:val="20"/>
+              </w:rPr>
+              <w:t>DNI,</w:t>
+            </w:r>
+            <w:r>
+              <w:rPr>
+                <w:spacing w:val="-5"/>
+                <w:sz w:val="20"/>
+              </w:rPr>
+              <w:t xml:space="preserve"> </w:t>
+            </w:r>
+            <w:r>
+              <w:rPr>
+                <w:sz w:val="20"/>
+              </w:rPr>
+              <w:t xml:space="preserve">teléfono, </w:t>
+            </w:r>
+            <w:r>
+              <w:rPr>
+                <w:spacing w:val="-2"/>
+                <w:sz w:val="20"/>
+              </w:rPr>
+              <w:t>email.</w:t>
+            </w:r>
+          </w:p>
+        </w:tc>
+      </w:tr>
+      <w:tr>
+        <w:trPr>
+          <w:trHeight w:val="750"/>
+        </w:trPr>
+        <w:tc>
+          <w:tcPr>
+            <w:tcW w:w="846" w:type="dxa"/>
+            <w:gridSpan w:val="2"/>
+          </w:tcPr>
+          <w:p>
+            <w:pPr>
+              <w:pStyle w:val="TableParagraph"/>
+              <w:spacing w:line="271" w:lineRule="auto"/>
+              <w:ind w:right="235"/>
+              <w:rPr>
+                <w:sz w:val="20"/>
+              </w:rPr>
+            </w:pPr>
+            <w:r>
+              <w:rPr>
+                <w:spacing w:val="-6"/>
+                <w:sz w:val="20"/>
+              </w:rPr>
+              <w:t>RF 03</w:t>
+            </w:r>
+          </w:p>
+        </w:tc>
+        <w:tc>
+          <w:tcPr>
+            <w:tcW w:w="2570" w:type="dxa"/>
+          </w:tcPr>
+          <w:p>
+            <w:pPr>
+              <w:pStyle w:val="TableParagraph"/>
+              <w:spacing w:line="271" w:lineRule="auto"/>
+              <w:ind w:right="365"/>
+              <w:rPr>
+                <w:sz w:val="20"/>
+              </w:rPr>
+            </w:pPr>
+            <w:r>
+              <w:rPr>
+                <w:sz w:val="20"/>
+              </w:rPr>
+              <w:t>Procesamiento</w:t>
+            </w:r>
+            <w:r>
+              <w:rPr>
+                <w:spacing w:val="-14"/>
+                <w:sz w:val="20"/>
+              </w:rPr>
+              <w:t xml:space="preserve"> </w:t>
+            </w:r>
+            <w:r>
+              <w:rPr>
+                <w:sz w:val="20"/>
+              </w:rPr>
+              <w:t xml:space="preserve">de </w:t>
+            </w:r>
+            <w:r>
+              <w:rPr>
+                <w:spacing w:val="-2"/>
+                <w:sz w:val="20"/>
+              </w:rPr>
+              <w:t>Ventas</w:t>
+            </w:r>
+          </w:p>
+        </w:tc>
+        <w:tc>
+          <w:tcPr>
+            <w:tcW w:w="6229" w:type="dxa"/>
+          </w:tcPr>
+          <w:p>
+            <w:pPr>
+              <w:pStyle w:val="TableParagraph"/>
+              <w:spacing w:line="271" w:lineRule="auto"/>
+              <w:ind w:right="108"/>
+              <w:rPr>
+                <w:sz w:val="20"/>
+              </w:rPr>
+            </w:pPr>
+            <w:r>
+              <w:rPr>
+                <w:rFonts w:ascii="Arial" w:eastAsia="Arial" w:hAnsi="Arial" w:cs="Arial"/>
+                <w:sz w:val="20"/>
+                <w:szCs w:val="20"/>
+              </w:rPr>
+              <w:t>Registro de ventas vinculando multiples productos, clientes y metodos de pago. Descuento automatico de stock al concretar.</w:t>
+            </w:r>
+          </w:p>
+        </w:tc>
+      </w:tr>
+      <w:tr>
+        <w:trPr>
+          <w:trHeight w:val="750"/>
+        </w:trPr>
+        <w:tc>
+          <w:tcPr>
+            <w:tcW w:w="836" w:type="dxa"/>
+            <w:shd w:val="clear" w:color="auto" w:fill="F4F4F4"/>
+          </w:tcPr>
+          <w:p>
+            <w:pPr>
+              <w:pStyle w:val="TableParagraph"/>
+              <w:spacing w:line="271" w:lineRule="auto"/>
+              <w:ind w:right="235"/>
+              <w:rPr>
+                <w:sz w:val="20"/>
+              </w:rPr>
+            </w:pPr>
+            <w:r>
+              <w:rPr>
+                <w:spacing w:val="-6"/>
+                <w:sz w:val="20"/>
+              </w:rPr>
+              <w:t>RF 04</w:t>
+            </w:r>
+          </w:p>
+        </w:tc>
+        <w:tc>
+          <w:tcPr>
+            <w:tcW w:w="2580" w:type="dxa"/>
             <w:gridSpan w:val="2"/>
             <w:shd w:val="clear" w:color="auto" w:fill="F4F4F4"/>
           </w:tcPr>
@@ -3718,41 +3143,28 @@
             <w:pPr>
               <w:pStyle w:val="TableParagraph"/>
               <w:spacing w:before="0"/>
-              <w:ind w:left="10" w:right="85"/>
-              <w:jc w:val="center"/>
               <w:rPr>
                 <w:sz w:val="20"/>
               </w:rPr>
             </w:pPr>
-            <w:proofErr w:type="spellStart"/>
-            <w:r>
-              <w:rPr>
-                <w:sz w:val="20"/>
-              </w:rPr>
-              <w:t>Gestión</w:t>
-            </w:r>
-            <w:proofErr w:type="spellEnd"/>
-            <w:r>
-              <w:rPr>
-                <w:sz w:val="20"/>
-              </w:rPr>
-              <w:t xml:space="preserve"> de </w:t>
-            </w:r>
-            <w:proofErr w:type="spellStart"/>
-            <w:r>
-              <w:rPr>
-                <w:spacing w:val="-2"/>
-                <w:sz w:val="20"/>
-              </w:rPr>
-              <w:t>Clientes</w:t>
-            </w:r>
-            <w:proofErr w:type="spellEnd"/>
+            <w:r>
+              <w:rPr>
+                <w:sz w:val="20"/>
+              </w:rPr>
+              <w:t xml:space="preserve">Generación de </w:t>
+            </w:r>
+            <w:r>
+              <w:rPr>
+                <w:spacing w:val="-5"/>
+                <w:sz w:val="20"/>
+              </w:rPr>
+              <w:t>PDF</w:t>
+            </w:r>
           </w:p>
         </w:tc>
         <w:tc>
           <w:tcPr>
-            <w:tcW w:w="6236" w:type="dxa"/>
-            <w:gridSpan w:val="2"/>
+            <w:tcW w:w="6229" w:type="dxa"/>
             <w:shd w:val="clear" w:color="auto" w:fill="F4F4F4"/>
           </w:tcPr>
           <w:p>
@@ -3768,7 +3180,7 @@
               <w:rPr>
                 <w:sz w:val="20"/>
               </w:rPr>
-              <w:t>CRUD</w:t>
+              <w:t>Emisión</w:t>
             </w:r>
             <w:r>
               <w:rPr>
@@ -3790,14 +3202,12 @@
               </w:rPr>
               <w:t xml:space="preserve"> </w:t>
             </w:r>
-            <w:proofErr w:type="spellStart"/>
-            <w:r>
-              <w:rPr>
-                <w:sz w:val="20"/>
-              </w:rPr>
-              <w:t>clientes</w:t>
-            </w:r>
-            <w:proofErr w:type="spellEnd"/>
+            <w:r>
+              <w:rPr>
+                <w:sz w:val="20"/>
+              </w:rPr>
+              <w:t>comprobantes</w:t>
+            </w:r>
             <w:r>
               <w:rPr>
                 <w:spacing w:val="-5"/>
@@ -3809,7 +3219,7 @@
               <w:rPr>
                 <w:sz w:val="20"/>
               </w:rPr>
-              <w:t>con</w:t>
+              <w:t>de</w:t>
             </w:r>
             <w:r>
               <w:rPr>
@@ -3818,14 +3228,12 @@
               </w:rPr>
               <w:t xml:space="preserve"> </w:t>
             </w:r>
-            <w:proofErr w:type="spellStart"/>
-            <w:r>
-              <w:rPr>
-                <w:sz w:val="20"/>
-              </w:rPr>
-              <w:t>validación</w:t>
-            </w:r>
-            <w:proofErr w:type="spellEnd"/>
+            <w:r>
+              <w:rPr>
+                <w:sz w:val="20"/>
+              </w:rPr>
+              <w:t>venta</w:t>
+            </w:r>
             <w:r>
               <w:rPr>
                 <w:spacing w:val="-5"/>
@@ -3837,7 +3245,7 @@
               <w:rPr>
                 <w:sz w:val="20"/>
               </w:rPr>
-              <w:t>de</w:t>
+              <w:t>en</w:t>
             </w:r>
             <w:r>
               <w:rPr>
@@ -3846,19 +3254,11 @@
               </w:rPr>
               <w:t xml:space="preserve"> </w:t>
             </w:r>
-            <w:proofErr w:type="spellStart"/>
-            <w:r>
-              <w:rPr>
-                <w:sz w:val="20"/>
-              </w:rPr>
-              <w:t>datos</w:t>
-            </w:r>
-            <w:proofErr w:type="spellEnd"/>
-            <w:r>
-              <w:rPr>
-                <w:sz w:val="20"/>
-              </w:rPr>
-              <w:t>:</w:t>
+            <w:r>
+              <w:rPr>
+                <w:sz w:val="20"/>
+              </w:rPr>
+              <w:t>formato</w:t>
             </w:r>
             <w:r>
               <w:rPr>
@@ -3867,19 +3267,11 @@
               </w:rPr>
               <w:t xml:space="preserve"> </w:t>
             </w:r>
-            <w:proofErr w:type="spellStart"/>
-            <w:r>
-              <w:rPr>
-                <w:sz w:val="20"/>
-              </w:rPr>
-              <w:t>nombre</w:t>
-            </w:r>
-            <w:proofErr w:type="spellEnd"/>
-            <w:r>
-              <w:rPr>
-                <w:sz w:val="20"/>
-              </w:rPr>
-              <w:t>,</w:t>
+            <w:r>
+              <w:rPr>
+                <w:sz w:val="20"/>
+              </w:rPr>
+              <w:t>PDF</w:t>
             </w:r>
             <w:r>
               <w:rPr>
@@ -3892,49 +3284,25 @@
               <w:rPr>
                 <w:sz w:val="20"/>
               </w:rPr>
-              <w:t>DNI,</w:t>
-            </w:r>
-            <w:r>
-              <w:rPr>
-                <w:spacing w:val="-5"/>
-                <w:sz w:val="20"/>
-              </w:rPr>
-              <w:t xml:space="preserve"> </w:t>
-            </w:r>
-            <w:proofErr w:type="spellStart"/>
-            <w:r>
-              <w:rPr>
-                <w:sz w:val="20"/>
-              </w:rPr>
-              <w:t>teléfono</w:t>
-            </w:r>
-            <w:proofErr w:type="spellEnd"/>
-            <w:r>
-              <w:rPr>
-                <w:sz w:val="20"/>
-              </w:rPr>
-              <w:t xml:space="preserve">, </w:t>
+              <w:t xml:space="preserve">mediante </w:t>
             </w:r>
             <w:r>
               <w:rPr>
                 <w:spacing w:val="-2"/>
                 <w:sz w:val="20"/>
               </w:rPr>
-              <w:t>email.</w:t>
+              <w:t>iTextSharp.</w:t>
             </w:r>
           </w:p>
         </w:tc>
       </w:tr>
       <w:tr>
         <w:trPr>
-          <w:gridBefore w:val="1"/>
-          <w:wBefore w:w="10" w:type="dxa"/>
           <w:trHeight w:val="750"/>
         </w:trPr>
         <w:tc>
           <w:tcPr>
-            <w:tcW w:w="680" w:type="dxa"/>
-            <w:gridSpan w:val="2"/>
+            <w:tcW w:w="836" w:type="dxa"/>
           </w:tcPr>
           <w:p>
             <w:pPr>
@@ -3950,251 +3318,97 @@
                 <w:spacing w:val="-6"/>
                 <w:sz w:val="20"/>
               </w:rPr>
-              <w:t>RF 03</w:t>
+              <w:t>RF 05</w:t>
             </w:r>
           </w:p>
         </w:tc>
         <w:tc>
           <w:tcPr>
-            <w:tcW w:w="2154" w:type="dxa"/>
+            <w:tcW w:w="2580" w:type="dxa"/>
             <w:gridSpan w:val="2"/>
           </w:tcPr>
           <w:p>
             <w:pPr>
               <w:pStyle w:val="TableParagraph"/>
-              <w:spacing w:line="271" w:lineRule="auto"/>
-              <w:ind w:right="365"/>
-              <w:rPr>
+              <w:spacing w:before="27"/>
+              <w:ind w:left="0"/>
+              <w:rPr>
+                <w:rFonts w:ascii="Arial"/>
+                <w:b/>
                 <w:sz w:val="20"/>
               </w:rPr>
             </w:pPr>
-            <w:proofErr w:type="spellStart"/>
-            <w:r>
-              <w:rPr>
-                <w:sz w:val="20"/>
-              </w:rPr>
-              <w:t>Procesamiento</w:t>
-            </w:r>
-            <w:proofErr w:type="spellEnd"/>
-            <w:r>
-              <w:rPr>
-                <w:spacing w:val="-14"/>
-                <w:sz w:val="20"/>
-              </w:rPr>
-              <w:t xml:space="preserve"> </w:t>
-            </w:r>
-            <w:r>
-              <w:rPr>
-                <w:sz w:val="20"/>
-              </w:rPr>
-              <w:t xml:space="preserve">de </w:t>
+          </w:p>
+          <w:p>
+            <w:pPr>
+              <w:pStyle w:val="TableParagraph"/>
+              <w:spacing w:before="0"/>
+              <w:rPr>
+                <w:sz w:val="20"/>
+              </w:rPr>
+            </w:pPr>
+            <w:r>
+              <w:rPr>
+                <w:sz w:val="20"/>
+              </w:rPr>
+              <w:t xml:space="preserve">Caja </w:t>
             </w:r>
             <w:r>
               <w:rPr>
                 <w:spacing w:val="-2"/>
                 <w:sz w:val="20"/>
               </w:rPr>
-              <w:t>Ventas</w:t>
+              <w:t>Registradora</w:t>
             </w:r>
           </w:p>
         </w:tc>
         <w:tc>
           <w:tcPr>
-            <w:tcW w:w="6236" w:type="dxa"/>
-            <w:gridSpan w:val="2"/>
+            <w:tcW w:w="6229" w:type="dxa"/>
           </w:tcPr>
           <w:p>
             <w:pPr>
               <w:pStyle w:val="TableParagraph"/>
-              <w:spacing w:line="271" w:lineRule="auto"/>
-              <w:ind w:right="108"/>
-              <w:rPr>
+              <w:spacing w:before="27"/>
+              <w:ind w:left="0"/>
+              <w:rPr>
+                <w:rFonts w:ascii="Arial"/>
+                <w:b/>
                 <w:sz w:val="20"/>
               </w:rPr>
             </w:pPr>
-            <w:r>
-              <w:rPr>
-                <w:rFonts w:ascii="Arial" w:eastAsia="Arial" w:hAnsi="Arial" w:cs="Arial"/>
-                <w:sz w:val="20"/>
-                <w:szCs w:val="20"/>
-              </w:rPr>
-              <w:t xml:space="preserve">Registro de </w:t>
-            </w:r>
-            <w:proofErr w:type="spellStart"/>
-            <w:r>
-              <w:rPr>
-                <w:rFonts w:ascii="Arial" w:eastAsia="Arial" w:hAnsi="Arial" w:cs="Arial"/>
-                <w:sz w:val="20"/>
-                <w:szCs w:val="20"/>
-              </w:rPr>
-              <w:t>ventas</w:t>
-            </w:r>
-            <w:proofErr w:type="spellEnd"/>
-            <w:r>
-              <w:rPr>
-                <w:rFonts w:ascii="Arial" w:eastAsia="Arial" w:hAnsi="Arial" w:cs="Arial"/>
-                <w:sz w:val="20"/>
-                <w:szCs w:val="20"/>
-              </w:rPr>
-              <w:t xml:space="preserve"> </w:t>
-            </w:r>
-            <w:proofErr w:type="spellStart"/>
-            <w:r>
-              <w:rPr>
-                <w:rFonts w:ascii="Arial" w:eastAsia="Arial" w:hAnsi="Arial" w:cs="Arial"/>
-                <w:sz w:val="20"/>
-                <w:szCs w:val="20"/>
-              </w:rPr>
-              <w:t>vinculando</w:t>
-            </w:r>
-            <w:proofErr w:type="spellEnd"/>
-            <w:r>
-              <w:rPr>
-                <w:rFonts w:ascii="Arial" w:eastAsia="Arial" w:hAnsi="Arial" w:cs="Arial"/>
-                <w:sz w:val="20"/>
-                <w:szCs w:val="20"/>
-              </w:rPr>
-              <w:t xml:space="preserve"> multiples </w:t>
-            </w:r>
-            <w:proofErr w:type="spellStart"/>
-            <w:r>
-              <w:rPr>
-                <w:rFonts w:ascii="Arial" w:eastAsia="Arial" w:hAnsi="Arial" w:cs="Arial"/>
-                <w:sz w:val="20"/>
-                <w:szCs w:val="20"/>
-              </w:rPr>
-              <w:t>productos</w:t>
-            </w:r>
-            <w:proofErr w:type="spellEnd"/>
-            <w:r>
-              <w:rPr>
-                <w:rFonts w:ascii="Arial" w:eastAsia="Arial" w:hAnsi="Arial" w:cs="Arial"/>
-                <w:sz w:val="20"/>
-                <w:szCs w:val="20"/>
-              </w:rPr>
-              <w:t xml:space="preserve">, </w:t>
-            </w:r>
-            <w:proofErr w:type="spellStart"/>
-            <w:r>
-              <w:rPr>
-                <w:rFonts w:ascii="Arial" w:eastAsia="Arial" w:hAnsi="Arial" w:cs="Arial"/>
-                <w:sz w:val="20"/>
-                <w:szCs w:val="20"/>
-              </w:rPr>
-              <w:t>clientes</w:t>
-            </w:r>
-            <w:proofErr w:type="spellEnd"/>
-            <w:r>
-              <w:rPr>
-                <w:rFonts w:ascii="Arial" w:eastAsia="Arial" w:hAnsi="Arial" w:cs="Arial"/>
-                <w:sz w:val="20"/>
-                <w:szCs w:val="20"/>
-              </w:rPr>
-              <w:t xml:space="preserve"> y </w:t>
-            </w:r>
-            <w:proofErr w:type="spellStart"/>
-            <w:r>
-              <w:rPr>
-                <w:rFonts w:ascii="Arial" w:eastAsia="Arial" w:hAnsi="Arial" w:cs="Arial"/>
-                <w:sz w:val="20"/>
-                <w:szCs w:val="20"/>
-              </w:rPr>
-              <w:t>metodos</w:t>
-            </w:r>
-            <w:proofErr w:type="spellEnd"/>
-            <w:r>
-              <w:rPr>
-                <w:rFonts w:ascii="Arial" w:eastAsia="Arial" w:hAnsi="Arial" w:cs="Arial"/>
-                <w:sz w:val="20"/>
-                <w:szCs w:val="20"/>
-              </w:rPr>
-              <w:t xml:space="preserve"> de </w:t>
-            </w:r>
-            <w:proofErr w:type="spellStart"/>
-            <w:r>
-              <w:rPr>
-                <w:rFonts w:ascii="Arial" w:eastAsia="Arial" w:hAnsi="Arial" w:cs="Arial"/>
-                <w:sz w:val="20"/>
-                <w:szCs w:val="20"/>
-              </w:rPr>
-              <w:t>pago</w:t>
-            </w:r>
-            <w:proofErr w:type="spellEnd"/>
-            <w:r>
-              <w:rPr>
-                <w:rFonts w:ascii="Arial" w:eastAsia="Arial" w:hAnsi="Arial" w:cs="Arial"/>
-                <w:sz w:val="20"/>
-                <w:szCs w:val="20"/>
-              </w:rPr>
-              <w:t xml:space="preserve">. </w:t>
-            </w:r>
-            <w:proofErr w:type="spellStart"/>
-            <w:r>
-              <w:rPr>
-                <w:rFonts w:ascii="Arial" w:eastAsia="Arial" w:hAnsi="Arial" w:cs="Arial"/>
-                <w:sz w:val="20"/>
-                <w:szCs w:val="20"/>
-              </w:rPr>
-              <w:t>Descuento</w:t>
-            </w:r>
-            <w:proofErr w:type="spellEnd"/>
-            <w:r>
-              <w:rPr>
-                <w:rFonts w:ascii="Arial" w:eastAsia="Arial" w:hAnsi="Arial" w:cs="Arial"/>
-                <w:sz w:val="20"/>
-                <w:szCs w:val="20"/>
-              </w:rPr>
-              <w:t xml:space="preserve"> </w:t>
-            </w:r>
-            <w:proofErr w:type="spellStart"/>
-            <w:r>
-              <w:rPr>
-                <w:rFonts w:ascii="Arial" w:eastAsia="Arial" w:hAnsi="Arial" w:cs="Arial"/>
-                <w:sz w:val="20"/>
-                <w:szCs w:val="20"/>
-              </w:rPr>
-              <w:t>automatico</w:t>
-            </w:r>
-            <w:proofErr w:type="spellEnd"/>
-            <w:r>
-              <w:rPr>
-                <w:rFonts w:ascii="Arial" w:eastAsia="Arial" w:hAnsi="Arial" w:cs="Arial"/>
-                <w:sz w:val="20"/>
-                <w:szCs w:val="20"/>
-              </w:rPr>
-              <w:t xml:space="preserve"> de stock al </w:t>
-            </w:r>
-            <w:proofErr w:type="spellStart"/>
-            <w:r>
-              <w:rPr>
-                <w:rFonts w:ascii="Arial" w:eastAsia="Arial" w:hAnsi="Arial" w:cs="Arial"/>
-                <w:sz w:val="20"/>
-                <w:szCs w:val="20"/>
-              </w:rPr>
-              <w:t>concretar</w:t>
-            </w:r>
-            <w:proofErr w:type="spellEnd"/>
-            <w:r>
-              <w:rPr>
-                <w:rFonts w:ascii="Arial" w:eastAsia="Arial" w:hAnsi="Arial" w:cs="Arial"/>
-                <w:sz w:val="20"/>
-                <w:szCs w:val="20"/>
-              </w:rPr>
-              <w:t>.</w:t>
+          </w:p>
+          <w:p>
+            <w:pPr>
+              <w:pStyle w:val="TableParagraph"/>
+              <w:spacing w:before="0"/>
+              <w:rPr>
+                <w:sz w:val="20"/>
+              </w:rPr>
+            </w:pPr>
+            <w:r>
+              <w:rPr>
+                <w:sz w:val="20"/>
+              </w:rPr>
+              <w:t xml:space="preserve">Apertura/cierre de turnos y registro de movimientos de </w:t>
+            </w:r>
+            <w:r>
+              <w:rPr>
+                <w:spacing w:val="-2"/>
+                <w:sz w:val="20"/>
+              </w:rPr>
+              <w:t>efectivo.</w:t>
             </w:r>
           </w:p>
         </w:tc>
       </w:tr>
       <w:tr>
         <w:trPr>
-          <w:gridAfter w:val="1"/>
-          <w:wAfter w:w="10" w:type="dxa"/>
           <w:trHeight w:val="750"/>
         </w:trPr>
         <w:tc>
           <w:tcPr>
-            <w:tcW w:w="680" w:type="dxa"/>
-            <w:gridSpan w:val="2"/>
+            <w:tcW w:w="836" w:type="dxa"/>
             <w:shd w:val="clear" w:color="auto" w:fill="F4F4F4"/>
           </w:tcPr>
           <w:p>
@@ -4211,13 +3425,13 @@
                 <w:spacing w:val="-6"/>
                 <w:sz w:val="20"/>
               </w:rPr>
-              <w:t>RF 04</w:t>
+              <w:t>RF 06</w:t>
             </w:r>
           </w:p>
         </w:tc>
         <w:tc>
           <w:tcPr>
-            <w:tcW w:w="2154" w:type="dxa"/>
+            <w:tcW w:w="2580" w:type="dxa"/>
             <w:gridSpan w:val="2"/>
             <w:shd w:val="clear" w:color="auto" w:fill="F4F4F4"/>
           </w:tcPr>
@@ -4243,23 +3457,16 @@
             </w:pPr>
             <w:r>
               <w:rPr>
-                <w:sz w:val="20"/>
-              </w:rPr>
-              <w:t xml:space="preserve">Generación de </w:t>
-            </w:r>
-            <w:r>
-              <w:rPr>
-                <w:spacing w:val="-5"/>
-                <w:sz w:val="20"/>
-              </w:rPr>
-              <w:t>PDF</w:t>
+                <w:spacing w:val="-2"/>
+                <w:sz w:val="20"/>
+              </w:rPr>
+              <w:t>Dashboard</w:t>
             </w:r>
           </w:p>
         </w:tc>
         <w:tc>
           <w:tcPr>
-            <w:tcW w:w="6236" w:type="dxa"/>
-            <w:gridSpan w:val="2"/>
+            <w:tcW w:w="6229" w:type="dxa"/>
             <w:shd w:val="clear" w:color="auto" w:fill="F4F4F4"/>
           </w:tcPr>
           <w:p>
@@ -4271,329 +3478,116 @@
                 <w:sz w:val="20"/>
               </w:rPr>
             </w:pPr>
-            <w:proofErr w:type="spellStart"/>
-            <w:r>
-              <w:rPr>
-                <w:sz w:val="20"/>
-              </w:rPr>
-              <w:t>Emisión</w:t>
-            </w:r>
-            <w:proofErr w:type="spellEnd"/>
-            <w:r>
-              <w:rPr>
-                <w:spacing w:val="-5"/>
-                <w:sz w:val="20"/>
-              </w:rPr>
-              <w:t xml:space="preserve"> </w:t>
-            </w:r>
-            <w:r>
-              <w:rPr>
-                <w:sz w:val="20"/>
-              </w:rPr>
-              <w:t>de</w:t>
-            </w:r>
-            <w:r>
-              <w:rPr>
-                <w:spacing w:val="-5"/>
-                <w:sz w:val="20"/>
-              </w:rPr>
-              <w:t xml:space="preserve"> </w:t>
-            </w:r>
-            <w:proofErr w:type="spellStart"/>
-            <w:r>
-              <w:rPr>
-                <w:sz w:val="20"/>
-              </w:rPr>
-              <w:t>comprobantes</w:t>
-            </w:r>
-            <w:proofErr w:type="spellEnd"/>
-            <w:r>
-              <w:rPr>
-                <w:spacing w:val="-5"/>
-                <w:sz w:val="20"/>
-              </w:rPr>
-              <w:t xml:space="preserve"> </w:t>
-            </w:r>
-            <w:r>
-              <w:rPr>
-                <w:sz w:val="20"/>
-              </w:rPr>
-              <w:t>de</w:t>
-            </w:r>
-            <w:r>
-              <w:rPr>
-                <w:spacing w:val="-5"/>
-                <w:sz w:val="20"/>
-              </w:rPr>
-              <w:t xml:space="preserve"> </w:t>
-            </w:r>
-            <w:proofErr w:type="spellStart"/>
-            <w:r>
-              <w:rPr>
-                <w:sz w:val="20"/>
-              </w:rPr>
-              <w:t>venta</w:t>
-            </w:r>
-            <w:proofErr w:type="spellEnd"/>
-            <w:r>
-              <w:rPr>
-                <w:spacing w:val="-5"/>
-                <w:sz w:val="20"/>
-              </w:rPr>
-              <w:t xml:space="preserve"> </w:t>
-            </w:r>
-            <w:r>
-              <w:rPr>
-                <w:sz w:val="20"/>
-              </w:rPr>
-              <w:t>en</w:t>
-            </w:r>
-            <w:r>
-              <w:rPr>
-                <w:spacing w:val="-5"/>
-                <w:sz w:val="20"/>
-              </w:rPr>
-              <w:t xml:space="preserve"> </w:t>
-            </w:r>
-            <w:proofErr w:type="spellStart"/>
-            <w:r>
-              <w:rPr>
-                <w:sz w:val="20"/>
-              </w:rPr>
-              <w:t>formato</w:t>
-            </w:r>
-            <w:proofErr w:type="spellEnd"/>
-            <w:r>
-              <w:rPr>
-                <w:spacing w:val="-5"/>
-                <w:sz w:val="20"/>
-              </w:rPr>
-              <w:t xml:space="preserve"> </w:t>
-            </w:r>
-            <w:r>
-              <w:rPr>
-                <w:sz w:val="20"/>
-              </w:rPr>
-              <w:t>PDF</w:t>
-            </w:r>
-            <w:r>
-              <w:rPr>
-                <w:spacing w:val="-5"/>
-                <w:sz w:val="20"/>
-              </w:rPr>
-              <w:t xml:space="preserve"> </w:t>
-            </w:r>
-            <w:proofErr w:type="spellStart"/>
-            <w:r>
-              <w:rPr>
-                <w:sz w:val="20"/>
-              </w:rPr>
-              <w:t>mediante</w:t>
-            </w:r>
-            <w:proofErr w:type="spellEnd"/>
-            <w:r>
-              <w:rPr>
-                <w:sz w:val="20"/>
-              </w:rPr>
-              <w:t xml:space="preserve"> </w:t>
-            </w:r>
-            <w:r>
-              <w:rPr>
-                <w:spacing w:val="-2"/>
-                <w:sz w:val="20"/>
-              </w:rPr>
-              <w:t>iTextSharp.</w:t>
+            <w:r>
+              <w:rPr>
+                <w:rFonts w:ascii="Arial" w:eastAsia="Arial" w:hAnsi="Arial" w:cs="Arial"/>
+                <w:sz w:val="20"/>
+                <w:szCs w:val="20"/>
+              </w:rPr>
+              <w:t>Visualizacion de ventas del dia, cantidad de ventas, clientes registrados, estado de caja, stock bajo y ultimas ventas.</w:t>
             </w:r>
           </w:p>
         </w:tc>
       </w:tr>
       <w:tr>
         <w:trPr>
-          <w:gridAfter w:val="1"/>
-          <w:wAfter w:w="10" w:type="dxa"/>
           <w:trHeight w:val="750"/>
         </w:trPr>
         <w:tc>
           <w:tcPr>
-            <w:tcW w:w="680" w:type="dxa"/>
+            <w:tcW w:w="836" w:type="dxa"/>
+          </w:tcPr>
+          <w:p>
+            <w:pPr>
+              <w:pStyle w:val="TableParagraph"/>
+              <w:spacing w:line="271" w:lineRule="auto"/>
+              <w:ind w:right="235"/>
+              <w:rPr>
+                <w:sz w:val="20"/>
+              </w:rPr>
+            </w:pPr>
+            <w:r>
+              <w:rPr>
+                <w:spacing w:val="-6"/>
+                <w:sz w:val="20"/>
+              </w:rPr>
+              <w:t>RF 07</w:t>
+            </w:r>
+          </w:p>
+        </w:tc>
+        <w:tc>
+          <w:tcPr>
+            <w:tcW w:w="2580" w:type="dxa"/>
             <w:gridSpan w:val="2"/>
           </w:tcPr>
           <w:p>
             <w:pPr>
               <w:pStyle w:val="TableParagraph"/>
               <w:spacing w:line="271" w:lineRule="auto"/>
-              <w:ind w:right="235"/>
+              <w:ind w:right="766"/>
               <w:rPr>
                 <w:sz w:val="20"/>
               </w:rPr>
             </w:pPr>
             <w:r>
               <w:rPr>
-                <w:spacing w:val="-6"/>
-                <w:sz w:val="20"/>
-              </w:rPr>
-              <w:t>RF 05</w:t>
+                <w:sz w:val="20"/>
+              </w:rPr>
+              <w:t>Cotización</w:t>
+            </w:r>
+            <w:r>
+              <w:rPr>
+                <w:spacing w:val="-14"/>
+                <w:sz w:val="20"/>
+              </w:rPr>
+              <w:t xml:space="preserve"> </w:t>
+            </w:r>
+            <w:r>
+              <w:rPr>
+                <w:sz w:val="20"/>
+              </w:rPr>
+              <w:t xml:space="preserve">de </w:t>
+            </w:r>
+            <w:r>
+              <w:rPr>
+                <w:spacing w:val="-2"/>
+                <w:sz w:val="20"/>
+              </w:rPr>
+              <w:t>Divisas</w:t>
             </w:r>
           </w:p>
         </w:tc>
         <w:tc>
           <w:tcPr>
-            <w:tcW w:w="2154" w:type="dxa"/>
-            <w:gridSpan w:val="2"/>
+            <w:tcW w:w="6229" w:type="dxa"/>
           </w:tcPr>
           <w:p>
             <w:pPr>
               <w:pStyle w:val="TableParagraph"/>
-              <w:spacing w:before="27"/>
-              <w:ind w:left="0"/>
-              <w:rPr>
-                <w:rFonts w:ascii="Arial"/>
-                <w:b/>
+              <w:spacing w:line="271" w:lineRule="auto"/>
+              <w:ind w:right="108"/>
+              <w:rPr>
                 <w:sz w:val="20"/>
               </w:rPr>
             </w:pPr>
-          </w:p>
-          <w:p>
-            <w:pPr>
-              <w:pStyle w:val="TableParagraph"/>
-              <w:spacing w:before="0"/>
-              <w:rPr>
-                <w:sz w:val="20"/>
-              </w:rPr>
-            </w:pPr>
-            <w:r>
-              <w:rPr>
-                <w:sz w:val="20"/>
-              </w:rPr>
-              <w:t xml:space="preserve">Caja </w:t>
-            </w:r>
-            <w:proofErr w:type="spellStart"/>
-            <w:r>
-              <w:rPr>
-                <w:spacing w:val="-2"/>
-                <w:sz w:val="20"/>
-              </w:rPr>
-              <w:t>Registradora</w:t>
-            </w:r>
-            <w:proofErr w:type="spellEnd"/>
-          </w:p>
-        </w:tc>
-        <w:tc>
-          <w:tcPr>
-            <w:tcW w:w="6236" w:type="dxa"/>
-            <w:gridSpan w:val="2"/>
-          </w:tcPr>
-          <w:p>
-            <w:pPr>
-              <w:pStyle w:val="TableParagraph"/>
-              <w:spacing w:before="27"/>
-              <w:ind w:left="0"/>
-              <w:rPr>
-                <w:rFonts w:ascii="Arial"/>
-                <w:b/>
-                <w:sz w:val="20"/>
-              </w:rPr>
-            </w:pPr>
-          </w:p>
-          <w:p>
-            <w:pPr>
-              <w:pStyle w:val="TableParagraph"/>
-              <w:spacing w:before="0"/>
-              <w:rPr>
-                <w:sz w:val="20"/>
-              </w:rPr>
-            </w:pPr>
-            <w:r>
-              <w:rPr>
-                <w:sz w:val="20"/>
-              </w:rPr>
-              <w:t>Apertura/</w:t>
-            </w:r>
-            <w:proofErr w:type="spellStart"/>
-            <w:r>
-              <w:rPr>
-                <w:sz w:val="20"/>
-              </w:rPr>
-              <w:t>cierre</w:t>
-            </w:r>
-            <w:proofErr w:type="spellEnd"/>
-            <w:r>
-              <w:rPr>
-                <w:sz w:val="20"/>
-              </w:rPr>
-              <w:t xml:space="preserve"> de </w:t>
-            </w:r>
-            <w:proofErr w:type="spellStart"/>
-            <w:r>
-              <w:rPr>
-                <w:sz w:val="20"/>
-              </w:rPr>
-              <w:t>turnos</w:t>
-            </w:r>
-            <w:proofErr w:type="spellEnd"/>
-            <w:r>
-              <w:rPr>
-                <w:sz w:val="20"/>
-              </w:rPr>
-              <w:t xml:space="preserve"> y </w:t>
-            </w:r>
-            <w:proofErr w:type="spellStart"/>
-            <w:r>
-              <w:rPr>
-                <w:sz w:val="20"/>
-              </w:rPr>
-              <w:t>registro</w:t>
-            </w:r>
-            <w:proofErr w:type="spellEnd"/>
-            <w:r>
-              <w:rPr>
-                <w:sz w:val="20"/>
-              </w:rPr>
-              <w:t xml:space="preserve"> de </w:t>
-            </w:r>
-            <w:proofErr w:type="spellStart"/>
-            <w:r>
-              <w:rPr>
-                <w:sz w:val="20"/>
-              </w:rPr>
-              <w:t>movimientos</w:t>
-            </w:r>
-            <w:proofErr w:type="spellEnd"/>
-            <w:r>
-              <w:rPr>
-                <w:sz w:val="20"/>
-              </w:rPr>
-              <w:t xml:space="preserve"> de </w:t>
-            </w:r>
-            <w:proofErr w:type="spellStart"/>
-            <w:r>
-              <w:rPr>
-                <w:spacing w:val="-2"/>
-                <w:sz w:val="20"/>
-              </w:rPr>
-              <w:t>efectivo</w:t>
-            </w:r>
-            <w:proofErr w:type="spellEnd"/>
-            <w:r>
-              <w:rPr>
-                <w:spacing w:val="-2"/>
-                <w:sz w:val="20"/>
-              </w:rPr>
-              <w:t>.</w:t>
+            <w:r>
+              <w:rPr>
+                <w:rFonts w:ascii="Arial" w:eastAsia="Arial" w:hAnsi="Arial" w:cs="Arial"/>
+                <w:sz w:val="20"/>
+                <w:szCs w:val="20"/>
+              </w:rPr>
+              <w:t>Consulta a la API de dolarapi.com para obtener tipos de cambio (oficial, blue, tarjeta) actualizados.</w:t>
             </w:r>
           </w:p>
         </w:tc>
       </w:tr>
       <w:tr>
         <w:trPr>
-          <w:gridAfter w:val="1"/>
-          <w:wAfter w:w="10" w:type="dxa"/>
           <w:trHeight w:val="750"/>
         </w:trPr>
         <w:tc>
           <w:tcPr>
-            <w:tcW w:w="680" w:type="dxa"/>
-            <w:gridSpan w:val="2"/>
+            <w:tcW w:w="836" w:type="dxa"/>
             <w:shd w:val="clear" w:color="auto" w:fill="F4F4F4"/>
           </w:tcPr>
           <w:p>
@@ -4610,500 +3604,13 @@
                 <w:spacing w:val="-6"/>
                 <w:sz w:val="20"/>
               </w:rPr>
-              <w:t>RF 06</w:t>
+              <w:t>RF 08</w:t>
             </w:r>
           </w:p>
         </w:tc>
         <w:tc>
           <w:tcPr>
-            <w:tcW w:w="2154" w:type="dxa"/>
-            <w:gridSpan w:val="2"/>
-            <w:shd w:val="clear" w:color="auto" w:fill="F4F4F4"/>
-          </w:tcPr>
-          <w:p>
-            <w:pPr>
-              <w:pStyle w:val="TableParagraph"/>
-              <w:spacing w:before="27"/>
-              <w:ind w:left="0"/>
-              <w:rPr>
-                <w:rFonts w:ascii="Arial"/>
-                <w:b/>
-                <w:sz w:val="20"/>
-              </w:rPr>
-            </w:pPr>
-          </w:p>
-          <w:p>
-            <w:pPr>
-              <w:pStyle w:val="TableParagraph"/>
-              <w:spacing w:before="0"/>
-              <w:rPr>
-                <w:sz w:val="20"/>
-              </w:rPr>
-            </w:pPr>
-            <w:r>
-              <w:rPr>
-                <w:spacing w:val="-2"/>
-                <w:sz w:val="20"/>
-              </w:rPr>
-              <w:t>Dashboard</w:t>
-            </w:r>
-          </w:p>
-        </w:tc>
-        <w:tc>
-          <w:tcPr>
-            <w:tcW w:w="6236" w:type="dxa"/>
-            <w:gridSpan w:val="2"/>
-            <w:shd w:val="clear" w:color="auto" w:fill="F4F4F4"/>
-          </w:tcPr>
-          <w:p>
-            <w:pPr>
-              <w:pStyle w:val="TableParagraph"/>
-              <w:spacing w:line="271" w:lineRule="auto"/>
-              <w:ind w:right="108"/>
-              <w:rPr>
-                <w:sz w:val="20"/>
-              </w:rPr>
-            </w:pPr>
-            <w:proofErr w:type="spellStart"/>
-            <w:r>
-              <w:rPr>
-                <w:rFonts w:ascii="Arial" w:eastAsia="Arial" w:hAnsi="Arial" w:cs="Arial"/>
-                <w:sz w:val="20"/>
-                <w:szCs w:val="20"/>
-              </w:rPr>
-              <w:t>Visualizacion</w:t>
-            </w:r>
-            <w:proofErr w:type="spellEnd"/>
-            <w:r>
-              <w:rPr>
-                <w:rFonts w:ascii="Arial" w:eastAsia="Arial" w:hAnsi="Arial" w:cs="Arial"/>
-                <w:sz w:val="20"/>
-                <w:szCs w:val="20"/>
-              </w:rPr>
-              <w:t xml:space="preserve"> de </w:t>
-            </w:r>
-            <w:proofErr w:type="spellStart"/>
-            <w:r>
-              <w:rPr>
-                <w:rFonts w:ascii="Arial" w:eastAsia="Arial" w:hAnsi="Arial" w:cs="Arial"/>
-                <w:sz w:val="20"/>
-                <w:szCs w:val="20"/>
-              </w:rPr>
-              <w:t>ventas</w:t>
-            </w:r>
-            <w:proofErr w:type="spellEnd"/>
-            <w:r>
-              <w:rPr>
-                <w:rFonts w:ascii="Arial" w:eastAsia="Arial" w:hAnsi="Arial" w:cs="Arial"/>
-                <w:sz w:val="20"/>
-                <w:szCs w:val="20"/>
-              </w:rPr>
-              <w:t xml:space="preserve"> del </w:t>
-            </w:r>
-            <w:proofErr w:type="spellStart"/>
-            <w:r>
-              <w:rPr>
-                <w:rFonts w:ascii="Arial" w:eastAsia="Arial" w:hAnsi="Arial" w:cs="Arial"/>
-                <w:sz w:val="20"/>
-                <w:szCs w:val="20"/>
-              </w:rPr>
-              <w:t>dia</w:t>
-            </w:r>
-            <w:proofErr w:type="spellEnd"/>
-            <w:r>
-              <w:rPr>
-                <w:rFonts w:ascii="Arial" w:eastAsia="Arial" w:hAnsi="Arial" w:cs="Arial"/>
-                <w:sz w:val="20"/>
-                <w:szCs w:val="20"/>
-              </w:rPr>
-              <w:t xml:space="preserve">, </w:t>
-            </w:r>
-            <w:proofErr w:type="spellStart"/>
-            <w:r>
-              <w:rPr>
-                <w:rFonts w:ascii="Arial" w:eastAsia="Arial" w:hAnsi="Arial" w:cs="Arial"/>
-                <w:sz w:val="20"/>
-                <w:szCs w:val="20"/>
-              </w:rPr>
-              <w:t>cantidad</w:t>
-            </w:r>
-            <w:proofErr w:type="spellEnd"/>
-            <w:r>
-              <w:rPr>
-                <w:rFonts w:ascii="Arial" w:eastAsia="Arial" w:hAnsi="Arial" w:cs="Arial"/>
-                <w:sz w:val="20"/>
-                <w:szCs w:val="20"/>
-              </w:rPr>
-              <w:t xml:space="preserve"> de </w:t>
-            </w:r>
-            <w:proofErr w:type="spellStart"/>
-            <w:r>
-              <w:rPr>
-                <w:rFonts w:ascii="Arial" w:eastAsia="Arial" w:hAnsi="Arial" w:cs="Arial"/>
-                <w:sz w:val="20"/>
-                <w:szCs w:val="20"/>
-              </w:rPr>
-              <w:t>ventas</w:t>
-            </w:r>
-            <w:proofErr w:type="spellEnd"/>
-            <w:r>
-              <w:rPr>
-                <w:rFonts w:ascii="Arial" w:eastAsia="Arial" w:hAnsi="Arial" w:cs="Arial"/>
-                <w:sz w:val="20"/>
-                <w:szCs w:val="20"/>
-              </w:rPr>
-              <w:t xml:space="preserve">, </w:t>
-            </w:r>
-            <w:proofErr w:type="spellStart"/>
-            <w:r>
-              <w:rPr>
-                <w:rFonts w:ascii="Arial" w:eastAsia="Arial" w:hAnsi="Arial" w:cs="Arial"/>
-                <w:sz w:val="20"/>
-                <w:szCs w:val="20"/>
-              </w:rPr>
-              <w:t>clientes</w:t>
-            </w:r>
-            <w:proofErr w:type="spellEnd"/>
-            <w:r>
-              <w:rPr>
-                <w:rFonts w:ascii="Arial" w:eastAsia="Arial" w:hAnsi="Arial" w:cs="Arial"/>
-                <w:sz w:val="20"/>
-                <w:szCs w:val="20"/>
-              </w:rPr>
-              <w:t xml:space="preserve"> </w:t>
-            </w:r>
-            <w:proofErr w:type="spellStart"/>
-            <w:r>
-              <w:rPr>
-                <w:rFonts w:ascii="Arial" w:eastAsia="Arial" w:hAnsi="Arial" w:cs="Arial"/>
-                <w:sz w:val="20"/>
-                <w:szCs w:val="20"/>
-              </w:rPr>
-              <w:t>registrados</w:t>
-            </w:r>
-            <w:proofErr w:type="spellEnd"/>
-            <w:r>
-              <w:rPr>
-                <w:rFonts w:ascii="Arial" w:eastAsia="Arial" w:hAnsi="Arial" w:cs="Arial"/>
-                <w:sz w:val="20"/>
-                <w:szCs w:val="20"/>
-              </w:rPr>
-              <w:t xml:space="preserve">, </w:t>
-            </w:r>
-            <w:proofErr w:type="spellStart"/>
-            <w:r>
-              <w:rPr>
-                <w:rFonts w:ascii="Arial" w:eastAsia="Arial" w:hAnsi="Arial" w:cs="Arial"/>
-                <w:sz w:val="20"/>
-                <w:szCs w:val="20"/>
-              </w:rPr>
-              <w:t>estado</w:t>
-            </w:r>
-            <w:proofErr w:type="spellEnd"/>
-            <w:r>
-              <w:rPr>
-                <w:rFonts w:ascii="Arial" w:eastAsia="Arial" w:hAnsi="Arial" w:cs="Arial"/>
-                <w:sz w:val="20"/>
-                <w:szCs w:val="20"/>
-              </w:rPr>
-              <w:t xml:space="preserve"> de </w:t>
-            </w:r>
-            <w:proofErr w:type="spellStart"/>
-            <w:r>
-              <w:rPr>
-                <w:rFonts w:ascii="Arial" w:eastAsia="Arial" w:hAnsi="Arial" w:cs="Arial"/>
-                <w:sz w:val="20"/>
-                <w:szCs w:val="20"/>
-              </w:rPr>
-              <w:t>caja</w:t>
-            </w:r>
-            <w:proofErr w:type="spellEnd"/>
-            <w:r>
-              <w:rPr>
-                <w:rFonts w:ascii="Arial" w:eastAsia="Arial" w:hAnsi="Arial" w:cs="Arial"/>
-                <w:sz w:val="20"/>
-                <w:szCs w:val="20"/>
-              </w:rPr>
-              <w:t xml:space="preserve">, stock bajo y </w:t>
-            </w:r>
-            <w:proofErr w:type="spellStart"/>
-            <w:r>
-              <w:rPr>
-                <w:rFonts w:ascii="Arial" w:eastAsia="Arial" w:hAnsi="Arial" w:cs="Arial"/>
-                <w:sz w:val="20"/>
-                <w:szCs w:val="20"/>
-              </w:rPr>
-              <w:t>ultimas</w:t>
-            </w:r>
-            <w:proofErr w:type="spellEnd"/>
-            <w:r>
-              <w:rPr>
-                <w:rFonts w:ascii="Arial" w:eastAsia="Arial" w:hAnsi="Arial" w:cs="Arial"/>
-                <w:sz w:val="20"/>
-                <w:szCs w:val="20"/>
-              </w:rPr>
-              <w:t xml:space="preserve"> </w:t>
-            </w:r>
-            <w:proofErr w:type="spellStart"/>
-            <w:r>
-              <w:rPr>
-                <w:rFonts w:ascii="Arial" w:eastAsia="Arial" w:hAnsi="Arial" w:cs="Arial"/>
-                <w:sz w:val="20"/>
-                <w:szCs w:val="20"/>
-              </w:rPr>
-              <w:t>ventas</w:t>
-            </w:r>
-            <w:proofErr w:type="spellEnd"/>
-            <w:r>
-              <w:rPr>
-                <w:rFonts w:ascii="Arial" w:eastAsia="Arial" w:hAnsi="Arial" w:cs="Arial"/>
-                <w:sz w:val="20"/>
-                <w:szCs w:val="20"/>
-              </w:rPr>
-              <w:t>.</w:t>
-            </w:r>
-          </w:p>
-        </w:tc>
-      </w:tr>
-      <w:tr>
-        <w:trPr>
-          <w:gridAfter w:val="1"/>
-          <w:wAfter w:w="10" w:type="dxa"/>
-          <w:trHeight w:val="750"/>
-        </w:trPr>
-        <w:tc>
-          <w:tcPr>
-            <w:tcW w:w="680" w:type="dxa"/>
-            <w:gridSpan w:val="2"/>
-          </w:tcPr>
-          <w:p>
-            <w:pPr>
-              <w:pStyle w:val="TableParagraph"/>
-              <w:spacing w:line="271" w:lineRule="auto"/>
-              <w:ind w:right="235"/>
-              <w:rPr>
-                <w:sz w:val="20"/>
-              </w:rPr>
-            </w:pPr>
-            <w:r>
-              <w:rPr>
-                <w:spacing w:val="-6"/>
-                <w:sz w:val="20"/>
-              </w:rPr>
-              <w:t>RF 07</w:t>
-            </w:r>
-          </w:p>
-        </w:tc>
-        <w:tc>
-          <w:tcPr>
-            <w:tcW w:w="2154" w:type="dxa"/>
-            <w:gridSpan w:val="2"/>
-          </w:tcPr>
-          <w:p>
-            <w:pPr>
-              <w:pStyle w:val="TableParagraph"/>
-              <w:spacing w:line="271" w:lineRule="auto"/>
-              <w:ind w:right="766"/>
-              <w:rPr>
-                <w:sz w:val="20"/>
-              </w:rPr>
-            </w:pPr>
-            <w:proofErr w:type="spellStart"/>
-            <w:r>
-              <w:rPr>
-                <w:sz w:val="20"/>
-              </w:rPr>
-              <w:t>Cotización</w:t>
-            </w:r>
-            <w:proofErr w:type="spellEnd"/>
-            <w:r>
-              <w:rPr>
-                <w:spacing w:val="-14"/>
-                <w:sz w:val="20"/>
-              </w:rPr>
-              <w:t xml:space="preserve"> </w:t>
-            </w:r>
-            <w:r>
-              <w:rPr>
-                <w:sz w:val="20"/>
-              </w:rPr>
-              <w:t xml:space="preserve">de </w:t>
-            </w:r>
-            <w:r>
-              <w:rPr>
-                <w:spacing w:val="-2"/>
-                <w:sz w:val="20"/>
-              </w:rPr>
-              <w:t>Divisas</w:t>
-            </w:r>
-          </w:p>
-        </w:tc>
-        <w:tc>
-          <w:tcPr>
-            <w:tcW w:w="6236" w:type="dxa"/>
-            <w:gridSpan w:val="2"/>
-          </w:tcPr>
-          <w:p>
-            <w:pPr>
-              <w:pStyle w:val="TableParagraph"/>
-              <w:spacing w:line="271" w:lineRule="auto"/>
-              <w:ind w:right="108"/>
-              <w:rPr>
-                <w:sz w:val="20"/>
-              </w:rPr>
-            </w:pPr>
-            <w:r>
-              <w:rPr>
-                <w:rFonts w:ascii="Arial" w:eastAsia="Arial" w:hAnsi="Arial" w:cs="Arial"/>
-                <w:sz w:val="20"/>
-                <w:szCs w:val="20"/>
-              </w:rPr>
-              <w:t xml:space="preserve">Consulta a la API de dolarapi.com para </w:t>
-            </w:r>
-            <w:proofErr w:type="spellStart"/>
-            <w:r>
-              <w:rPr>
-                <w:rFonts w:ascii="Arial" w:eastAsia="Arial" w:hAnsi="Arial" w:cs="Arial"/>
-                <w:sz w:val="20"/>
-                <w:szCs w:val="20"/>
-              </w:rPr>
-              <w:t>obtener</w:t>
-            </w:r>
-            <w:proofErr w:type="spellEnd"/>
-            <w:r>
-              <w:rPr>
-                <w:rFonts w:ascii="Arial" w:eastAsia="Arial" w:hAnsi="Arial" w:cs="Arial"/>
-                <w:sz w:val="20"/>
-                <w:szCs w:val="20"/>
-              </w:rPr>
-              <w:t xml:space="preserve"> </w:t>
-            </w:r>
-            <w:proofErr w:type="spellStart"/>
-            <w:r>
-              <w:rPr>
-                <w:rFonts w:ascii="Arial" w:eastAsia="Arial" w:hAnsi="Arial" w:cs="Arial"/>
-                <w:sz w:val="20"/>
-                <w:szCs w:val="20"/>
-              </w:rPr>
-              <w:t>tipos</w:t>
-            </w:r>
-            <w:proofErr w:type="spellEnd"/>
-            <w:r>
-              <w:rPr>
-                <w:rFonts w:ascii="Arial" w:eastAsia="Arial" w:hAnsi="Arial" w:cs="Arial"/>
-                <w:sz w:val="20"/>
-                <w:szCs w:val="20"/>
-              </w:rPr>
-              <w:t xml:space="preserve"> de </w:t>
-            </w:r>
-            <w:proofErr w:type="spellStart"/>
-            <w:r>
-              <w:rPr>
-                <w:rFonts w:ascii="Arial" w:eastAsia="Arial" w:hAnsi="Arial" w:cs="Arial"/>
-                <w:sz w:val="20"/>
-                <w:szCs w:val="20"/>
-              </w:rPr>
-              <w:t>cambio</w:t>
-            </w:r>
-            <w:proofErr w:type="spellEnd"/>
-            <w:r>
-              <w:rPr>
-                <w:rFonts w:ascii="Arial" w:eastAsia="Arial" w:hAnsi="Arial" w:cs="Arial"/>
-                <w:sz w:val="20"/>
-                <w:szCs w:val="20"/>
-              </w:rPr>
-              <w:t xml:space="preserve"> (</w:t>
-            </w:r>
-            <w:proofErr w:type="spellStart"/>
-            <w:r>
-              <w:rPr>
-                <w:rFonts w:ascii="Arial" w:eastAsia="Arial" w:hAnsi="Arial" w:cs="Arial"/>
-                <w:sz w:val="20"/>
-                <w:szCs w:val="20"/>
-              </w:rPr>
-              <w:t>oficial</w:t>
-            </w:r>
-            <w:proofErr w:type="spellEnd"/>
-            <w:r>
-              <w:rPr>
-                <w:rFonts w:ascii="Arial" w:eastAsia="Arial" w:hAnsi="Arial" w:cs="Arial"/>
-                <w:sz w:val="20"/>
-                <w:szCs w:val="20"/>
-              </w:rPr>
-              <w:t xml:space="preserve">, blue, </w:t>
-            </w:r>
-            <w:proofErr w:type="spellStart"/>
-            <w:r>
-              <w:rPr>
-                <w:rFonts w:ascii="Arial" w:eastAsia="Arial" w:hAnsi="Arial" w:cs="Arial"/>
-                <w:sz w:val="20"/>
-                <w:szCs w:val="20"/>
-              </w:rPr>
-              <w:t>tarjeta</w:t>
-            </w:r>
-            <w:proofErr w:type="spellEnd"/>
-            <w:r>
-              <w:rPr>
-                <w:rFonts w:ascii="Arial" w:eastAsia="Arial" w:hAnsi="Arial" w:cs="Arial"/>
-                <w:sz w:val="20"/>
-                <w:szCs w:val="20"/>
-              </w:rPr>
-              <w:t xml:space="preserve">) </w:t>
-            </w:r>
-            <w:proofErr w:type="spellStart"/>
-            <w:r>
-              <w:rPr>
-                <w:rFonts w:ascii="Arial" w:eastAsia="Arial" w:hAnsi="Arial" w:cs="Arial"/>
-                <w:sz w:val="20"/>
-                <w:szCs w:val="20"/>
-              </w:rPr>
-              <w:t>actualizados</w:t>
-            </w:r>
-            <w:proofErr w:type="spellEnd"/>
-            <w:r>
-              <w:rPr>
-                <w:rFonts w:ascii="Arial" w:eastAsia="Arial" w:hAnsi="Arial" w:cs="Arial"/>
-                <w:sz w:val="20"/>
-                <w:szCs w:val="20"/>
-              </w:rPr>
-              <w:t>.</w:t>
-            </w:r>
-          </w:p>
-        </w:tc>
-      </w:tr>
-      <w:tr>
-        <w:trPr>
-          <w:gridAfter w:val="1"/>
-          <w:wAfter w:w="10" w:type="dxa"/>
-          <w:trHeight w:val="750"/>
-        </w:trPr>
-        <w:tc>
-          <w:tcPr>
-            <w:tcW w:w="680" w:type="dxa"/>
-            <w:gridSpan w:val="2"/>
-            <w:shd w:val="clear" w:color="auto" w:fill="F4F4F4"/>
-          </w:tcPr>
-          <w:p>
-            <w:pPr>
-              <w:pStyle w:val="TableParagraph"/>
-              <w:spacing w:line="271" w:lineRule="auto"/>
-              <w:ind w:right="235"/>
-              <w:rPr>
-                <w:sz w:val="20"/>
-              </w:rPr>
-            </w:pPr>
-            <w:r>
-              <w:rPr>
-                <w:spacing w:val="-6"/>
-                <w:sz w:val="20"/>
-              </w:rPr>
-              <w:t>RF 08</w:t>
-            </w:r>
-          </w:p>
-        </w:tc>
-        <w:tc>
-          <w:tcPr>
-            <w:tcW w:w="2154" w:type="dxa"/>
+            <w:tcW w:w="2580" w:type="dxa"/>
             <w:gridSpan w:val="2"/>
             <w:shd w:val="clear" w:color="auto" w:fill="F4F4F4"/>
           </w:tcPr>
@@ -5116,37 +3623,18 @@
                 <w:sz w:val="20"/>
               </w:rPr>
             </w:pPr>
-            <w:proofErr w:type="spellStart"/>
             <w:r>
               <w:rPr>
                 <w:spacing w:val="-2"/>
                 <w:sz w:val="20"/>
               </w:rPr>
-              <w:t>Navegación</w:t>
-            </w:r>
-            <w:proofErr w:type="spellEnd"/>
-            <w:r>
-              <w:rPr>
-                <w:spacing w:val="-2"/>
-                <w:sz w:val="20"/>
-              </w:rPr>
-              <w:t xml:space="preserve"> </w:t>
-            </w:r>
-            <w:proofErr w:type="spellStart"/>
-            <w:r>
-              <w:rPr>
-                <w:spacing w:val="-2"/>
-                <w:sz w:val="20"/>
-              </w:rPr>
-              <w:t>Centralizada</w:t>
-            </w:r>
-            <w:proofErr w:type="spellEnd"/>
+              <w:t>Navegación Centralizada</w:t>
+            </w:r>
           </w:p>
         </w:tc>
         <w:tc>
           <w:tcPr>
-            <w:tcW w:w="6236" w:type="dxa"/>
-            <w:gridSpan w:val="2"/>
+            <w:tcW w:w="6229" w:type="dxa"/>
             <w:shd w:val="clear" w:color="auto" w:fill="F4F4F4"/>
           </w:tcPr>
           <w:p>
@@ -5158,14 +3646,12 @@
                 <w:sz w:val="20"/>
               </w:rPr>
             </w:pPr>
-            <w:proofErr w:type="spellStart"/>
             <w:r>
               <w:rPr>
                 <w:sz w:val="20"/>
               </w:rPr>
               <w:t>Interfaz</w:t>
             </w:r>
-            <w:proofErr w:type="spellEnd"/>
             <w:r>
               <w:rPr>
                 <w:spacing w:val="-6"/>
@@ -5190,21 +3676,7 @@
               <w:rPr>
                 <w:sz w:val="20"/>
               </w:rPr>
-              <w:t>(</w:t>
-            </w:r>
-            <w:proofErr w:type="spellStart"/>
-            <w:r>
-              <w:rPr>
-                <w:sz w:val="20"/>
-              </w:rPr>
-              <w:t>FormPrincipal</w:t>
-            </w:r>
-            <w:proofErr w:type="spellEnd"/>
-            <w:r>
-              <w:rPr>
-                <w:sz w:val="20"/>
-              </w:rPr>
-              <w:t>)</w:t>
+              <w:t>(FormPrincipal)</w:t>
             </w:r>
             <w:r>
               <w:rPr>
@@ -5226,14 +3698,12 @@
               </w:rPr>
               <w:t xml:space="preserve"> </w:t>
             </w:r>
-            <w:proofErr w:type="spellStart"/>
             <w:r>
               <w:rPr>
                 <w:sz w:val="20"/>
               </w:rPr>
               <w:t>navegación</w:t>
             </w:r>
-            <w:proofErr w:type="spellEnd"/>
             <w:r>
               <w:rPr>
                 <w:spacing w:val="-6"/>
@@ -5254,14 +3724,12 @@
               </w:rPr>
               <w:t xml:space="preserve"> </w:t>
             </w:r>
-            <w:proofErr w:type="spellStart"/>
             <w:r>
               <w:rPr>
                 <w:sz w:val="20"/>
               </w:rPr>
               <w:t>todos</w:t>
             </w:r>
-            <w:proofErr w:type="spellEnd"/>
             <w:r>
               <w:rPr>
                 <w:spacing w:val="-6"/>
@@ -5269,33 +3737,11 @@
               </w:rPr>
               <w:t xml:space="preserve"> </w:t>
             </w:r>
-            <w:proofErr w:type="spellStart"/>
-            <w:r>
-              <w:rPr>
-                <w:sz w:val="20"/>
-              </w:rPr>
-              <w:t>los</w:t>
-            </w:r>
-            <w:proofErr w:type="spellEnd"/>
-            <w:r>
-              <w:rPr>
-                <w:sz w:val="20"/>
-              </w:rPr>
-              <w:t xml:space="preserve"> </w:t>
-            </w:r>
-            <w:proofErr w:type="spellStart"/>
-            <w:r>
-              <w:rPr>
-                <w:sz w:val="20"/>
-              </w:rPr>
-              <w:t>módulos</w:t>
-            </w:r>
-            <w:proofErr w:type="spellEnd"/>
-            <w:r>
-              <w:rPr>
-                <w:sz w:val="20"/>
-              </w:rPr>
-              <w:t xml:space="preserve"> del </w:t>
+            <w:r>
+              <w:rPr>
+                <w:sz w:val="20"/>
+              </w:rPr>
+              <w:t xml:space="preserve">los módulos del </w:t>
             </w:r>
             <w:r>
               <w:rPr>
@@ -5319,7 +3765,6 @@
         <w:pStyle w:val="Ttulo3"/>
       </w:pPr>
       <w:r>
-        <w:lastRenderedPageBreak/>
         <w:t xml:space="preserve">Requerimientos No </w:t>
       </w:r>
       <w:r>
@@ -5361,7 +3806,7 @@
               <w:bottom w:val="single" w:sz="4" w:space="0" w:color="CCCCCC"/>
               <w:right w:val="single" w:sz="4" w:space="0" w:color="CCCCCC"/>
             </w:tcBorders>
-            <w:shd w:val="clear" w:color="auto" w:fill="2E5090"/>
+            <w:shd w:val="clear" w:color="auto" w:fill="4C94D8" w:themeFill="text2" w:themeFillTint="80"/>
             <w:tcMar>
               <w:top w:w="80" w:type="dxa"/>
               <w:left w:w="120" w:type="dxa"/>
@@ -5372,6 +3817,11 @@
           <w:p>
             <w:pPr>
               <w:jc w:val="center"/>
+              <w:rPr>
+                <w:rFonts w:ascii="Arial" w:hAnsi="Arial" w:cs="Arial"/>
+                <w:sz w:val="22"/>
+                <w:szCs w:val="22"/>
+              </w:rPr>
             </w:pPr>
             <w:r>
               <w:rPr>
@@ -5379,8 +3829,8 @@
                 <w:b/>
                 <w:bCs/>
                 <w:color w:val="FFFFFF"/>
-                <w:sz w:val="20"/>
-                <w:szCs w:val="20"/>
+                <w:sz w:val="22"/>
+                <w:szCs w:val="22"/>
               </w:rPr>
               <w:t>ID</w:t>
             </w:r>
@@ -5395,7 +3845,7 @@
               <w:bottom w:val="single" w:sz="4" w:space="0" w:color="CCCCCC"/>
               <w:right w:val="single" w:sz="4" w:space="0" w:color="CCCCCC"/>
             </w:tcBorders>
-            <w:shd w:val="clear" w:color="auto" w:fill="2E5090"/>
+            <w:shd w:val="clear" w:color="auto" w:fill="4C94D8" w:themeFill="text2" w:themeFillTint="80"/>
             <w:tcMar>
               <w:top w:w="80" w:type="dxa"/>
               <w:left w:w="120" w:type="dxa"/>
@@ -5406,6 +3856,11 @@
           <w:p>
             <w:pPr>
               <w:jc w:val="center"/>
+              <w:rPr>
+                <w:rFonts w:ascii="Arial" w:hAnsi="Arial" w:cs="Arial"/>
+                <w:sz w:val="22"/>
+                <w:szCs w:val="22"/>
+              </w:rPr>
             </w:pPr>
             <w:r>
               <w:rPr>
@@ -5413,8 +3868,8 @@
                 <w:b/>
                 <w:bCs/>
                 <w:color w:val="FFFFFF"/>
-                <w:sz w:val="20"/>
-                <w:szCs w:val="20"/>
+                <w:sz w:val="22"/>
+                <w:szCs w:val="22"/>
               </w:rPr>
               <w:t>Requerimiento</w:t>
             </w:r>
@@ -5429,7 +3884,7 @@
               <w:bottom w:val="single" w:sz="4" w:space="0" w:color="CCCCCC"/>
               <w:right w:val="single" w:sz="4" w:space="0" w:color="CCCCCC"/>
             </w:tcBorders>
-            <w:shd w:val="clear" w:color="auto" w:fill="2E5090"/>
+            <w:shd w:val="clear" w:color="auto" w:fill="4C94D8" w:themeFill="text2" w:themeFillTint="80"/>
             <w:tcMar>
               <w:top w:w="80" w:type="dxa"/>
               <w:left w:w="120" w:type="dxa"/>
@@ -5440,20 +3895,23 @@
           <w:p>
             <w:pPr>
               <w:jc w:val="center"/>
+              <w:rPr>
+                <w:rFonts w:ascii="Arial" w:hAnsi="Arial" w:cs="Arial"/>
+                <w:sz w:val="22"/>
+                <w:szCs w:val="22"/>
+              </w:rPr>
             </w:pPr>
-            <w:proofErr w:type="spellStart"/>
             <w:r>
               <w:rPr>
                 <w:rFonts w:ascii="Arial" w:eastAsia="Arial" w:hAnsi="Arial" w:cs="Arial"/>
                 <w:b/>
                 <w:bCs/>
                 <w:color w:val="FFFFFF"/>
-                <w:sz w:val="20"/>
-                <w:szCs w:val="20"/>
+                <w:sz w:val="22"/>
+                <w:szCs w:val="22"/>
               </w:rPr>
               <w:t>Descripcion</w:t>
             </w:r>
-            <w:proofErr w:type="spellEnd"/>
           </w:p>
         </w:tc>
       </w:tr>
@@ -5481,8 +3939,6 @@
             <w:r>
               <w:rPr>
                 <w:rFonts w:ascii="Arial" w:eastAsia="Arial" w:hAnsi="Arial" w:cs="Arial"/>
-                <w:b/>
-                <w:bCs/>
                 <w:sz w:val="20"/>
                 <w:szCs w:val="20"/>
               </w:rPr>
@@ -5540,43 +3996,7 @@
                 <w:sz w:val="20"/>
                 <w:szCs w:val="20"/>
               </w:rPr>
-              <w:t>Consultas parametrizadas (</w:t>
-            </w:r>
-            <w:proofErr w:type="spellStart"/>
-            <w:r>
-              <w:rPr>
-                <w:rFonts w:ascii="Arial" w:eastAsia="Arial" w:hAnsi="Arial" w:cs="Arial"/>
-                <w:sz w:val="20"/>
-                <w:szCs w:val="20"/>
-              </w:rPr>
-              <w:t>SQLiteCommand</w:t>
-            </w:r>
-            <w:proofErr w:type="spellEnd"/>
-            <w:r>
-              <w:rPr>
-                <w:rFonts w:ascii="Arial" w:eastAsia="Arial" w:hAnsi="Arial" w:cs="Arial"/>
-                <w:sz w:val="20"/>
-                <w:szCs w:val="20"/>
-              </w:rPr>
-              <w:t xml:space="preserve"> con </w:t>
-            </w:r>
-            <w:proofErr w:type="spellStart"/>
-            <w:r>
-              <w:rPr>
-                <w:rFonts w:ascii="Arial" w:eastAsia="Arial" w:hAnsi="Arial" w:cs="Arial"/>
-                <w:sz w:val="20"/>
-                <w:szCs w:val="20"/>
-              </w:rPr>
-              <w:t>Parameters</w:t>
-            </w:r>
-            <w:proofErr w:type="spellEnd"/>
-            <w:r>
-              <w:rPr>
-                <w:rFonts w:ascii="Arial" w:eastAsia="Arial" w:hAnsi="Arial" w:cs="Arial"/>
-                <w:sz w:val="20"/>
-                <w:szCs w:val="20"/>
-              </w:rPr>
-              <w:t xml:space="preserve">) para prevenir </w:t>
+              <w:t xml:space="preserve">Consultas parametrizadas (SQLiteCommand con Parameters) para prevenir </w:t>
             </w:r>
             <w:r>
               <w:rPr>
@@ -5621,8 +4041,6 @@
             <w:r>
               <w:rPr>
                 <w:rFonts w:ascii="Arial" w:eastAsia="Arial" w:hAnsi="Arial" w:cs="Arial"/>
-                <w:b/>
-                <w:bCs/>
                 <w:sz w:val="20"/>
                 <w:szCs w:val="20"/>
               </w:rPr>
@@ -5680,97 +4098,7 @@
                 <w:sz w:val="20"/>
                 <w:szCs w:val="20"/>
               </w:rPr>
-              <w:t xml:space="preserve">Interfaz </w:t>
-            </w:r>
-            <w:proofErr w:type="spellStart"/>
-            <w:r>
-              <w:rPr>
-                <w:rFonts w:ascii="Arial" w:eastAsia="Arial" w:hAnsi="Arial" w:cs="Arial"/>
-                <w:sz w:val="20"/>
-                <w:szCs w:val="20"/>
-              </w:rPr>
-              <w:t>dark</w:t>
-            </w:r>
-            <w:proofErr w:type="spellEnd"/>
-            <w:r>
-              <w:rPr>
-                <w:rFonts w:ascii="Arial" w:eastAsia="Arial" w:hAnsi="Arial" w:cs="Arial"/>
-                <w:sz w:val="20"/>
-                <w:szCs w:val="20"/>
-              </w:rPr>
-              <w:t xml:space="preserve"> </w:t>
-            </w:r>
-            <w:proofErr w:type="spellStart"/>
-            <w:r>
-              <w:rPr>
-                <w:rFonts w:ascii="Arial" w:eastAsia="Arial" w:hAnsi="Arial" w:cs="Arial"/>
-                <w:sz w:val="20"/>
-                <w:szCs w:val="20"/>
-              </w:rPr>
-              <w:t>theme</w:t>
-            </w:r>
-            <w:proofErr w:type="spellEnd"/>
-            <w:r>
-              <w:rPr>
-                <w:rFonts w:ascii="Arial" w:eastAsia="Arial" w:hAnsi="Arial" w:cs="Arial"/>
-                <w:sz w:val="20"/>
-                <w:szCs w:val="20"/>
-              </w:rPr>
-              <w:t xml:space="preserve"> moderna con controles </w:t>
-            </w:r>
-            <w:proofErr w:type="spellStart"/>
-            <w:r>
-              <w:rPr>
-                <w:rFonts w:ascii="Arial" w:eastAsia="Arial" w:hAnsi="Arial" w:cs="Arial"/>
-                <w:sz w:val="20"/>
-                <w:szCs w:val="20"/>
-              </w:rPr>
-              <w:t>ReaLTaiizor</w:t>
-            </w:r>
-            <w:proofErr w:type="spellEnd"/>
-            <w:r>
-              <w:rPr>
-                <w:rFonts w:ascii="Arial" w:eastAsia="Arial" w:hAnsi="Arial" w:cs="Arial"/>
-                <w:sz w:val="20"/>
-                <w:szCs w:val="20"/>
-              </w:rPr>
-              <w:t xml:space="preserve">. </w:t>
-            </w:r>
-            <w:proofErr w:type="spellStart"/>
-            <w:r>
-              <w:rPr>
-                <w:rFonts w:ascii="Arial" w:eastAsia="Arial" w:hAnsi="Arial" w:cs="Arial"/>
-                <w:sz w:val="20"/>
-                <w:szCs w:val="20"/>
-              </w:rPr>
-              <w:t>Sidebar</w:t>
-            </w:r>
-            <w:proofErr w:type="spellEnd"/>
-            <w:r>
-              <w:rPr>
-                <w:rFonts w:ascii="Arial" w:eastAsia="Arial" w:hAnsi="Arial" w:cs="Arial"/>
-                <w:sz w:val="20"/>
-                <w:szCs w:val="20"/>
-              </w:rPr>
-              <w:t xml:space="preserve"> con indicador de </w:t>
-            </w:r>
-            <w:proofErr w:type="spellStart"/>
-            <w:r>
-              <w:rPr>
-                <w:rFonts w:ascii="Arial" w:eastAsia="Arial" w:hAnsi="Arial" w:cs="Arial"/>
-                <w:sz w:val="20"/>
-                <w:szCs w:val="20"/>
-              </w:rPr>
-              <w:t>item</w:t>
-            </w:r>
-            <w:proofErr w:type="spellEnd"/>
-            <w:r>
-              <w:rPr>
-                <w:rFonts w:ascii="Arial" w:eastAsia="Arial" w:hAnsi="Arial" w:cs="Arial"/>
-                <w:sz w:val="20"/>
-                <w:szCs w:val="20"/>
-              </w:rPr>
-              <w:t xml:space="preserve"> activo y reloj en tiempo real.</w:t>
+              <w:t>Interfaz dark theme moderna con controles ReaLTaiizor. Sidebar con indicador de item activo y reloj en tiempo real.</w:t>
             </w:r>
           </w:p>
         </w:tc>
@@ -5799,8 +4127,6 @@
             <w:r>
               <w:rPr>
                 <w:rFonts w:ascii="Arial" w:eastAsia="Arial" w:hAnsi="Arial" w:cs="Arial"/>
-                <w:b/>
-                <w:bCs/>
                 <w:sz w:val="20"/>
                 <w:szCs w:val="20"/>
               </w:rPr>
@@ -5874,61 +4200,7 @@
                 <w:sz w:val="20"/>
                 <w:szCs w:val="20"/>
               </w:rPr>
-              <w:t xml:space="preserve"> entre modelos (</w:t>
-            </w:r>
-            <w:proofErr w:type="spellStart"/>
-            <w:r>
-              <w:rPr>
-                <w:rFonts w:ascii="Arial" w:eastAsia="Arial" w:hAnsi="Arial" w:cs="Arial"/>
-                <w:sz w:val="20"/>
-                <w:szCs w:val="20"/>
-              </w:rPr>
-              <w:t>Models</w:t>
-            </w:r>
-            <w:proofErr w:type="spellEnd"/>
-            <w:r>
-              <w:rPr>
-                <w:rFonts w:ascii="Arial" w:eastAsia="Arial" w:hAnsi="Arial" w:cs="Arial"/>
-                <w:sz w:val="20"/>
-                <w:szCs w:val="20"/>
-              </w:rPr>
-              <w:t>), servicios (</w:t>
-            </w:r>
-            <w:proofErr w:type="spellStart"/>
-            <w:r>
-              <w:rPr>
-                <w:rFonts w:ascii="Arial" w:eastAsia="Arial" w:hAnsi="Arial" w:cs="Arial"/>
-                <w:sz w:val="20"/>
-                <w:szCs w:val="20"/>
-              </w:rPr>
-              <w:t>Services</w:t>
-            </w:r>
-            <w:proofErr w:type="spellEnd"/>
-            <w:r>
-              <w:rPr>
-                <w:rFonts w:ascii="Arial" w:eastAsia="Arial" w:hAnsi="Arial" w:cs="Arial"/>
-                <w:sz w:val="20"/>
-                <w:szCs w:val="20"/>
-              </w:rPr>
-              <w:t>) y formularios (</w:t>
-            </w:r>
-            <w:proofErr w:type="spellStart"/>
-            <w:r>
-              <w:rPr>
-                <w:rFonts w:ascii="Arial" w:eastAsia="Arial" w:hAnsi="Arial" w:cs="Arial"/>
-                <w:sz w:val="20"/>
-                <w:szCs w:val="20"/>
-              </w:rPr>
-              <w:t>Forms</w:t>
-            </w:r>
-            <w:proofErr w:type="spellEnd"/>
-            <w:r>
-              <w:rPr>
-                <w:rFonts w:ascii="Arial" w:eastAsia="Arial" w:hAnsi="Arial" w:cs="Arial"/>
-                <w:sz w:val="20"/>
-                <w:szCs w:val="20"/>
-              </w:rPr>
-              <w:t>).</w:t>
+              <w:t xml:space="preserve"> entre modelos (Models), servicios (Services) y formularios (Forms).</w:t>
             </w:r>
           </w:p>
         </w:tc>
@@ -5957,8 +4229,6 @@
             <w:r>
               <w:rPr>
                 <w:rFonts w:ascii="Arial" w:eastAsia="Arial" w:hAnsi="Arial" w:cs="Arial"/>
-                <w:b/>
-                <w:bCs/>
                 <w:sz w:val="20"/>
                 <w:szCs w:val="20"/>
               </w:rPr>
@@ -6010,95 +4280,13 @@
             </w:tcMar>
           </w:tcPr>
           <w:p>
-            <w:proofErr w:type="spellStart"/>
             <w:r>
               <w:rPr>
                 <w:rFonts w:ascii="Arial" w:eastAsia="Arial" w:hAnsi="Arial" w:cs="Arial"/>
                 <w:sz w:val="20"/>
                 <w:szCs w:val="20"/>
               </w:rPr>
-              <w:t>Conexion</w:t>
-            </w:r>
-            <w:proofErr w:type="spellEnd"/>
-            <w:r>
-              <w:rPr>
-                <w:rFonts w:ascii="Arial" w:eastAsia="Arial" w:hAnsi="Arial" w:cs="Arial"/>
-                <w:sz w:val="20"/>
-                <w:szCs w:val="20"/>
-              </w:rPr>
-              <w:t xml:space="preserve"> SQLite local </w:t>
-            </w:r>
-            <w:proofErr w:type="spellStart"/>
-            <w:r>
-              <w:rPr>
-                <w:rFonts w:ascii="Arial" w:eastAsia="Arial" w:hAnsi="Arial" w:cs="Arial"/>
-                <w:sz w:val="20"/>
-                <w:szCs w:val="20"/>
-              </w:rPr>
-              <w:t>via</w:t>
-            </w:r>
-            <w:proofErr w:type="spellEnd"/>
-            <w:r>
-              <w:rPr>
-                <w:rFonts w:ascii="Arial" w:eastAsia="Arial" w:hAnsi="Arial" w:cs="Arial"/>
-                <w:sz w:val="20"/>
-                <w:szCs w:val="20"/>
-              </w:rPr>
-              <w:t xml:space="preserve"> </w:t>
-            </w:r>
-            <w:proofErr w:type="spellStart"/>
-            <w:r>
-              <w:rPr>
-                <w:rFonts w:ascii="Arial" w:eastAsia="Arial" w:hAnsi="Arial" w:cs="Arial"/>
-                <w:sz w:val="20"/>
-                <w:szCs w:val="20"/>
-              </w:rPr>
-              <w:t>Conectar.ObtenerConexion</w:t>
-            </w:r>
-            <w:proofErr w:type="spellEnd"/>
-            <w:r>
-              <w:rPr>
-                <w:rFonts w:ascii="Arial" w:eastAsia="Arial" w:hAnsi="Arial" w:cs="Arial"/>
-                <w:sz w:val="20"/>
-                <w:szCs w:val="20"/>
-              </w:rPr>
-              <w:t xml:space="preserve">() con cierre explicito usando </w:t>
-            </w:r>
-            <w:proofErr w:type="spellStart"/>
-            <w:r>
-              <w:rPr>
-                <w:rFonts w:ascii="Arial" w:eastAsia="Arial" w:hAnsi="Arial" w:cs="Arial"/>
-                <w:sz w:val="20"/>
-                <w:szCs w:val="20"/>
-              </w:rPr>
-              <w:t>using</w:t>
-            </w:r>
-            <w:proofErr w:type="spellEnd"/>
-            <w:r>
-              <w:rPr>
-                <w:rFonts w:ascii="Arial" w:eastAsia="Arial" w:hAnsi="Arial" w:cs="Arial"/>
-                <w:sz w:val="20"/>
-                <w:szCs w:val="20"/>
-              </w:rPr>
-              <w:t xml:space="preserve"> en cada </w:t>
-            </w:r>
-            <w:proofErr w:type="spellStart"/>
-            <w:r>
-              <w:rPr>
-                <w:rFonts w:ascii="Arial" w:eastAsia="Arial" w:hAnsi="Arial" w:cs="Arial"/>
-                <w:sz w:val="20"/>
-                <w:szCs w:val="20"/>
-              </w:rPr>
-              <w:t>operacion</w:t>
-            </w:r>
-            <w:proofErr w:type="spellEnd"/>
-            <w:r>
-              <w:rPr>
-                <w:rFonts w:ascii="Arial" w:eastAsia="Arial" w:hAnsi="Arial" w:cs="Arial"/>
-                <w:sz w:val="20"/>
-                <w:szCs w:val="20"/>
-              </w:rPr>
-              <w:t>.</w:t>
+              <w:t>Conexion SQLite local via Conectar.ObtenerConexion() con cierre explicito usando using en cada operacion.</w:t>
             </w:r>
           </w:p>
         </w:tc>
@@ -6127,8 +4315,6 @@
             <w:r>
               <w:rPr>
                 <w:rFonts w:ascii="Arial" w:eastAsia="Arial" w:hAnsi="Arial" w:cs="Arial"/>
-                <w:b/>
-                <w:bCs/>
                 <w:sz w:val="20"/>
                 <w:szCs w:val="20"/>
               </w:rPr>
@@ -6186,61 +4372,7 @@
                 <w:sz w:val="20"/>
                 <w:szCs w:val="20"/>
               </w:rPr>
-              <w:t>La BD se almacena en %</w:t>
-            </w:r>
-            <w:proofErr w:type="spellStart"/>
-            <w:r>
-              <w:rPr>
-                <w:rFonts w:ascii="Arial" w:eastAsia="Arial" w:hAnsi="Arial" w:cs="Arial"/>
-                <w:sz w:val="20"/>
-                <w:szCs w:val="20"/>
-              </w:rPr>
-              <w:t>AppData</w:t>
-            </w:r>
-            <w:proofErr w:type="spellEnd"/>
-            <w:r>
-              <w:rPr>
-                <w:rFonts w:ascii="Arial" w:eastAsia="Arial" w:hAnsi="Arial" w:cs="Arial"/>
-                <w:sz w:val="20"/>
-                <w:szCs w:val="20"/>
-              </w:rPr>
-              <w:t xml:space="preserve">%\Lam7ara\ con copia de respaldo </w:t>
-            </w:r>
-            <w:proofErr w:type="spellStart"/>
-            <w:r>
-              <w:rPr>
-                <w:rFonts w:ascii="Arial" w:eastAsia="Arial" w:hAnsi="Arial" w:cs="Arial"/>
-                <w:sz w:val="20"/>
-                <w:szCs w:val="20"/>
-              </w:rPr>
-              <w:t>automatica</w:t>
-            </w:r>
-            <w:proofErr w:type="spellEnd"/>
-            <w:r>
-              <w:rPr>
-                <w:rFonts w:ascii="Arial" w:eastAsia="Arial" w:hAnsi="Arial" w:cs="Arial"/>
-                <w:sz w:val="20"/>
-                <w:szCs w:val="20"/>
-              </w:rPr>
-              <w:t xml:space="preserve"> en %</w:t>
-            </w:r>
-            <w:proofErr w:type="spellStart"/>
-            <w:r>
-              <w:rPr>
-                <w:rFonts w:ascii="Arial" w:eastAsia="Arial" w:hAnsi="Arial" w:cs="Arial"/>
-                <w:sz w:val="20"/>
-                <w:szCs w:val="20"/>
-              </w:rPr>
-              <w:t>AppData</w:t>
-            </w:r>
-            <w:proofErr w:type="spellEnd"/>
-            <w:r>
-              <w:rPr>
-                <w:rFonts w:ascii="Arial" w:eastAsia="Arial" w:hAnsi="Arial" w:cs="Arial"/>
-                <w:sz w:val="20"/>
-                <w:szCs w:val="20"/>
-              </w:rPr>
-              <w:t>%\BackUpLam7ara\.</w:t>
+              <w:t>La BD se almacena en %AppData%\Lam7ara\ con copia de respaldo automatica en %AppData%\BackUpLam7ara\.</w:t>
             </w:r>
           </w:p>
         </w:tc>
@@ -6269,8 +4401,6 @@
             <w:r>
               <w:rPr>
                 <w:rFonts w:ascii="Arial" w:eastAsia="Arial" w:hAnsi="Arial" w:cs="Arial"/>
-                <w:b/>
-                <w:bCs/>
                 <w:sz w:val="20"/>
                 <w:szCs w:val="20"/>
               </w:rPr>
@@ -6328,25 +4458,7 @@
                 <w:sz w:val="20"/>
                 <w:szCs w:val="20"/>
               </w:rPr>
-              <w:t xml:space="preserve">Las operaciones de venta usan </w:t>
-            </w:r>
-            <w:proofErr w:type="spellStart"/>
-            <w:r>
-              <w:rPr>
-                <w:rFonts w:ascii="Arial" w:eastAsia="Arial" w:hAnsi="Arial" w:cs="Arial"/>
-                <w:sz w:val="20"/>
-                <w:szCs w:val="20"/>
-              </w:rPr>
-              <w:t>SQLiteTransaction</w:t>
-            </w:r>
-            <w:proofErr w:type="spellEnd"/>
-            <w:r>
-              <w:rPr>
-                <w:rFonts w:ascii="Arial" w:eastAsia="Arial" w:hAnsi="Arial" w:cs="Arial"/>
-                <w:sz w:val="20"/>
-                <w:szCs w:val="20"/>
-              </w:rPr>
-              <w:t xml:space="preserve"> para garantizar atomicidad (descuento de stock + registro de venta).</w:t>
+              <w:t>Las operaciones de venta usan SQLiteTransaction para garantizar atomicidad (descuento de stock + registro de venta).</w:t>
             </w:r>
           </w:p>
         </w:tc>
@@ -6365,15 +4477,9 @@
     </w:p>
     <w:p>
       <w:pPr>
-        <w:pStyle w:val="Ttulo2"/>
-        <w:rPr>
-          <w:color w:val="283493"/>
-        </w:rPr>
-      </w:pPr>
-      <w:r>
-        <w:rPr>
-          <w:color w:val="283493"/>
-        </w:rPr>
+        <w:pStyle w:val="Ttulo1"/>
+      </w:pPr>
+      <w:r>
         <w:t>Diseño del software</w:t>
       </w:r>
     </w:p>
@@ -6463,25 +4569,7 @@
           <w:sz w:val="22"/>
           <w:szCs w:val="22"/>
         </w:rPr>
-        <w:t xml:space="preserve"> (</w:t>
-      </w:r>
-      <w:proofErr w:type="spellStart"/>
-      <w:r>
-        <w:rPr>
-          <w:rFonts w:ascii="Arial" w:eastAsia="Arial" w:hAnsi="Arial" w:cs="Arial"/>
-          <w:sz w:val="22"/>
-          <w:szCs w:val="22"/>
-        </w:rPr>
-        <w:t>Forms</w:t>
-      </w:r>
-      <w:proofErr w:type="spellEnd"/>
-      <w:r>
-        <w:rPr>
-          <w:rFonts w:ascii="Arial" w:eastAsia="Arial" w:hAnsi="Arial" w:cs="Arial"/>
-          <w:sz w:val="22"/>
-          <w:szCs w:val="22"/>
-        </w:rPr>
-        <w:t>)</w:t>
+        <w:t xml:space="preserve"> (Forms)</w:t>
       </w:r>
       <w:r>
         <w:rPr>
@@ -6497,25 +4585,7 @@
           <w:sz w:val="22"/>
           <w:szCs w:val="22"/>
         </w:rPr>
-        <w:t xml:space="preserve">Formularios Windows </w:t>
-      </w:r>
-      <w:proofErr w:type="spellStart"/>
-      <w:r>
-        <w:rPr>
-          <w:rFonts w:ascii="Arial" w:eastAsia="Arial" w:hAnsi="Arial" w:cs="Arial"/>
-          <w:sz w:val="22"/>
-          <w:szCs w:val="22"/>
-        </w:rPr>
-        <w:t>Forms</w:t>
-      </w:r>
-      <w:proofErr w:type="spellEnd"/>
-      <w:r>
-        <w:rPr>
-          <w:rFonts w:ascii="Arial" w:eastAsia="Arial" w:hAnsi="Arial" w:cs="Arial"/>
-          <w:sz w:val="22"/>
-          <w:szCs w:val="22"/>
-        </w:rPr>
-        <w:t xml:space="preserve"> organizados por modulo: </w:t>
+        <w:t xml:space="preserve">Formularios Windows Forms organizados por modulo: </w:t>
       </w:r>
     </w:p>
     <w:p>
@@ -6528,59 +4598,13 @@
         <w:spacing w:before="60" w:after="60" w:line="240" w:lineRule="auto"/>
         <w:contextualSpacing w:val="0"/>
       </w:pPr>
-      <w:proofErr w:type="spellStart"/>
-      <w:r>
-        <w:rPr>
-          <w:rFonts w:ascii="Arial" w:eastAsia="Arial" w:hAnsi="Arial" w:cs="Arial"/>
-          <w:sz w:val="22"/>
-          <w:szCs w:val="22"/>
-        </w:rPr>
-        <w:t>FormMAIN</w:t>
-      </w:r>
-      <w:proofErr w:type="spellEnd"/>
-      <w:r>
-        <w:rPr>
-          <w:rFonts w:ascii="Arial" w:eastAsia="Arial" w:hAnsi="Arial" w:cs="Arial"/>
-          <w:sz w:val="22"/>
-          <w:szCs w:val="22"/>
-        </w:rPr>
-        <w:t xml:space="preserve"> (</w:t>
-      </w:r>
-      <w:proofErr w:type="spellStart"/>
-      <w:r>
-        <w:rPr>
-          <w:rFonts w:ascii="Arial" w:eastAsia="Arial" w:hAnsi="Arial" w:cs="Arial"/>
-          <w:sz w:val="22"/>
-          <w:szCs w:val="22"/>
-        </w:rPr>
-        <w:t>navegacion</w:t>
-      </w:r>
-      <w:proofErr w:type="spellEnd"/>
-      <w:r>
-        <w:rPr>
-          <w:rFonts w:ascii="Arial" w:eastAsia="Arial" w:hAnsi="Arial" w:cs="Arial"/>
-          <w:sz w:val="22"/>
-          <w:szCs w:val="22"/>
-        </w:rPr>
-        <w:t xml:space="preserve"> con </w:t>
-      </w:r>
-      <w:proofErr w:type="spellStart"/>
-      <w:r>
-        <w:rPr>
-          <w:rFonts w:ascii="Arial" w:eastAsia="Arial" w:hAnsi="Arial" w:cs="Arial"/>
-          <w:sz w:val="22"/>
-          <w:szCs w:val="22"/>
-        </w:rPr>
-        <w:t>sidebar</w:t>
-      </w:r>
-      <w:proofErr w:type="spellEnd"/>
-      <w:r>
-        <w:rPr>
-          <w:rFonts w:ascii="Arial" w:eastAsia="Arial" w:hAnsi="Arial" w:cs="Arial"/>
-          <w:sz w:val="22"/>
-          <w:szCs w:val="22"/>
-        </w:rPr>
-        <w:t>)</w:t>
+      <w:r>
+        <w:rPr>
+          <w:rFonts w:ascii="Arial" w:eastAsia="Arial" w:hAnsi="Arial" w:cs="Arial"/>
+          <w:sz w:val="22"/>
+          <w:szCs w:val="22"/>
+        </w:rPr>
+        <w:t>FormMAIN (navegacion con sidebar)</w:t>
       </w:r>
     </w:p>
     <w:p>
@@ -6593,41 +4617,13 @@
         <w:spacing w:before="60" w:after="60" w:line="240" w:lineRule="auto"/>
         <w:contextualSpacing w:val="0"/>
       </w:pPr>
-      <w:proofErr w:type="spellStart"/>
-      <w:r>
-        <w:rPr>
-          <w:rFonts w:ascii="Arial" w:eastAsia="Arial" w:hAnsi="Arial" w:cs="Arial"/>
-          <w:sz w:val="22"/>
-          <w:szCs w:val="22"/>
-        </w:rPr>
-        <w:t>FormInicio</w:t>
-      </w:r>
-      <w:proofErr w:type="spellEnd"/>
-      <w:r>
-        <w:rPr>
-          <w:rFonts w:ascii="Arial" w:eastAsia="Arial" w:hAnsi="Arial" w:cs="Arial"/>
-          <w:sz w:val="22"/>
-          <w:szCs w:val="22"/>
-        </w:rPr>
-        <w:t xml:space="preserve"> (</w:t>
-      </w:r>
-      <w:proofErr w:type="spellStart"/>
-      <w:r>
-        <w:rPr>
-          <w:rFonts w:ascii="Arial" w:eastAsia="Arial" w:hAnsi="Arial" w:cs="Arial"/>
-          <w:sz w:val="22"/>
-          <w:szCs w:val="22"/>
-        </w:rPr>
-        <w:t>dashboard</w:t>
-      </w:r>
-      <w:proofErr w:type="spellEnd"/>
-      <w:r>
-        <w:rPr>
-          <w:rFonts w:ascii="Arial" w:eastAsia="Arial" w:hAnsi="Arial" w:cs="Arial"/>
-          <w:sz w:val="22"/>
-          <w:szCs w:val="22"/>
-        </w:rPr>
-        <w:t>)</w:t>
+      <w:r>
+        <w:rPr>
+          <w:rFonts w:ascii="Arial" w:eastAsia="Arial" w:hAnsi="Arial" w:cs="Arial"/>
+          <w:sz w:val="22"/>
+          <w:szCs w:val="22"/>
+        </w:rPr>
+        <w:t>FormInicio (dashboard)</w:t>
       </w:r>
     </w:p>
     <w:p>
@@ -6640,23 +4636,13 @@
         <w:spacing w:before="60" w:after="60" w:line="240" w:lineRule="auto"/>
         <w:contextualSpacing w:val="0"/>
       </w:pPr>
-      <w:proofErr w:type="spellStart"/>
-      <w:r>
-        <w:rPr>
-          <w:rFonts w:ascii="Arial" w:eastAsia="Arial" w:hAnsi="Arial" w:cs="Arial"/>
-          <w:sz w:val="22"/>
-          <w:szCs w:val="22"/>
-        </w:rPr>
-        <w:t>FormVender</w:t>
-      </w:r>
-      <w:proofErr w:type="spellEnd"/>
-      <w:r>
-        <w:rPr>
-          <w:rFonts w:ascii="Arial" w:eastAsia="Arial" w:hAnsi="Arial" w:cs="Arial"/>
-          <w:sz w:val="22"/>
-          <w:szCs w:val="22"/>
-        </w:rPr>
-        <w:t xml:space="preserve"> (ventas),</w:t>
+      <w:r>
+        <w:rPr>
+          <w:rFonts w:ascii="Arial" w:eastAsia="Arial" w:hAnsi="Arial" w:cs="Arial"/>
+          <w:sz w:val="22"/>
+          <w:szCs w:val="22"/>
+        </w:rPr>
+        <w:t>FormVender (ventas),</w:t>
       </w:r>
     </w:p>
     <w:p>
@@ -6669,23 +4655,13 @@
         <w:spacing w:before="60" w:after="60" w:line="240" w:lineRule="auto"/>
         <w:contextualSpacing w:val="0"/>
       </w:pPr>
-      <w:proofErr w:type="spellStart"/>
-      <w:r>
-        <w:rPr>
-          <w:rFonts w:ascii="Arial" w:eastAsia="Arial" w:hAnsi="Arial" w:cs="Arial"/>
-          <w:sz w:val="22"/>
-          <w:szCs w:val="22"/>
-        </w:rPr>
-        <w:t>FormVerVentas</w:t>
-      </w:r>
-      <w:proofErr w:type="spellEnd"/>
-      <w:r>
-        <w:rPr>
-          <w:rFonts w:ascii="Arial" w:eastAsia="Arial" w:hAnsi="Arial" w:cs="Arial"/>
-          <w:sz w:val="22"/>
-          <w:szCs w:val="22"/>
-        </w:rPr>
-        <w:t xml:space="preserve"> (historial)</w:t>
+      <w:r>
+        <w:rPr>
+          <w:rFonts w:ascii="Arial" w:eastAsia="Arial" w:hAnsi="Arial" w:cs="Arial"/>
+          <w:sz w:val="22"/>
+          <w:szCs w:val="22"/>
+        </w:rPr>
+        <w:t>FormVerVentas (historial)</w:t>
       </w:r>
     </w:p>
     <w:p>
@@ -6698,23 +4674,13 @@
         <w:spacing w:before="60" w:after="60" w:line="240" w:lineRule="auto"/>
         <w:contextualSpacing w:val="0"/>
       </w:pPr>
-      <w:proofErr w:type="spellStart"/>
-      <w:r>
-        <w:rPr>
-          <w:rFonts w:ascii="Arial" w:eastAsia="Arial" w:hAnsi="Arial" w:cs="Arial"/>
-          <w:sz w:val="22"/>
-          <w:szCs w:val="22"/>
-        </w:rPr>
-        <w:t>FormCLIENTES</w:t>
-      </w:r>
-      <w:proofErr w:type="spellEnd"/>
-      <w:r>
-        <w:rPr>
-          <w:rFonts w:ascii="Arial" w:eastAsia="Arial" w:hAnsi="Arial" w:cs="Arial"/>
-          <w:sz w:val="22"/>
-          <w:szCs w:val="22"/>
-        </w:rPr>
-        <w:t xml:space="preserve"> (clientes)</w:t>
+      <w:r>
+        <w:rPr>
+          <w:rFonts w:ascii="Arial" w:eastAsia="Arial" w:hAnsi="Arial" w:cs="Arial"/>
+          <w:sz w:val="22"/>
+          <w:szCs w:val="22"/>
+        </w:rPr>
+        <w:t>FormCLIENTES (clientes)</w:t>
       </w:r>
     </w:p>
     <w:p>
@@ -6746,23 +4712,13 @@
         <w:spacing w:before="60" w:after="60" w:line="240" w:lineRule="auto"/>
         <w:contextualSpacing w:val="0"/>
       </w:pPr>
-      <w:proofErr w:type="spellStart"/>
-      <w:r>
-        <w:rPr>
-          <w:rFonts w:ascii="Arial" w:eastAsia="Arial" w:hAnsi="Arial" w:cs="Arial"/>
-          <w:sz w:val="22"/>
-          <w:szCs w:val="22"/>
-        </w:rPr>
-        <w:t>FormMovimientos</w:t>
-      </w:r>
-      <w:proofErr w:type="spellEnd"/>
-      <w:r>
-        <w:rPr>
-          <w:rFonts w:ascii="Arial" w:eastAsia="Arial" w:hAnsi="Arial" w:cs="Arial"/>
-          <w:sz w:val="22"/>
-          <w:szCs w:val="22"/>
-        </w:rPr>
-        <w:t xml:space="preserve"> (caja)</w:t>
+      <w:r>
+        <w:rPr>
+          <w:rFonts w:ascii="Arial" w:eastAsia="Arial" w:hAnsi="Arial" w:cs="Arial"/>
+          <w:sz w:val="22"/>
+          <w:szCs w:val="22"/>
+        </w:rPr>
+        <w:t>FormMovimientos (caja)</w:t>
       </w:r>
     </w:p>
     <w:p>
@@ -6788,83 +4744,16 @@
         <w:rPr>
           <w:rStyle w:val="nfasissutil"/>
         </w:rPr>
-        <w:t xml:space="preserve"> en </w:t>
-      </w:r>
-      <w:proofErr w:type="spellStart"/>
-      <w:r>
+        <w:t xml:space="preserve"> en panelMainContent del FormMAIN.</w:t>
+      </w:r>
+    </w:p>
+    <w:p>
+      <w:pPr>
+        <w:pStyle w:val="TableParagraph"/>
+        <w:ind w:left="0"/>
         <w:rPr>
           <w:rStyle w:val="nfasissutil"/>
         </w:rPr>
-        <w:t>panelMainContent</w:t>
-      </w:r>
-      <w:proofErr w:type="spellEnd"/>
-      <w:r>
-        <w:rPr>
-          <w:rStyle w:val="nfasissutil"/>
-        </w:rPr>
-        <w:t xml:space="preserve"> del </w:t>
-      </w:r>
-      <w:proofErr w:type="spellStart"/>
-      <w:r>
-        <w:rPr>
-          <w:rStyle w:val="nfasissutil"/>
-        </w:rPr>
-        <w:t>FormMAIN</w:t>
-      </w:r>
-      <w:proofErr w:type="spellEnd"/>
-      <w:r>
-        <w:rPr>
-          <w:rStyle w:val="nfasissutil"/>
-        </w:rPr>
-        <w:t>.</w:t>
-      </w:r>
-    </w:p>
-    <w:p>
-      <w:pPr>
-        <w:pStyle w:val="TableParagraph"/>
-        <w:rPr>
-          <w:rStyle w:val="nfasissutil"/>
-        </w:rPr>
-      </w:pPr>
-    </w:p>
-    <w:p>
-      <w:pPr>
-        <w:pStyle w:val="TableParagraph"/>
-        <w:rPr>
-          <w:rStyle w:val="nfasissutil"/>
-        </w:rPr>
-      </w:pPr>
-    </w:p>
-    <w:p>
-      <w:pPr>
-        <w:pStyle w:val="TableParagraph"/>
-        <w:rPr>
-          <w:rStyle w:val="nfasissutil"/>
-        </w:rPr>
-      </w:pPr>
-    </w:p>
-    <w:p>
-      <w:pPr>
-        <w:pStyle w:val="TableParagraph"/>
-        <w:rPr>
-          <w:rStyle w:val="nfasissutil"/>
-        </w:rPr>
-      </w:pPr>
-    </w:p>
-    <w:p>
-      <w:pPr>
-        <w:pStyle w:val="TableParagraph"/>
-        <w:rPr>
-          <w:rStyle w:val="nfasissutil"/>
-        </w:rPr>
-      </w:pPr>
-    </w:p>
-    <w:p>
-      <w:pPr>
-        <w:pStyle w:val="TableParagraph"/>
-        <w:rPr>
-          <w:rStyle w:val="nfasissutil"/>
-        </w:rPr>
       </w:pPr>
     </w:p>
     <w:p>
@@ -6877,26 +4766,7 @@
           <w:sz w:val="22"/>
           <w:szCs w:val="22"/>
         </w:rPr>
-        <w:lastRenderedPageBreak/>
-        <w:t>Capa de Servicios (</w:t>
-      </w:r>
-      <w:proofErr w:type="spellStart"/>
-      <w:r>
-        <w:rPr>
-          <w:rFonts w:ascii="Arial" w:eastAsia="Arial" w:hAnsi="Arial" w:cs="Arial"/>
-          <w:sz w:val="22"/>
-          <w:szCs w:val="22"/>
-        </w:rPr>
-        <w:t>Services</w:t>
-      </w:r>
-      <w:proofErr w:type="spellEnd"/>
-      <w:r>
-        <w:rPr>
-          <w:rFonts w:ascii="Arial" w:eastAsia="Arial" w:hAnsi="Arial" w:cs="Arial"/>
-          <w:sz w:val="22"/>
-          <w:szCs w:val="22"/>
-        </w:rPr>
-        <w:t>)</w:t>
+        <w:t>Capa de Servicios (Services)</w:t>
       </w:r>
       <w:r>
         <w:rPr>
@@ -6941,23 +4811,13 @@
         <w:spacing w:before="60" w:after="60" w:line="240" w:lineRule="auto"/>
         <w:contextualSpacing w:val="0"/>
       </w:pPr>
-      <w:proofErr w:type="spellStart"/>
-      <w:r>
-        <w:rPr>
-          <w:rFonts w:ascii="Arial" w:eastAsia="Arial" w:hAnsi="Arial" w:cs="Arial"/>
-          <w:sz w:val="22"/>
-          <w:szCs w:val="22"/>
-        </w:rPr>
-        <w:t>ClienteService</w:t>
-      </w:r>
-      <w:proofErr w:type="spellEnd"/>
-      <w:r>
-        <w:rPr>
-          <w:rFonts w:ascii="Arial" w:eastAsia="Arial" w:hAnsi="Arial" w:cs="Arial"/>
-          <w:sz w:val="22"/>
-          <w:szCs w:val="22"/>
-        </w:rPr>
-        <w:t xml:space="preserve">, </w:t>
+      <w:r>
+        <w:rPr>
+          <w:rFonts w:ascii="Arial" w:eastAsia="Arial" w:hAnsi="Arial" w:cs="Arial"/>
+          <w:sz w:val="22"/>
+          <w:szCs w:val="22"/>
+        </w:rPr>
+        <w:t xml:space="preserve">ClienteService, </w:t>
       </w:r>
     </w:p>
     <w:p>
@@ -6970,23 +4830,13 @@
         <w:spacing w:before="60" w:after="60" w:line="240" w:lineRule="auto"/>
         <w:contextualSpacing w:val="0"/>
       </w:pPr>
-      <w:proofErr w:type="spellStart"/>
-      <w:r>
-        <w:rPr>
-          <w:rFonts w:ascii="Arial" w:eastAsia="Arial" w:hAnsi="Arial" w:cs="Arial"/>
-          <w:sz w:val="22"/>
-          <w:szCs w:val="22"/>
-        </w:rPr>
-        <w:t>ProductoService</w:t>
-      </w:r>
-      <w:proofErr w:type="spellEnd"/>
-      <w:r>
-        <w:rPr>
-          <w:rFonts w:ascii="Arial" w:eastAsia="Arial" w:hAnsi="Arial" w:cs="Arial"/>
-          <w:sz w:val="22"/>
-          <w:szCs w:val="22"/>
-        </w:rPr>
-        <w:t xml:space="preserve">, </w:t>
+      <w:r>
+        <w:rPr>
+          <w:rFonts w:ascii="Arial" w:eastAsia="Arial" w:hAnsi="Arial" w:cs="Arial"/>
+          <w:sz w:val="22"/>
+          <w:szCs w:val="22"/>
+        </w:rPr>
+        <w:t xml:space="preserve">ProductoService, </w:t>
       </w:r>
     </w:p>
     <w:p>
@@ -6999,23 +4849,13 @@
         <w:spacing w:before="60" w:after="60" w:line="240" w:lineRule="auto"/>
         <w:contextualSpacing w:val="0"/>
       </w:pPr>
-      <w:proofErr w:type="spellStart"/>
-      <w:r>
-        <w:rPr>
-          <w:rFonts w:ascii="Arial" w:eastAsia="Arial" w:hAnsi="Arial" w:cs="Arial"/>
-          <w:sz w:val="22"/>
-          <w:szCs w:val="22"/>
-        </w:rPr>
-        <w:t>VentaService</w:t>
-      </w:r>
-      <w:proofErr w:type="spellEnd"/>
-      <w:r>
-        <w:rPr>
-          <w:rFonts w:ascii="Arial" w:eastAsia="Arial" w:hAnsi="Arial" w:cs="Arial"/>
-          <w:sz w:val="22"/>
-          <w:szCs w:val="22"/>
-        </w:rPr>
-        <w:t xml:space="preserve">, </w:t>
+      <w:r>
+        <w:rPr>
+          <w:rFonts w:ascii="Arial" w:eastAsia="Arial" w:hAnsi="Arial" w:cs="Arial"/>
+          <w:sz w:val="22"/>
+          <w:szCs w:val="22"/>
+        </w:rPr>
+        <w:t xml:space="preserve">VentaService, </w:t>
       </w:r>
     </w:p>
     <w:p>
@@ -7028,7 +4868,6 @@
         <w:spacing w:before="60" w:after="60" w:line="240" w:lineRule="auto"/>
         <w:contextualSpacing w:val="0"/>
       </w:pPr>
-      <w:proofErr w:type="spellStart"/>
       <w:r>
         <w:rPr>
           <w:rFonts w:ascii="Arial" w:eastAsia="Arial" w:hAnsi="Arial" w:cs="Arial"/>
@@ -7037,7 +4876,6 @@
         </w:rPr>
         <w:t>CajaService</w:t>
       </w:r>
-      <w:proofErr w:type="spellEnd"/>
     </w:p>
     <w:p>
       <w:pPr>
@@ -7049,23 +4887,13 @@
         <w:spacing w:before="60" w:after="60" w:line="240" w:lineRule="auto"/>
         <w:contextualSpacing w:val="0"/>
       </w:pPr>
-      <w:proofErr w:type="spellStart"/>
-      <w:r>
-        <w:rPr>
-          <w:rFonts w:ascii="Arial" w:eastAsia="Arial" w:hAnsi="Arial" w:cs="Arial"/>
-          <w:sz w:val="22"/>
-          <w:szCs w:val="22"/>
-        </w:rPr>
-        <w:t>MovimientoService</w:t>
-      </w:r>
-      <w:proofErr w:type="spellEnd"/>
-      <w:r>
-        <w:rPr>
-          <w:rFonts w:ascii="Arial" w:eastAsia="Arial" w:hAnsi="Arial" w:cs="Arial"/>
-          <w:sz w:val="22"/>
-          <w:szCs w:val="22"/>
-        </w:rPr>
-        <w:t xml:space="preserve">. </w:t>
+      <w:r>
+        <w:rPr>
+          <w:rFonts w:ascii="Arial" w:eastAsia="Arial" w:hAnsi="Arial" w:cs="Arial"/>
+          <w:sz w:val="22"/>
+          <w:szCs w:val="22"/>
+        </w:rPr>
+        <w:t xml:space="preserve">MovimientoService. </w:t>
       </w:r>
     </w:p>
     <w:p>
@@ -7092,127 +4920,7 @@
         <w:rPr>
           <w:rStyle w:val="nfasissutil"/>
         </w:rPr>
-        <w:t xml:space="preserve"> como </w:t>
-      </w:r>
-      <w:proofErr w:type="gramStart"/>
-      <w:r>
-        <w:rPr>
-          <w:rStyle w:val="nfasissutil"/>
-        </w:rPr>
-        <w:t>Listar(</w:t>
-      </w:r>
-      <w:proofErr w:type="gramEnd"/>
-      <w:r>
-        <w:rPr>
-          <w:rStyle w:val="nfasissutil"/>
-        </w:rPr>
-        <w:t xml:space="preserve">), </w:t>
-      </w:r>
-      <w:proofErr w:type="spellStart"/>
-      <w:proofErr w:type="gramStart"/>
-      <w:r>
-        <w:rPr>
-          <w:rStyle w:val="nfasissutil"/>
-        </w:rPr>
-        <w:t>BuscarPorID</w:t>
-      </w:r>
-      <w:proofErr w:type="spellEnd"/>
-      <w:r>
-        <w:rPr>
-          <w:rStyle w:val="nfasissutil"/>
-        </w:rPr>
-        <w:t>(</w:t>
-      </w:r>
-      <w:proofErr w:type="gramEnd"/>
-      <w:r>
-        <w:rPr>
-          <w:rStyle w:val="nfasissutil"/>
-        </w:rPr>
-        <w:t xml:space="preserve">), </w:t>
-      </w:r>
-      <w:proofErr w:type="gramStart"/>
-      <w:r>
-        <w:rPr>
-          <w:rStyle w:val="nfasissutil"/>
-        </w:rPr>
-        <w:t>Buscar(</w:t>
-      </w:r>
-      <w:proofErr w:type="gramEnd"/>
-      <w:r>
-        <w:rPr>
-          <w:rStyle w:val="nfasissutil"/>
-        </w:rPr>
-        <w:t xml:space="preserve">), </w:t>
-      </w:r>
-      <w:proofErr w:type="gramStart"/>
-      <w:r>
-        <w:rPr>
-          <w:rStyle w:val="nfasissutil"/>
-        </w:rPr>
-        <w:t>Agregar(</w:t>
-      </w:r>
-      <w:proofErr w:type="gramEnd"/>
-      <w:r>
-        <w:rPr>
-          <w:rStyle w:val="nfasissutil"/>
-        </w:rPr>
-        <w:t xml:space="preserve">), </w:t>
-      </w:r>
-      <w:proofErr w:type="gramStart"/>
-      <w:r>
-        <w:rPr>
-          <w:rStyle w:val="nfasissutil"/>
-        </w:rPr>
-        <w:t>Editar(</w:t>
-      </w:r>
-      <w:proofErr w:type="gramEnd"/>
-      <w:r>
-        <w:rPr>
-          <w:rStyle w:val="nfasissutil"/>
-        </w:rPr>
-        <w:t xml:space="preserve">) y </w:t>
-      </w:r>
-      <w:proofErr w:type="gramStart"/>
-      <w:r>
-        <w:rPr>
-          <w:rStyle w:val="nfasissutil"/>
-        </w:rPr>
-        <w:t>Eliminar(</w:t>
-      </w:r>
-      <w:proofErr w:type="gramEnd"/>
-      <w:r>
-        <w:rPr>
-          <w:rStyle w:val="nfasissutil"/>
-        </w:rPr>
-        <w:t xml:space="preserve">). </w:t>
-      </w:r>
-      <w:proofErr w:type="spellStart"/>
-      <w:r>
-        <w:rPr>
-          <w:rStyle w:val="nfasissutil"/>
-        </w:rPr>
-        <w:t>VentaService.Agregar</w:t>
-      </w:r>
-      <w:proofErr w:type="spellEnd"/>
-      <w:r>
-        <w:rPr>
-          <w:rStyle w:val="nfasissutil"/>
-        </w:rPr>
-        <w:t xml:space="preserve">() ejecuta todo en una </w:t>
-      </w:r>
-      <w:proofErr w:type="spellStart"/>
-      <w:r>
-        <w:rPr>
-          <w:rStyle w:val="nfasissutil"/>
-        </w:rPr>
-        <w:t>SQLiteTransaction</w:t>
-      </w:r>
-      <w:proofErr w:type="spellEnd"/>
-      <w:r>
-        <w:rPr>
-          <w:rStyle w:val="nfasissutil"/>
-        </w:rPr>
-        <w:t xml:space="preserve"> para garantizar atomicidad.</w:t>
+        <w:t xml:space="preserve"> como Listar(), BuscarPorID(), Buscar(), Agregar(), Editar() y Eliminar(). VentaService.Agregar() ejecuta todo en una SQLiteTransaction para garantizar atomicidad.</w:t>
       </w:r>
     </w:p>
     <w:p>
@@ -7234,25 +4942,7 @@
           <w:sz w:val="22"/>
           <w:szCs w:val="22"/>
         </w:rPr>
-        <w:t>Capa de Datos (</w:t>
-      </w:r>
-      <w:proofErr w:type="spellStart"/>
-      <w:r>
-        <w:rPr>
-          <w:rFonts w:ascii="Arial" w:eastAsia="Arial" w:hAnsi="Arial" w:cs="Arial"/>
-          <w:sz w:val="22"/>
-          <w:szCs w:val="22"/>
-        </w:rPr>
-        <w:t>Models</w:t>
-      </w:r>
-      <w:proofErr w:type="spellEnd"/>
-      <w:r>
-        <w:rPr>
-          <w:rFonts w:ascii="Arial" w:eastAsia="Arial" w:hAnsi="Arial" w:cs="Arial"/>
-          <w:sz w:val="22"/>
-          <w:szCs w:val="22"/>
-        </w:rPr>
-        <w:t xml:space="preserve"> + Conectar)</w:t>
+        <w:t>Capa de Datos (Models + Conectar)</w:t>
       </w:r>
       <w:r>
         <w:rPr>
@@ -7268,7 +4958,7 @@
           <w:sz w:val="22"/>
           <w:szCs w:val="22"/>
         </w:rPr>
-        <w:t xml:space="preserve">Modelos POCO que mapean las tablas SQLite: </w:t>
+        <w:t xml:space="preserve">Modelos que mapean las tablas SQLite: </w:t>
       </w:r>
     </w:p>
     <w:p>
@@ -7379,158 +5069,87 @@
         </w:rPr>
         <w:t xml:space="preserve">La clase </w:t>
       </w:r>
-      <w:proofErr w:type="spellStart"/>
       <w:r>
         <w:rPr>
           <w:rStyle w:val="nfasissutil"/>
         </w:rPr>
-        <w:t>estatica</w:t>
-      </w:r>
-      <w:proofErr w:type="spellEnd"/>
+        <w:t>estática</w:t>
+      </w:r>
       <w:r>
         <w:rPr>
           <w:rStyle w:val="nfasissutil"/>
         </w:rPr>
         <w:t xml:space="preserve"> Conectar gestiona la </w:t>
       </w:r>
-      <w:proofErr w:type="spellStart"/>
       <w:r>
         <w:rPr>
           <w:rStyle w:val="nfasissutil"/>
         </w:rPr>
-        <w:t>ubicacion</w:t>
-      </w:r>
-      <w:proofErr w:type="spellEnd"/>
+        <w:t>ubicación</w:t>
+      </w:r>
       <w:r>
         <w:rPr>
           <w:rStyle w:val="nfasissutil"/>
         </w:rPr>
         <w:t xml:space="preserve"> y acceso a la base de datos Lam7araDataBaseAPP.db, con </w:t>
       </w:r>
-      <w:proofErr w:type="spellStart"/>
       <w:r>
         <w:rPr>
           <w:rStyle w:val="nfasissutil"/>
         </w:rPr>
-        <w:t>metodos</w:t>
-      </w:r>
-      <w:proofErr w:type="spellEnd"/>
+        <w:t>métodos</w:t>
+      </w:r>
       <w:r>
         <w:rPr>
           <w:rStyle w:val="nfasissutil"/>
         </w:rPr>
-        <w:t xml:space="preserve"> </w:t>
-      </w:r>
-      <w:proofErr w:type="gramStart"/>
-      <w:r>
+        <w:t xml:space="preserve"> Comprobar() (crea la BD en AppData si no existe), CrearBackUp() y ObtenerConexion().</w:t>
+      </w:r>
+    </w:p>
+    <w:p>
+      <w:pPr>
+        <w:spacing w:before="60" w:after="60" w:line="240" w:lineRule="auto"/>
         <w:rPr>
           <w:rStyle w:val="nfasissutil"/>
         </w:rPr>
-        <w:t>Comprobar(</w:t>
-      </w:r>
-      <w:proofErr w:type="gramEnd"/>
-      <w:r>
+      </w:pPr>
+    </w:p>
+    <w:p>
+      <w:pPr>
+        <w:spacing w:before="60" w:after="60" w:line="240" w:lineRule="auto"/>
         <w:rPr>
           <w:rStyle w:val="nfasissutil"/>
         </w:rPr>
-        <w:t xml:space="preserve">) (crea la BD en </w:t>
-      </w:r>
-      <w:proofErr w:type="spellStart"/>
-      <w:r>
+      </w:pPr>
+    </w:p>
+    <w:p>
+      <w:pPr>
+        <w:spacing w:before="60" w:after="60" w:line="240" w:lineRule="auto"/>
         <w:rPr>
           <w:rStyle w:val="nfasissutil"/>
         </w:rPr>
-        <w:t>AppData</w:t>
-      </w:r>
-      <w:proofErr w:type="spellEnd"/>
-      <w:r>
+      </w:pPr>
+    </w:p>
+    <w:p>
+      <w:pPr>
+        <w:spacing w:before="60" w:after="60" w:line="240" w:lineRule="auto"/>
         <w:rPr>
           <w:rStyle w:val="nfasissutil"/>
         </w:rPr>
-        <w:t xml:space="preserve"> si no existe), </w:t>
-      </w:r>
-      <w:proofErr w:type="spellStart"/>
-      <w:proofErr w:type="gramStart"/>
-      <w:r>
-        <w:rPr>
-          <w:rStyle w:val="nfasissutil"/>
-        </w:rPr>
-        <w:t>CrearBackUp</w:t>
-      </w:r>
-      <w:proofErr w:type="spellEnd"/>
-      <w:r>
-        <w:rPr>
-          <w:rStyle w:val="nfasissutil"/>
-        </w:rPr>
-        <w:t>(</w:t>
-      </w:r>
-      <w:proofErr w:type="gramEnd"/>
-      <w:r>
-        <w:rPr>
-          <w:rStyle w:val="nfasissutil"/>
-        </w:rPr>
-        <w:t xml:space="preserve">) y </w:t>
-      </w:r>
-      <w:proofErr w:type="spellStart"/>
-      <w:proofErr w:type="gramStart"/>
-      <w:r>
-        <w:rPr>
-          <w:rStyle w:val="nfasissutil"/>
-        </w:rPr>
-        <w:t>ObtenerConexion</w:t>
-      </w:r>
-      <w:proofErr w:type="spellEnd"/>
-      <w:r>
-        <w:rPr>
-          <w:rStyle w:val="nfasissutil"/>
-        </w:rPr>
-        <w:t>(</w:t>
-      </w:r>
-      <w:proofErr w:type="gramEnd"/>
-      <w:r>
-        <w:rPr>
-          <w:rStyle w:val="nfasissutil"/>
-        </w:rPr>
-        <w:t>).</w:t>
-      </w:r>
+      </w:pPr>
     </w:p>
     <w:p>
       <w:pPr>
         <w:spacing w:before="60" w:after="60" w:line="240" w:lineRule="auto"/>
-        <w:rPr>
-          <w:rStyle w:val="nfasissutil"/>
-        </w:rPr>
-      </w:pPr>
-    </w:p>
-    <w:p>
-      <w:pPr>
-        <w:spacing w:before="60" w:after="60" w:line="240" w:lineRule="auto"/>
-      </w:pPr>
-      <w:r>
-        <w:rPr>
-          <w:rFonts w:ascii="Arial" w:eastAsia="Arial" w:hAnsi="Arial" w:cs="Arial"/>
-          <w:sz w:val="22"/>
-          <w:szCs w:val="22"/>
-        </w:rPr>
-        <w:t xml:space="preserve">Capa de </w:t>
-      </w:r>
-      <w:proofErr w:type="spellStart"/>
-      <w:r>
-        <w:rPr>
-          <w:rFonts w:ascii="Arial" w:eastAsia="Arial" w:hAnsi="Arial" w:cs="Arial"/>
-          <w:sz w:val="22"/>
-          <w:szCs w:val="22"/>
-        </w:rPr>
-        <w:t>APIs</w:t>
-      </w:r>
-      <w:proofErr w:type="spellEnd"/>
-      <w:r>
-        <w:rPr>
-          <w:rFonts w:ascii="Arial" w:eastAsia="Arial" w:hAnsi="Arial" w:cs="Arial"/>
-          <w:sz w:val="22"/>
-          <w:szCs w:val="22"/>
-        </w:rPr>
-        <w:t xml:space="preserve"> externas: </w:t>
+      </w:pPr>
+      <w:r>
+        <w:rPr>
+          <w:rFonts w:ascii="Arial" w:eastAsia="Arial" w:hAnsi="Arial" w:cs="Arial"/>
+          <w:sz w:val="22"/>
+          <w:szCs w:val="22"/>
+        </w:rPr>
+        <w:lastRenderedPageBreak/>
+        <w:t xml:space="preserve">Capa de APIs externas: </w:t>
       </w:r>
     </w:p>
     <w:p>
@@ -7549,132 +5168,64 @@
           <w:sz w:val="22"/>
           <w:szCs w:val="22"/>
         </w:rPr>
-        <w:t xml:space="preserve">La clase </w:t>
-      </w:r>
-      <w:proofErr w:type="spellStart"/>
-      <w:r>
-        <w:rPr>
-          <w:rFonts w:ascii="Arial" w:eastAsia="Arial" w:hAnsi="Arial" w:cs="Arial"/>
-          <w:sz w:val="22"/>
-          <w:szCs w:val="22"/>
-        </w:rPr>
-        <w:t>ApiCotizacion</w:t>
-      </w:r>
-      <w:proofErr w:type="spellEnd"/>
-      <w:r>
-        <w:rPr>
-          <w:rFonts w:ascii="Arial" w:eastAsia="Arial" w:hAnsi="Arial" w:cs="Arial"/>
-          <w:sz w:val="22"/>
-          <w:szCs w:val="22"/>
-        </w:rPr>
-        <w:t xml:space="preserve"> (HTTP </w:t>
-      </w:r>
-      <w:proofErr w:type="spellStart"/>
-      <w:r>
-        <w:rPr>
-          <w:rFonts w:ascii="Arial" w:eastAsia="Arial" w:hAnsi="Arial" w:cs="Arial"/>
-          <w:sz w:val="22"/>
-          <w:szCs w:val="22"/>
-        </w:rPr>
-        <w:t>client</w:t>
-      </w:r>
-      <w:proofErr w:type="spellEnd"/>
-      <w:r>
-        <w:rPr>
-          <w:rFonts w:ascii="Arial" w:eastAsia="Arial" w:hAnsi="Arial" w:cs="Arial"/>
-          <w:sz w:val="22"/>
-          <w:szCs w:val="22"/>
-        </w:rPr>
-        <w:t xml:space="preserve">) consulta dolarapi.com y el modelo </w:t>
-      </w:r>
-      <w:proofErr w:type="spellStart"/>
-      <w:r>
-        <w:rPr>
-          <w:rFonts w:ascii="Arial" w:eastAsia="Arial" w:hAnsi="Arial" w:cs="Arial"/>
-          <w:sz w:val="22"/>
-          <w:szCs w:val="22"/>
-        </w:rPr>
-        <w:t>ModeloApiCotizacion</w:t>
-      </w:r>
-      <w:proofErr w:type="spellEnd"/>
-      <w:r>
-        <w:rPr>
-          <w:rFonts w:ascii="Arial" w:eastAsia="Arial" w:hAnsi="Arial" w:cs="Arial"/>
-          <w:sz w:val="22"/>
-          <w:szCs w:val="22"/>
+        <w:t>La clase ApiCotizacion (HTTP client) consulta dolarapi.com y el modelo ModeloApiCotizacion deserializa la respuesta JSON via Newtonsoft.Json.</w:t>
+      </w:r>
+    </w:p>
+    <w:p>
+      <w:pPr>
+        <w:pStyle w:val="Ttulo3"/>
+      </w:pPr>
+      <w:r>
+        <w:t xml:space="preserve">Tecnologías a </w:t>
+      </w:r>
+      <w:r>
+        <w:rPr>
+          <w:spacing w:val="-2"/>
+        </w:rPr>
+        <w:t>Utilizar</w:t>
+      </w:r>
+      <w:r>
+        <w:rPr>
+          <w:spacing w:val="-2"/>
+        </w:rPr>
+        <w:t xml:space="preserve"> (backend</w:t>
+      </w:r>
+      <w:r>
+        <w:rPr>
+          <w:spacing w:val="-2"/>
         </w:rPr>
         <w:t xml:space="preserve"> </w:t>
       </w:r>
-      <w:proofErr w:type="spellStart"/>
-      <w:r>
-        <w:rPr>
-          <w:rFonts w:ascii="Arial" w:eastAsia="Arial" w:hAnsi="Arial" w:cs="Arial"/>
-          <w:sz w:val="22"/>
-          <w:szCs w:val="22"/>
-        </w:rPr>
-        <w:t>deserializa</w:t>
-      </w:r>
-      <w:proofErr w:type="spellEnd"/>
-      <w:r>
-        <w:rPr>
-          <w:rFonts w:ascii="Arial" w:eastAsia="Arial" w:hAnsi="Arial" w:cs="Arial"/>
-          <w:sz w:val="22"/>
-          <w:szCs w:val="22"/>
-        </w:rPr>
-        <w:t xml:space="preserve"> la respuesta JSON </w:t>
-      </w:r>
-      <w:proofErr w:type="spellStart"/>
-      <w:r>
-        <w:rPr>
-          <w:rFonts w:ascii="Arial" w:eastAsia="Arial" w:hAnsi="Arial" w:cs="Arial"/>
-          <w:sz w:val="22"/>
-          <w:szCs w:val="22"/>
-        </w:rPr>
-        <w:t>via</w:t>
-      </w:r>
-      <w:proofErr w:type="spellEnd"/>
-      <w:r>
-        <w:rPr>
-          <w:rFonts w:ascii="Arial" w:eastAsia="Arial" w:hAnsi="Arial" w:cs="Arial"/>
-          <w:sz w:val="22"/>
-          <w:szCs w:val="22"/>
+      <w:r>
+        <w:rPr>
+          <w:spacing w:val="-2"/>
+        </w:rPr>
+        <w:t>-</w:t>
+      </w:r>
+      <w:r>
+        <w:rPr>
+          <w:spacing w:val="-2"/>
         </w:rPr>
         <w:t xml:space="preserve"> </w:t>
       </w:r>
-      <w:proofErr w:type="spellStart"/>
-      <w:r>
-        <w:rPr>
-          <w:rFonts w:ascii="Arial" w:eastAsia="Arial" w:hAnsi="Arial" w:cs="Arial"/>
-          <w:sz w:val="22"/>
-          <w:szCs w:val="22"/>
-        </w:rPr>
-        <w:t>Newtonsoft.Json</w:t>
-      </w:r>
-      <w:proofErr w:type="spellEnd"/>
-      <w:r>
-        <w:rPr>
-          <w:rFonts w:ascii="Arial" w:eastAsia="Arial" w:hAnsi="Arial" w:cs="Arial"/>
-          <w:sz w:val="22"/>
-          <w:szCs w:val="22"/>
-        </w:rPr>
-        <w:t>.</w:t>
-      </w:r>
-    </w:p>
-    <w:p>
-      <w:pPr>
-        <w:pStyle w:val="Ttulo3"/>
-      </w:pPr>
-      <w:proofErr w:type="gramStart"/>
-      <w:r>
-        <w:t xml:space="preserve">Tecnologías a </w:t>
-      </w:r>
       <w:r>
         <w:rPr>
           <w:spacing w:val="-2"/>
         </w:rPr>
-        <w:t>Utilizar</w:t>
-      </w:r>
-      <w:proofErr w:type="gramEnd"/>
+        <w:t>frontend</w:t>
+      </w:r>
+      <w:r>
+        <w:rPr>
+          <w:spacing w:val="-2"/>
+        </w:rPr>
+        <w:t xml:space="preserve"> – SGBD </w:t>
+      </w:r>
+      <w:r>
+        <w:rPr>
+          <w:spacing w:val="-2"/>
+        </w:rPr>
+        <w:t>-frameworks)</w:t>
+      </w:r>
     </w:p>
     <w:tbl>
       <w:tblPr>
@@ -7717,7 +5268,6 @@
                 <w:sz w:val="20"/>
               </w:rPr>
             </w:pPr>
-            <w:proofErr w:type="spellStart"/>
             <w:r>
               <w:rPr>
                 <w:rFonts w:ascii="Arial"/>
@@ -7728,7 +5278,6 @@
               </w:rPr>
               <w:t>Componente</w:t>
             </w:r>
-            <w:proofErr w:type="spellEnd"/>
           </w:p>
         </w:tc>
         <w:tc>
@@ -7748,7 +5297,6 @@
                 <w:sz w:val="20"/>
               </w:rPr>
             </w:pPr>
-            <w:proofErr w:type="spellStart"/>
             <w:r>
               <w:rPr>
                 <w:rFonts w:ascii="Arial" w:hAnsi="Arial"/>
@@ -7759,7 +5307,6 @@
               </w:rPr>
               <w:t>Tecnología</w:t>
             </w:r>
-            <w:proofErr w:type="spellEnd"/>
           </w:p>
         </w:tc>
         <w:tc>
@@ -7779,7 +5326,6 @@
                 <w:sz w:val="20"/>
               </w:rPr>
             </w:pPr>
-            <w:proofErr w:type="spellStart"/>
             <w:r>
               <w:rPr>
                 <w:rFonts w:ascii="Arial" w:hAnsi="Arial"/>
@@ -7790,7 +5336,6 @@
               </w:rPr>
               <w:t>Versión</w:t>
             </w:r>
-            <w:proofErr w:type="spellEnd"/>
           </w:p>
         </w:tc>
       </w:tr>
@@ -7923,7 +5468,6 @@
               </w:rPr>
               <w:t xml:space="preserve">Windows Forms + </w:t>
             </w:r>
-            <w:proofErr w:type="spellStart"/>
             <w:r>
               <w:rPr>
                 <w:spacing w:val="-2"/>
@@ -7931,7 +5475,6 @@
               </w:rPr>
               <w:t>ReaLTaiizor</w:t>
             </w:r>
-            <w:proofErr w:type="spellEnd"/>
           </w:p>
         </w:tc>
         <w:tc>
@@ -8003,30 +5546,7 @@
               <w:rPr>
                 <w:sz w:val="20"/>
               </w:rPr>
-              <w:t xml:space="preserve">MySQL </w:t>
-            </w:r>
-            <w:r>
-              <w:rPr>
-                <w:spacing w:val="-2"/>
-                <w:sz w:val="20"/>
-              </w:rPr>
-              <w:t>(</w:t>
-            </w:r>
-            <w:proofErr w:type="spellStart"/>
-            <w:r>
-              <w:rPr>
-                <w:spacing w:val="-2"/>
-                <w:sz w:val="20"/>
-              </w:rPr>
-              <w:t>MySql.Data</w:t>
-            </w:r>
-            <w:proofErr w:type="spellEnd"/>
-            <w:r>
-              <w:rPr>
-                <w:spacing w:val="-2"/>
-                <w:sz w:val="20"/>
-              </w:rPr>
-              <w:t>)</w:t>
+              <w:t>SQLite</w:t>
             </w:r>
           </w:p>
         </w:tc>
@@ -8048,7 +5568,7 @@
                 <w:sz w:val="20"/>
                 <w:szCs w:val="20"/>
               </w:rPr>
-              <w:t>1.0.119</w:t>
+              <w:t>3.46.1</w:t>
             </w:r>
           </w:p>
         </w:tc>
@@ -8144,19 +5664,11 @@
                 <w:sz w:val="20"/>
               </w:rPr>
             </w:pPr>
-            <w:proofErr w:type="spellStart"/>
-            <w:r>
-              <w:rPr>
-                <w:sz w:val="20"/>
-              </w:rPr>
-              <w:t>Serialización</w:t>
-            </w:r>
-            <w:proofErr w:type="spellEnd"/>
-            <w:r>
-              <w:rPr>
-                <w:sz w:val="20"/>
-              </w:rPr>
-              <w:t xml:space="preserve"> </w:t>
+            <w:r>
+              <w:rPr>
+                <w:sz w:val="20"/>
+              </w:rPr>
+              <w:t xml:space="preserve">Serialización </w:t>
             </w:r>
             <w:r>
               <w:rPr>
@@ -8179,7 +5691,6 @@
                 <w:sz w:val="20"/>
               </w:rPr>
             </w:pPr>
-            <w:proofErr w:type="spellStart"/>
             <w:r>
               <w:rPr>
                 <w:spacing w:val="-2"/>
@@ -8187,7 +5698,6 @@
               </w:rPr>
               <w:t>Newtonsoft.Json</w:t>
             </w:r>
-            <w:proofErr w:type="spellEnd"/>
           </w:p>
         </w:tc>
         <w:tc>
@@ -8241,7 +5751,6 @@
                 <w:sz w:val="20"/>
               </w:rPr>
             </w:pPr>
-            <w:proofErr w:type="spellStart"/>
             <w:r>
               <w:rPr>
                 <w:spacing w:val="-2"/>
@@ -8249,7 +5758,6 @@
               </w:rPr>
               <w:t>Configuración</w:t>
             </w:r>
-            <w:proofErr w:type="spellEnd"/>
           </w:p>
         </w:tc>
         <w:tc>
@@ -8266,33 +5774,13 @@
                 <w:sz w:val="20"/>
               </w:rPr>
             </w:pPr>
-            <w:proofErr w:type="spellStart"/>
-            <w:proofErr w:type="gramStart"/>
             <w:r>
               <w:rPr>
                 <w:spacing w:val="-2"/>
                 <w:sz w:val="20"/>
               </w:rPr>
-              <w:t>System.Configuration.ConfigurationM</w:t>
-            </w:r>
-            <w:proofErr w:type="spellEnd"/>
-            <w:proofErr w:type="gramEnd"/>
-            <w:r>
-              <w:rPr>
-                <w:spacing w:val="-2"/>
-                <w:sz w:val="20"/>
-              </w:rPr>
-              <w:t xml:space="preserve"> </w:t>
-            </w:r>
-            <w:proofErr w:type="spellStart"/>
-            <w:r>
-              <w:rPr>
-                <w:spacing w:val="-2"/>
-                <w:sz w:val="20"/>
-              </w:rPr>
-              <w:t>anager</w:t>
-            </w:r>
-            <w:proofErr w:type="spellEnd"/>
+              <w:t>System.Configuration.ConfigurationM anager</w:t>
+            </w:r>
           </w:p>
         </w:tc>
         <w:tc>
@@ -8489,68 +5977,38 @@
       </w:tr>
     </w:tbl>
     <w:p/>
-    <w:p>
-      <w:pPr>
-        <w:pStyle w:val="Ttulo2"/>
-        <w:rPr>
-          <w:color w:val="283493"/>
-        </w:rPr>
-      </w:pPr>
-      <w:r>
-        <w:rPr>
-          <w:color w:val="283493"/>
+    <w:p/>
+    <w:p/>
+    <w:p/>
+    <w:p/>
+    <w:p/>
+    <w:p/>
+    <w:p/>
+    <w:p/>
+    <w:p/>
+    <w:p/>
+    <w:p/>
+    <w:p/>
+    <w:p>
+      <w:pPr>
+        <w:pStyle w:val="Ttulo1"/>
+      </w:pPr>
+      <w:r>
+        <w:rPr>
+          <w:noProof/>
         </w:rPr>
         <w:lastRenderedPageBreak/>
-        <w:t>Diseño del software</w:t>
-      </w:r>
-    </w:p>
-    <w:p>
-      <w:pPr>
-        <w:spacing w:before="80" w:after="80"/>
-      </w:pPr>
-      <w:r>
-        <w:rPr>
-          <w:rFonts w:ascii="Arial" w:eastAsia="Arial" w:hAnsi="Arial" w:cs="Arial"/>
-          <w:sz w:val="22"/>
-          <w:szCs w:val="22"/>
-        </w:rPr>
-        <w:t xml:space="preserve">A </w:t>
-      </w:r>
-      <w:proofErr w:type="gramStart"/>
-      <w:r>
-        <w:rPr>
-          <w:rFonts w:ascii="Arial" w:eastAsia="Arial" w:hAnsi="Arial" w:cs="Arial"/>
-          <w:sz w:val="22"/>
-          <w:szCs w:val="22"/>
-        </w:rPr>
-        <w:t>continuación</w:t>
-      </w:r>
-      <w:proofErr w:type="gramEnd"/>
-      <w:r>
-        <w:rPr>
-          <w:rFonts w:ascii="Arial" w:eastAsia="Arial" w:hAnsi="Arial" w:cs="Arial"/>
-          <w:sz w:val="22"/>
-          <w:szCs w:val="22"/>
-        </w:rPr>
-        <w:t xml:space="preserve"> se presenta la planificación temporal del proyecto en formato de diagrama de Gantt, dividida en las siguientes fases: análisis y relevamiento de requerimientos, creación de estructura y definición de tecnologías, desarrollo de base de datos y servicios, diseño e implementación de formularios, integración de servicios externos y publicación de la aplicación.</w:t>
-      </w:r>
-    </w:p>
-    <w:p>
-      <w:r>
-        <w:rPr>
-          <w:noProof/>
-        </w:rPr>
         <w:drawing>
-          <wp:anchor distT="0" distB="0" distL="114300" distR="114300" simplePos="0" relativeHeight="251666432" behindDoc="1" locked="0" layoutInCell="1" allowOverlap="1" wp14:anchorId="5FC44DBA" wp14:editId="65EE7C4F">
+          <wp:anchor distT="0" distB="0" distL="114300" distR="114300" simplePos="0" relativeHeight="251666432" behindDoc="1" locked="0" layoutInCell="1" allowOverlap="1" wp14:anchorId="5FC44DBA" wp14:editId="73540AA6">
             <wp:simplePos x="0" y="0"/>
             <wp:positionH relativeFrom="margin">
-              <wp:align>center</wp:align>
+              <wp:align>left</wp:align>
             </wp:positionH>
             <wp:positionV relativeFrom="paragraph">
-              <wp:posOffset>80010</wp:posOffset>
+              <wp:posOffset>489585</wp:posOffset>
             </wp:positionV>
-            <wp:extent cx="4595495" cy="3782695"/>
-            <wp:effectExtent l="0" t="0" r="0" b="8255"/>
+            <wp:extent cx="5747385" cy="3782695"/>
+            <wp:effectExtent l="0" t="0" r="5715" b="8255"/>
             <wp:wrapSquare wrapText="bothSides"/>
             <wp:docPr id="1071577755" name="Imagen 1"/>
             <wp:cNvGraphicFramePr>
@@ -8578,7 +6036,7 @@
                   <pic:spPr>
                     <a:xfrm>
                       <a:off x="0" y="0"/>
-                      <a:ext cx="4595495" cy="3782695"/>
+                      <a:ext cx="5747385" cy="3782695"/>
                     </a:xfrm>
                     <a:prstGeom prst="rect">
                       <a:avLst/>
@@ -8596,7 +6054,11 @@
           </wp:anchor>
         </w:drawing>
       </w:r>
-    </w:p>
+      <w:r>
+        <w:t>Cronograma del Proyecto</w:t>
+      </w:r>
+    </w:p>
+    <w:p/>
     <w:sectPr>
       <w:footerReference w:type="default" r:id="rId9"/>
       <w:pgSz w:w="11906" w:h="16838"/>
@@ -8683,7 +6145,7 @@
   <w:abstractNum w:abstractNumId="0" w15:restartNumberingAfterBreak="0">
     <w:nsid w:val="09911DB7"/>
     <w:multiLevelType w:val="hybridMultilevel"/>
-    <w:tmpl w:val="605E9028"/>
+    <w:tmpl w:val="B792E84C"/>
     <w:lvl w:ilvl="0" w:tplc="BE30E3AC">
       <w:start w:val="1"/>
       <w:numFmt w:val="bullet"/>
@@ -8735,6 +6197,232 @@
     </w:lvl>
   </w:abstractNum>
   <w:abstractNum w:abstractNumId="1" w15:restartNumberingAfterBreak="0">
+    <w:nsid w:val="0D662AB8"/>
+    <w:multiLevelType w:val="hybridMultilevel"/>
+    <w:tmpl w:val="042C8B04"/>
+    <w:lvl w:ilvl="0" w:tplc="0C0A0001">
+      <w:start w:val="1"/>
+      <w:numFmt w:val="bullet"/>
+      <w:lvlText w:val=""/>
+      <w:lvlJc w:val="left"/>
+      <w:pPr>
+        <w:ind w:left="720" w:hanging="360"/>
+      </w:pPr>
+      <w:rPr>
+        <w:rFonts w:ascii="Symbol" w:hAnsi="Symbol" w:hint="default"/>
+      </w:rPr>
+    </w:lvl>
+    <w:lvl w:ilvl="1" w:tplc="0C0A0003" w:tentative="1">
+      <w:start w:val="1"/>
+      <w:numFmt w:val="bullet"/>
+      <w:lvlText w:val="o"/>
+      <w:lvlJc w:val="left"/>
+      <w:pPr>
+        <w:ind w:left="1440" w:hanging="360"/>
+      </w:pPr>
+      <w:rPr>
+        <w:rFonts w:ascii="Courier New" w:hAnsi="Courier New" w:cs="Courier New" w:hint="default"/>
+      </w:rPr>
+    </w:lvl>
+    <w:lvl w:ilvl="2" w:tplc="0C0A0005" w:tentative="1">
+      <w:start w:val="1"/>
+      <w:numFmt w:val="bullet"/>
+      <w:lvlText w:val=""/>
+      <w:lvlJc w:val="left"/>
+      <w:pPr>
+        <w:ind w:left="2160" w:hanging="360"/>
+      </w:pPr>
+      <w:rPr>
+        <w:rFonts w:ascii="Wingdings" w:hAnsi="Wingdings" w:hint="default"/>
+      </w:rPr>
+    </w:lvl>
+    <w:lvl w:ilvl="3" w:tplc="0C0A0001" w:tentative="1">
+      <w:start w:val="1"/>
+      <w:numFmt w:val="bullet"/>
+      <w:lvlText w:val=""/>
+      <w:lvlJc w:val="left"/>
+      <w:pPr>
+        <w:ind w:left="2880" w:hanging="360"/>
+      </w:pPr>
+      <w:rPr>
+        <w:rFonts w:ascii="Symbol" w:hAnsi="Symbol" w:hint="default"/>
+      </w:rPr>
+    </w:lvl>
+    <w:lvl w:ilvl="4" w:tplc="0C0A0003" w:tentative="1">
+      <w:start w:val="1"/>
+      <w:numFmt w:val="bullet"/>
+      <w:lvlText w:val="o"/>
+      <w:lvlJc w:val="left"/>
+      <w:pPr>
+        <w:ind w:left="3600" w:hanging="360"/>
+      </w:pPr>
+      <w:rPr>
+        <w:rFonts w:ascii="Courier New" w:hAnsi="Courier New" w:cs="Courier New" w:hint="default"/>
+      </w:rPr>
+    </w:lvl>
+    <w:lvl w:ilvl="5" w:tplc="0C0A0005" w:tentative="1">
+      <w:start w:val="1"/>
+      <w:numFmt w:val="bullet"/>
+      <w:lvlText w:val=""/>
+      <w:lvlJc w:val="left"/>
+      <w:pPr>
+        <w:ind w:left="4320" w:hanging="360"/>
+      </w:pPr>
+      <w:rPr>
+        <w:rFonts w:ascii="Wingdings" w:hAnsi="Wingdings" w:hint="default"/>
+      </w:rPr>
+    </w:lvl>
+    <w:lvl w:ilvl="6" w:tplc="0C0A0001" w:tentative="1">
+      <w:start w:val="1"/>
+      <w:numFmt w:val="bullet"/>
+      <w:lvlText w:val=""/>
+      <w:lvlJc w:val="left"/>
+      <w:pPr>
+        <w:ind w:left="5040" w:hanging="360"/>
+      </w:pPr>
+      <w:rPr>
+        <w:rFonts w:ascii="Symbol" w:hAnsi="Symbol" w:hint="default"/>
+      </w:rPr>
+    </w:lvl>
+    <w:lvl w:ilvl="7" w:tplc="0C0A0003" w:tentative="1">
+      <w:start w:val="1"/>
+      <w:numFmt w:val="bullet"/>
+      <w:lvlText w:val="o"/>
+      <w:lvlJc w:val="left"/>
+      <w:pPr>
+        <w:ind w:left="5760" w:hanging="360"/>
+      </w:pPr>
+      <w:rPr>
+        <w:rFonts w:ascii="Courier New" w:hAnsi="Courier New" w:cs="Courier New" w:hint="default"/>
+      </w:rPr>
+    </w:lvl>
+    <w:lvl w:ilvl="8" w:tplc="0C0A0005" w:tentative="1">
+      <w:start w:val="1"/>
+      <w:numFmt w:val="bullet"/>
+      <w:lvlText w:val=""/>
+      <w:lvlJc w:val="left"/>
+      <w:pPr>
+        <w:ind w:left="6480" w:hanging="360"/>
+      </w:pPr>
+      <w:rPr>
+        <w:rFonts w:ascii="Wingdings" w:hAnsi="Wingdings" w:hint="default"/>
+      </w:rPr>
+    </w:lvl>
+  </w:abstractNum>
+  <w:abstractNum w:abstractNumId="2" w15:restartNumberingAfterBreak="0">
+    <w:nsid w:val="4D0049FC"/>
+    <w:multiLevelType w:val="hybridMultilevel"/>
+    <w:tmpl w:val="FD646E00"/>
+    <w:lvl w:ilvl="0" w:tplc="0C0A0001">
+      <w:start w:val="1"/>
+      <w:numFmt w:val="bullet"/>
+      <w:lvlText w:val=""/>
+      <w:lvlJc w:val="left"/>
+      <w:pPr>
+        <w:ind w:left="720" w:hanging="360"/>
+      </w:pPr>
+      <w:rPr>
+        <w:rFonts w:ascii="Symbol" w:hAnsi="Symbol" w:hint="default"/>
+      </w:rPr>
+    </w:lvl>
+    <w:lvl w:ilvl="1" w:tplc="0C0A0003" w:tentative="1">
+      <w:start w:val="1"/>
+      <w:numFmt w:val="bullet"/>
+      <w:lvlText w:val="o"/>
+      <w:lvlJc w:val="left"/>
+      <w:pPr>
+        <w:ind w:left="1440" w:hanging="360"/>
+      </w:pPr>
+      <w:rPr>
+        <w:rFonts w:ascii="Courier New" w:hAnsi="Courier New" w:cs="Courier New" w:hint="default"/>
+      </w:rPr>
+    </w:lvl>
+    <w:lvl w:ilvl="2" w:tplc="0C0A0005">
+      <w:start w:val="1"/>
+      <w:numFmt w:val="bullet"/>
+      <w:lvlText w:val=""/>
+      <w:lvlJc w:val="left"/>
+      <w:pPr>
+        <w:ind w:left="2160" w:hanging="360"/>
+      </w:pPr>
+      <w:rPr>
+        <w:rFonts w:ascii="Wingdings" w:hAnsi="Wingdings" w:hint="default"/>
+      </w:rPr>
+    </w:lvl>
+    <w:lvl w:ilvl="3" w:tplc="0C0A0001" w:tentative="1">
+      <w:start w:val="1"/>
+      <w:numFmt w:val="bullet"/>
+      <w:lvlText w:val=""/>
+      <w:lvlJc w:val="left"/>
+      <w:pPr>
+        <w:ind w:left="2880" w:hanging="360"/>
+      </w:pPr>
+      <w:rPr>
+        <w:rFonts w:ascii="Symbol" w:hAnsi="Symbol" w:hint="default"/>
+      </w:rPr>
+    </w:lvl>
+    <w:lvl w:ilvl="4" w:tplc="0C0A0003" w:tentative="1">
+      <w:start w:val="1"/>
+      <w:numFmt w:val="bullet"/>
+      <w:lvlText w:val="o"/>
+      <w:lvlJc w:val="left"/>
+      <w:pPr>
+        <w:ind w:left="3600" w:hanging="360"/>
+      </w:pPr>
+      <w:rPr>
+        <w:rFonts w:ascii="Courier New" w:hAnsi="Courier New" w:cs="Courier New" w:hint="default"/>
+      </w:rPr>
+    </w:lvl>
+    <w:lvl w:ilvl="5" w:tplc="0C0A0005" w:tentative="1">
+      <w:start w:val="1"/>
+      <w:numFmt w:val="bullet"/>
+      <w:lvlText w:val=""/>
+      <w:lvlJc w:val="left"/>
+      <w:pPr>
+        <w:ind w:left="4320" w:hanging="360"/>
+      </w:pPr>
+      <w:rPr>
+        <w:rFonts w:ascii="Wingdings" w:hAnsi="Wingdings" w:hint="default"/>
+      </w:rPr>
+    </w:lvl>
+    <w:lvl w:ilvl="6" w:tplc="0C0A0001" w:tentative="1">
+      <w:start w:val="1"/>
+      <w:numFmt w:val="bullet"/>
+      <w:lvlText w:val=""/>
+      <w:lvlJc w:val="left"/>
+      <w:pPr>
+        <w:ind w:left="5040" w:hanging="360"/>
+      </w:pPr>
+      <w:rPr>
+        <w:rFonts w:ascii="Symbol" w:hAnsi="Symbol" w:hint="default"/>
+      </w:rPr>
+    </w:lvl>
+    <w:lvl w:ilvl="7" w:tplc="0C0A0003" w:tentative="1">
+      <w:start w:val="1"/>
+      <w:numFmt w:val="bullet"/>
+      <w:lvlText w:val="o"/>
+      <w:lvlJc w:val="left"/>
+      <w:pPr>
+        <w:ind w:left="5760" w:hanging="360"/>
+      </w:pPr>
+      <w:rPr>
+        <w:rFonts w:ascii="Courier New" w:hAnsi="Courier New" w:cs="Courier New" w:hint="default"/>
+      </w:rPr>
+    </w:lvl>
+    <w:lvl w:ilvl="8" w:tplc="0C0A0005" w:tentative="1">
+      <w:start w:val="1"/>
+      <w:numFmt w:val="bullet"/>
+      <w:lvlText w:val=""/>
+      <w:lvlJc w:val="left"/>
+      <w:pPr>
+        <w:ind w:left="6480" w:hanging="360"/>
+      </w:pPr>
+      <w:rPr>
+        <w:rFonts w:ascii="Wingdings" w:hAnsi="Wingdings" w:hint="default"/>
+      </w:rPr>
+    </w:lvl>
+  </w:abstractNum>
+  <w:abstractNum w:abstractNumId="3" w15:restartNumberingAfterBreak="0">
     <w:nsid w:val="69647A21"/>
     <w:multiLevelType w:val="hybridMultilevel"/>
     <w:tmpl w:val="2AD8EA4A"/>
@@ -8855,7 +6543,120 @@
       </w:rPr>
     </w:lvl>
   </w:abstractNum>
-  <w:abstractNum w:abstractNumId="2" w15:restartNumberingAfterBreak="0">
+  <w:abstractNum w:abstractNumId="4" w15:restartNumberingAfterBreak="0">
+    <w:nsid w:val="6B13077F"/>
+    <w:multiLevelType w:val="hybridMultilevel"/>
+    <w:tmpl w:val="7EFCF6FE"/>
+    <w:lvl w:ilvl="0" w:tplc="0C0A0001">
+      <w:start w:val="1"/>
+      <w:numFmt w:val="bullet"/>
+      <w:lvlText w:val=""/>
+      <w:lvlJc w:val="left"/>
+      <w:pPr>
+        <w:ind w:left="720" w:hanging="360"/>
+      </w:pPr>
+      <w:rPr>
+        <w:rFonts w:ascii="Symbol" w:hAnsi="Symbol" w:hint="default"/>
+      </w:rPr>
+    </w:lvl>
+    <w:lvl w:ilvl="1" w:tplc="0C0A0003" w:tentative="1">
+      <w:start w:val="1"/>
+      <w:numFmt w:val="bullet"/>
+      <w:lvlText w:val="o"/>
+      <w:lvlJc w:val="left"/>
+      <w:pPr>
+        <w:ind w:left="1440" w:hanging="360"/>
+      </w:pPr>
+      <w:rPr>
+        <w:rFonts w:ascii="Courier New" w:hAnsi="Courier New" w:cs="Courier New" w:hint="default"/>
+      </w:rPr>
+    </w:lvl>
+    <w:lvl w:ilvl="2" w:tplc="0C0A0005">
+      <w:start w:val="1"/>
+      <w:numFmt w:val="bullet"/>
+      <w:lvlText w:val=""/>
+      <w:lvlJc w:val="left"/>
+      <w:pPr>
+        <w:ind w:left="2160" w:hanging="360"/>
+      </w:pPr>
+      <w:rPr>
+        <w:rFonts w:ascii="Wingdings" w:hAnsi="Wingdings" w:hint="default"/>
+      </w:rPr>
+    </w:lvl>
+    <w:lvl w:ilvl="3" w:tplc="0C0A0001" w:tentative="1">
+      <w:start w:val="1"/>
+      <w:numFmt w:val="bullet"/>
+      <w:lvlText w:val=""/>
+      <w:lvlJc w:val="left"/>
+      <w:pPr>
+        <w:ind w:left="2880" w:hanging="360"/>
+      </w:pPr>
+      <w:rPr>
+        <w:rFonts w:ascii="Symbol" w:hAnsi="Symbol" w:hint="default"/>
+      </w:rPr>
+    </w:lvl>
+    <w:lvl w:ilvl="4" w:tplc="0C0A0003" w:tentative="1">
+      <w:start w:val="1"/>
+      <w:numFmt w:val="bullet"/>
+      <w:lvlText w:val="o"/>
+      <w:lvlJc w:val="left"/>
+      <w:pPr>
+        <w:ind w:left="3600" w:hanging="360"/>
+      </w:pPr>
+      <w:rPr>
+        <w:rFonts w:ascii="Courier New" w:hAnsi="Courier New" w:cs="Courier New" w:hint="default"/>
+      </w:rPr>
+    </w:lvl>
+    <w:lvl w:ilvl="5" w:tplc="0C0A0005" w:tentative="1">
+      <w:start w:val="1"/>
+      <w:numFmt w:val="bullet"/>
+      <w:lvlText w:val=""/>
+      <w:lvlJc w:val="left"/>
+      <w:pPr>
+        <w:ind w:left="4320" w:hanging="360"/>
+      </w:pPr>
+      <w:rPr>
+        <w:rFonts w:ascii="Wingdings" w:hAnsi="Wingdings" w:hint="default"/>
+      </w:rPr>
+    </w:lvl>
+    <w:lvl w:ilvl="6" w:tplc="0C0A0001" w:tentative="1">
+      <w:start w:val="1"/>
+      <w:numFmt w:val="bullet"/>
+      <w:lvlText w:val=""/>
+      <w:lvlJc w:val="left"/>
+      <w:pPr>
+        <w:ind w:left="5040" w:hanging="360"/>
+      </w:pPr>
+      <w:rPr>
+        <w:rFonts w:ascii="Symbol" w:hAnsi="Symbol" w:hint="default"/>
+      </w:rPr>
+    </w:lvl>
+    <w:lvl w:ilvl="7" w:tplc="0C0A0003" w:tentative="1">
+      <w:start w:val="1"/>
+      <w:numFmt w:val="bullet"/>
+      <w:lvlText w:val="o"/>
+      <w:lvlJc w:val="left"/>
+      <w:pPr>
+        <w:ind w:left="5760" w:hanging="360"/>
+      </w:pPr>
+      <w:rPr>
+        <w:rFonts w:ascii="Courier New" w:hAnsi="Courier New" w:cs="Courier New" w:hint="default"/>
+      </w:rPr>
+    </w:lvl>
+    <w:lvl w:ilvl="8" w:tplc="0C0A0005" w:tentative="1">
+      <w:start w:val="1"/>
+      <w:numFmt w:val="bullet"/>
+      <w:lvlText w:val=""/>
+      <w:lvlJc w:val="left"/>
+      <w:pPr>
+        <w:ind w:left="6480" w:hanging="360"/>
+      </w:pPr>
+      <w:rPr>
+        <w:rFonts w:ascii="Wingdings" w:hAnsi="Wingdings" w:hint="default"/>
+      </w:rPr>
+    </w:lvl>
+  </w:abstractNum>
+  <w:abstractNum w:abstractNumId="5" w15:restartNumberingAfterBreak="0">
     <w:nsid w:val="6E421D34"/>
     <w:multiLevelType w:val="hybridMultilevel"/>
     <w:tmpl w:val="28FA600A"/>
@@ -8986,20 +6787,142 @@
       </w:rPr>
     </w:lvl>
   </w:abstractNum>
+  <w:abstractNum w:abstractNumId="6" w15:restartNumberingAfterBreak="0">
+    <w:nsid w:val="7F7E63E3"/>
+    <w:multiLevelType w:val="hybridMultilevel"/>
+    <w:tmpl w:val="9C5E5942"/>
+    <w:lvl w:ilvl="0" w:tplc="0C0A0001">
+      <w:start w:val="1"/>
+      <w:numFmt w:val="bullet"/>
+      <w:lvlText w:val=""/>
+      <w:lvlJc w:val="left"/>
+      <w:pPr>
+        <w:ind w:left="720" w:hanging="360"/>
+      </w:pPr>
+      <w:rPr>
+        <w:rFonts w:ascii="Symbol" w:hAnsi="Symbol" w:hint="default"/>
+      </w:rPr>
+    </w:lvl>
+    <w:lvl w:ilvl="1" w:tplc="0C0A0003" w:tentative="1">
+      <w:start w:val="1"/>
+      <w:numFmt w:val="bullet"/>
+      <w:lvlText w:val="o"/>
+      <w:lvlJc w:val="left"/>
+      <w:pPr>
+        <w:ind w:left="1440" w:hanging="360"/>
+      </w:pPr>
+      <w:rPr>
+        <w:rFonts w:ascii="Courier New" w:hAnsi="Courier New" w:cs="Courier New" w:hint="default"/>
+      </w:rPr>
+    </w:lvl>
+    <w:lvl w:ilvl="2" w:tplc="0C0A0005" w:tentative="1">
+      <w:start w:val="1"/>
+      <w:numFmt w:val="bullet"/>
+      <w:lvlText w:val=""/>
+      <w:lvlJc w:val="left"/>
+      <w:pPr>
+        <w:ind w:left="2160" w:hanging="360"/>
+      </w:pPr>
+      <w:rPr>
+        <w:rFonts w:ascii="Wingdings" w:hAnsi="Wingdings" w:hint="default"/>
+      </w:rPr>
+    </w:lvl>
+    <w:lvl w:ilvl="3" w:tplc="0C0A0001" w:tentative="1">
+      <w:start w:val="1"/>
+      <w:numFmt w:val="bullet"/>
+      <w:lvlText w:val=""/>
+      <w:lvlJc w:val="left"/>
+      <w:pPr>
+        <w:ind w:left="2880" w:hanging="360"/>
+      </w:pPr>
+      <w:rPr>
+        <w:rFonts w:ascii="Symbol" w:hAnsi="Symbol" w:hint="default"/>
+      </w:rPr>
+    </w:lvl>
+    <w:lvl w:ilvl="4" w:tplc="0C0A0003" w:tentative="1">
+      <w:start w:val="1"/>
+      <w:numFmt w:val="bullet"/>
+      <w:lvlText w:val="o"/>
+      <w:lvlJc w:val="left"/>
+      <w:pPr>
+        <w:ind w:left="3600" w:hanging="360"/>
+      </w:pPr>
+      <w:rPr>
+        <w:rFonts w:ascii="Courier New" w:hAnsi="Courier New" w:cs="Courier New" w:hint="default"/>
+      </w:rPr>
+    </w:lvl>
+    <w:lvl w:ilvl="5" w:tplc="0C0A0005" w:tentative="1">
+      <w:start w:val="1"/>
+      <w:numFmt w:val="bullet"/>
+      <w:lvlText w:val=""/>
+      <w:lvlJc w:val="left"/>
+      <w:pPr>
+        <w:ind w:left="4320" w:hanging="360"/>
+      </w:pPr>
+      <w:rPr>
+        <w:rFonts w:ascii="Wingdings" w:hAnsi="Wingdings" w:hint="default"/>
+      </w:rPr>
+    </w:lvl>
+    <w:lvl w:ilvl="6" w:tplc="0C0A0001" w:tentative="1">
+      <w:start w:val="1"/>
+      <w:numFmt w:val="bullet"/>
+      <w:lvlText w:val=""/>
+      <w:lvlJc w:val="left"/>
+      <w:pPr>
+        <w:ind w:left="5040" w:hanging="360"/>
+      </w:pPr>
+      <w:rPr>
+        <w:rFonts w:ascii="Symbol" w:hAnsi="Symbol" w:hint="default"/>
+      </w:rPr>
+    </w:lvl>
+    <w:lvl w:ilvl="7" w:tplc="0C0A0003" w:tentative="1">
+      <w:start w:val="1"/>
+      <w:numFmt w:val="bullet"/>
+      <w:lvlText w:val="o"/>
+      <w:lvlJc w:val="left"/>
+      <w:pPr>
+        <w:ind w:left="5760" w:hanging="360"/>
+      </w:pPr>
+      <w:rPr>
+        <w:rFonts w:ascii="Courier New" w:hAnsi="Courier New" w:cs="Courier New" w:hint="default"/>
+      </w:rPr>
+    </w:lvl>
+    <w:lvl w:ilvl="8" w:tplc="0C0A0005" w:tentative="1">
+      <w:start w:val="1"/>
+      <w:numFmt w:val="bullet"/>
+      <w:lvlText w:val=""/>
+      <w:lvlJc w:val="left"/>
+      <w:pPr>
+        <w:ind w:left="6480" w:hanging="360"/>
+      </w:pPr>
+      <w:rPr>
+        <w:rFonts w:ascii="Wingdings" w:hAnsi="Wingdings" w:hint="default"/>
+      </w:rPr>
+    </w:lvl>
+  </w:abstractNum>
   <w:num w:numId="1" w16cid:durableId="884944473">
-    <w:abstractNumId w:val="1"/>
+    <w:abstractNumId w:val="3"/>
   </w:num>
   <w:num w:numId="2" w16cid:durableId="289674686">
-    <w:abstractNumId w:val="2"/>
+    <w:abstractNumId w:val="5"/>
   </w:num>
   <w:num w:numId="3" w16cid:durableId="2077119092">
     <w:abstractNumId w:val="0"/>
-    <w:lvlOverride w:ilvl="0">
-      <w:startOverride w:val="1"/>
-    </w:lvlOverride>
   </w:num>
   <w:num w:numId="4" w16cid:durableId="1283850638">
     <w:abstractNumId w:val="0"/>
+  </w:num>
+  <w:num w:numId="5" w16cid:durableId="740325075">
+    <w:abstractNumId w:val="2"/>
+  </w:num>
+  <w:num w:numId="6" w16cid:durableId="957298964">
+    <w:abstractNumId w:val="4"/>
+  </w:num>
+  <w:num w:numId="7" w16cid:durableId="673654122">
+    <w:abstractNumId w:val="6"/>
+  </w:num>
+  <w:num w:numId="8" w16cid:durableId="469908654">
+    <w:abstractNumId w:val="1"/>
   </w:num>
 </w:numbering>
 </file>

--- a/Lam7ara/Documentation/LAM7ARA-PRIMERA ENTREGA.docx
+++ b/Lam7ara/Documentation/LAM7ARA-PRIMERA ENTREGA.docx
@@ -1,6 +1,6 @@
 
 <file path=word/document.xml><?xml version="1.0" encoding="utf-8"?>
-<w:document xmlns:wpc="http://schemas.microsoft.com/office/word/2010/wordprocessingCanvas" xmlns:cx="http://schemas.microsoft.com/office/drawing/2014/chartex" xmlns:cx1="http://schemas.microsoft.com/office/drawing/2015/9/8/chartex" xmlns:cx2="http://schemas.microsoft.com/office/drawing/2015/10/21/chartex" xmlns:cx3="http://schemas.microsoft.com/office/drawing/2016/5/9/chartex" xmlns:cx4="http://schemas.microsoft.com/office/drawing/2016/5/10/chartex" xmlns:cx5="http://schemas.microsoft.com/office/drawing/2016/5/11/chartex" xmlns:cx6="http://schemas.microsoft.com/office/drawing/2016/5/12/chartex" xmlns:cx7="http://schemas.microsoft.com/office/drawing/2016/5/13/chartex" xmlns:cx8="http://schemas.microsoft.com/office/drawing/2016/5/14/chartex" xmlns:mc="http://schemas.openxmlformats.org/markup-compatibility/2006" xmlns:aink="http://schemas.microsoft.com/office/drawing/2016/ink" xmlns:am3d="http://schemas.microsoft.com/office/drawing/2017/model3d" xmlns:o="urn:schemas-microsoft-com:office:office" xmlns:oel="http://schemas.microsoft.com/office/2019/extlst" xmlns:r="http://schemas.openxmlformats.org/officeDocument/2006/relationships" xmlns:m="http://schemas.openxmlformats.org/officeDocument/2006/math" xmlns:v="urn:schemas-microsoft-com:vml" xmlns:wp14="http://schemas.microsoft.com/office/word/2010/wordprocessingDrawing" xmlns:wp="http://schemas.openxmlformats.org/drawingml/2006/wordprocessingDrawing" xmlns:w10="urn:schemas-microsoft-com:office:word" xmlns:w="http://schemas.openxmlformats.org/wordprocessingml/2006/main" xmlns:w14="http://schemas.microsoft.com/office/word/2010/wordml" xmlns:w15="http://schemas.microsoft.com/office/word/2012/wordml" xmlns:w16cex="http://schemas.microsoft.com/office/word/2018/wordml/cex" xmlns:w16cid="http://schemas.microsoft.com/office/word/2016/wordml/cid" xmlns:w16="http://schemas.microsoft.com/office/word/2018/wordml" xmlns:w16du="http://schemas.microsoft.com/office/word/2023/wordml/word16du" xmlns:w16sdtdh="http://schemas.microsoft.com/office/word/2020/wordml/sdtdatahash" xmlns:w16sdtfl="http://schemas.microsoft.com/office/word/2024/wordml/sdtformatlock" xmlns:w16se="http://schemas.microsoft.com/office/word/2015/wordml/symex" xmlns:wpg="http://schemas.microsoft.com/office/word/2010/wordprocessingGroup" xmlns:wpi="http://schemas.microsoft.com/office/word/2010/wordprocessingInk" xmlns:wne="http://schemas.microsoft.com/office/word/2006/wordml" xmlns:wps="http://schemas.microsoft.com/office/word/2010/wordprocessingShape" mc:Ignorable="w14 w15 w16se w16cid w16 w16cex w16sdtdh w16sdtfl w16du wp14">
+<w:document xmlns:wpc="http://schemas.microsoft.com/office/word/2010/wordprocessingCanvas" xmlns:cx="http://schemas.microsoft.com/office/drawing/2014/chartex" xmlns:mc="http://schemas.openxmlformats.org/markup-compatibility/2006" xmlns:o="urn:schemas-microsoft-com:office:office" xmlns:r="http://schemas.openxmlformats.org/officeDocument/2006/relationships" xmlns:m="http://schemas.openxmlformats.org/officeDocument/2006/math" xmlns:v="urn:schemas-microsoft-com:vml" xmlns:wp14="http://schemas.microsoft.com/office/word/2010/wordprocessingDrawing" xmlns:wp="http://schemas.openxmlformats.org/drawingml/2006/wordprocessingDrawing" xmlns:w10="urn:schemas-microsoft-com:office:word" xmlns:w="http://schemas.openxmlformats.org/wordprocessingml/2006/main" xmlns:w14="http://schemas.microsoft.com/office/word/2010/wordml" xmlns:w15="http://schemas.microsoft.com/office/word/2012/wordml" xmlns:w16se="http://schemas.microsoft.com/office/word/2015/wordml/symex" xmlns:wpg="http://schemas.microsoft.com/office/word/2010/wordprocessingGroup" xmlns:wpi="http://schemas.microsoft.com/office/word/2010/wordprocessingInk" xmlns:wne="http://schemas.microsoft.com/office/word/2006/wordml" xmlns:wps="http://schemas.microsoft.com/office/word/2010/wordprocessingShape" mc:Ignorable="w14 w15 w16se wp14">
   <w:body>
     <w:p>
       <w:pPr>
@@ -11,6 +11,7 @@
           <w:rFonts w:ascii="Times New Roman"/>
           <w:noProof/>
           <w:sz w:val="20"/>
+          <w:lang w:val="es-AR" w:eastAsia="es-AR"/>
         </w:rPr>
         <w:drawing>
           <wp:inline distT="0" distB="0" distL="0" distR="0" wp14:anchorId="01B22D87" wp14:editId="2B893B4F">
@@ -138,6 +139,7 @@
       <w:r>
         <w:rPr>
           <w:noProof/>
+          <w:lang w:val="es-AR" w:eastAsia="es-AR"/>
         </w:rPr>
         <mc:AlternateContent>
           <mc:Choice Requires="wps">
@@ -214,7 +216,7 @@
                 <v:stroke joinstyle="miter"/>
                 <v:path gradientshapeok="t" o:connecttype="rect"/>
               </v:shapetype>
-              <v:shape id="Textbox 6" o:spid="_x0000_s1026" type="#_x0000_t202" style="position:absolute;left:0;text-align:left;margin-left:0;margin-top:.6pt;width:227.75pt;height:33pt;z-index:251661312;visibility:visible;mso-wrap-style:square;mso-wrap-distance-left:9pt;mso-wrap-distance-top:0;mso-wrap-distance-right:9pt;mso-wrap-distance-bottom:0;mso-position-horizontal:center;mso-position-horizontal-relative:margin;mso-position-vertical:absolute;mso-position-vertical-relative:text;v-text-anchor:top" o:gfxdata="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" filled="f" stroked="f">
+              <v:shape id="Textbox 6" o:spid="_x0000_s1026" type="#_x0000_t202" style="position:absolute;left:0;text-align:left;margin-left:0;margin-top:.6pt;width:227.75pt;height:33pt;z-index:251661312;visibility:visible;mso-wrap-style:square;mso-wrap-distance-left:9pt;mso-wrap-distance-top:0;mso-wrap-distance-right:9pt;mso-wrap-distance-bottom:0;mso-position-horizontal:center;mso-position-horizontal-relative:margin;mso-position-vertical:absolute;mso-position-vertical-relative:text;v-text-anchor:top" o:gfxdata="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" filled="f" stroked="f">
                 <v:textbox inset="0,0,0,0">
                   <w:txbxContent>
                     <w:p>
@@ -255,6 +257,7 @@
       <w:r>
         <w:rPr>
           <w:noProof/>
+          <w:lang w:val="es-AR" w:eastAsia="es-AR"/>
         </w:rPr>
         <mc:AlternateContent>
           <mc:Choice Requires="wps">
@@ -372,7 +375,7 @@
               </wp:anchor>
             </w:drawing>
           </mc:Choice>
-          <mc:Fallback>
+          <mc:Fallback xmlns:w16sdtfl="http://schemas.microsoft.com/office/word/2024/wordml/sdtformatlock" xmlns:w16sdtdh="http://schemas.microsoft.com/office/word/2020/wordml/sdtdatahash" xmlns:w16du="http://schemas.microsoft.com/office/word/2023/wordml/word16du" xmlns:w16="http://schemas.microsoft.com/office/word/2018/wordml" xmlns:w16cid="http://schemas.microsoft.com/office/word/2016/wordml/cid" xmlns:w16cex="http://schemas.microsoft.com/office/word/2018/wordml/cex" xmlns:oel="http://schemas.microsoft.com/office/2019/extlst" xmlns:am3d="http://schemas.microsoft.com/office/drawing/2017/model3d" xmlns:aink="http://schemas.microsoft.com/office/drawing/2016/ink" xmlns:cx8="http://schemas.microsoft.com/office/drawing/2016/5/14/chartex" xmlns:cx7="http://schemas.microsoft.com/office/drawing/2016/5/13/chartex" xmlns:cx6="http://schemas.microsoft.com/office/drawing/2016/5/12/chartex" xmlns:cx5="http://schemas.microsoft.com/office/drawing/2016/5/11/chartex" xmlns:cx4="http://schemas.microsoft.com/office/drawing/2016/5/10/chartex" xmlns:cx3="http://schemas.microsoft.com/office/drawing/2016/5/9/chartex" xmlns:cx2="http://schemas.microsoft.com/office/drawing/2015/10/21/chartex" xmlns:cx1="http://schemas.microsoft.com/office/drawing/2015/9/8/chartex">
             <w:pict>
               <v:shape w14:anchorId="73CA8E79" id="Graphic 4" o:spid="_x0000_s1026" style="position:absolute;margin-left:0;margin-top:.6pt;width:226.8pt;height:32pt;z-index:251659264;visibility:visible;mso-wrap-style:square;mso-wrap-distance-left:9pt;mso-wrap-distance-top:0;mso-wrap-distance-right:9pt;mso-wrap-distance-bottom:0;mso-position-horizontal:center;mso-position-horizontal-relative:margin;mso-position-vertical:absolute;mso-position-vertical-relative:text;v-text-anchor:top" coordsize="2880360,406400" o:gfxdata="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" path="m2803800,l76200,,46522,5982,22303,22303,5982,46522,,76200,,330200r5982,29677l22303,384096r24219,16321l76200,406400r2727600,l2833477,400417r24219,-16321l2874017,359877r5983,-29677l2880000,76200r-5983,-29678l2857696,22303,2833477,5982,2803800,xe" fillcolor="#e8e9f6" stroked="f">
                 <v:path arrowok="t"/>
@@ -533,6 +536,7 @@
         <w:rPr>
           <w:noProof/>
           <w:sz w:val="7"/>
+          <w:lang w:val="es-AR" w:eastAsia="es-AR"/>
         </w:rPr>
         <mc:AlternateContent>
           <mc:Choice Requires="wps">
@@ -599,7 +603,7 @@
               </wp:anchor>
             </w:drawing>
           </mc:Choice>
-          <mc:Fallback>
+          <mc:Fallback xmlns:w16sdtfl="http://schemas.microsoft.com/office/word/2024/wordml/sdtformatlock" xmlns:w16sdtdh="http://schemas.microsoft.com/office/word/2020/wordml/sdtdatahash" xmlns:w16du="http://schemas.microsoft.com/office/word/2023/wordml/word16du" xmlns:w16="http://schemas.microsoft.com/office/word/2018/wordml" xmlns:w16cid="http://schemas.microsoft.com/office/word/2016/wordml/cid" xmlns:w16cex="http://schemas.microsoft.com/office/word/2018/wordml/cex" xmlns:oel="http://schemas.microsoft.com/office/2019/extlst" xmlns:am3d="http://schemas.microsoft.com/office/drawing/2017/model3d" xmlns:aink="http://schemas.microsoft.com/office/drawing/2016/ink" xmlns:cx8="http://schemas.microsoft.com/office/drawing/2016/5/14/chartex" xmlns:cx7="http://schemas.microsoft.com/office/drawing/2016/5/13/chartex" xmlns:cx6="http://schemas.microsoft.com/office/drawing/2016/5/12/chartex" xmlns:cx5="http://schemas.microsoft.com/office/drawing/2016/5/11/chartex" xmlns:cx4="http://schemas.microsoft.com/office/drawing/2016/5/10/chartex" xmlns:cx3="http://schemas.microsoft.com/office/drawing/2016/5/9/chartex" xmlns:cx2="http://schemas.microsoft.com/office/drawing/2015/10/21/chartex" xmlns:cx1="http://schemas.microsoft.com/office/drawing/2015/9/8/chartex">
             <w:pict>
               <v:shape w14:anchorId="2A8740AA" id="Graphic 7" o:spid="_x0000_s1026" style="position:absolute;margin-left:0;margin-top:1pt;width:396.85pt;height:.1pt;z-index:-251652096;visibility:visible;mso-wrap-style:square;mso-wrap-distance-left:0;mso-wrap-distance-top:0;mso-wrap-distance-right:0;mso-wrap-distance-bottom:0;mso-position-horizontal:center;mso-position-horizontal-relative:margin;mso-position-vertical:absolute;mso-position-vertical-relative:text;v-text-anchor:top" coordsize="5039995,1270" o:gfxdata="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" path="m,l5040000,e" filled="f" strokecolor="#bcbcbc" strokeweight=".5pt">
                 <v:path arrowok="t"/>
@@ -621,6 +625,7 @@
       <w:r>
         <w:rPr>
           <w:noProof/>
+          <w:lang w:val="es-AR" w:eastAsia="es-AR"/>
         </w:rPr>
         <mc:AlternateContent>
           <mc:Choice Requires="wps">
@@ -687,7 +692,7 @@
               </wp:anchor>
             </w:drawing>
           </mc:Choice>
-          <mc:Fallback>
+          <mc:Fallback xmlns:w16sdtfl="http://schemas.microsoft.com/office/word/2024/wordml/sdtformatlock" xmlns:w16sdtdh="http://schemas.microsoft.com/office/word/2020/wordml/sdtdatahash" xmlns:w16du="http://schemas.microsoft.com/office/word/2023/wordml/word16du" xmlns:w16="http://schemas.microsoft.com/office/word/2018/wordml" xmlns:w16cid="http://schemas.microsoft.com/office/word/2016/wordml/cid" xmlns:w16cex="http://schemas.microsoft.com/office/word/2018/wordml/cex" xmlns:oel="http://schemas.microsoft.com/office/2019/extlst" xmlns:am3d="http://schemas.microsoft.com/office/drawing/2017/model3d" xmlns:aink="http://schemas.microsoft.com/office/drawing/2016/ink" xmlns:cx8="http://schemas.microsoft.com/office/drawing/2016/5/14/chartex" xmlns:cx7="http://schemas.microsoft.com/office/drawing/2016/5/13/chartex" xmlns:cx6="http://schemas.microsoft.com/office/drawing/2016/5/12/chartex" xmlns:cx5="http://schemas.microsoft.com/office/drawing/2016/5/11/chartex" xmlns:cx4="http://schemas.microsoft.com/office/drawing/2016/5/10/chartex" xmlns:cx3="http://schemas.microsoft.com/office/drawing/2016/5/9/chartex" xmlns:cx2="http://schemas.microsoft.com/office/drawing/2015/10/21/chartex" xmlns:cx1="http://schemas.microsoft.com/office/drawing/2015/9/8/chartex">
             <w:pict>
               <v:shape w14:anchorId="6450F881" id="Graphic 8" o:spid="_x0000_s1026" style="position:absolute;margin-left:0;margin-top:25.6pt;width:396.85pt;height:.1pt;z-index:251663360;visibility:visible;mso-wrap-style:square;mso-wrap-distance-left:0;mso-wrap-distance-top:0;mso-wrap-distance-right:0;mso-wrap-distance-bottom:0;mso-position-horizontal:center;mso-position-horizontal-relative:margin;mso-position-vertical:absolute;mso-position-vertical-relative:text;v-text-anchor:top" coordsize="5039995,1270" o:gfxdata="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" path="m,l5040000,e" filled="f" strokecolor="#bcbcbc" strokeweight=".5pt">
                 <v:path arrowok="t"/>
@@ -750,6 +755,7 @@
         <w:rPr>
           <w:noProof/>
           <w:sz w:val="7"/>
+          <w:lang w:val="es-AR" w:eastAsia="es-AR"/>
         </w:rPr>
         <mc:AlternateContent>
           <mc:Choice Requires="wps">
@@ -816,7 +822,7 @@
               </wp:anchor>
             </w:drawing>
           </mc:Choice>
-          <mc:Fallback>
+          <mc:Fallback xmlns:w16sdtfl="http://schemas.microsoft.com/office/word/2024/wordml/sdtformatlock" xmlns:w16sdtdh="http://schemas.microsoft.com/office/word/2020/wordml/sdtdatahash" xmlns:w16du="http://schemas.microsoft.com/office/word/2023/wordml/word16du" xmlns:w16="http://schemas.microsoft.com/office/word/2018/wordml" xmlns:w16cid="http://schemas.microsoft.com/office/word/2016/wordml/cid" xmlns:w16cex="http://schemas.microsoft.com/office/word/2018/wordml/cex" xmlns:oel="http://schemas.microsoft.com/office/2019/extlst" xmlns:am3d="http://schemas.microsoft.com/office/drawing/2017/model3d" xmlns:aink="http://schemas.microsoft.com/office/drawing/2016/ink" xmlns:cx8="http://schemas.microsoft.com/office/drawing/2016/5/14/chartex" xmlns:cx7="http://schemas.microsoft.com/office/drawing/2016/5/13/chartex" xmlns:cx6="http://schemas.microsoft.com/office/drawing/2016/5/12/chartex" xmlns:cx5="http://schemas.microsoft.com/office/drawing/2016/5/11/chartex" xmlns:cx4="http://schemas.microsoft.com/office/drawing/2016/5/10/chartex" xmlns:cx3="http://schemas.microsoft.com/office/drawing/2016/5/9/chartex" xmlns:cx2="http://schemas.microsoft.com/office/drawing/2015/10/21/chartex" xmlns:cx1="http://schemas.microsoft.com/office/drawing/2015/9/8/chartex">
             <w:pict>
               <v:shape w14:anchorId="06F2A363" id="Graphic 9" o:spid="_x0000_s1026" style="position:absolute;margin-left:0;margin-top:25.2pt;width:396.85pt;height:.1pt;z-index:-251651072;visibility:visible;mso-wrap-style:square;mso-wrap-distance-left:0;mso-wrap-distance-top:0;mso-wrap-distance-right:0;mso-wrap-distance-bottom:0;mso-position-horizontal:center;mso-position-horizontal-relative:margin;mso-position-vertical:absolute;mso-position-vertical-relative:text;v-text-anchor:top" coordsize="5039995,1270" o:gfxdata="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" path="m,l5040000,e" filled="f" strokecolor="#bcbcbc" strokeweight=".5pt">
                 <v:path arrowok="t"/>
@@ -2476,6 +2482,12 @@
         </w:rPr>
         <w:t>No cuenta con sistema de autenticación de usuarios ni roles de seguridad implementados.</w:t>
       </w:r>
+    </w:p>
+    <w:p>
+      <w:pPr>
+        <w:spacing w:before="60" w:after="60" w:line="240" w:lineRule="auto"/>
+        <w:jc w:val="both"/>
+      </w:pPr>
     </w:p>
     <w:p>
       <w:pPr>
@@ -4466,20 +4478,12 @@
     </w:tbl>
     <w:p>
       <w:pPr>
-        <w:jc w:val="both"/>
-        <w:rPr>
-          <w:rFonts w:ascii="Arial"/>
-          <w:b/>
-          <w:color w:val="283493"/>
-          <w:sz w:val="26"/>
-        </w:rPr>
-      </w:pPr>
-    </w:p>
-    <w:p>
-      <w:pPr>
         <w:pStyle w:val="Ttulo1"/>
       </w:pPr>
-      <w:r>
+      <w:bookmarkStart w:id="0" w:name="_GoBack"/>
+      <w:bookmarkEnd w:id="0"/>
+      <w:r>
+        <w:lastRenderedPageBreak/>
         <w:t>Diseño del software</w:t>
       </w:r>
     </w:p>
@@ -4920,7 +4924,21 @@
         <w:rPr>
           <w:rStyle w:val="nfasissutil"/>
         </w:rPr>
-        <w:t xml:space="preserve"> como Listar(), BuscarPorID(), Buscar(), Agregar(), Editar() y Eliminar(). VentaService.Agregar() ejecuta todo en una SQLiteTransaction para garantizar atomicidad.</w:t>
+        <w:t xml:space="preserve"> como </w:t>
+      </w:r>
+      <w:proofErr w:type="gramStart"/>
+      <w:r>
+        <w:rPr>
+          <w:rStyle w:val="nfasissutil"/>
+        </w:rPr>
+        <w:t>Listar(</w:t>
+      </w:r>
+      <w:proofErr w:type="gramEnd"/>
+      <w:r>
+        <w:rPr>
+          <w:rStyle w:val="nfasissutil"/>
+        </w:rPr>
+        <w:t>), BuscarPorID(), Buscar(), Agregar(), Editar() y Eliminar(). VentaService.Agregar() ejecuta todo en una SQLiteTransaction para garantizar atomicidad.</w:t>
       </w:r>
     </w:p>
     <w:p>
@@ -5103,7 +5121,21 @@
         <w:rPr>
           <w:rStyle w:val="nfasissutil"/>
         </w:rPr>
-        <w:t xml:space="preserve"> Comprobar() (crea la BD en AppData si no existe), CrearBackUp() y ObtenerConexion().</w:t>
+        <w:t xml:space="preserve"> </w:t>
+      </w:r>
+      <w:proofErr w:type="gramStart"/>
+      <w:r>
+        <w:rPr>
+          <w:rStyle w:val="nfasissutil"/>
+        </w:rPr>
+        <w:t>Comprobar(</w:t>
+      </w:r>
+      <w:proofErr w:type="gramEnd"/>
+      <w:r>
+        <w:rPr>
+          <w:rStyle w:val="nfasissutil"/>
+        </w:rPr>
+        <w:t>) (crea la BD en AppData si no existe), CrearBackUp() y ObtenerConexion().</w:t>
       </w:r>
     </w:p>
     <w:p>
@@ -5148,7 +5180,6 @@
           <w:sz w:val="22"/>
           <w:szCs w:val="22"/>
         </w:rPr>
-        <w:lastRenderedPageBreak/>
         <w:t xml:space="preserve">Capa de APIs externas: </w:t>
       </w:r>
     </w:p>
@@ -5176,6 +5207,7 @@
         <w:pStyle w:val="Ttulo3"/>
       </w:pPr>
       <w:r>
+        <w:lastRenderedPageBreak/>
         <w:t xml:space="preserve">Tecnologías a </w:t>
       </w:r>
       <w:r>
@@ -5230,8 +5262,8 @@
     <w:tbl>
       <w:tblPr>
         <w:tblStyle w:val="TableNormal"/>
-        <w:tblW w:w="0" w:type="auto"/>
-        <w:tblInd w:w="147" w:type="dxa"/>
+        <w:tblW w:w="9498" w:type="dxa"/>
+        <w:tblInd w:w="-147" w:type="dxa"/>
         <w:tblBorders>
           <w:top w:val="single" w:sz="4" w:space="0" w:color="BCBCBC"/>
           <w:left w:val="single" w:sz="4" w:space="0" w:color="BCBCBC"/>
@@ -5244,9 +5276,9 @@
         <w:tblLook w:val="01E0" w:firstRow="1" w:lastRow="1" w:firstColumn="1" w:lastColumn="1" w:noHBand="0" w:noVBand="0"/>
       </w:tblPr>
       <w:tblGrid>
-        <w:gridCol w:w="2268"/>
+        <w:gridCol w:w="2562"/>
         <w:gridCol w:w="3685"/>
-        <w:gridCol w:w="3118"/>
+        <w:gridCol w:w="3251"/>
       </w:tblGrid>
       <w:tr>
         <w:trPr>
@@ -5254,8 +5286,8 @@
         </w:trPr>
         <w:tc>
           <w:tcPr>
-            <w:tcW w:w="2268" w:type="dxa"/>
-            <w:shd w:val="clear" w:color="auto" w:fill="1A237E"/>
+            <w:tcW w:w="2562" w:type="dxa"/>
+            <w:shd w:val="clear" w:color="auto" w:fill="4C94D8" w:themeFill="text2" w:themeFillTint="80"/>
           </w:tcPr>
           <w:p>
             <w:pPr>
@@ -5283,7 +5315,7 @@
         <w:tc>
           <w:tcPr>
             <w:tcW w:w="3685" w:type="dxa"/>
-            <w:shd w:val="clear" w:color="auto" w:fill="1A237E"/>
+            <w:shd w:val="clear" w:color="auto" w:fill="4C94D8" w:themeFill="text2" w:themeFillTint="80"/>
           </w:tcPr>
           <w:p>
             <w:pPr>
@@ -5311,8 +5343,8 @@
         </w:tc>
         <w:tc>
           <w:tcPr>
-            <w:tcW w:w="3118" w:type="dxa"/>
-            <w:shd w:val="clear" w:color="auto" w:fill="1A237E"/>
+            <w:tcW w:w="3251" w:type="dxa"/>
+            <w:shd w:val="clear" w:color="auto" w:fill="4C94D8" w:themeFill="text2" w:themeFillTint="80"/>
           </w:tcPr>
           <w:p>
             <w:pPr>
@@ -5345,7 +5377,7 @@
         </w:trPr>
         <w:tc>
           <w:tcPr>
-            <w:tcW w:w="2268" w:type="dxa"/>
+            <w:tcW w:w="2562" w:type="dxa"/>
           </w:tcPr>
           <w:p>
             <w:pPr>
@@ -5398,7 +5430,7 @@
         </w:tc>
         <w:tc>
           <w:tcPr>
-            <w:tcW w:w="3118" w:type="dxa"/>
+            <w:tcW w:w="3251" w:type="dxa"/>
           </w:tcPr>
           <w:p>
             <w:pPr>
@@ -5424,7 +5456,7 @@
         </w:trPr>
         <w:tc>
           <w:tcPr>
-            <w:tcW w:w="2268" w:type="dxa"/>
+            <w:tcW w:w="2562" w:type="dxa"/>
             <w:shd w:val="clear" w:color="auto" w:fill="F4F4F4"/>
           </w:tcPr>
           <w:p>
@@ -5479,7 +5511,7 @@
         </w:tc>
         <w:tc>
           <w:tcPr>
-            <w:tcW w:w="3118" w:type="dxa"/>
+            <w:tcW w:w="3251" w:type="dxa"/>
             <w:shd w:val="clear" w:color="auto" w:fill="F4F4F4"/>
           </w:tcPr>
           <w:p>
@@ -5506,7 +5538,7 @@
         </w:trPr>
         <w:tc>
           <w:tcPr>
-            <w:tcW w:w="2268" w:type="dxa"/>
+            <w:tcW w:w="2562" w:type="dxa"/>
           </w:tcPr>
           <w:p>
             <w:pPr>
@@ -5552,7 +5584,7 @@
         </w:tc>
         <w:tc>
           <w:tcPr>
-            <w:tcW w:w="3118" w:type="dxa"/>
+            <w:tcW w:w="3251" w:type="dxa"/>
           </w:tcPr>
           <w:p>
             <w:pPr>
@@ -5579,7 +5611,7 @@
         </w:trPr>
         <w:tc>
           <w:tcPr>
-            <w:tcW w:w="2268" w:type="dxa"/>
+            <w:tcW w:w="2562" w:type="dxa"/>
             <w:shd w:val="clear" w:color="auto" w:fill="F4F4F4"/>
           </w:tcPr>
           <w:p>
@@ -5628,7 +5660,7 @@
         </w:tc>
         <w:tc>
           <w:tcPr>
-            <w:tcW w:w="3118" w:type="dxa"/>
+            <w:tcW w:w="3251" w:type="dxa"/>
             <w:shd w:val="clear" w:color="auto" w:fill="F4F4F4"/>
           </w:tcPr>
           <w:p>
@@ -5655,7 +5687,7 @@
         </w:trPr>
         <w:tc>
           <w:tcPr>
-            <w:tcW w:w="2268" w:type="dxa"/>
+            <w:tcW w:w="2562" w:type="dxa"/>
           </w:tcPr>
           <w:p>
             <w:pPr>
@@ -5702,7 +5734,7 @@
         </w:tc>
         <w:tc>
           <w:tcPr>
-            <w:tcW w:w="3118" w:type="dxa"/>
+            <w:tcW w:w="3251" w:type="dxa"/>
           </w:tcPr>
           <w:p>
             <w:pPr>
@@ -5728,7 +5760,7 @@
         </w:trPr>
         <w:tc>
           <w:tcPr>
-            <w:tcW w:w="2268" w:type="dxa"/>
+            <w:tcW w:w="2562" w:type="dxa"/>
             <w:shd w:val="clear" w:color="auto" w:fill="F4F4F4"/>
           </w:tcPr>
           <w:p>
@@ -5785,7 +5817,7 @@
         </w:tc>
         <w:tc>
           <w:tcPr>
-            <w:tcW w:w="3118" w:type="dxa"/>
+            <w:tcW w:w="3251" w:type="dxa"/>
             <w:shd w:val="clear" w:color="auto" w:fill="F4F4F4"/>
           </w:tcPr>
           <w:p>
@@ -5825,7 +5857,7 @@
         </w:trPr>
         <w:tc>
           <w:tcPr>
-            <w:tcW w:w="2268" w:type="dxa"/>
+            <w:tcW w:w="2562" w:type="dxa"/>
           </w:tcPr>
           <w:p>
             <w:pPr>
@@ -5878,7 +5910,7 @@
         </w:tc>
         <w:tc>
           <w:tcPr>
-            <w:tcW w:w="3118" w:type="dxa"/>
+            <w:tcW w:w="3251" w:type="dxa"/>
           </w:tcPr>
           <w:p>
             <w:pPr>
@@ -5904,7 +5936,7 @@
         </w:trPr>
         <w:tc>
           <w:tcPr>
-            <w:tcW w:w="2268" w:type="dxa"/>
+            <w:tcW w:w="2562" w:type="dxa"/>
             <w:shd w:val="clear" w:color="auto" w:fill="F4F4F4"/>
           </w:tcPr>
           <w:p>
@@ -5953,7 +5985,7 @@
         </w:tc>
         <w:tc>
           <w:tcPr>
-            <w:tcW w:w="3118" w:type="dxa"/>
+            <w:tcW w:w="3251" w:type="dxa"/>
             <w:shd w:val="clear" w:color="auto" w:fill="F4F4F4"/>
           </w:tcPr>
           <w:p>
@@ -5973,6 +6005,2845 @@
               <w:t>2026</w:t>
             </w:r>
           </w:p>
+        </w:tc>
+      </w:tr>
+    </w:tbl>
+    <w:p/>
+    <w:p>
+      <w:pPr>
+        <w:pStyle w:val="Ttulo1"/>
+      </w:pPr>
+      <w:r>
+        <w:t>Pruebas y Calidad del Software</w:t>
+      </w:r>
+    </w:p>
+    <w:p>
+      <w:pPr>
+        <w:spacing w:before="80" w:after="80"/>
+        <w:jc w:val="both"/>
+        <w:rPr>
+          <w:rFonts w:ascii="Arial" w:eastAsia="Arial" w:hAnsi="Arial" w:cs="Arial"/>
+          <w:sz w:val="22"/>
+          <w:szCs w:val="22"/>
+        </w:rPr>
+      </w:pPr>
+      <w:r>
+        <w:rPr>
+          <w:rFonts w:ascii="Arial" w:eastAsia="Arial" w:hAnsi="Arial" w:cs="Arial"/>
+          <w:sz w:val="22"/>
+          <w:szCs w:val="22"/>
+        </w:rPr>
+        <w:t xml:space="preserve">Se realizaron pruebas unitarias, de </w:t>
+      </w:r>
+      <w:r>
+        <w:rPr>
+          <w:rFonts w:ascii="Arial" w:eastAsia="Arial" w:hAnsi="Arial" w:cs="Arial"/>
+          <w:sz w:val="22"/>
+          <w:szCs w:val="22"/>
+        </w:rPr>
+        <w:t>integración</w:t>
+      </w:r>
+      <w:r>
+        <w:rPr>
+          <w:rFonts w:ascii="Arial" w:eastAsia="Arial" w:hAnsi="Arial" w:cs="Arial"/>
+          <w:sz w:val="22"/>
+          <w:szCs w:val="22"/>
+        </w:rPr>
+        <w:t xml:space="preserve"> y de </w:t>
+      </w:r>
+      <w:r>
+        <w:rPr>
+          <w:rFonts w:ascii="Arial" w:eastAsia="Arial" w:hAnsi="Arial" w:cs="Arial"/>
+          <w:sz w:val="22"/>
+          <w:szCs w:val="22"/>
+        </w:rPr>
+        <w:t>aceptación</w:t>
+      </w:r>
+      <w:r>
+        <w:rPr>
+          <w:rFonts w:ascii="Arial" w:eastAsia="Arial" w:hAnsi="Arial" w:cs="Arial"/>
+          <w:sz w:val="22"/>
+          <w:szCs w:val="22"/>
+        </w:rPr>
+        <w:t xml:space="preserve"> sobre el sistema LAM7ARA. Las pruebas automatizadas se implementaron con el framework NUnit 3 en el proyecto Lam7ara.Tests, utilizando una base de datos SQLite en memoria para aislar cada test. El actor involucrado en todos los casos es el Operador / Vendedor.</w:t>
+      </w:r>
+    </w:p>
+    <w:p>
+      <w:pPr>
+        <w:pStyle w:val="Ttulo3"/>
+      </w:pPr>
+      <w:r>
+        <w:t>Pruebas unitarias e integración</w:t>
+      </w:r>
+    </w:p>
+    <w:tbl>
+      <w:tblPr>
+        <w:tblW w:w="9209" w:type="dxa"/>
+        <w:tblBorders>
+          <w:top w:val="single" w:sz="4" w:space="0" w:color="auto"/>
+          <w:left w:val="single" w:sz="4" w:space="0" w:color="auto"/>
+          <w:bottom w:val="single" w:sz="4" w:space="0" w:color="auto"/>
+          <w:right w:val="single" w:sz="4" w:space="0" w:color="auto"/>
+          <w:insideH w:val="single" w:sz="4" w:space="0" w:color="auto"/>
+          <w:insideV w:val="single" w:sz="4" w:space="0" w:color="auto"/>
+        </w:tblBorders>
+        <w:tblCellMar>
+          <w:left w:w="10" w:type="dxa"/>
+          <w:right w:w="10" w:type="dxa"/>
+        </w:tblCellMar>
+        <w:tblLook w:val="0000" w:firstRow="0" w:lastRow="0" w:firstColumn="0" w:lastColumn="0" w:noHBand="0" w:noVBand="0"/>
+      </w:tblPr>
+      <w:tblGrid>
+        <w:gridCol w:w="1930"/>
+        <w:gridCol w:w="1781"/>
+        <w:gridCol w:w="3230"/>
+        <w:gridCol w:w="2268"/>
+      </w:tblGrid>
+      <w:tr>
+        <w:tblPrEx>
+          <w:tblCellMar>
+            <w:top w:w="0" w:type="dxa"/>
+            <w:bottom w:w="0" w:type="dxa"/>
+          </w:tblCellMar>
+        </w:tblPrEx>
+        <w:tc>
+          <w:tcPr>
+            <w:tcW w:w="1930" w:type="dxa"/>
+            <w:tcBorders>
+              <w:top w:val="single" w:sz="4" w:space="0" w:color="CCCCCC"/>
+              <w:left w:val="single" w:sz="4" w:space="0" w:color="CCCCCC"/>
+              <w:bottom w:val="single" w:sz="4" w:space="0" w:color="CCCCCC"/>
+              <w:right w:val="single" w:sz="4" w:space="0" w:color="CCCCCC"/>
+            </w:tcBorders>
+            <w:shd w:val="clear" w:color="auto" w:fill="2E5090"/>
+            <w:tcMar>
+              <w:top w:w="80" w:type="dxa"/>
+              <w:left w:w="120" w:type="dxa"/>
+              <w:bottom w:w="80" w:type="dxa"/>
+              <w:right w:w="120" w:type="dxa"/>
+            </w:tcMar>
+          </w:tcPr>
+          <w:p>
+            <w:pPr>
+              <w:jc w:val="center"/>
+            </w:pPr>
+            <w:r>
+              <w:rPr>
+                <w:rFonts w:ascii="Arial" w:eastAsia="Arial" w:hAnsi="Arial" w:cs="Arial"/>
+                <w:b/>
+                <w:bCs/>
+                <w:color w:val="FFFFFF"/>
+                <w:sz w:val="20"/>
+                <w:szCs w:val="20"/>
+              </w:rPr>
+              <w:t>Servicio</w:t>
+            </w:r>
+          </w:p>
+        </w:tc>
+        <w:tc>
+          <w:tcPr>
+            <w:tcW w:w="1781" w:type="dxa"/>
+            <w:tcBorders>
+              <w:top w:val="single" w:sz="4" w:space="0" w:color="CCCCCC"/>
+              <w:left w:val="single" w:sz="4" w:space="0" w:color="CCCCCC"/>
+              <w:bottom w:val="single" w:sz="4" w:space="0" w:color="CCCCCC"/>
+              <w:right w:val="single" w:sz="4" w:space="0" w:color="CCCCCC"/>
+            </w:tcBorders>
+            <w:shd w:val="clear" w:color="auto" w:fill="2E5090"/>
+            <w:tcMar>
+              <w:top w:w="80" w:type="dxa"/>
+              <w:left w:w="120" w:type="dxa"/>
+              <w:bottom w:w="80" w:type="dxa"/>
+              <w:right w:w="120" w:type="dxa"/>
+            </w:tcMar>
+          </w:tcPr>
+          <w:p>
+            <w:pPr>
+              <w:jc w:val="center"/>
+            </w:pPr>
+            <w:r>
+              <w:rPr>
+                <w:rFonts w:ascii="Arial" w:eastAsia="Arial" w:hAnsi="Arial" w:cs="Arial"/>
+                <w:b/>
+                <w:bCs/>
+                <w:color w:val="FFFFFF"/>
+                <w:sz w:val="20"/>
+                <w:szCs w:val="20"/>
+              </w:rPr>
+              <w:t>Tipo</w:t>
+            </w:r>
+          </w:p>
+        </w:tc>
+        <w:tc>
+          <w:tcPr>
+            <w:tcW w:w="3230" w:type="dxa"/>
+            <w:tcBorders>
+              <w:top w:val="single" w:sz="4" w:space="0" w:color="CCCCCC"/>
+              <w:left w:val="single" w:sz="4" w:space="0" w:color="CCCCCC"/>
+              <w:bottom w:val="single" w:sz="4" w:space="0" w:color="CCCCCC"/>
+              <w:right w:val="single" w:sz="4" w:space="0" w:color="CCCCCC"/>
+            </w:tcBorders>
+            <w:shd w:val="clear" w:color="auto" w:fill="2E5090"/>
+            <w:tcMar>
+              <w:top w:w="80" w:type="dxa"/>
+              <w:left w:w="120" w:type="dxa"/>
+              <w:bottom w:w="80" w:type="dxa"/>
+              <w:right w:w="120" w:type="dxa"/>
+            </w:tcMar>
+          </w:tcPr>
+          <w:p>
+            <w:pPr>
+              <w:jc w:val="center"/>
+            </w:pPr>
+            <w:r>
+              <w:rPr>
+                <w:rFonts w:ascii="Arial" w:eastAsia="Arial" w:hAnsi="Arial" w:cs="Arial"/>
+                <w:b/>
+                <w:bCs/>
+                <w:color w:val="FFFFFF"/>
+                <w:sz w:val="20"/>
+                <w:szCs w:val="20"/>
+              </w:rPr>
+              <w:t>Casos verificados</w:t>
+            </w:r>
+          </w:p>
+        </w:tc>
+        <w:tc>
+          <w:tcPr>
+            <w:tcW w:w="2268" w:type="dxa"/>
+            <w:tcBorders>
+              <w:top w:val="single" w:sz="4" w:space="0" w:color="CCCCCC"/>
+              <w:left w:val="single" w:sz="4" w:space="0" w:color="CCCCCC"/>
+              <w:bottom w:val="single" w:sz="4" w:space="0" w:color="CCCCCC"/>
+              <w:right w:val="single" w:sz="4" w:space="0" w:color="CCCCCC"/>
+            </w:tcBorders>
+            <w:shd w:val="clear" w:color="auto" w:fill="2E5090"/>
+            <w:tcMar>
+              <w:top w:w="80" w:type="dxa"/>
+              <w:left w:w="120" w:type="dxa"/>
+              <w:bottom w:w="80" w:type="dxa"/>
+              <w:right w:w="120" w:type="dxa"/>
+            </w:tcMar>
+          </w:tcPr>
+          <w:p>
+            <w:pPr>
+              <w:jc w:val="center"/>
+            </w:pPr>
+            <w:r>
+              <w:rPr>
+                <w:rFonts w:ascii="Arial" w:eastAsia="Arial" w:hAnsi="Arial" w:cs="Arial"/>
+                <w:b/>
+                <w:bCs/>
+                <w:color w:val="FFFFFF"/>
+                <w:sz w:val="20"/>
+                <w:szCs w:val="20"/>
+              </w:rPr>
+              <w:t>Estado</w:t>
+            </w:r>
+          </w:p>
+        </w:tc>
+      </w:tr>
+      <w:tr>
+        <w:tblPrEx>
+          <w:tblCellMar>
+            <w:top w:w="0" w:type="dxa"/>
+            <w:bottom w:w="0" w:type="dxa"/>
+          </w:tblCellMar>
+        </w:tblPrEx>
+        <w:tc>
+          <w:tcPr>
+            <w:tcW w:w="1930" w:type="dxa"/>
+            <w:tcBorders>
+              <w:top w:val="single" w:sz="4" w:space="0" w:color="CCCCCC"/>
+              <w:left w:val="single" w:sz="4" w:space="0" w:color="CCCCCC"/>
+              <w:bottom w:val="single" w:sz="4" w:space="0" w:color="CCCCCC"/>
+              <w:right w:val="single" w:sz="4" w:space="0" w:color="CCCCCC"/>
+            </w:tcBorders>
+            <w:tcMar>
+              <w:top w:w="80" w:type="dxa"/>
+              <w:left w:w="120" w:type="dxa"/>
+              <w:bottom w:w="80" w:type="dxa"/>
+              <w:right w:w="120" w:type="dxa"/>
+            </w:tcMar>
+          </w:tcPr>
+          <w:p>
+            <w:r>
+              <w:rPr>
+                <w:rFonts w:ascii="Arial" w:eastAsia="Arial" w:hAnsi="Arial" w:cs="Arial"/>
+                <w:sz w:val="20"/>
+                <w:szCs w:val="20"/>
+              </w:rPr>
+              <w:t>ClienteService</w:t>
+            </w:r>
+          </w:p>
+        </w:tc>
+        <w:tc>
+          <w:tcPr>
+            <w:tcW w:w="1781" w:type="dxa"/>
+            <w:tcBorders>
+              <w:top w:val="single" w:sz="4" w:space="0" w:color="CCCCCC"/>
+              <w:left w:val="single" w:sz="4" w:space="0" w:color="CCCCCC"/>
+              <w:bottom w:val="single" w:sz="4" w:space="0" w:color="CCCCCC"/>
+              <w:right w:val="single" w:sz="4" w:space="0" w:color="CCCCCC"/>
+            </w:tcBorders>
+            <w:tcMar>
+              <w:top w:w="80" w:type="dxa"/>
+              <w:left w:w="120" w:type="dxa"/>
+              <w:bottom w:w="80" w:type="dxa"/>
+              <w:right w:w="120" w:type="dxa"/>
+            </w:tcMar>
+          </w:tcPr>
+          <w:p>
+            <w:r>
+              <w:rPr>
+                <w:rFonts w:ascii="Arial" w:eastAsia="Arial" w:hAnsi="Arial" w:cs="Arial"/>
+                <w:sz w:val="20"/>
+                <w:szCs w:val="20"/>
+              </w:rPr>
+              <w:t>Unitaria</w:t>
+            </w:r>
+          </w:p>
+        </w:tc>
+        <w:tc>
+          <w:tcPr>
+            <w:tcW w:w="3230" w:type="dxa"/>
+            <w:tcBorders>
+              <w:top w:val="single" w:sz="4" w:space="0" w:color="CCCCCC"/>
+              <w:left w:val="single" w:sz="4" w:space="0" w:color="CCCCCC"/>
+              <w:bottom w:val="single" w:sz="4" w:space="0" w:color="CCCCCC"/>
+              <w:right w:val="single" w:sz="4" w:space="0" w:color="CCCCCC"/>
+            </w:tcBorders>
+            <w:tcMar>
+              <w:top w:w="80" w:type="dxa"/>
+              <w:left w:w="120" w:type="dxa"/>
+              <w:bottom w:w="80" w:type="dxa"/>
+              <w:right w:w="120" w:type="dxa"/>
+            </w:tcMar>
+          </w:tcPr>
+          <w:p>
+            <w:r>
+              <w:rPr>
+                <w:rFonts w:ascii="Arial" w:eastAsia="Arial" w:hAnsi="Arial" w:cs="Arial"/>
+                <w:sz w:val="20"/>
+                <w:szCs w:val="20"/>
+              </w:rPr>
+              <w:t xml:space="preserve">CRUD, </w:t>
+            </w:r>
+            <w:r>
+              <w:rPr>
+                <w:rFonts w:ascii="Arial" w:eastAsia="Arial" w:hAnsi="Arial" w:cs="Arial"/>
+                <w:sz w:val="20"/>
+                <w:szCs w:val="20"/>
+              </w:rPr>
+              <w:t>búsqueda</w:t>
+            </w:r>
+            <w:r>
+              <w:rPr>
+                <w:rFonts w:ascii="Arial" w:eastAsia="Arial" w:hAnsi="Arial" w:cs="Arial"/>
+                <w:sz w:val="20"/>
+                <w:szCs w:val="20"/>
+              </w:rPr>
+              <w:t xml:space="preserve"> por nombre/DNI, baja </w:t>
+            </w:r>
+            <w:r>
+              <w:rPr>
+                <w:rFonts w:ascii="Arial" w:eastAsia="Arial" w:hAnsi="Arial" w:cs="Arial"/>
+                <w:sz w:val="20"/>
+                <w:szCs w:val="20"/>
+              </w:rPr>
+              <w:t>lógica</w:t>
+            </w:r>
+          </w:p>
+        </w:tc>
+        <w:tc>
+          <w:tcPr>
+            <w:tcW w:w="2268" w:type="dxa"/>
+            <w:tcBorders>
+              <w:top w:val="single" w:sz="4" w:space="0" w:color="CCCCCC"/>
+              <w:left w:val="single" w:sz="4" w:space="0" w:color="CCCCCC"/>
+              <w:bottom w:val="single" w:sz="4" w:space="0" w:color="CCCCCC"/>
+              <w:right w:val="single" w:sz="4" w:space="0" w:color="CCCCCC"/>
+            </w:tcBorders>
+            <w:shd w:val="clear" w:color="auto" w:fill="D1FAE5"/>
+            <w:tcMar>
+              <w:top w:w="80" w:type="dxa"/>
+              <w:left w:w="120" w:type="dxa"/>
+              <w:bottom w:w="80" w:type="dxa"/>
+              <w:right w:w="120" w:type="dxa"/>
+            </w:tcMar>
+          </w:tcPr>
+          <w:p>
+            <w:pPr>
+              <w:jc w:val="center"/>
+            </w:pPr>
+            <w:r>
+              <w:rPr>
+                <w:rFonts w:ascii="Arial" w:eastAsia="Arial" w:hAnsi="Arial" w:cs="Arial"/>
+                <w:b/>
+                <w:bCs/>
+                <w:sz w:val="20"/>
+                <w:szCs w:val="20"/>
+              </w:rPr>
+              <w:t>Pasado</w:t>
+            </w:r>
+          </w:p>
+        </w:tc>
+      </w:tr>
+      <w:tr>
+        <w:tblPrEx>
+          <w:tblCellMar>
+            <w:top w:w="0" w:type="dxa"/>
+            <w:bottom w:w="0" w:type="dxa"/>
+          </w:tblCellMar>
+        </w:tblPrEx>
+        <w:tc>
+          <w:tcPr>
+            <w:tcW w:w="1930" w:type="dxa"/>
+            <w:tcBorders>
+              <w:top w:val="single" w:sz="4" w:space="0" w:color="CCCCCC"/>
+              <w:left w:val="single" w:sz="4" w:space="0" w:color="CCCCCC"/>
+              <w:bottom w:val="single" w:sz="4" w:space="0" w:color="CCCCCC"/>
+              <w:right w:val="single" w:sz="4" w:space="0" w:color="CCCCCC"/>
+            </w:tcBorders>
+            <w:tcMar>
+              <w:top w:w="80" w:type="dxa"/>
+              <w:left w:w="120" w:type="dxa"/>
+              <w:bottom w:w="80" w:type="dxa"/>
+              <w:right w:w="120" w:type="dxa"/>
+            </w:tcMar>
+          </w:tcPr>
+          <w:p>
+            <w:r>
+              <w:rPr>
+                <w:rFonts w:ascii="Arial" w:eastAsia="Arial" w:hAnsi="Arial" w:cs="Arial"/>
+                <w:sz w:val="20"/>
+                <w:szCs w:val="20"/>
+              </w:rPr>
+              <w:t>ProductoService</w:t>
+            </w:r>
+          </w:p>
+        </w:tc>
+        <w:tc>
+          <w:tcPr>
+            <w:tcW w:w="1781" w:type="dxa"/>
+            <w:tcBorders>
+              <w:top w:val="single" w:sz="4" w:space="0" w:color="CCCCCC"/>
+              <w:left w:val="single" w:sz="4" w:space="0" w:color="CCCCCC"/>
+              <w:bottom w:val="single" w:sz="4" w:space="0" w:color="CCCCCC"/>
+              <w:right w:val="single" w:sz="4" w:space="0" w:color="CCCCCC"/>
+            </w:tcBorders>
+            <w:tcMar>
+              <w:top w:w="80" w:type="dxa"/>
+              <w:left w:w="120" w:type="dxa"/>
+              <w:bottom w:w="80" w:type="dxa"/>
+              <w:right w:w="120" w:type="dxa"/>
+            </w:tcMar>
+          </w:tcPr>
+          <w:p>
+            <w:r>
+              <w:rPr>
+                <w:rFonts w:ascii="Arial" w:eastAsia="Arial" w:hAnsi="Arial" w:cs="Arial"/>
+                <w:sz w:val="20"/>
+                <w:szCs w:val="20"/>
+              </w:rPr>
+              <w:t>Unitaria</w:t>
+            </w:r>
+          </w:p>
+        </w:tc>
+        <w:tc>
+          <w:tcPr>
+            <w:tcW w:w="3230" w:type="dxa"/>
+            <w:tcBorders>
+              <w:top w:val="single" w:sz="4" w:space="0" w:color="CCCCCC"/>
+              <w:left w:val="single" w:sz="4" w:space="0" w:color="CCCCCC"/>
+              <w:bottom w:val="single" w:sz="4" w:space="0" w:color="CCCCCC"/>
+              <w:right w:val="single" w:sz="4" w:space="0" w:color="CCCCCC"/>
+            </w:tcBorders>
+            <w:tcMar>
+              <w:top w:w="80" w:type="dxa"/>
+              <w:left w:w="120" w:type="dxa"/>
+              <w:bottom w:w="80" w:type="dxa"/>
+              <w:right w:w="120" w:type="dxa"/>
+            </w:tcMar>
+          </w:tcPr>
+          <w:p>
+            <w:r>
+              <w:rPr>
+                <w:rFonts w:ascii="Arial" w:eastAsia="Arial" w:hAnsi="Arial" w:cs="Arial"/>
+                <w:sz w:val="20"/>
+                <w:szCs w:val="20"/>
+              </w:rPr>
+              <w:t xml:space="preserve">CRUD, </w:t>
+            </w:r>
+            <w:r>
+              <w:rPr>
+                <w:rFonts w:ascii="Arial" w:eastAsia="Arial" w:hAnsi="Arial" w:cs="Arial"/>
+                <w:sz w:val="20"/>
+                <w:szCs w:val="20"/>
+              </w:rPr>
+              <w:t>búsqueda</w:t>
+            </w:r>
+            <w:r>
+              <w:rPr>
+                <w:rFonts w:ascii="Arial" w:eastAsia="Arial" w:hAnsi="Arial" w:cs="Arial"/>
+                <w:sz w:val="20"/>
+                <w:szCs w:val="20"/>
+              </w:rPr>
+              <w:t xml:space="preserve">, ActualizarStock, </w:t>
+            </w:r>
+            <w:r>
+              <w:rPr>
+                <w:rFonts w:ascii="Arial" w:eastAsia="Arial" w:hAnsi="Arial" w:cs="Arial"/>
+                <w:sz w:val="20"/>
+                <w:szCs w:val="20"/>
+              </w:rPr>
+              <w:t>condición</w:t>
+            </w:r>
+            <w:r>
+              <w:rPr>
+                <w:rFonts w:ascii="Arial" w:eastAsia="Arial" w:hAnsi="Arial" w:cs="Arial"/>
+                <w:sz w:val="20"/>
+                <w:szCs w:val="20"/>
+              </w:rPr>
+              <w:t xml:space="preserve"> Usado</w:t>
+            </w:r>
+          </w:p>
+        </w:tc>
+        <w:tc>
+          <w:tcPr>
+            <w:tcW w:w="2268" w:type="dxa"/>
+            <w:tcBorders>
+              <w:top w:val="single" w:sz="4" w:space="0" w:color="CCCCCC"/>
+              <w:left w:val="single" w:sz="4" w:space="0" w:color="CCCCCC"/>
+              <w:bottom w:val="single" w:sz="4" w:space="0" w:color="CCCCCC"/>
+              <w:right w:val="single" w:sz="4" w:space="0" w:color="CCCCCC"/>
+            </w:tcBorders>
+            <w:shd w:val="clear" w:color="auto" w:fill="D1FAE5"/>
+            <w:tcMar>
+              <w:top w:w="80" w:type="dxa"/>
+              <w:left w:w="120" w:type="dxa"/>
+              <w:bottom w:w="80" w:type="dxa"/>
+              <w:right w:w="120" w:type="dxa"/>
+            </w:tcMar>
+          </w:tcPr>
+          <w:p>
+            <w:pPr>
+              <w:jc w:val="center"/>
+            </w:pPr>
+            <w:r>
+              <w:rPr>
+                <w:rFonts w:ascii="Arial" w:eastAsia="Arial" w:hAnsi="Arial" w:cs="Arial"/>
+                <w:b/>
+                <w:bCs/>
+                <w:sz w:val="20"/>
+                <w:szCs w:val="20"/>
+              </w:rPr>
+              <w:t>Pasado</w:t>
+            </w:r>
+          </w:p>
+        </w:tc>
+      </w:tr>
+      <w:tr>
+        <w:tblPrEx>
+          <w:tblCellMar>
+            <w:top w:w="0" w:type="dxa"/>
+            <w:bottom w:w="0" w:type="dxa"/>
+          </w:tblCellMar>
+        </w:tblPrEx>
+        <w:tc>
+          <w:tcPr>
+            <w:tcW w:w="1930" w:type="dxa"/>
+            <w:tcBorders>
+              <w:top w:val="single" w:sz="4" w:space="0" w:color="CCCCCC"/>
+              <w:left w:val="single" w:sz="4" w:space="0" w:color="CCCCCC"/>
+              <w:bottom w:val="single" w:sz="4" w:space="0" w:color="CCCCCC"/>
+              <w:right w:val="single" w:sz="4" w:space="0" w:color="CCCCCC"/>
+            </w:tcBorders>
+            <w:tcMar>
+              <w:top w:w="80" w:type="dxa"/>
+              <w:left w:w="120" w:type="dxa"/>
+              <w:bottom w:w="80" w:type="dxa"/>
+              <w:right w:w="120" w:type="dxa"/>
+            </w:tcMar>
+          </w:tcPr>
+          <w:p>
+            <w:r>
+              <w:rPr>
+                <w:rFonts w:ascii="Arial" w:eastAsia="Arial" w:hAnsi="Arial" w:cs="Arial"/>
+                <w:sz w:val="20"/>
+                <w:szCs w:val="20"/>
+              </w:rPr>
+              <w:t>VentaService</w:t>
+            </w:r>
+          </w:p>
+        </w:tc>
+        <w:tc>
+          <w:tcPr>
+            <w:tcW w:w="1781" w:type="dxa"/>
+            <w:tcBorders>
+              <w:top w:val="single" w:sz="4" w:space="0" w:color="CCCCCC"/>
+              <w:left w:val="single" w:sz="4" w:space="0" w:color="CCCCCC"/>
+              <w:bottom w:val="single" w:sz="4" w:space="0" w:color="CCCCCC"/>
+              <w:right w:val="single" w:sz="4" w:space="0" w:color="CCCCCC"/>
+            </w:tcBorders>
+            <w:tcMar>
+              <w:top w:w="80" w:type="dxa"/>
+              <w:left w:w="120" w:type="dxa"/>
+              <w:bottom w:w="80" w:type="dxa"/>
+              <w:right w:w="120" w:type="dxa"/>
+            </w:tcMar>
+          </w:tcPr>
+          <w:p>
+            <w:r>
+              <w:rPr>
+                <w:rFonts w:ascii="Arial" w:eastAsia="Arial" w:hAnsi="Arial" w:cs="Arial"/>
+                <w:sz w:val="20"/>
+                <w:szCs w:val="20"/>
+              </w:rPr>
+              <w:t>Integración</w:t>
+            </w:r>
+          </w:p>
+        </w:tc>
+        <w:tc>
+          <w:tcPr>
+            <w:tcW w:w="3230" w:type="dxa"/>
+            <w:tcBorders>
+              <w:top w:val="single" w:sz="4" w:space="0" w:color="CCCCCC"/>
+              <w:left w:val="single" w:sz="4" w:space="0" w:color="CCCCCC"/>
+              <w:bottom w:val="single" w:sz="4" w:space="0" w:color="CCCCCC"/>
+              <w:right w:val="single" w:sz="4" w:space="0" w:color="CCCCCC"/>
+            </w:tcBorders>
+            <w:tcMar>
+              <w:top w:w="80" w:type="dxa"/>
+              <w:left w:w="120" w:type="dxa"/>
+              <w:bottom w:w="80" w:type="dxa"/>
+              <w:right w:w="120" w:type="dxa"/>
+            </w:tcMar>
+          </w:tcPr>
+          <w:p>
+            <w:r>
+              <w:rPr>
+                <w:rFonts w:ascii="Arial" w:eastAsia="Arial" w:hAnsi="Arial" w:cs="Arial"/>
+                <w:sz w:val="20"/>
+                <w:szCs w:val="20"/>
+              </w:rPr>
+              <w:t xml:space="preserve">Venta valida, descuento de stock, rollback por stock insuficiente, </w:t>
+            </w:r>
+            <w:r>
+              <w:rPr>
+                <w:rFonts w:ascii="Arial" w:eastAsia="Arial" w:hAnsi="Arial" w:cs="Arial"/>
+                <w:sz w:val="20"/>
+                <w:szCs w:val="20"/>
+              </w:rPr>
+              <w:t>múltiples</w:t>
+            </w:r>
+            <w:r>
+              <w:rPr>
+                <w:rFonts w:ascii="Arial" w:eastAsia="Arial" w:hAnsi="Arial" w:cs="Arial"/>
+                <w:sz w:val="20"/>
+                <w:szCs w:val="20"/>
+              </w:rPr>
+              <w:t xml:space="preserve"> productos, </w:t>
+            </w:r>
+            <w:r>
+              <w:rPr>
+                <w:rFonts w:ascii="Arial" w:eastAsia="Arial" w:hAnsi="Arial" w:cs="Arial"/>
+                <w:sz w:val="20"/>
+                <w:szCs w:val="20"/>
+              </w:rPr>
+              <w:t>anulación</w:t>
+            </w:r>
+            <w:r>
+              <w:rPr>
+                <w:rFonts w:ascii="Arial" w:eastAsia="Arial" w:hAnsi="Arial" w:cs="Arial"/>
+                <w:sz w:val="20"/>
+                <w:szCs w:val="20"/>
+              </w:rPr>
+              <w:t>, cuotas</w:t>
+            </w:r>
+          </w:p>
+        </w:tc>
+        <w:tc>
+          <w:tcPr>
+            <w:tcW w:w="2268" w:type="dxa"/>
+            <w:tcBorders>
+              <w:top w:val="single" w:sz="4" w:space="0" w:color="CCCCCC"/>
+              <w:left w:val="single" w:sz="4" w:space="0" w:color="CCCCCC"/>
+              <w:bottom w:val="single" w:sz="4" w:space="0" w:color="CCCCCC"/>
+              <w:right w:val="single" w:sz="4" w:space="0" w:color="CCCCCC"/>
+            </w:tcBorders>
+            <w:shd w:val="clear" w:color="auto" w:fill="D1FAE5"/>
+            <w:tcMar>
+              <w:top w:w="80" w:type="dxa"/>
+              <w:left w:w="120" w:type="dxa"/>
+              <w:bottom w:w="80" w:type="dxa"/>
+              <w:right w:w="120" w:type="dxa"/>
+            </w:tcMar>
+          </w:tcPr>
+          <w:p>
+            <w:pPr>
+              <w:jc w:val="center"/>
+            </w:pPr>
+            <w:r>
+              <w:rPr>
+                <w:rFonts w:ascii="Arial" w:eastAsia="Arial" w:hAnsi="Arial" w:cs="Arial"/>
+                <w:b/>
+                <w:bCs/>
+                <w:sz w:val="20"/>
+                <w:szCs w:val="20"/>
+              </w:rPr>
+              <w:t>Pasado</w:t>
+            </w:r>
+          </w:p>
+        </w:tc>
+      </w:tr>
+      <w:tr>
+        <w:tblPrEx>
+          <w:tblCellMar>
+            <w:top w:w="0" w:type="dxa"/>
+            <w:bottom w:w="0" w:type="dxa"/>
+          </w:tblCellMar>
+        </w:tblPrEx>
+        <w:tc>
+          <w:tcPr>
+            <w:tcW w:w="1930" w:type="dxa"/>
+            <w:tcBorders>
+              <w:top w:val="single" w:sz="4" w:space="0" w:color="CCCCCC"/>
+              <w:left w:val="single" w:sz="4" w:space="0" w:color="CCCCCC"/>
+              <w:bottom w:val="single" w:sz="4" w:space="0" w:color="CCCCCC"/>
+              <w:right w:val="single" w:sz="4" w:space="0" w:color="CCCCCC"/>
+            </w:tcBorders>
+            <w:tcMar>
+              <w:top w:w="80" w:type="dxa"/>
+              <w:left w:w="120" w:type="dxa"/>
+              <w:bottom w:w="80" w:type="dxa"/>
+              <w:right w:w="120" w:type="dxa"/>
+            </w:tcMar>
+          </w:tcPr>
+          <w:p>
+            <w:r>
+              <w:rPr>
+                <w:rFonts w:ascii="Arial" w:eastAsia="Arial" w:hAnsi="Arial" w:cs="Arial"/>
+                <w:sz w:val="20"/>
+                <w:szCs w:val="20"/>
+              </w:rPr>
+              <w:t>CajaService</w:t>
+            </w:r>
+          </w:p>
+        </w:tc>
+        <w:tc>
+          <w:tcPr>
+            <w:tcW w:w="1781" w:type="dxa"/>
+            <w:tcBorders>
+              <w:top w:val="single" w:sz="4" w:space="0" w:color="CCCCCC"/>
+              <w:left w:val="single" w:sz="4" w:space="0" w:color="CCCCCC"/>
+              <w:bottom w:val="single" w:sz="4" w:space="0" w:color="CCCCCC"/>
+              <w:right w:val="single" w:sz="4" w:space="0" w:color="CCCCCC"/>
+            </w:tcBorders>
+            <w:tcMar>
+              <w:top w:w="80" w:type="dxa"/>
+              <w:left w:w="120" w:type="dxa"/>
+              <w:bottom w:w="80" w:type="dxa"/>
+              <w:right w:w="120" w:type="dxa"/>
+            </w:tcMar>
+          </w:tcPr>
+          <w:p>
+            <w:r>
+              <w:rPr>
+                <w:rFonts w:ascii="Arial" w:eastAsia="Arial" w:hAnsi="Arial" w:cs="Arial"/>
+                <w:sz w:val="20"/>
+                <w:szCs w:val="20"/>
+              </w:rPr>
+              <w:t>Unitaria</w:t>
+            </w:r>
+          </w:p>
+        </w:tc>
+        <w:tc>
+          <w:tcPr>
+            <w:tcW w:w="3230" w:type="dxa"/>
+            <w:tcBorders>
+              <w:top w:val="single" w:sz="4" w:space="0" w:color="CCCCCC"/>
+              <w:left w:val="single" w:sz="4" w:space="0" w:color="CCCCCC"/>
+              <w:bottom w:val="single" w:sz="4" w:space="0" w:color="CCCCCC"/>
+              <w:right w:val="single" w:sz="4" w:space="0" w:color="CCCCCC"/>
+            </w:tcBorders>
+            <w:tcMar>
+              <w:top w:w="80" w:type="dxa"/>
+              <w:left w:w="120" w:type="dxa"/>
+              <w:bottom w:w="80" w:type="dxa"/>
+              <w:right w:w="120" w:type="dxa"/>
+            </w:tcMar>
+          </w:tcPr>
+          <w:p>
+            <w:r>
+              <w:rPr>
+                <w:rFonts w:ascii="Arial" w:eastAsia="Arial" w:hAnsi="Arial" w:cs="Arial"/>
+                <w:sz w:val="20"/>
+                <w:szCs w:val="20"/>
+              </w:rPr>
+              <w:t>Apertura, bloqueo de doble apertura, cierre, reapertura</w:t>
+            </w:r>
+          </w:p>
+        </w:tc>
+        <w:tc>
+          <w:tcPr>
+            <w:tcW w:w="2268" w:type="dxa"/>
+            <w:tcBorders>
+              <w:top w:val="single" w:sz="4" w:space="0" w:color="CCCCCC"/>
+              <w:left w:val="single" w:sz="4" w:space="0" w:color="CCCCCC"/>
+              <w:bottom w:val="single" w:sz="4" w:space="0" w:color="CCCCCC"/>
+              <w:right w:val="single" w:sz="4" w:space="0" w:color="CCCCCC"/>
+            </w:tcBorders>
+            <w:shd w:val="clear" w:color="auto" w:fill="D1FAE5"/>
+            <w:tcMar>
+              <w:top w:w="80" w:type="dxa"/>
+              <w:left w:w="120" w:type="dxa"/>
+              <w:bottom w:w="80" w:type="dxa"/>
+              <w:right w:w="120" w:type="dxa"/>
+            </w:tcMar>
+          </w:tcPr>
+          <w:p>
+            <w:pPr>
+              <w:jc w:val="center"/>
+            </w:pPr>
+            <w:r>
+              <w:rPr>
+                <w:rFonts w:ascii="Arial" w:eastAsia="Arial" w:hAnsi="Arial" w:cs="Arial"/>
+                <w:b/>
+                <w:bCs/>
+                <w:sz w:val="20"/>
+                <w:szCs w:val="20"/>
+              </w:rPr>
+              <w:t>Pasado</w:t>
+            </w:r>
+          </w:p>
+        </w:tc>
+      </w:tr>
+      <w:tr>
+        <w:tblPrEx>
+          <w:tblCellMar>
+            <w:top w:w="0" w:type="dxa"/>
+            <w:bottom w:w="0" w:type="dxa"/>
+          </w:tblCellMar>
+        </w:tblPrEx>
+        <w:tc>
+          <w:tcPr>
+            <w:tcW w:w="1930" w:type="dxa"/>
+            <w:tcBorders>
+              <w:top w:val="single" w:sz="4" w:space="0" w:color="CCCCCC"/>
+              <w:left w:val="single" w:sz="4" w:space="0" w:color="CCCCCC"/>
+              <w:bottom w:val="single" w:sz="4" w:space="0" w:color="CCCCCC"/>
+              <w:right w:val="single" w:sz="4" w:space="0" w:color="CCCCCC"/>
+            </w:tcBorders>
+            <w:tcMar>
+              <w:top w:w="80" w:type="dxa"/>
+              <w:left w:w="120" w:type="dxa"/>
+              <w:bottom w:w="80" w:type="dxa"/>
+              <w:right w:w="120" w:type="dxa"/>
+            </w:tcMar>
+          </w:tcPr>
+          <w:p>
+            <w:r>
+              <w:rPr>
+                <w:rFonts w:ascii="Arial" w:eastAsia="Arial" w:hAnsi="Arial" w:cs="Arial"/>
+                <w:sz w:val="20"/>
+                <w:szCs w:val="20"/>
+              </w:rPr>
+              <w:t>ReparacionService</w:t>
+            </w:r>
+          </w:p>
+        </w:tc>
+        <w:tc>
+          <w:tcPr>
+            <w:tcW w:w="1781" w:type="dxa"/>
+            <w:tcBorders>
+              <w:top w:val="single" w:sz="4" w:space="0" w:color="CCCCCC"/>
+              <w:left w:val="single" w:sz="4" w:space="0" w:color="CCCCCC"/>
+              <w:bottom w:val="single" w:sz="4" w:space="0" w:color="CCCCCC"/>
+              <w:right w:val="single" w:sz="4" w:space="0" w:color="CCCCCC"/>
+            </w:tcBorders>
+            <w:tcMar>
+              <w:top w:w="80" w:type="dxa"/>
+              <w:left w:w="120" w:type="dxa"/>
+              <w:bottom w:w="80" w:type="dxa"/>
+              <w:right w:w="120" w:type="dxa"/>
+            </w:tcMar>
+          </w:tcPr>
+          <w:p>
+            <w:r>
+              <w:rPr>
+                <w:rFonts w:ascii="Arial" w:eastAsia="Arial" w:hAnsi="Arial" w:cs="Arial"/>
+                <w:sz w:val="20"/>
+                <w:szCs w:val="20"/>
+              </w:rPr>
+              <w:t>Unitaria</w:t>
+            </w:r>
+          </w:p>
+        </w:tc>
+        <w:tc>
+          <w:tcPr>
+            <w:tcW w:w="3230" w:type="dxa"/>
+            <w:tcBorders>
+              <w:top w:val="single" w:sz="4" w:space="0" w:color="CCCCCC"/>
+              <w:left w:val="single" w:sz="4" w:space="0" w:color="CCCCCC"/>
+              <w:bottom w:val="single" w:sz="4" w:space="0" w:color="CCCCCC"/>
+              <w:right w:val="single" w:sz="4" w:space="0" w:color="CCCCCC"/>
+            </w:tcBorders>
+            <w:tcMar>
+              <w:top w:w="80" w:type="dxa"/>
+              <w:left w:w="120" w:type="dxa"/>
+              <w:bottom w:w="80" w:type="dxa"/>
+              <w:right w:w="120" w:type="dxa"/>
+            </w:tcMar>
+          </w:tcPr>
+          <w:p>
+            <w:r>
+              <w:rPr>
+                <w:rFonts w:ascii="Arial" w:eastAsia="Arial" w:hAnsi="Arial" w:cs="Arial"/>
+                <w:sz w:val="20"/>
+                <w:szCs w:val="20"/>
+              </w:rPr>
+              <w:t xml:space="preserve">CRUD, </w:t>
+            </w:r>
+            <w:r>
+              <w:rPr>
+                <w:rFonts w:ascii="Arial" w:eastAsia="Arial" w:hAnsi="Arial" w:cs="Arial"/>
+                <w:sz w:val="20"/>
+                <w:szCs w:val="20"/>
+              </w:rPr>
+              <w:t>búsqueda</w:t>
+            </w:r>
+            <w:r>
+              <w:rPr>
+                <w:rFonts w:ascii="Arial" w:eastAsia="Arial" w:hAnsi="Arial" w:cs="Arial"/>
+                <w:sz w:val="20"/>
+                <w:szCs w:val="20"/>
+              </w:rPr>
+              <w:t>, cambio de estado por etapas</w:t>
+            </w:r>
+          </w:p>
+        </w:tc>
+        <w:tc>
+          <w:tcPr>
+            <w:tcW w:w="2268" w:type="dxa"/>
+            <w:tcBorders>
+              <w:top w:val="single" w:sz="4" w:space="0" w:color="CCCCCC"/>
+              <w:left w:val="single" w:sz="4" w:space="0" w:color="CCCCCC"/>
+              <w:bottom w:val="single" w:sz="4" w:space="0" w:color="CCCCCC"/>
+              <w:right w:val="single" w:sz="4" w:space="0" w:color="CCCCCC"/>
+            </w:tcBorders>
+            <w:shd w:val="clear" w:color="auto" w:fill="D1FAE5"/>
+            <w:tcMar>
+              <w:top w:w="80" w:type="dxa"/>
+              <w:left w:w="120" w:type="dxa"/>
+              <w:bottom w:w="80" w:type="dxa"/>
+              <w:right w:w="120" w:type="dxa"/>
+            </w:tcMar>
+          </w:tcPr>
+          <w:p>
+            <w:pPr>
+              <w:jc w:val="center"/>
+            </w:pPr>
+            <w:r>
+              <w:rPr>
+                <w:rFonts w:ascii="Arial" w:eastAsia="Arial" w:hAnsi="Arial" w:cs="Arial"/>
+                <w:b/>
+                <w:bCs/>
+                <w:sz w:val="20"/>
+                <w:szCs w:val="20"/>
+              </w:rPr>
+              <w:t>Pasado</w:t>
+            </w:r>
+          </w:p>
+        </w:tc>
+      </w:tr>
+    </w:tbl>
+    <w:p>
+      <w:pPr>
+        <w:pStyle w:val="Ttulo3"/>
+      </w:pPr>
+      <w:r>
+        <w:lastRenderedPageBreak/>
+        <w:t xml:space="preserve"> Pruebas de aceptación </w:t>
+      </w:r>
+    </w:p>
+    <w:tbl>
+      <w:tblPr>
+        <w:tblW w:w="9067" w:type="dxa"/>
+        <w:tblBorders>
+          <w:top w:val="single" w:sz="4" w:space="0" w:color="auto"/>
+          <w:left w:val="single" w:sz="4" w:space="0" w:color="auto"/>
+          <w:bottom w:val="single" w:sz="4" w:space="0" w:color="auto"/>
+          <w:right w:val="single" w:sz="4" w:space="0" w:color="auto"/>
+          <w:insideH w:val="single" w:sz="4" w:space="0" w:color="auto"/>
+          <w:insideV w:val="single" w:sz="4" w:space="0" w:color="auto"/>
+        </w:tblBorders>
+        <w:tblCellMar>
+          <w:left w:w="10" w:type="dxa"/>
+          <w:right w:w="10" w:type="dxa"/>
+        </w:tblCellMar>
+        <w:tblLook w:val="0000" w:firstRow="0" w:lastRow="0" w:firstColumn="0" w:lastColumn="0" w:noHBand="0" w:noVBand="0"/>
+      </w:tblPr>
+      <w:tblGrid>
+        <w:gridCol w:w="2800"/>
+        <w:gridCol w:w="3574"/>
+        <w:gridCol w:w="2693"/>
+      </w:tblGrid>
+      <w:tr>
+        <w:tblPrEx>
+          <w:tblCellMar>
+            <w:top w:w="0" w:type="dxa"/>
+            <w:bottom w:w="0" w:type="dxa"/>
+          </w:tblCellMar>
+        </w:tblPrEx>
+        <w:tc>
+          <w:tcPr>
+            <w:tcW w:w="2800" w:type="dxa"/>
+            <w:tcBorders>
+              <w:top w:val="single" w:sz="4" w:space="0" w:color="CCCCCC"/>
+              <w:left w:val="single" w:sz="4" w:space="0" w:color="CCCCCC"/>
+              <w:bottom w:val="single" w:sz="4" w:space="0" w:color="CCCCCC"/>
+              <w:right w:val="single" w:sz="4" w:space="0" w:color="CCCCCC"/>
+            </w:tcBorders>
+            <w:shd w:val="clear" w:color="auto" w:fill="2E5090"/>
+            <w:tcMar>
+              <w:top w:w="80" w:type="dxa"/>
+              <w:left w:w="120" w:type="dxa"/>
+              <w:bottom w:w="80" w:type="dxa"/>
+              <w:right w:w="120" w:type="dxa"/>
+            </w:tcMar>
+          </w:tcPr>
+          <w:p>
+            <w:pPr>
+              <w:jc w:val="center"/>
+            </w:pPr>
+            <w:r>
+              <w:rPr>
+                <w:rFonts w:ascii="Arial" w:eastAsia="Arial" w:hAnsi="Arial" w:cs="Arial"/>
+                <w:b/>
+                <w:bCs/>
+                <w:color w:val="FFFFFF"/>
+                <w:sz w:val="20"/>
+                <w:szCs w:val="20"/>
+              </w:rPr>
+              <w:t>Caso de prueba</w:t>
+            </w:r>
+          </w:p>
+        </w:tc>
+        <w:tc>
+          <w:tcPr>
+            <w:tcW w:w="3574" w:type="dxa"/>
+            <w:tcBorders>
+              <w:top w:val="single" w:sz="4" w:space="0" w:color="CCCCCC"/>
+              <w:left w:val="single" w:sz="4" w:space="0" w:color="CCCCCC"/>
+              <w:bottom w:val="single" w:sz="4" w:space="0" w:color="CCCCCC"/>
+              <w:right w:val="single" w:sz="4" w:space="0" w:color="CCCCCC"/>
+            </w:tcBorders>
+            <w:shd w:val="clear" w:color="auto" w:fill="2E5090"/>
+            <w:tcMar>
+              <w:top w:w="80" w:type="dxa"/>
+              <w:left w:w="120" w:type="dxa"/>
+              <w:bottom w:w="80" w:type="dxa"/>
+              <w:right w:w="120" w:type="dxa"/>
+            </w:tcMar>
+          </w:tcPr>
+          <w:p>
+            <w:pPr>
+              <w:jc w:val="center"/>
+            </w:pPr>
+            <w:r>
+              <w:rPr>
+                <w:rFonts w:ascii="Arial" w:eastAsia="Arial" w:hAnsi="Arial" w:cs="Arial"/>
+                <w:b/>
+                <w:bCs/>
+                <w:color w:val="FFFFFF"/>
+                <w:sz w:val="20"/>
+                <w:szCs w:val="20"/>
+              </w:rPr>
+              <w:t>Resultado esperado</w:t>
+            </w:r>
+          </w:p>
+        </w:tc>
+        <w:tc>
+          <w:tcPr>
+            <w:tcW w:w="2693" w:type="dxa"/>
+            <w:tcBorders>
+              <w:top w:val="single" w:sz="4" w:space="0" w:color="CCCCCC"/>
+              <w:left w:val="single" w:sz="4" w:space="0" w:color="CCCCCC"/>
+              <w:bottom w:val="single" w:sz="4" w:space="0" w:color="CCCCCC"/>
+              <w:right w:val="single" w:sz="4" w:space="0" w:color="CCCCCC"/>
+            </w:tcBorders>
+            <w:shd w:val="clear" w:color="auto" w:fill="2E5090"/>
+            <w:tcMar>
+              <w:top w:w="80" w:type="dxa"/>
+              <w:left w:w="120" w:type="dxa"/>
+              <w:bottom w:w="80" w:type="dxa"/>
+              <w:right w:w="120" w:type="dxa"/>
+            </w:tcMar>
+          </w:tcPr>
+          <w:p>
+            <w:pPr>
+              <w:jc w:val="center"/>
+            </w:pPr>
+            <w:r>
+              <w:rPr>
+                <w:rFonts w:ascii="Arial" w:eastAsia="Arial" w:hAnsi="Arial" w:cs="Arial"/>
+                <w:b/>
+                <w:bCs/>
+                <w:color w:val="FFFFFF"/>
+                <w:sz w:val="20"/>
+                <w:szCs w:val="20"/>
+              </w:rPr>
+              <w:t>Estado</w:t>
+            </w:r>
+          </w:p>
+        </w:tc>
+      </w:tr>
+      <w:tr>
+        <w:tblPrEx>
+          <w:tblCellMar>
+            <w:top w:w="0" w:type="dxa"/>
+            <w:bottom w:w="0" w:type="dxa"/>
+          </w:tblCellMar>
+        </w:tblPrEx>
+        <w:tc>
+          <w:tcPr>
+            <w:tcW w:w="2800" w:type="dxa"/>
+            <w:tcBorders>
+              <w:top w:val="single" w:sz="4" w:space="0" w:color="CCCCCC"/>
+              <w:left w:val="single" w:sz="4" w:space="0" w:color="CCCCCC"/>
+              <w:bottom w:val="single" w:sz="4" w:space="0" w:color="CCCCCC"/>
+              <w:right w:val="single" w:sz="4" w:space="0" w:color="CCCCCC"/>
+            </w:tcBorders>
+            <w:tcMar>
+              <w:top w:w="80" w:type="dxa"/>
+              <w:left w:w="120" w:type="dxa"/>
+              <w:bottom w:w="80" w:type="dxa"/>
+              <w:right w:w="120" w:type="dxa"/>
+            </w:tcMar>
+          </w:tcPr>
+          <w:p>
+            <w:r>
+              <w:rPr>
+                <w:rFonts w:ascii="Arial" w:eastAsia="Arial" w:hAnsi="Arial" w:cs="Arial"/>
+                <w:sz w:val="20"/>
+                <w:szCs w:val="20"/>
+              </w:rPr>
+              <w:t>Registrar venta completa</w:t>
+            </w:r>
+          </w:p>
+        </w:tc>
+        <w:tc>
+          <w:tcPr>
+            <w:tcW w:w="3574" w:type="dxa"/>
+            <w:tcBorders>
+              <w:top w:val="single" w:sz="4" w:space="0" w:color="CCCCCC"/>
+              <w:left w:val="single" w:sz="4" w:space="0" w:color="CCCCCC"/>
+              <w:bottom w:val="single" w:sz="4" w:space="0" w:color="CCCCCC"/>
+              <w:right w:val="single" w:sz="4" w:space="0" w:color="CCCCCC"/>
+            </w:tcBorders>
+            <w:tcMar>
+              <w:top w:w="80" w:type="dxa"/>
+              <w:left w:w="120" w:type="dxa"/>
+              <w:bottom w:w="80" w:type="dxa"/>
+              <w:right w:w="120" w:type="dxa"/>
+            </w:tcMar>
+          </w:tcPr>
+          <w:p>
+            <w:r>
+              <w:rPr>
+                <w:rFonts w:ascii="Arial" w:eastAsia="Arial" w:hAnsi="Arial" w:cs="Arial"/>
+                <w:sz w:val="20"/>
+                <w:szCs w:val="20"/>
+              </w:rPr>
+              <w:t>Venta guardada y stock descontado</w:t>
+            </w:r>
+          </w:p>
+        </w:tc>
+        <w:tc>
+          <w:tcPr>
+            <w:tcW w:w="2693" w:type="dxa"/>
+            <w:tcBorders>
+              <w:top w:val="single" w:sz="4" w:space="0" w:color="CCCCCC"/>
+              <w:left w:val="single" w:sz="4" w:space="0" w:color="CCCCCC"/>
+              <w:bottom w:val="single" w:sz="4" w:space="0" w:color="CCCCCC"/>
+              <w:right w:val="single" w:sz="4" w:space="0" w:color="CCCCCC"/>
+            </w:tcBorders>
+            <w:shd w:val="clear" w:color="auto" w:fill="D1FAE5"/>
+            <w:tcMar>
+              <w:top w:w="80" w:type="dxa"/>
+              <w:left w:w="120" w:type="dxa"/>
+              <w:bottom w:w="80" w:type="dxa"/>
+              <w:right w:w="120" w:type="dxa"/>
+            </w:tcMar>
+          </w:tcPr>
+          <w:p>
+            <w:pPr>
+              <w:jc w:val="center"/>
+            </w:pPr>
+            <w:r>
+              <w:rPr>
+                <w:rFonts w:ascii="Arial" w:eastAsia="Arial" w:hAnsi="Arial" w:cs="Arial"/>
+                <w:b/>
+                <w:bCs/>
+                <w:sz w:val="20"/>
+                <w:szCs w:val="20"/>
+              </w:rPr>
+              <w:t>Aprobado</w:t>
+            </w:r>
+          </w:p>
+        </w:tc>
+      </w:tr>
+      <w:tr>
+        <w:tblPrEx>
+          <w:tblCellMar>
+            <w:top w:w="0" w:type="dxa"/>
+            <w:bottom w:w="0" w:type="dxa"/>
+          </w:tblCellMar>
+        </w:tblPrEx>
+        <w:tc>
+          <w:tcPr>
+            <w:tcW w:w="2800" w:type="dxa"/>
+            <w:tcBorders>
+              <w:top w:val="single" w:sz="4" w:space="0" w:color="CCCCCC"/>
+              <w:left w:val="single" w:sz="4" w:space="0" w:color="CCCCCC"/>
+              <w:bottom w:val="single" w:sz="4" w:space="0" w:color="CCCCCC"/>
+              <w:right w:val="single" w:sz="4" w:space="0" w:color="CCCCCC"/>
+            </w:tcBorders>
+            <w:tcMar>
+              <w:top w:w="80" w:type="dxa"/>
+              <w:left w:w="120" w:type="dxa"/>
+              <w:bottom w:w="80" w:type="dxa"/>
+              <w:right w:w="120" w:type="dxa"/>
+            </w:tcMar>
+          </w:tcPr>
+          <w:p>
+            <w:r>
+              <w:rPr>
+                <w:rFonts w:ascii="Arial" w:eastAsia="Arial" w:hAnsi="Arial" w:cs="Arial"/>
+                <w:sz w:val="20"/>
+                <w:szCs w:val="20"/>
+              </w:rPr>
+              <w:t xml:space="preserve">Venta con </w:t>
+            </w:r>
+            <w:r>
+              <w:rPr>
+                <w:rFonts w:ascii="Arial" w:eastAsia="Arial" w:hAnsi="Arial" w:cs="Arial"/>
+                <w:sz w:val="20"/>
+                <w:szCs w:val="20"/>
+              </w:rPr>
+              <w:t>crédito</w:t>
+            </w:r>
+            <w:r>
+              <w:rPr>
+                <w:rFonts w:ascii="Arial" w:eastAsia="Arial" w:hAnsi="Arial" w:cs="Arial"/>
+                <w:sz w:val="20"/>
+                <w:szCs w:val="20"/>
+              </w:rPr>
+              <w:t xml:space="preserve"> y cuotas</w:t>
+            </w:r>
+          </w:p>
+        </w:tc>
+        <w:tc>
+          <w:tcPr>
+            <w:tcW w:w="3574" w:type="dxa"/>
+            <w:tcBorders>
+              <w:top w:val="single" w:sz="4" w:space="0" w:color="CCCCCC"/>
+              <w:left w:val="single" w:sz="4" w:space="0" w:color="CCCCCC"/>
+              <w:bottom w:val="single" w:sz="4" w:space="0" w:color="CCCCCC"/>
+              <w:right w:val="single" w:sz="4" w:space="0" w:color="CCCCCC"/>
+            </w:tcBorders>
+            <w:tcMar>
+              <w:top w:w="80" w:type="dxa"/>
+              <w:left w:w="120" w:type="dxa"/>
+              <w:bottom w:w="80" w:type="dxa"/>
+              <w:right w:w="120" w:type="dxa"/>
+            </w:tcMar>
+          </w:tcPr>
+          <w:p>
+            <w:r>
+              <w:rPr>
+                <w:rFonts w:ascii="Arial" w:eastAsia="Arial" w:hAnsi="Arial" w:cs="Arial"/>
+                <w:sz w:val="20"/>
+                <w:szCs w:val="20"/>
+              </w:rPr>
+              <w:t xml:space="preserve">Medio Pago </w:t>
+            </w:r>
+            <w:r>
+              <w:rPr>
+                <w:rFonts w:ascii="Arial" w:eastAsia="Arial" w:hAnsi="Arial" w:cs="Arial"/>
+                <w:sz w:val="20"/>
+                <w:szCs w:val="20"/>
+              </w:rPr>
+              <w:t>=</w:t>
+            </w:r>
+            <w:r>
+              <w:rPr>
+                <w:rFonts w:ascii="Arial" w:eastAsia="Arial" w:hAnsi="Arial" w:cs="Arial"/>
+                <w:sz w:val="20"/>
+                <w:szCs w:val="20"/>
+              </w:rPr>
+              <w:t xml:space="preserve"> Crédito</w:t>
+            </w:r>
+            <w:r>
+              <w:rPr>
+                <w:rFonts w:ascii="Arial" w:eastAsia="Arial" w:hAnsi="Arial" w:cs="Arial"/>
+                <w:sz w:val="20"/>
+                <w:szCs w:val="20"/>
+              </w:rPr>
+              <w:t xml:space="preserve"> y cuotas guardadas</w:t>
+            </w:r>
+          </w:p>
+        </w:tc>
+        <w:tc>
+          <w:tcPr>
+            <w:tcW w:w="2693" w:type="dxa"/>
+            <w:tcBorders>
+              <w:top w:val="single" w:sz="4" w:space="0" w:color="CCCCCC"/>
+              <w:left w:val="single" w:sz="4" w:space="0" w:color="CCCCCC"/>
+              <w:bottom w:val="single" w:sz="4" w:space="0" w:color="CCCCCC"/>
+              <w:right w:val="single" w:sz="4" w:space="0" w:color="CCCCCC"/>
+            </w:tcBorders>
+            <w:shd w:val="clear" w:color="auto" w:fill="D1FAE5"/>
+            <w:tcMar>
+              <w:top w:w="80" w:type="dxa"/>
+              <w:left w:w="120" w:type="dxa"/>
+              <w:bottom w:w="80" w:type="dxa"/>
+              <w:right w:w="120" w:type="dxa"/>
+            </w:tcMar>
+          </w:tcPr>
+          <w:p>
+            <w:pPr>
+              <w:jc w:val="center"/>
+            </w:pPr>
+            <w:r>
+              <w:rPr>
+                <w:rFonts w:ascii="Arial" w:eastAsia="Arial" w:hAnsi="Arial" w:cs="Arial"/>
+                <w:b/>
+                <w:bCs/>
+                <w:sz w:val="20"/>
+                <w:szCs w:val="20"/>
+              </w:rPr>
+              <w:t>Aprobado</w:t>
+            </w:r>
+          </w:p>
+        </w:tc>
+      </w:tr>
+      <w:tr>
+        <w:tblPrEx>
+          <w:tblCellMar>
+            <w:top w:w="0" w:type="dxa"/>
+            <w:bottom w:w="0" w:type="dxa"/>
+          </w:tblCellMar>
+        </w:tblPrEx>
+        <w:tc>
+          <w:tcPr>
+            <w:tcW w:w="2800" w:type="dxa"/>
+            <w:tcBorders>
+              <w:top w:val="single" w:sz="4" w:space="0" w:color="CCCCCC"/>
+              <w:left w:val="single" w:sz="4" w:space="0" w:color="CCCCCC"/>
+              <w:bottom w:val="single" w:sz="4" w:space="0" w:color="CCCCCC"/>
+              <w:right w:val="single" w:sz="4" w:space="0" w:color="CCCCCC"/>
+            </w:tcBorders>
+            <w:tcMar>
+              <w:top w:w="80" w:type="dxa"/>
+              <w:left w:w="120" w:type="dxa"/>
+              <w:bottom w:w="80" w:type="dxa"/>
+              <w:right w:w="120" w:type="dxa"/>
+            </w:tcMar>
+          </w:tcPr>
+          <w:p>
+            <w:r>
+              <w:rPr>
+                <w:rFonts w:ascii="Arial" w:eastAsia="Arial" w:hAnsi="Arial" w:cs="Arial"/>
+                <w:sz w:val="20"/>
+                <w:szCs w:val="20"/>
+              </w:rPr>
+              <w:t>Bloqueo sin caja abierta</w:t>
+            </w:r>
+          </w:p>
+        </w:tc>
+        <w:tc>
+          <w:tcPr>
+            <w:tcW w:w="3574" w:type="dxa"/>
+            <w:tcBorders>
+              <w:top w:val="single" w:sz="4" w:space="0" w:color="CCCCCC"/>
+              <w:left w:val="single" w:sz="4" w:space="0" w:color="CCCCCC"/>
+              <w:bottom w:val="single" w:sz="4" w:space="0" w:color="CCCCCC"/>
+              <w:right w:val="single" w:sz="4" w:space="0" w:color="CCCCCC"/>
+            </w:tcBorders>
+            <w:tcMar>
+              <w:top w:w="80" w:type="dxa"/>
+              <w:left w:w="120" w:type="dxa"/>
+              <w:bottom w:w="80" w:type="dxa"/>
+              <w:right w:w="120" w:type="dxa"/>
+            </w:tcMar>
+          </w:tcPr>
+          <w:p>
+            <w:r>
+              <w:rPr>
+                <w:rFonts w:ascii="Arial" w:eastAsia="Arial" w:hAnsi="Arial" w:cs="Arial"/>
+                <w:sz w:val="20"/>
+                <w:szCs w:val="20"/>
+              </w:rPr>
+              <w:t xml:space="preserve">Sistema advierte y bloquea la </w:t>
+            </w:r>
+            <w:r>
+              <w:rPr>
+                <w:rFonts w:ascii="Arial" w:eastAsia="Arial" w:hAnsi="Arial" w:cs="Arial"/>
+                <w:sz w:val="20"/>
+                <w:szCs w:val="20"/>
+              </w:rPr>
+              <w:t>operación</w:t>
+            </w:r>
+          </w:p>
+        </w:tc>
+        <w:tc>
+          <w:tcPr>
+            <w:tcW w:w="2693" w:type="dxa"/>
+            <w:tcBorders>
+              <w:top w:val="single" w:sz="4" w:space="0" w:color="CCCCCC"/>
+              <w:left w:val="single" w:sz="4" w:space="0" w:color="CCCCCC"/>
+              <w:bottom w:val="single" w:sz="4" w:space="0" w:color="CCCCCC"/>
+              <w:right w:val="single" w:sz="4" w:space="0" w:color="CCCCCC"/>
+            </w:tcBorders>
+            <w:shd w:val="clear" w:color="auto" w:fill="D1FAE5"/>
+            <w:tcMar>
+              <w:top w:w="80" w:type="dxa"/>
+              <w:left w:w="120" w:type="dxa"/>
+              <w:bottom w:w="80" w:type="dxa"/>
+              <w:right w:w="120" w:type="dxa"/>
+            </w:tcMar>
+          </w:tcPr>
+          <w:p>
+            <w:pPr>
+              <w:jc w:val="center"/>
+            </w:pPr>
+            <w:r>
+              <w:rPr>
+                <w:rFonts w:ascii="Arial" w:eastAsia="Arial" w:hAnsi="Arial" w:cs="Arial"/>
+                <w:b/>
+                <w:bCs/>
+                <w:sz w:val="20"/>
+                <w:szCs w:val="20"/>
+              </w:rPr>
+              <w:t>Aprobado</w:t>
+            </w:r>
+          </w:p>
+        </w:tc>
+      </w:tr>
+      <w:tr>
+        <w:tblPrEx>
+          <w:tblCellMar>
+            <w:top w:w="0" w:type="dxa"/>
+            <w:bottom w:w="0" w:type="dxa"/>
+          </w:tblCellMar>
+        </w:tblPrEx>
+        <w:tc>
+          <w:tcPr>
+            <w:tcW w:w="2800" w:type="dxa"/>
+            <w:tcBorders>
+              <w:top w:val="single" w:sz="4" w:space="0" w:color="CCCCCC"/>
+              <w:left w:val="single" w:sz="4" w:space="0" w:color="CCCCCC"/>
+              <w:bottom w:val="single" w:sz="4" w:space="0" w:color="CCCCCC"/>
+              <w:right w:val="single" w:sz="4" w:space="0" w:color="CCCCCC"/>
+            </w:tcBorders>
+            <w:tcMar>
+              <w:top w:w="80" w:type="dxa"/>
+              <w:left w:w="120" w:type="dxa"/>
+              <w:bottom w:w="80" w:type="dxa"/>
+              <w:right w:w="120" w:type="dxa"/>
+            </w:tcMar>
+          </w:tcPr>
+          <w:p>
+            <w:r>
+              <w:rPr>
+                <w:rFonts w:ascii="Arial" w:eastAsia="Arial" w:hAnsi="Arial" w:cs="Arial"/>
+                <w:sz w:val="20"/>
+                <w:szCs w:val="20"/>
+              </w:rPr>
+              <w:t>Generar PDF de recibo</w:t>
+            </w:r>
+          </w:p>
+        </w:tc>
+        <w:tc>
+          <w:tcPr>
+            <w:tcW w:w="3574" w:type="dxa"/>
+            <w:tcBorders>
+              <w:top w:val="single" w:sz="4" w:space="0" w:color="CCCCCC"/>
+              <w:left w:val="single" w:sz="4" w:space="0" w:color="CCCCCC"/>
+              <w:bottom w:val="single" w:sz="4" w:space="0" w:color="CCCCCC"/>
+              <w:right w:val="single" w:sz="4" w:space="0" w:color="CCCCCC"/>
+            </w:tcBorders>
+            <w:tcMar>
+              <w:top w:w="80" w:type="dxa"/>
+              <w:left w:w="120" w:type="dxa"/>
+              <w:bottom w:w="80" w:type="dxa"/>
+              <w:right w:w="120" w:type="dxa"/>
+            </w:tcMar>
+          </w:tcPr>
+          <w:p>
+            <w:r>
+              <w:rPr>
+                <w:rFonts w:ascii="Arial" w:eastAsia="Arial" w:hAnsi="Arial" w:cs="Arial"/>
+                <w:sz w:val="20"/>
+                <w:szCs w:val="20"/>
+              </w:rPr>
+              <w:t>PDF generado con detalle de productos y total</w:t>
+            </w:r>
+          </w:p>
+        </w:tc>
+        <w:tc>
+          <w:tcPr>
+            <w:tcW w:w="2693" w:type="dxa"/>
+            <w:tcBorders>
+              <w:top w:val="single" w:sz="4" w:space="0" w:color="CCCCCC"/>
+              <w:left w:val="single" w:sz="4" w:space="0" w:color="CCCCCC"/>
+              <w:bottom w:val="single" w:sz="4" w:space="0" w:color="CCCCCC"/>
+              <w:right w:val="single" w:sz="4" w:space="0" w:color="CCCCCC"/>
+            </w:tcBorders>
+            <w:shd w:val="clear" w:color="auto" w:fill="D1FAE5"/>
+            <w:tcMar>
+              <w:top w:w="80" w:type="dxa"/>
+              <w:left w:w="120" w:type="dxa"/>
+              <w:bottom w:w="80" w:type="dxa"/>
+              <w:right w:w="120" w:type="dxa"/>
+            </w:tcMar>
+          </w:tcPr>
+          <w:p>
+            <w:pPr>
+              <w:jc w:val="center"/>
+            </w:pPr>
+            <w:r>
+              <w:rPr>
+                <w:rFonts w:ascii="Arial" w:eastAsia="Arial" w:hAnsi="Arial" w:cs="Arial"/>
+                <w:b/>
+                <w:bCs/>
+                <w:sz w:val="20"/>
+                <w:szCs w:val="20"/>
+              </w:rPr>
+              <w:t>Aprobado</w:t>
+            </w:r>
+          </w:p>
+        </w:tc>
+      </w:tr>
+      <w:tr>
+        <w:tblPrEx>
+          <w:tblCellMar>
+            <w:top w:w="0" w:type="dxa"/>
+            <w:bottom w:w="0" w:type="dxa"/>
+          </w:tblCellMar>
+        </w:tblPrEx>
+        <w:tc>
+          <w:tcPr>
+            <w:tcW w:w="2800" w:type="dxa"/>
+            <w:tcBorders>
+              <w:top w:val="single" w:sz="4" w:space="0" w:color="CCCCCC"/>
+              <w:left w:val="single" w:sz="4" w:space="0" w:color="CCCCCC"/>
+              <w:bottom w:val="single" w:sz="4" w:space="0" w:color="CCCCCC"/>
+              <w:right w:val="single" w:sz="4" w:space="0" w:color="CCCCCC"/>
+            </w:tcBorders>
+            <w:tcMar>
+              <w:top w:w="80" w:type="dxa"/>
+              <w:left w:w="120" w:type="dxa"/>
+              <w:bottom w:w="80" w:type="dxa"/>
+              <w:right w:w="120" w:type="dxa"/>
+            </w:tcMar>
+          </w:tcPr>
+          <w:p>
+            <w:r>
+              <w:rPr>
+                <w:rFonts w:ascii="Arial" w:eastAsia="Arial" w:hAnsi="Arial" w:cs="Arial"/>
+                <w:sz w:val="20"/>
+                <w:szCs w:val="20"/>
+              </w:rPr>
+              <w:t>Alta y baja de cliente/producto</w:t>
+            </w:r>
+          </w:p>
+        </w:tc>
+        <w:tc>
+          <w:tcPr>
+            <w:tcW w:w="3574" w:type="dxa"/>
+            <w:tcBorders>
+              <w:top w:val="single" w:sz="4" w:space="0" w:color="CCCCCC"/>
+              <w:left w:val="single" w:sz="4" w:space="0" w:color="CCCCCC"/>
+              <w:bottom w:val="single" w:sz="4" w:space="0" w:color="CCCCCC"/>
+              <w:right w:val="single" w:sz="4" w:space="0" w:color="CCCCCC"/>
+            </w:tcBorders>
+            <w:tcMar>
+              <w:top w:w="80" w:type="dxa"/>
+              <w:left w:w="120" w:type="dxa"/>
+              <w:bottom w:w="80" w:type="dxa"/>
+              <w:right w:w="120" w:type="dxa"/>
+            </w:tcMar>
+          </w:tcPr>
+          <w:p>
+            <w:r>
+              <w:rPr>
+                <w:rFonts w:ascii="Arial" w:eastAsia="Arial" w:hAnsi="Arial" w:cs="Arial"/>
+                <w:sz w:val="20"/>
+                <w:szCs w:val="20"/>
+              </w:rPr>
+              <w:t xml:space="preserve">Registro visible en grilla; baja es </w:t>
+            </w:r>
+            <w:r>
+              <w:rPr>
+                <w:rFonts w:ascii="Arial" w:eastAsia="Arial" w:hAnsi="Arial" w:cs="Arial"/>
+                <w:sz w:val="20"/>
+                <w:szCs w:val="20"/>
+              </w:rPr>
+              <w:t>lógica</w:t>
+            </w:r>
+          </w:p>
+        </w:tc>
+        <w:tc>
+          <w:tcPr>
+            <w:tcW w:w="2693" w:type="dxa"/>
+            <w:tcBorders>
+              <w:top w:val="single" w:sz="4" w:space="0" w:color="CCCCCC"/>
+              <w:left w:val="single" w:sz="4" w:space="0" w:color="CCCCCC"/>
+              <w:bottom w:val="single" w:sz="4" w:space="0" w:color="CCCCCC"/>
+              <w:right w:val="single" w:sz="4" w:space="0" w:color="CCCCCC"/>
+            </w:tcBorders>
+            <w:shd w:val="clear" w:color="auto" w:fill="D1FAE5"/>
+            <w:tcMar>
+              <w:top w:w="80" w:type="dxa"/>
+              <w:left w:w="120" w:type="dxa"/>
+              <w:bottom w:w="80" w:type="dxa"/>
+              <w:right w:w="120" w:type="dxa"/>
+            </w:tcMar>
+          </w:tcPr>
+          <w:p>
+            <w:pPr>
+              <w:jc w:val="center"/>
+            </w:pPr>
+            <w:r>
+              <w:rPr>
+                <w:rFonts w:ascii="Arial" w:eastAsia="Arial" w:hAnsi="Arial" w:cs="Arial"/>
+                <w:b/>
+                <w:bCs/>
+                <w:sz w:val="20"/>
+                <w:szCs w:val="20"/>
+              </w:rPr>
+              <w:t>Aprobado</w:t>
+            </w:r>
+          </w:p>
+        </w:tc>
+      </w:tr>
+      <w:tr>
+        <w:tblPrEx>
+          <w:tblCellMar>
+            <w:top w:w="0" w:type="dxa"/>
+            <w:bottom w:w="0" w:type="dxa"/>
+          </w:tblCellMar>
+        </w:tblPrEx>
+        <w:tc>
+          <w:tcPr>
+            <w:tcW w:w="2800" w:type="dxa"/>
+            <w:tcBorders>
+              <w:top w:val="single" w:sz="4" w:space="0" w:color="CCCCCC"/>
+              <w:left w:val="single" w:sz="4" w:space="0" w:color="CCCCCC"/>
+              <w:bottom w:val="single" w:sz="4" w:space="0" w:color="CCCCCC"/>
+              <w:right w:val="single" w:sz="4" w:space="0" w:color="CCCCCC"/>
+            </w:tcBorders>
+            <w:tcMar>
+              <w:top w:w="80" w:type="dxa"/>
+              <w:left w:w="120" w:type="dxa"/>
+              <w:bottom w:w="80" w:type="dxa"/>
+              <w:right w:w="120" w:type="dxa"/>
+            </w:tcMar>
+          </w:tcPr>
+          <w:p>
+            <w:r>
+              <w:rPr>
+                <w:rFonts w:ascii="Arial" w:eastAsia="Arial" w:hAnsi="Arial" w:cs="Arial"/>
+                <w:sz w:val="20"/>
+                <w:szCs w:val="20"/>
+              </w:rPr>
+              <w:t>Apertura y cierre de caja</w:t>
+            </w:r>
+          </w:p>
+        </w:tc>
+        <w:tc>
+          <w:tcPr>
+            <w:tcW w:w="3574" w:type="dxa"/>
+            <w:tcBorders>
+              <w:top w:val="single" w:sz="4" w:space="0" w:color="CCCCCC"/>
+              <w:left w:val="single" w:sz="4" w:space="0" w:color="CCCCCC"/>
+              <w:bottom w:val="single" w:sz="4" w:space="0" w:color="CCCCCC"/>
+              <w:right w:val="single" w:sz="4" w:space="0" w:color="CCCCCC"/>
+            </w:tcBorders>
+            <w:tcMar>
+              <w:top w:w="80" w:type="dxa"/>
+              <w:left w:w="120" w:type="dxa"/>
+              <w:bottom w:w="80" w:type="dxa"/>
+              <w:right w:w="120" w:type="dxa"/>
+            </w:tcMar>
+          </w:tcPr>
+          <w:p>
+            <w:r>
+              <w:rPr>
+                <w:rFonts w:ascii="Arial" w:eastAsia="Arial" w:hAnsi="Arial" w:cs="Arial"/>
+                <w:sz w:val="20"/>
+                <w:szCs w:val="20"/>
+              </w:rPr>
+              <w:t>Saldo calculado se guarda al cerrar</w:t>
+            </w:r>
+          </w:p>
+        </w:tc>
+        <w:tc>
+          <w:tcPr>
+            <w:tcW w:w="2693" w:type="dxa"/>
+            <w:tcBorders>
+              <w:top w:val="single" w:sz="4" w:space="0" w:color="CCCCCC"/>
+              <w:left w:val="single" w:sz="4" w:space="0" w:color="CCCCCC"/>
+              <w:bottom w:val="single" w:sz="4" w:space="0" w:color="CCCCCC"/>
+              <w:right w:val="single" w:sz="4" w:space="0" w:color="CCCCCC"/>
+            </w:tcBorders>
+            <w:shd w:val="clear" w:color="auto" w:fill="D1FAE5"/>
+            <w:tcMar>
+              <w:top w:w="80" w:type="dxa"/>
+              <w:left w:w="120" w:type="dxa"/>
+              <w:bottom w:w="80" w:type="dxa"/>
+              <w:right w:w="120" w:type="dxa"/>
+            </w:tcMar>
+          </w:tcPr>
+          <w:p>
+            <w:pPr>
+              <w:jc w:val="center"/>
+            </w:pPr>
+            <w:r>
+              <w:rPr>
+                <w:rFonts w:ascii="Arial" w:eastAsia="Arial" w:hAnsi="Arial" w:cs="Arial"/>
+                <w:b/>
+                <w:bCs/>
+                <w:sz w:val="20"/>
+                <w:szCs w:val="20"/>
+              </w:rPr>
+              <w:t>Aprobado</w:t>
+            </w:r>
+          </w:p>
+        </w:tc>
+      </w:tr>
+      <w:tr>
+        <w:tblPrEx>
+          <w:tblCellMar>
+            <w:top w:w="0" w:type="dxa"/>
+            <w:bottom w:w="0" w:type="dxa"/>
+          </w:tblCellMar>
+        </w:tblPrEx>
+        <w:tc>
+          <w:tcPr>
+            <w:tcW w:w="2800" w:type="dxa"/>
+            <w:tcBorders>
+              <w:top w:val="single" w:sz="4" w:space="0" w:color="CCCCCC"/>
+              <w:left w:val="single" w:sz="4" w:space="0" w:color="CCCCCC"/>
+              <w:bottom w:val="single" w:sz="4" w:space="0" w:color="CCCCCC"/>
+              <w:right w:val="single" w:sz="4" w:space="0" w:color="CCCCCC"/>
+            </w:tcBorders>
+            <w:tcMar>
+              <w:top w:w="80" w:type="dxa"/>
+              <w:left w:w="120" w:type="dxa"/>
+              <w:bottom w:w="80" w:type="dxa"/>
+              <w:right w:w="120" w:type="dxa"/>
+            </w:tcMar>
+          </w:tcPr>
+          <w:p>
+            <w:r>
+              <w:rPr>
+                <w:rFonts w:ascii="Arial" w:eastAsia="Arial" w:hAnsi="Arial" w:cs="Arial"/>
+                <w:sz w:val="20"/>
+                <w:szCs w:val="20"/>
+              </w:rPr>
+              <w:t xml:space="preserve">Entrega de </w:t>
+            </w:r>
+            <w:r>
+              <w:rPr>
+                <w:rFonts w:ascii="Arial" w:eastAsia="Arial" w:hAnsi="Arial" w:cs="Arial"/>
+                <w:sz w:val="20"/>
+                <w:szCs w:val="20"/>
+              </w:rPr>
+              <w:t>reparación</w:t>
+            </w:r>
+            <w:r>
+              <w:rPr>
+                <w:rFonts w:ascii="Arial" w:eastAsia="Arial" w:hAnsi="Arial" w:cs="Arial"/>
+                <w:sz w:val="20"/>
+                <w:szCs w:val="20"/>
+              </w:rPr>
+              <w:t xml:space="preserve"> registra caja</w:t>
+            </w:r>
+          </w:p>
+        </w:tc>
+        <w:tc>
+          <w:tcPr>
+            <w:tcW w:w="3574" w:type="dxa"/>
+            <w:tcBorders>
+              <w:top w:val="single" w:sz="4" w:space="0" w:color="CCCCCC"/>
+              <w:left w:val="single" w:sz="4" w:space="0" w:color="CCCCCC"/>
+              <w:bottom w:val="single" w:sz="4" w:space="0" w:color="CCCCCC"/>
+              <w:right w:val="single" w:sz="4" w:space="0" w:color="CCCCCC"/>
+            </w:tcBorders>
+            <w:tcMar>
+              <w:top w:w="80" w:type="dxa"/>
+              <w:left w:w="120" w:type="dxa"/>
+              <w:bottom w:w="80" w:type="dxa"/>
+              <w:right w:w="120" w:type="dxa"/>
+            </w:tcMar>
+          </w:tcPr>
+          <w:p>
+            <w:r>
+              <w:rPr>
+                <w:rFonts w:ascii="Arial" w:eastAsia="Arial" w:hAnsi="Arial" w:cs="Arial"/>
+                <w:sz w:val="20"/>
+                <w:szCs w:val="20"/>
+              </w:rPr>
+              <w:t>Movimiento de ingreso creado por el presupuesto</w:t>
+            </w:r>
+          </w:p>
+        </w:tc>
+        <w:tc>
+          <w:tcPr>
+            <w:tcW w:w="2693" w:type="dxa"/>
+            <w:tcBorders>
+              <w:top w:val="single" w:sz="4" w:space="0" w:color="CCCCCC"/>
+              <w:left w:val="single" w:sz="4" w:space="0" w:color="CCCCCC"/>
+              <w:bottom w:val="single" w:sz="4" w:space="0" w:color="CCCCCC"/>
+              <w:right w:val="single" w:sz="4" w:space="0" w:color="CCCCCC"/>
+            </w:tcBorders>
+            <w:shd w:val="clear" w:color="auto" w:fill="D1FAE5"/>
+            <w:tcMar>
+              <w:top w:w="80" w:type="dxa"/>
+              <w:left w:w="120" w:type="dxa"/>
+              <w:bottom w:w="80" w:type="dxa"/>
+              <w:right w:w="120" w:type="dxa"/>
+            </w:tcMar>
+          </w:tcPr>
+          <w:p>
+            <w:pPr>
+              <w:jc w:val="center"/>
+            </w:pPr>
+            <w:r>
+              <w:rPr>
+                <w:rFonts w:ascii="Arial" w:eastAsia="Arial" w:hAnsi="Arial" w:cs="Arial"/>
+                <w:b/>
+                <w:bCs/>
+                <w:sz w:val="20"/>
+                <w:szCs w:val="20"/>
+              </w:rPr>
+              <w:t>Aprobado</w:t>
+            </w:r>
+          </w:p>
+        </w:tc>
+      </w:tr>
+      <w:tr>
+        <w:tblPrEx>
+          <w:tblCellMar>
+            <w:top w:w="0" w:type="dxa"/>
+            <w:bottom w:w="0" w:type="dxa"/>
+          </w:tblCellMar>
+        </w:tblPrEx>
+        <w:tc>
+          <w:tcPr>
+            <w:tcW w:w="2800" w:type="dxa"/>
+            <w:tcBorders>
+              <w:top w:val="single" w:sz="4" w:space="0" w:color="CCCCCC"/>
+              <w:left w:val="single" w:sz="4" w:space="0" w:color="CCCCCC"/>
+              <w:bottom w:val="single" w:sz="4" w:space="0" w:color="CCCCCC"/>
+              <w:right w:val="single" w:sz="4" w:space="0" w:color="CCCCCC"/>
+            </w:tcBorders>
+            <w:tcMar>
+              <w:top w:w="80" w:type="dxa"/>
+              <w:left w:w="120" w:type="dxa"/>
+              <w:bottom w:w="80" w:type="dxa"/>
+              <w:right w:w="120" w:type="dxa"/>
+            </w:tcMar>
+          </w:tcPr>
+          <w:p>
+            <w:r>
+              <w:rPr>
+                <w:rFonts w:ascii="Arial" w:eastAsia="Arial" w:hAnsi="Arial" w:cs="Arial"/>
+                <w:sz w:val="20"/>
+                <w:szCs w:val="20"/>
+              </w:rPr>
+              <w:t xml:space="preserve">Cotizaciones del </w:t>
+            </w:r>
+            <w:r>
+              <w:rPr>
+                <w:rFonts w:ascii="Arial" w:eastAsia="Arial" w:hAnsi="Arial" w:cs="Arial"/>
+                <w:sz w:val="20"/>
+                <w:szCs w:val="20"/>
+              </w:rPr>
+              <w:t>dólar</w:t>
+            </w:r>
+            <w:r>
+              <w:rPr>
+                <w:rFonts w:ascii="Arial" w:eastAsia="Arial" w:hAnsi="Arial" w:cs="Arial"/>
+                <w:sz w:val="20"/>
+                <w:szCs w:val="20"/>
+              </w:rPr>
+              <w:t xml:space="preserve"> en dashboard</w:t>
+            </w:r>
+          </w:p>
+        </w:tc>
+        <w:tc>
+          <w:tcPr>
+            <w:tcW w:w="3574" w:type="dxa"/>
+            <w:tcBorders>
+              <w:top w:val="single" w:sz="4" w:space="0" w:color="CCCCCC"/>
+              <w:left w:val="single" w:sz="4" w:space="0" w:color="CCCCCC"/>
+              <w:bottom w:val="single" w:sz="4" w:space="0" w:color="CCCCCC"/>
+              <w:right w:val="single" w:sz="4" w:space="0" w:color="CCCCCC"/>
+            </w:tcBorders>
+            <w:tcMar>
+              <w:top w:w="80" w:type="dxa"/>
+              <w:left w:w="120" w:type="dxa"/>
+              <w:bottom w:w="80" w:type="dxa"/>
+              <w:right w:w="120" w:type="dxa"/>
+            </w:tcMar>
+          </w:tcPr>
+          <w:p>
+            <w:r>
+              <w:rPr>
+                <w:rFonts w:ascii="Arial" w:eastAsia="Arial" w:hAnsi="Arial" w:cs="Arial"/>
+                <w:sz w:val="20"/>
+                <w:szCs w:val="20"/>
+              </w:rPr>
+              <w:t>Cards muestran USD oficial, blue y tarjeta</w:t>
+            </w:r>
+          </w:p>
+        </w:tc>
+        <w:tc>
+          <w:tcPr>
+            <w:tcW w:w="2693" w:type="dxa"/>
+            <w:tcBorders>
+              <w:top w:val="single" w:sz="4" w:space="0" w:color="CCCCCC"/>
+              <w:left w:val="single" w:sz="4" w:space="0" w:color="CCCCCC"/>
+              <w:bottom w:val="single" w:sz="4" w:space="0" w:color="CCCCCC"/>
+              <w:right w:val="single" w:sz="4" w:space="0" w:color="CCCCCC"/>
+            </w:tcBorders>
+            <w:shd w:val="clear" w:color="auto" w:fill="D1FAE5"/>
+            <w:tcMar>
+              <w:top w:w="80" w:type="dxa"/>
+              <w:left w:w="120" w:type="dxa"/>
+              <w:bottom w:w="80" w:type="dxa"/>
+              <w:right w:w="120" w:type="dxa"/>
+            </w:tcMar>
+          </w:tcPr>
+          <w:p>
+            <w:pPr>
+              <w:jc w:val="center"/>
+            </w:pPr>
+            <w:r>
+              <w:rPr>
+                <w:rFonts w:ascii="Arial" w:eastAsia="Arial" w:hAnsi="Arial" w:cs="Arial"/>
+                <w:b/>
+                <w:bCs/>
+                <w:sz w:val="20"/>
+                <w:szCs w:val="20"/>
+              </w:rPr>
+              <w:t>Aprobado</w:t>
+            </w:r>
+          </w:p>
+        </w:tc>
+      </w:tr>
+      <w:tr>
+        <w:tblPrEx>
+          <w:tblCellMar>
+            <w:top w:w="0" w:type="dxa"/>
+            <w:bottom w:w="0" w:type="dxa"/>
+          </w:tblCellMar>
+        </w:tblPrEx>
+        <w:tc>
+          <w:tcPr>
+            <w:tcW w:w="2800" w:type="dxa"/>
+            <w:tcBorders>
+              <w:top w:val="single" w:sz="4" w:space="0" w:color="CCCCCC"/>
+              <w:left w:val="single" w:sz="4" w:space="0" w:color="CCCCCC"/>
+              <w:bottom w:val="single" w:sz="4" w:space="0" w:color="CCCCCC"/>
+              <w:right w:val="single" w:sz="4" w:space="0" w:color="CCCCCC"/>
+            </w:tcBorders>
+            <w:tcMar>
+              <w:top w:w="80" w:type="dxa"/>
+              <w:left w:w="120" w:type="dxa"/>
+              <w:bottom w:w="80" w:type="dxa"/>
+              <w:right w:w="120" w:type="dxa"/>
+            </w:tcMar>
+          </w:tcPr>
+          <w:p>
+            <w:r>
+              <w:rPr>
+                <w:rFonts w:ascii="Arial" w:eastAsia="Arial" w:hAnsi="Arial" w:cs="Arial"/>
+                <w:sz w:val="20"/>
+                <w:szCs w:val="20"/>
+              </w:rPr>
+              <w:t>Alerta de stock bajo</w:t>
+            </w:r>
+          </w:p>
+        </w:tc>
+        <w:tc>
+          <w:tcPr>
+            <w:tcW w:w="3574" w:type="dxa"/>
+            <w:tcBorders>
+              <w:top w:val="single" w:sz="4" w:space="0" w:color="CCCCCC"/>
+              <w:left w:val="single" w:sz="4" w:space="0" w:color="CCCCCC"/>
+              <w:bottom w:val="single" w:sz="4" w:space="0" w:color="CCCCCC"/>
+              <w:right w:val="single" w:sz="4" w:space="0" w:color="CCCCCC"/>
+            </w:tcBorders>
+            <w:tcMar>
+              <w:top w:w="80" w:type="dxa"/>
+              <w:left w:w="120" w:type="dxa"/>
+              <w:bottom w:w="80" w:type="dxa"/>
+              <w:right w:w="120" w:type="dxa"/>
+            </w:tcMar>
+          </w:tcPr>
+          <w:p>
+            <w:r>
+              <w:rPr>
+                <w:rFonts w:ascii="Arial" w:eastAsia="Arial" w:hAnsi="Arial" w:cs="Arial"/>
+                <w:sz w:val="20"/>
+                <w:szCs w:val="20"/>
+              </w:rPr>
+              <w:t>Productos con stock &lt;= 3 resaltados en rojo</w:t>
+            </w:r>
+          </w:p>
+        </w:tc>
+        <w:tc>
+          <w:tcPr>
+            <w:tcW w:w="2693" w:type="dxa"/>
+            <w:tcBorders>
+              <w:top w:val="single" w:sz="4" w:space="0" w:color="CCCCCC"/>
+              <w:left w:val="single" w:sz="4" w:space="0" w:color="CCCCCC"/>
+              <w:bottom w:val="single" w:sz="4" w:space="0" w:color="CCCCCC"/>
+              <w:right w:val="single" w:sz="4" w:space="0" w:color="CCCCCC"/>
+            </w:tcBorders>
+            <w:shd w:val="clear" w:color="auto" w:fill="D1FAE5"/>
+            <w:tcMar>
+              <w:top w:w="80" w:type="dxa"/>
+              <w:left w:w="120" w:type="dxa"/>
+              <w:bottom w:w="80" w:type="dxa"/>
+              <w:right w:w="120" w:type="dxa"/>
+            </w:tcMar>
+          </w:tcPr>
+          <w:p>
+            <w:pPr>
+              <w:jc w:val="center"/>
+            </w:pPr>
+            <w:r>
+              <w:rPr>
+                <w:rFonts w:ascii="Arial" w:eastAsia="Arial" w:hAnsi="Arial" w:cs="Arial"/>
+                <w:b/>
+                <w:bCs/>
+                <w:sz w:val="20"/>
+                <w:szCs w:val="20"/>
+              </w:rPr>
+              <w:t>Aprobado</w:t>
+            </w:r>
+          </w:p>
+        </w:tc>
+      </w:tr>
+      <w:tr>
+        <w:tblPrEx>
+          <w:tblCellMar>
+            <w:top w:w="0" w:type="dxa"/>
+            <w:bottom w:w="0" w:type="dxa"/>
+          </w:tblCellMar>
+        </w:tblPrEx>
+        <w:tc>
+          <w:tcPr>
+            <w:tcW w:w="2800" w:type="dxa"/>
+            <w:tcBorders>
+              <w:top w:val="single" w:sz="4" w:space="0" w:color="CCCCCC"/>
+              <w:left w:val="single" w:sz="4" w:space="0" w:color="CCCCCC"/>
+              <w:bottom w:val="single" w:sz="4" w:space="0" w:color="CCCCCC"/>
+              <w:right w:val="single" w:sz="4" w:space="0" w:color="CCCCCC"/>
+            </w:tcBorders>
+            <w:tcMar>
+              <w:top w:w="80" w:type="dxa"/>
+              <w:left w:w="120" w:type="dxa"/>
+              <w:bottom w:w="80" w:type="dxa"/>
+              <w:right w:w="120" w:type="dxa"/>
+            </w:tcMar>
+          </w:tcPr>
+          <w:p>
+            <w:r>
+              <w:rPr>
+                <w:rFonts w:ascii="Arial" w:eastAsia="Arial" w:hAnsi="Arial" w:cs="Arial"/>
+                <w:sz w:val="20"/>
+                <w:szCs w:val="20"/>
+              </w:rPr>
+              <w:t>Anulación</w:t>
+            </w:r>
+            <w:r>
+              <w:rPr>
+                <w:rFonts w:ascii="Arial" w:eastAsia="Arial" w:hAnsi="Arial" w:cs="Arial"/>
+                <w:sz w:val="20"/>
+                <w:szCs w:val="20"/>
+              </w:rPr>
+              <w:t xml:space="preserve"> de venta</w:t>
+            </w:r>
+          </w:p>
+        </w:tc>
+        <w:tc>
+          <w:tcPr>
+            <w:tcW w:w="3574" w:type="dxa"/>
+            <w:tcBorders>
+              <w:top w:val="single" w:sz="4" w:space="0" w:color="CCCCCC"/>
+              <w:left w:val="single" w:sz="4" w:space="0" w:color="CCCCCC"/>
+              <w:bottom w:val="single" w:sz="4" w:space="0" w:color="CCCCCC"/>
+              <w:right w:val="single" w:sz="4" w:space="0" w:color="CCCCCC"/>
+            </w:tcBorders>
+            <w:tcMar>
+              <w:top w:w="80" w:type="dxa"/>
+              <w:left w:w="120" w:type="dxa"/>
+              <w:bottom w:w="80" w:type="dxa"/>
+              <w:right w:w="120" w:type="dxa"/>
+            </w:tcMar>
+          </w:tcPr>
+          <w:p>
+            <w:r>
+              <w:rPr>
+                <w:rFonts w:ascii="Arial" w:eastAsia="Arial" w:hAnsi="Arial" w:cs="Arial"/>
+                <w:sz w:val="20"/>
+                <w:szCs w:val="20"/>
+              </w:rPr>
+              <w:t>Estado cambia a Anulada y fila aparece en gris</w:t>
+            </w:r>
+          </w:p>
+        </w:tc>
+        <w:tc>
+          <w:tcPr>
+            <w:tcW w:w="2693" w:type="dxa"/>
+            <w:tcBorders>
+              <w:top w:val="single" w:sz="4" w:space="0" w:color="CCCCCC"/>
+              <w:left w:val="single" w:sz="4" w:space="0" w:color="CCCCCC"/>
+              <w:bottom w:val="single" w:sz="4" w:space="0" w:color="CCCCCC"/>
+              <w:right w:val="single" w:sz="4" w:space="0" w:color="CCCCCC"/>
+            </w:tcBorders>
+            <w:shd w:val="clear" w:color="auto" w:fill="D1FAE5"/>
+            <w:tcMar>
+              <w:top w:w="80" w:type="dxa"/>
+              <w:left w:w="120" w:type="dxa"/>
+              <w:bottom w:w="80" w:type="dxa"/>
+              <w:right w:w="120" w:type="dxa"/>
+            </w:tcMar>
+          </w:tcPr>
+          <w:p>
+            <w:pPr>
+              <w:jc w:val="center"/>
+            </w:pPr>
+            <w:r>
+              <w:rPr>
+                <w:rFonts w:ascii="Arial" w:eastAsia="Arial" w:hAnsi="Arial" w:cs="Arial"/>
+                <w:b/>
+                <w:bCs/>
+                <w:sz w:val="20"/>
+                <w:szCs w:val="20"/>
+              </w:rPr>
+              <w:t>Aprobado</w:t>
+            </w:r>
+          </w:p>
+        </w:tc>
+      </w:tr>
+    </w:tbl>
+    <w:p/>
+    <w:p>
+      <w:pPr>
+        <w:pStyle w:val="Ttulo3"/>
+      </w:pPr>
+    </w:p>
+    <w:p>
+      <w:pPr>
+        <w:spacing w:before="80" w:after="80"/>
+        <w:jc w:val="both"/>
+        <w:rPr>
+          <w:rFonts w:ascii="Arial" w:eastAsia="Arial" w:hAnsi="Arial" w:cs="Arial"/>
+          <w:sz w:val="22"/>
+          <w:szCs w:val="22"/>
+        </w:rPr>
+      </w:pPr>
+    </w:p>
+    <w:p>
+      <w:pPr>
+        <w:spacing w:before="80" w:after="80"/>
+        <w:jc w:val="both"/>
+      </w:pPr>
+    </w:p>
+    <w:p/>
+    <w:p/>
+    <w:p/>
+    <w:p/>
+    <w:p/>
+    <w:p/>
+    <w:p>
+      <w:pPr>
+        <w:pStyle w:val="Ttulo3"/>
+      </w:pPr>
+      <w:r>
+        <w:lastRenderedPageBreak/>
+        <w:t>Resumen</w:t>
+      </w:r>
+    </w:p>
+    <w:tbl>
+      <w:tblPr>
+        <w:tblW w:w="9209" w:type="dxa"/>
+        <w:tblBorders>
+          <w:top w:val="single" w:sz="4" w:space="0" w:color="auto"/>
+          <w:left w:val="single" w:sz="4" w:space="0" w:color="auto"/>
+          <w:bottom w:val="single" w:sz="4" w:space="0" w:color="auto"/>
+          <w:right w:val="single" w:sz="4" w:space="0" w:color="auto"/>
+          <w:insideH w:val="single" w:sz="4" w:space="0" w:color="auto"/>
+          <w:insideV w:val="single" w:sz="4" w:space="0" w:color="auto"/>
+        </w:tblBorders>
+        <w:tblCellMar>
+          <w:left w:w="10" w:type="dxa"/>
+          <w:right w:w="10" w:type="dxa"/>
+        </w:tblCellMar>
+        <w:tblLook w:val="0000" w:firstRow="0" w:lastRow="0" w:firstColumn="0" w:lastColumn="0" w:noHBand="0" w:noVBand="0"/>
+      </w:tblPr>
+      <w:tblGrid>
+        <w:gridCol w:w="3000"/>
+        <w:gridCol w:w="1800"/>
+        <w:gridCol w:w="1800"/>
+        <w:gridCol w:w="2609"/>
+      </w:tblGrid>
+      <w:tr>
+        <w:tblPrEx>
+          <w:tblCellMar>
+            <w:top w:w="0" w:type="dxa"/>
+            <w:bottom w:w="0" w:type="dxa"/>
+          </w:tblCellMar>
+        </w:tblPrEx>
+        <w:tc>
+          <w:tcPr>
+            <w:tcW w:w="3000" w:type="dxa"/>
+            <w:tcBorders>
+              <w:top w:val="single" w:sz="4" w:space="0" w:color="CCCCCC"/>
+              <w:left w:val="single" w:sz="4" w:space="0" w:color="CCCCCC"/>
+              <w:bottom w:val="single" w:sz="4" w:space="0" w:color="CCCCCC"/>
+              <w:right w:val="single" w:sz="4" w:space="0" w:color="CCCCCC"/>
+            </w:tcBorders>
+            <w:shd w:val="clear" w:color="auto" w:fill="2E5090"/>
+            <w:tcMar>
+              <w:top w:w="80" w:type="dxa"/>
+              <w:left w:w="120" w:type="dxa"/>
+              <w:bottom w:w="80" w:type="dxa"/>
+              <w:right w:w="120" w:type="dxa"/>
+            </w:tcMar>
+          </w:tcPr>
+          <w:p>
+            <w:pPr>
+              <w:jc w:val="center"/>
+            </w:pPr>
+            <w:r>
+              <w:rPr>
+                <w:rFonts w:ascii="Arial" w:eastAsia="Arial" w:hAnsi="Arial" w:cs="Arial"/>
+                <w:b/>
+                <w:bCs/>
+                <w:color w:val="FFFFFF"/>
+                <w:sz w:val="20"/>
+                <w:szCs w:val="20"/>
+              </w:rPr>
+              <w:t>Tipo</w:t>
+            </w:r>
+          </w:p>
+        </w:tc>
+        <w:tc>
+          <w:tcPr>
+            <w:tcW w:w="1800" w:type="dxa"/>
+            <w:tcBorders>
+              <w:top w:val="single" w:sz="4" w:space="0" w:color="CCCCCC"/>
+              <w:left w:val="single" w:sz="4" w:space="0" w:color="CCCCCC"/>
+              <w:bottom w:val="single" w:sz="4" w:space="0" w:color="CCCCCC"/>
+              <w:right w:val="single" w:sz="4" w:space="0" w:color="CCCCCC"/>
+            </w:tcBorders>
+            <w:shd w:val="clear" w:color="auto" w:fill="2E5090"/>
+            <w:tcMar>
+              <w:top w:w="80" w:type="dxa"/>
+              <w:left w:w="120" w:type="dxa"/>
+              <w:bottom w:w="80" w:type="dxa"/>
+              <w:right w:w="120" w:type="dxa"/>
+            </w:tcMar>
+          </w:tcPr>
+          <w:p>
+            <w:pPr>
+              <w:jc w:val="center"/>
+            </w:pPr>
+            <w:r>
+              <w:rPr>
+                <w:rFonts w:ascii="Arial" w:eastAsia="Arial" w:hAnsi="Arial" w:cs="Arial"/>
+                <w:b/>
+                <w:bCs/>
+                <w:color w:val="FFFFFF"/>
+                <w:sz w:val="20"/>
+                <w:szCs w:val="20"/>
+              </w:rPr>
+              <w:t>Total</w:t>
+            </w:r>
+          </w:p>
+        </w:tc>
+        <w:tc>
+          <w:tcPr>
+            <w:tcW w:w="1800" w:type="dxa"/>
+            <w:tcBorders>
+              <w:top w:val="single" w:sz="4" w:space="0" w:color="CCCCCC"/>
+              <w:left w:val="single" w:sz="4" w:space="0" w:color="CCCCCC"/>
+              <w:bottom w:val="single" w:sz="4" w:space="0" w:color="CCCCCC"/>
+              <w:right w:val="single" w:sz="4" w:space="0" w:color="CCCCCC"/>
+            </w:tcBorders>
+            <w:shd w:val="clear" w:color="auto" w:fill="2E5090"/>
+            <w:tcMar>
+              <w:top w:w="80" w:type="dxa"/>
+              <w:left w:w="120" w:type="dxa"/>
+              <w:bottom w:w="80" w:type="dxa"/>
+              <w:right w:w="120" w:type="dxa"/>
+            </w:tcMar>
+          </w:tcPr>
+          <w:p>
+            <w:pPr>
+              <w:jc w:val="center"/>
+            </w:pPr>
+            <w:r>
+              <w:rPr>
+                <w:rFonts w:ascii="Arial" w:eastAsia="Arial" w:hAnsi="Arial" w:cs="Arial"/>
+                <w:b/>
+                <w:bCs/>
+                <w:color w:val="FFFFFF"/>
+                <w:sz w:val="20"/>
+                <w:szCs w:val="20"/>
+              </w:rPr>
+              <w:t>Aprobadas</w:t>
+            </w:r>
+          </w:p>
+        </w:tc>
+        <w:tc>
+          <w:tcPr>
+            <w:tcW w:w="2609" w:type="dxa"/>
+            <w:tcBorders>
+              <w:top w:val="single" w:sz="4" w:space="0" w:color="CCCCCC"/>
+              <w:left w:val="single" w:sz="4" w:space="0" w:color="CCCCCC"/>
+              <w:bottom w:val="single" w:sz="4" w:space="0" w:color="CCCCCC"/>
+              <w:right w:val="single" w:sz="4" w:space="0" w:color="CCCCCC"/>
+            </w:tcBorders>
+            <w:shd w:val="clear" w:color="auto" w:fill="2E5090"/>
+            <w:tcMar>
+              <w:top w:w="80" w:type="dxa"/>
+              <w:left w:w="120" w:type="dxa"/>
+              <w:bottom w:w="80" w:type="dxa"/>
+              <w:right w:w="120" w:type="dxa"/>
+            </w:tcMar>
+          </w:tcPr>
+          <w:p>
+            <w:pPr>
+              <w:jc w:val="center"/>
+            </w:pPr>
+            <w:r>
+              <w:rPr>
+                <w:rFonts w:ascii="Arial" w:eastAsia="Arial" w:hAnsi="Arial" w:cs="Arial"/>
+                <w:b/>
+                <w:bCs/>
+                <w:color w:val="FFFFFF"/>
+                <w:sz w:val="20"/>
+                <w:szCs w:val="20"/>
+              </w:rPr>
+              <w:t>Herramienta</w:t>
+            </w:r>
+          </w:p>
+        </w:tc>
+      </w:tr>
+      <w:tr>
+        <w:tblPrEx>
+          <w:tblCellMar>
+            <w:top w:w="0" w:type="dxa"/>
+            <w:bottom w:w="0" w:type="dxa"/>
+          </w:tblCellMar>
+        </w:tblPrEx>
+        <w:tc>
+          <w:tcPr>
+            <w:tcW w:w="3000" w:type="dxa"/>
+            <w:tcBorders>
+              <w:top w:val="single" w:sz="4" w:space="0" w:color="CCCCCC"/>
+              <w:left w:val="single" w:sz="4" w:space="0" w:color="CCCCCC"/>
+              <w:bottom w:val="single" w:sz="4" w:space="0" w:color="CCCCCC"/>
+              <w:right w:val="single" w:sz="4" w:space="0" w:color="CCCCCC"/>
+            </w:tcBorders>
+            <w:tcMar>
+              <w:top w:w="80" w:type="dxa"/>
+              <w:left w:w="120" w:type="dxa"/>
+              <w:bottom w:w="80" w:type="dxa"/>
+              <w:right w:w="120" w:type="dxa"/>
+            </w:tcMar>
+          </w:tcPr>
+          <w:p>
+            <w:r>
+              <w:rPr>
+                <w:rFonts w:ascii="Arial" w:eastAsia="Arial" w:hAnsi="Arial" w:cs="Arial"/>
+                <w:sz w:val="20"/>
+                <w:szCs w:val="20"/>
+              </w:rPr>
+              <w:t>Unitarias</w:t>
+            </w:r>
+          </w:p>
+        </w:tc>
+        <w:tc>
+          <w:tcPr>
+            <w:tcW w:w="1800" w:type="dxa"/>
+            <w:tcBorders>
+              <w:top w:val="single" w:sz="4" w:space="0" w:color="CCCCCC"/>
+              <w:left w:val="single" w:sz="4" w:space="0" w:color="CCCCCC"/>
+              <w:bottom w:val="single" w:sz="4" w:space="0" w:color="CCCCCC"/>
+              <w:right w:val="single" w:sz="4" w:space="0" w:color="CCCCCC"/>
+            </w:tcBorders>
+            <w:tcMar>
+              <w:top w:w="80" w:type="dxa"/>
+              <w:left w:w="120" w:type="dxa"/>
+              <w:bottom w:w="80" w:type="dxa"/>
+              <w:right w:w="120" w:type="dxa"/>
+            </w:tcMar>
+          </w:tcPr>
+          <w:p>
+            <w:pPr>
+              <w:jc w:val="center"/>
+            </w:pPr>
+            <w:r>
+              <w:rPr>
+                <w:rFonts w:ascii="Arial" w:eastAsia="Arial" w:hAnsi="Arial" w:cs="Arial"/>
+                <w:sz w:val="20"/>
+                <w:szCs w:val="20"/>
+              </w:rPr>
+              <w:t>23</w:t>
+            </w:r>
+          </w:p>
+        </w:tc>
+        <w:tc>
+          <w:tcPr>
+            <w:tcW w:w="1800" w:type="dxa"/>
+            <w:tcBorders>
+              <w:top w:val="single" w:sz="4" w:space="0" w:color="CCCCCC"/>
+              <w:left w:val="single" w:sz="4" w:space="0" w:color="CCCCCC"/>
+              <w:bottom w:val="single" w:sz="4" w:space="0" w:color="CCCCCC"/>
+              <w:right w:val="single" w:sz="4" w:space="0" w:color="CCCCCC"/>
+            </w:tcBorders>
+            <w:shd w:val="clear" w:color="auto" w:fill="D1FAE5"/>
+            <w:tcMar>
+              <w:top w:w="80" w:type="dxa"/>
+              <w:left w:w="120" w:type="dxa"/>
+              <w:bottom w:w="80" w:type="dxa"/>
+              <w:right w:w="120" w:type="dxa"/>
+            </w:tcMar>
+          </w:tcPr>
+          <w:p>
+            <w:pPr>
+              <w:jc w:val="center"/>
+            </w:pPr>
+            <w:r>
+              <w:rPr>
+                <w:rFonts w:ascii="Arial" w:eastAsia="Arial" w:hAnsi="Arial" w:cs="Arial"/>
+                <w:b/>
+                <w:bCs/>
+                <w:sz w:val="20"/>
+                <w:szCs w:val="20"/>
+              </w:rPr>
+              <w:t>23</w:t>
+            </w:r>
+          </w:p>
+        </w:tc>
+        <w:tc>
+          <w:tcPr>
+            <w:tcW w:w="2609" w:type="dxa"/>
+            <w:tcBorders>
+              <w:top w:val="single" w:sz="4" w:space="0" w:color="CCCCCC"/>
+              <w:left w:val="single" w:sz="4" w:space="0" w:color="CCCCCC"/>
+              <w:bottom w:val="single" w:sz="4" w:space="0" w:color="CCCCCC"/>
+              <w:right w:val="single" w:sz="4" w:space="0" w:color="CCCCCC"/>
+            </w:tcBorders>
+            <w:tcMar>
+              <w:top w:w="80" w:type="dxa"/>
+              <w:left w:w="120" w:type="dxa"/>
+              <w:bottom w:w="80" w:type="dxa"/>
+              <w:right w:w="120" w:type="dxa"/>
+            </w:tcMar>
+          </w:tcPr>
+          <w:p>
+            <w:r>
+              <w:rPr>
+                <w:rFonts w:ascii="Arial" w:eastAsia="Arial" w:hAnsi="Arial" w:cs="Arial"/>
+                <w:sz w:val="20"/>
+                <w:szCs w:val="20"/>
+              </w:rPr>
+              <w:t>NUnit 3 + SQLite :memory:</w:t>
+            </w:r>
+          </w:p>
+        </w:tc>
+      </w:tr>
+      <w:tr>
+        <w:tblPrEx>
+          <w:tblCellMar>
+            <w:top w:w="0" w:type="dxa"/>
+            <w:bottom w:w="0" w:type="dxa"/>
+          </w:tblCellMar>
+        </w:tblPrEx>
+        <w:tc>
+          <w:tcPr>
+            <w:tcW w:w="3000" w:type="dxa"/>
+            <w:tcBorders>
+              <w:top w:val="single" w:sz="4" w:space="0" w:color="CCCCCC"/>
+              <w:left w:val="single" w:sz="4" w:space="0" w:color="CCCCCC"/>
+              <w:bottom w:val="single" w:sz="4" w:space="0" w:color="CCCCCC"/>
+              <w:right w:val="single" w:sz="4" w:space="0" w:color="CCCCCC"/>
+            </w:tcBorders>
+            <w:tcMar>
+              <w:top w:w="80" w:type="dxa"/>
+              <w:left w:w="120" w:type="dxa"/>
+              <w:bottom w:w="80" w:type="dxa"/>
+              <w:right w:w="120" w:type="dxa"/>
+            </w:tcMar>
+          </w:tcPr>
+          <w:p>
+            <w:r>
+              <w:rPr>
+                <w:rFonts w:ascii="Arial" w:eastAsia="Arial" w:hAnsi="Arial" w:cs="Arial"/>
+                <w:sz w:val="20"/>
+                <w:szCs w:val="20"/>
+              </w:rPr>
+              <w:t>Integración</w:t>
+            </w:r>
+          </w:p>
+        </w:tc>
+        <w:tc>
+          <w:tcPr>
+            <w:tcW w:w="1800" w:type="dxa"/>
+            <w:tcBorders>
+              <w:top w:val="single" w:sz="4" w:space="0" w:color="CCCCCC"/>
+              <w:left w:val="single" w:sz="4" w:space="0" w:color="CCCCCC"/>
+              <w:bottom w:val="single" w:sz="4" w:space="0" w:color="CCCCCC"/>
+              <w:right w:val="single" w:sz="4" w:space="0" w:color="CCCCCC"/>
+            </w:tcBorders>
+            <w:tcMar>
+              <w:top w:w="80" w:type="dxa"/>
+              <w:left w:w="120" w:type="dxa"/>
+              <w:bottom w:w="80" w:type="dxa"/>
+              <w:right w:w="120" w:type="dxa"/>
+            </w:tcMar>
+          </w:tcPr>
+          <w:p>
+            <w:pPr>
+              <w:jc w:val="center"/>
+            </w:pPr>
+            <w:r>
+              <w:rPr>
+                <w:rFonts w:ascii="Arial" w:eastAsia="Arial" w:hAnsi="Arial" w:cs="Arial"/>
+                <w:sz w:val="20"/>
+                <w:szCs w:val="20"/>
+              </w:rPr>
+              <w:t>8</w:t>
+            </w:r>
+          </w:p>
+        </w:tc>
+        <w:tc>
+          <w:tcPr>
+            <w:tcW w:w="1800" w:type="dxa"/>
+            <w:tcBorders>
+              <w:top w:val="single" w:sz="4" w:space="0" w:color="CCCCCC"/>
+              <w:left w:val="single" w:sz="4" w:space="0" w:color="CCCCCC"/>
+              <w:bottom w:val="single" w:sz="4" w:space="0" w:color="CCCCCC"/>
+              <w:right w:val="single" w:sz="4" w:space="0" w:color="CCCCCC"/>
+            </w:tcBorders>
+            <w:shd w:val="clear" w:color="auto" w:fill="D1FAE5"/>
+            <w:tcMar>
+              <w:top w:w="80" w:type="dxa"/>
+              <w:left w:w="120" w:type="dxa"/>
+              <w:bottom w:w="80" w:type="dxa"/>
+              <w:right w:w="120" w:type="dxa"/>
+            </w:tcMar>
+          </w:tcPr>
+          <w:p>
+            <w:pPr>
+              <w:jc w:val="center"/>
+            </w:pPr>
+            <w:r>
+              <w:rPr>
+                <w:rFonts w:ascii="Arial" w:eastAsia="Arial" w:hAnsi="Arial" w:cs="Arial"/>
+                <w:b/>
+                <w:bCs/>
+                <w:sz w:val="20"/>
+                <w:szCs w:val="20"/>
+              </w:rPr>
+              <w:t>8</w:t>
+            </w:r>
+          </w:p>
+        </w:tc>
+        <w:tc>
+          <w:tcPr>
+            <w:tcW w:w="2609" w:type="dxa"/>
+            <w:tcBorders>
+              <w:top w:val="single" w:sz="4" w:space="0" w:color="CCCCCC"/>
+              <w:left w:val="single" w:sz="4" w:space="0" w:color="CCCCCC"/>
+              <w:bottom w:val="single" w:sz="4" w:space="0" w:color="CCCCCC"/>
+              <w:right w:val="single" w:sz="4" w:space="0" w:color="CCCCCC"/>
+            </w:tcBorders>
+            <w:tcMar>
+              <w:top w:w="80" w:type="dxa"/>
+              <w:left w:w="120" w:type="dxa"/>
+              <w:bottom w:w="80" w:type="dxa"/>
+              <w:right w:w="120" w:type="dxa"/>
+            </w:tcMar>
+          </w:tcPr>
+          <w:p>
+            <w:r>
+              <w:rPr>
+                <w:rFonts w:ascii="Arial" w:eastAsia="Arial" w:hAnsi="Arial" w:cs="Arial"/>
+                <w:sz w:val="20"/>
+                <w:szCs w:val="20"/>
+              </w:rPr>
+              <w:t>NUnit 3 + SQLite :memory:</w:t>
+            </w:r>
+          </w:p>
+        </w:tc>
+      </w:tr>
+      <w:tr>
+        <w:tblPrEx>
+          <w:tblCellMar>
+            <w:top w:w="0" w:type="dxa"/>
+            <w:bottom w:w="0" w:type="dxa"/>
+          </w:tblCellMar>
+        </w:tblPrEx>
+        <w:tc>
+          <w:tcPr>
+            <w:tcW w:w="3000" w:type="dxa"/>
+            <w:tcBorders>
+              <w:top w:val="single" w:sz="4" w:space="0" w:color="CCCCCC"/>
+              <w:left w:val="single" w:sz="4" w:space="0" w:color="CCCCCC"/>
+              <w:bottom w:val="single" w:sz="4" w:space="0" w:color="CCCCCC"/>
+              <w:right w:val="single" w:sz="4" w:space="0" w:color="CCCCCC"/>
+            </w:tcBorders>
+            <w:tcMar>
+              <w:top w:w="80" w:type="dxa"/>
+              <w:left w:w="120" w:type="dxa"/>
+              <w:bottom w:w="80" w:type="dxa"/>
+              <w:right w:w="120" w:type="dxa"/>
+            </w:tcMar>
+          </w:tcPr>
+          <w:p>
+            <w:r>
+              <w:rPr>
+                <w:rFonts w:ascii="Arial" w:eastAsia="Arial" w:hAnsi="Arial" w:cs="Arial"/>
+                <w:sz w:val="20"/>
+                <w:szCs w:val="20"/>
+              </w:rPr>
+              <w:t>Aceptación</w:t>
+            </w:r>
+          </w:p>
+        </w:tc>
+        <w:tc>
+          <w:tcPr>
+            <w:tcW w:w="1800" w:type="dxa"/>
+            <w:tcBorders>
+              <w:top w:val="single" w:sz="4" w:space="0" w:color="CCCCCC"/>
+              <w:left w:val="single" w:sz="4" w:space="0" w:color="CCCCCC"/>
+              <w:bottom w:val="single" w:sz="4" w:space="0" w:color="CCCCCC"/>
+              <w:right w:val="single" w:sz="4" w:space="0" w:color="CCCCCC"/>
+            </w:tcBorders>
+            <w:tcMar>
+              <w:top w:w="80" w:type="dxa"/>
+              <w:left w:w="120" w:type="dxa"/>
+              <w:bottom w:w="80" w:type="dxa"/>
+              <w:right w:w="120" w:type="dxa"/>
+            </w:tcMar>
+          </w:tcPr>
+          <w:p>
+            <w:pPr>
+              <w:jc w:val="center"/>
+            </w:pPr>
+            <w:r>
+              <w:rPr>
+                <w:rFonts w:ascii="Arial" w:eastAsia="Arial" w:hAnsi="Arial" w:cs="Arial"/>
+                <w:sz w:val="20"/>
+                <w:szCs w:val="20"/>
+              </w:rPr>
+              <w:t>10</w:t>
+            </w:r>
+          </w:p>
+        </w:tc>
+        <w:tc>
+          <w:tcPr>
+            <w:tcW w:w="1800" w:type="dxa"/>
+            <w:tcBorders>
+              <w:top w:val="single" w:sz="4" w:space="0" w:color="CCCCCC"/>
+              <w:left w:val="single" w:sz="4" w:space="0" w:color="CCCCCC"/>
+              <w:bottom w:val="single" w:sz="4" w:space="0" w:color="CCCCCC"/>
+              <w:right w:val="single" w:sz="4" w:space="0" w:color="CCCCCC"/>
+            </w:tcBorders>
+            <w:shd w:val="clear" w:color="auto" w:fill="D1FAE5"/>
+            <w:tcMar>
+              <w:top w:w="80" w:type="dxa"/>
+              <w:left w:w="120" w:type="dxa"/>
+              <w:bottom w:w="80" w:type="dxa"/>
+              <w:right w:w="120" w:type="dxa"/>
+            </w:tcMar>
+          </w:tcPr>
+          <w:p>
+            <w:pPr>
+              <w:jc w:val="center"/>
+            </w:pPr>
+            <w:r>
+              <w:rPr>
+                <w:rFonts w:ascii="Arial" w:eastAsia="Arial" w:hAnsi="Arial" w:cs="Arial"/>
+                <w:b/>
+                <w:bCs/>
+                <w:sz w:val="20"/>
+                <w:szCs w:val="20"/>
+              </w:rPr>
+              <w:t>10</w:t>
+            </w:r>
+          </w:p>
+        </w:tc>
+        <w:tc>
+          <w:tcPr>
+            <w:tcW w:w="2609" w:type="dxa"/>
+            <w:tcBorders>
+              <w:top w:val="single" w:sz="4" w:space="0" w:color="CCCCCC"/>
+              <w:left w:val="single" w:sz="4" w:space="0" w:color="CCCCCC"/>
+              <w:bottom w:val="single" w:sz="4" w:space="0" w:color="CCCCCC"/>
+              <w:right w:val="single" w:sz="4" w:space="0" w:color="CCCCCC"/>
+            </w:tcBorders>
+            <w:tcMar>
+              <w:top w:w="80" w:type="dxa"/>
+              <w:left w:w="120" w:type="dxa"/>
+              <w:bottom w:w="80" w:type="dxa"/>
+              <w:right w:w="120" w:type="dxa"/>
+            </w:tcMar>
+          </w:tcPr>
+          <w:p>
+            <w:r>
+              <w:rPr>
+                <w:rFonts w:ascii="Arial" w:eastAsia="Arial" w:hAnsi="Arial" w:cs="Arial"/>
+                <w:sz w:val="20"/>
+                <w:szCs w:val="20"/>
+              </w:rPr>
+              <w:t>Manual</w:t>
+            </w:r>
+          </w:p>
+        </w:tc>
+      </w:tr>
+      <w:tr>
+        <w:tblPrEx>
+          <w:tblCellMar>
+            <w:top w:w="0" w:type="dxa"/>
+            <w:bottom w:w="0" w:type="dxa"/>
+          </w:tblCellMar>
+        </w:tblPrEx>
+        <w:tc>
+          <w:tcPr>
+            <w:tcW w:w="3000" w:type="dxa"/>
+            <w:tcBorders>
+              <w:top w:val="single" w:sz="4" w:space="0" w:color="CCCCCC"/>
+              <w:left w:val="single" w:sz="4" w:space="0" w:color="CCCCCC"/>
+              <w:bottom w:val="single" w:sz="4" w:space="0" w:color="CCCCCC"/>
+              <w:right w:val="single" w:sz="4" w:space="0" w:color="CCCCCC"/>
+            </w:tcBorders>
+            <w:tcMar>
+              <w:top w:w="80" w:type="dxa"/>
+              <w:left w:w="120" w:type="dxa"/>
+              <w:bottom w:w="80" w:type="dxa"/>
+              <w:right w:w="120" w:type="dxa"/>
+            </w:tcMar>
+          </w:tcPr>
+          <w:p>
+            <w:r>
+              <w:rPr>
+                <w:rFonts w:ascii="Arial" w:eastAsia="Arial" w:hAnsi="Arial" w:cs="Arial"/>
+                <w:b/>
+                <w:bCs/>
+                <w:sz w:val="20"/>
+                <w:szCs w:val="20"/>
+              </w:rPr>
+              <w:t>TOTAL</w:t>
+            </w:r>
+          </w:p>
+        </w:tc>
+        <w:tc>
+          <w:tcPr>
+            <w:tcW w:w="1800" w:type="dxa"/>
+            <w:tcBorders>
+              <w:top w:val="single" w:sz="4" w:space="0" w:color="CCCCCC"/>
+              <w:left w:val="single" w:sz="4" w:space="0" w:color="CCCCCC"/>
+              <w:bottom w:val="single" w:sz="4" w:space="0" w:color="CCCCCC"/>
+              <w:right w:val="single" w:sz="4" w:space="0" w:color="CCCCCC"/>
+            </w:tcBorders>
+            <w:tcMar>
+              <w:top w:w="80" w:type="dxa"/>
+              <w:left w:w="120" w:type="dxa"/>
+              <w:bottom w:w="80" w:type="dxa"/>
+              <w:right w:w="120" w:type="dxa"/>
+            </w:tcMar>
+          </w:tcPr>
+          <w:p>
+            <w:pPr>
+              <w:jc w:val="center"/>
+            </w:pPr>
+            <w:r>
+              <w:rPr>
+                <w:rFonts w:ascii="Arial" w:eastAsia="Arial" w:hAnsi="Arial" w:cs="Arial"/>
+                <w:b/>
+                <w:bCs/>
+                <w:sz w:val="20"/>
+                <w:szCs w:val="20"/>
+              </w:rPr>
+              <w:t>41</w:t>
+            </w:r>
+          </w:p>
+        </w:tc>
+        <w:tc>
+          <w:tcPr>
+            <w:tcW w:w="1800" w:type="dxa"/>
+            <w:tcBorders>
+              <w:top w:val="single" w:sz="4" w:space="0" w:color="CCCCCC"/>
+              <w:left w:val="single" w:sz="4" w:space="0" w:color="CCCCCC"/>
+              <w:bottom w:val="single" w:sz="4" w:space="0" w:color="CCCCCC"/>
+              <w:right w:val="single" w:sz="4" w:space="0" w:color="CCCCCC"/>
+            </w:tcBorders>
+            <w:shd w:val="clear" w:color="auto" w:fill="D1FAE5"/>
+            <w:tcMar>
+              <w:top w:w="80" w:type="dxa"/>
+              <w:left w:w="120" w:type="dxa"/>
+              <w:bottom w:w="80" w:type="dxa"/>
+              <w:right w:w="120" w:type="dxa"/>
+            </w:tcMar>
+          </w:tcPr>
+          <w:p>
+            <w:pPr>
+              <w:jc w:val="center"/>
+            </w:pPr>
+            <w:r>
+              <w:rPr>
+                <w:rFonts w:ascii="Arial" w:eastAsia="Arial" w:hAnsi="Arial" w:cs="Arial"/>
+                <w:b/>
+                <w:bCs/>
+                <w:sz w:val="20"/>
+                <w:szCs w:val="20"/>
+              </w:rPr>
+              <w:t>41</w:t>
+            </w:r>
+          </w:p>
+        </w:tc>
+        <w:tc>
+          <w:tcPr>
+            <w:tcW w:w="2609" w:type="dxa"/>
+            <w:tcBorders>
+              <w:top w:val="single" w:sz="4" w:space="0" w:color="CCCCCC"/>
+              <w:left w:val="single" w:sz="4" w:space="0" w:color="CCCCCC"/>
+              <w:bottom w:val="single" w:sz="4" w:space="0" w:color="CCCCCC"/>
+              <w:right w:val="single" w:sz="4" w:space="0" w:color="CCCCCC"/>
+            </w:tcBorders>
+            <w:tcMar>
+              <w:top w:w="80" w:type="dxa"/>
+              <w:left w:w="120" w:type="dxa"/>
+              <w:bottom w:w="80" w:type="dxa"/>
+              <w:right w:w="120" w:type="dxa"/>
+            </w:tcMar>
+          </w:tcPr>
+          <w:p/>
         </w:tc>
       </w:tr>
     </w:tbl>
@@ -5983,12 +8854,6 @@
     <w:p/>
     <w:p/>
     <w:p/>
-    <w:p/>
-    <w:p/>
-    <w:p/>
-    <w:p/>
-    <w:p/>
-    <w:p/>
     <w:p>
       <w:pPr>
         <w:pStyle w:val="Ttulo1"/>
@@ -5996,6 +8861,7 @@
       <w:r>
         <w:rPr>
           <w:noProof/>
+          <w:lang w:val="es-AR" w:eastAsia="es-AR"/>
         </w:rPr>
         <w:lastRenderedPageBreak/>
         <w:drawing>
@@ -6071,7 +8937,7 @@
 </file>
 
 <file path=word/endnotes.xml><?xml version="1.0" encoding="utf-8"?>
-<w:endnotes xmlns:wpc="http://schemas.microsoft.com/office/word/2010/wordprocessingCanvas" xmlns:cx="http://schemas.microsoft.com/office/drawing/2014/chartex" xmlns:cx1="http://schemas.microsoft.com/office/drawing/2015/9/8/chartex" xmlns:cx2="http://schemas.microsoft.com/office/drawing/2015/10/21/chartex" xmlns:cx3="http://schemas.microsoft.com/office/drawing/2016/5/9/chartex" xmlns:cx4="http://schemas.microsoft.com/office/drawing/2016/5/10/chartex" xmlns:cx5="http://schemas.microsoft.com/office/drawing/2016/5/11/chartex" xmlns:cx6="http://schemas.microsoft.com/office/drawing/2016/5/12/chartex" xmlns:cx7="http://schemas.microsoft.com/office/drawing/2016/5/13/chartex" xmlns:cx8="http://schemas.microsoft.com/office/drawing/2016/5/14/chartex" xmlns:mc="http://schemas.openxmlformats.org/markup-compatibility/2006" xmlns:aink="http://schemas.microsoft.com/office/drawing/2016/ink" xmlns:am3d="http://schemas.microsoft.com/office/drawing/2017/model3d" xmlns:o="urn:schemas-microsoft-com:office:office" xmlns:oel="http://schemas.microsoft.com/office/2019/extlst" xmlns:r="http://schemas.openxmlformats.org/officeDocument/2006/relationships" xmlns:m="http://schemas.openxmlformats.org/officeDocument/2006/math" xmlns:v="urn:schemas-microsoft-com:vml" xmlns:wp14="http://schemas.microsoft.com/office/word/2010/wordprocessingDrawing" xmlns:wp="http://schemas.openxmlformats.org/drawingml/2006/wordprocessingDrawing" xmlns:w10="urn:schemas-microsoft-com:office:word" xmlns:w="http://schemas.openxmlformats.org/wordprocessingml/2006/main" xmlns:w14="http://schemas.microsoft.com/office/word/2010/wordml" xmlns:w15="http://schemas.microsoft.com/office/word/2012/wordml" xmlns:w16cex="http://schemas.microsoft.com/office/word/2018/wordml/cex" xmlns:w16cid="http://schemas.microsoft.com/office/word/2016/wordml/cid" xmlns:w16="http://schemas.microsoft.com/office/word/2018/wordml" xmlns:w16du="http://schemas.microsoft.com/office/word/2023/wordml/word16du" xmlns:w16sdtdh="http://schemas.microsoft.com/office/word/2020/wordml/sdtdatahash" xmlns:w16sdtfl="http://schemas.microsoft.com/office/word/2024/wordml/sdtformatlock" xmlns:w16se="http://schemas.microsoft.com/office/word/2015/wordml/symex" xmlns:wpg="http://schemas.microsoft.com/office/word/2010/wordprocessingGroup" xmlns:wpi="http://schemas.microsoft.com/office/word/2010/wordprocessingInk" xmlns:wne="http://schemas.microsoft.com/office/word/2006/wordml" xmlns:wps="http://schemas.microsoft.com/office/word/2010/wordprocessingShape" mc:Ignorable="w14 w15 w16se w16cid w16 w16cex w16sdtdh w16sdtfl w16du wp14">
+<w:endnotes xmlns:wpc="http://schemas.microsoft.com/office/word/2010/wordprocessingCanvas" xmlns:cx="http://schemas.microsoft.com/office/drawing/2014/chartex" xmlns:mc="http://schemas.openxmlformats.org/markup-compatibility/2006" xmlns:o="urn:schemas-microsoft-com:office:office" xmlns:r="http://schemas.openxmlformats.org/officeDocument/2006/relationships" xmlns:m="http://schemas.openxmlformats.org/officeDocument/2006/math" xmlns:v="urn:schemas-microsoft-com:vml" xmlns:wp14="http://schemas.microsoft.com/office/word/2010/wordprocessingDrawing" xmlns:wp="http://schemas.openxmlformats.org/drawingml/2006/wordprocessingDrawing" xmlns:w10="urn:schemas-microsoft-com:office:word" xmlns:w="http://schemas.openxmlformats.org/wordprocessingml/2006/main" xmlns:w14="http://schemas.microsoft.com/office/word/2010/wordml" xmlns:w15="http://schemas.microsoft.com/office/word/2012/wordml" xmlns:w16se="http://schemas.microsoft.com/office/word/2015/wordml/symex" xmlns:wpg="http://schemas.microsoft.com/office/word/2010/wordprocessingGroup" xmlns:wpi="http://schemas.microsoft.com/office/word/2010/wordprocessingInk" xmlns:wne="http://schemas.microsoft.com/office/word/2006/wordml" xmlns:wps="http://schemas.microsoft.com/office/word/2010/wordprocessingShape" mc:Ignorable="w14 w15 w16se wp14">
   <w:endnote w:type="separator" w:id="-1">
     <w:p>
       <w:pPr>
@@ -6096,7 +8962,7 @@
 </file>
 
 <file path=word/footer1.xml><?xml version="1.0" encoding="utf-8"?>
-<w:ftr xmlns:wpc="http://schemas.microsoft.com/office/word/2010/wordprocessingCanvas" xmlns:cx="http://schemas.microsoft.com/office/drawing/2014/chartex" xmlns:cx1="http://schemas.microsoft.com/office/drawing/2015/9/8/chartex" xmlns:cx2="http://schemas.microsoft.com/office/drawing/2015/10/21/chartex" xmlns:cx3="http://schemas.microsoft.com/office/drawing/2016/5/9/chartex" xmlns:cx4="http://schemas.microsoft.com/office/drawing/2016/5/10/chartex" xmlns:cx5="http://schemas.microsoft.com/office/drawing/2016/5/11/chartex" xmlns:cx6="http://schemas.microsoft.com/office/drawing/2016/5/12/chartex" xmlns:cx7="http://schemas.microsoft.com/office/drawing/2016/5/13/chartex" xmlns:cx8="http://schemas.microsoft.com/office/drawing/2016/5/14/chartex" xmlns:mc="http://schemas.openxmlformats.org/markup-compatibility/2006" xmlns:aink="http://schemas.microsoft.com/office/drawing/2016/ink" xmlns:am3d="http://schemas.microsoft.com/office/drawing/2017/model3d" xmlns:o="urn:schemas-microsoft-com:office:office" xmlns:oel="http://schemas.microsoft.com/office/2019/extlst" xmlns:r="http://schemas.openxmlformats.org/officeDocument/2006/relationships" xmlns:m="http://schemas.openxmlformats.org/officeDocument/2006/math" xmlns:v="urn:schemas-microsoft-com:vml" xmlns:wp14="http://schemas.microsoft.com/office/word/2010/wordprocessingDrawing" xmlns:wp="http://schemas.openxmlformats.org/drawingml/2006/wordprocessingDrawing" xmlns:w10="urn:schemas-microsoft-com:office:word" xmlns:w="http://schemas.openxmlformats.org/wordprocessingml/2006/main" xmlns:w14="http://schemas.microsoft.com/office/word/2010/wordml" xmlns:w15="http://schemas.microsoft.com/office/word/2012/wordml" xmlns:w16cex="http://schemas.microsoft.com/office/word/2018/wordml/cex" xmlns:w16cid="http://schemas.microsoft.com/office/word/2016/wordml/cid" xmlns:w16="http://schemas.microsoft.com/office/word/2018/wordml" xmlns:w16du="http://schemas.microsoft.com/office/word/2023/wordml/word16du" xmlns:w16sdtdh="http://schemas.microsoft.com/office/word/2020/wordml/sdtdatahash" xmlns:w16sdtfl="http://schemas.microsoft.com/office/word/2024/wordml/sdtformatlock" xmlns:w16se="http://schemas.microsoft.com/office/word/2015/wordml/symex" xmlns:wpg="http://schemas.microsoft.com/office/word/2010/wordprocessingGroup" xmlns:wpi="http://schemas.microsoft.com/office/word/2010/wordprocessingInk" xmlns:wne="http://schemas.microsoft.com/office/word/2006/wordml" xmlns:wps="http://schemas.microsoft.com/office/word/2010/wordprocessingShape" mc:Ignorable="w14 w15 w16se w16cid w16 w16cex w16sdtdh w16sdtfl w16du wp14">
+<w:ftr xmlns:wpc="http://schemas.microsoft.com/office/word/2010/wordprocessingCanvas" xmlns:cx="http://schemas.microsoft.com/office/drawing/2014/chartex" xmlns:mc="http://schemas.openxmlformats.org/markup-compatibility/2006" xmlns:o="urn:schemas-microsoft-com:office:office" xmlns:r="http://schemas.openxmlformats.org/officeDocument/2006/relationships" xmlns:m="http://schemas.openxmlformats.org/officeDocument/2006/math" xmlns:v="urn:schemas-microsoft-com:vml" xmlns:wp14="http://schemas.microsoft.com/office/word/2010/wordprocessingDrawing" xmlns:wp="http://schemas.openxmlformats.org/drawingml/2006/wordprocessingDrawing" xmlns:w10="urn:schemas-microsoft-com:office:word" xmlns:w="http://schemas.openxmlformats.org/wordprocessingml/2006/main" xmlns:w14="http://schemas.microsoft.com/office/word/2010/wordml" xmlns:w15="http://schemas.microsoft.com/office/word/2012/wordml" xmlns:w16se="http://schemas.microsoft.com/office/word/2015/wordml/symex" xmlns:wpg="http://schemas.microsoft.com/office/word/2010/wordprocessingGroup" xmlns:wpi="http://schemas.microsoft.com/office/word/2010/wordprocessingInk" xmlns:wne="http://schemas.microsoft.com/office/word/2006/wordml" xmlns:wps="http://schemas.microsoft.com/office/word/2010/wordprocessingShape" mc:Ignorable="w14 w15 w16se wp14">
   <w:p>
     <w:pPr>
       <w:pStyle w:val="Piedepgina"/>
@@ -6116,7 +8982,7 @@
 </file>
 
 <file path=word/footnotes.xml><?xml version="1.0" encoding="utf-8"?>
-<w:footnotes xmlns:wpc="http://schemas.microsoft.com/office/word/2010/wordprocessingCanvas" xmlns:cx="http://schemas.microsoft.com/office/drawing/2014/chartex" xmlns:cx1="http://schemas.microsoft.com/office/drawing/2015/9/8/chartex" xmlns:cx2="http://schemas.microsoft.com/office/drawing/2015/10/21/chartex" xmlns:cx3="http://schemas.microsoft.com/office/drawing/2016/5/9/chartex" xmlns:cx4="http://schemas.microsoft.com/office/drawing/2016/5/10/chartex" xmlns:cx5="http://schemas.microsoft.com/office/drawing/2016/5/11/chartex" xmlns:cx6="http://schemas.microsoft.com/office/drawing/2016/5/12/chartex" xmlns:cx7="http://schemas.microsoft.com/office/drawing/2016/5/13/chartex" xmlns:cx8="http://schemas.microsoft.com/office/drawing/2016/5/14/chartex" xmlns:mc="http://schemas.openxmlformats.org/markup-compatibility/2006" xmlns:aink="http://schemas.microsoft.com/office/drawing/2016/ink" xmlns:am3d="http://schemas.microsoft.com/office/drawing/2017/model3d" xmlns:o="urn:schemas-microsoft-com:office:office" xmlns:oel="http://schemas.microsoft.com/office/2019/extlst" xmlns:r="http://schemas.openxmlformats.org/officeDocument/2006/relationships" xmlns:m="http://schemas.openxmlformats.org/officeDocument/2006/math" xmlns:v="urn:schemas-microsoft-com:vml" xmlns:wp14="http://schemas.microsoft.com/office/word/2010/wordprocessingDrawing" xmlns:wp="http://schemas.openxmlformats.org/drawingml/2006/wordprocessingDrawing" xmlns:w10="urn:schemas-microsoft-com:office:word" xmlns:w="http://schemas.openxmlformats.org/wordprocessingml/2006/main" xmlns:w14="http://schemas.microsoft.com/office/word/2010/wordml" xmlns:w15="http://schemas.microsoft.com/office/word/2012/wordml" xmlns:w16cex="http://schemas.microsoft.com/office/word/2018/wordml/cex" xmlns:w16cid="http://schemas.microsoft.com/office/word/2016/wordml/cid" xmlns:w16="http://schemas.microsoft.com/office/word/2018/wordml" xmlns:w16du="http://schemas.microsoft.com/office/word/2023/wordml/word16du" xmlns:w16sdtdh="http://schemas.microsoft.com/office/word/2020/wordml/sdtdatahash" xmlns:w16sdtfl="http://schemas.microsoft.com/office/word/2024/wordml/sdtformatlock" xmlns:w16se="http://schemas.microsoft.com/office/word/2015/wordml/symex" xmlns:wpg="http://schemas.microsoft.com/office/word/2010/wordprocessingGroup" xmlns:wpi="http://schemas.microsoft.com/office/word/2010/wordprocessingInk" xmlns:wne="http://schemas.microsoft.com/office/word/2006/wordml" xmlns:wps="http://schemas.microsoft.com/office/word/2010/wordprocessingShape" mc:Ignorable="w14 w15 w16se w16cid w16 w16cex w16sdtdh w16sdtfl w16du wp14">
+<w:footnotes xmlns:wpc="http://schemas.microsoft.com/office/word/2010/wordprocessingCanvas" xmlns:cx="http://schemas.microsoft.com/office/drawing/2014/chartex" xmlns:mc="http://schemas.openxmlformats.org/markup-compatibility/2006" xmlns:o="urn:schemas-microsoft-com:office:office" xmlns:r="http://schemas.openxmlformats.org/officeDocument/2006/relationships" xmlns:m="http://schemas.openxmlformats.org/officeDocument/2006/math" xmlns:v="urn:schemas-microsoft-com:vml" xmlns:wp14="http://schemas.microsoft.com/office/word/2010/wordprocessingDrawing" xmlns:wp="http://schemas.openxmlformats.org/drawingml/2006/wordprocessingDrawing" xmlns:w10="urn:schemas-microsoft-com:office:word" xmlns:w="http://schemas.openxmlformats.org/wordprocessingml/2006/main" xmlns:w14="http://schemas.microsoft.com/office/word/2010/wordml" xmlns:w15="http://schemas.microsoft.com/office/word/2012/wordml" xmlns:w16se="http://schemas.microsoft.com/office/word/2015/wordml/symex" xmlns:wpg="http://schemas.microsoft.com/office/word/2010/wordprocessingGroup" xmlns:wpi="http://schemas.microsoft.com/office/word/2010/wordprocessingInk" xmlns:wne="http://schemas.microsoft.com/office/word/2006/wordml" xmlns:wps="http://schemas.microsoft.com/office/word/2010/wordprocessingShape" mc:Ignorable="w14 w15 w16se wp14">
   <w:footnote w:type="separator" w:id="-1">
     <w:p>
       <w:pPr>
@@ -6141,7 +9007,7 @@
 </file>
 
 <file path=word/numbering.xml><?xml version="1.0" encoding="utf-8"?>
-<w:numbering xmlns:wpc="http://schemas.microsoft.com/office/word/2010/wordprocessingCanvas" xmlns:cx="http://schemas.microsoft.com/office/drawing/2014/chartex" xmlns:cx1="http://schemas.microsoft.com/office/drawing/2015/9/8/chartex" xmlns:cx2="http://schemas.microsoft.com/office/drawing/2015/10/21/chartex" xmlns:cx3="http://schemas.microsoft.com/office/drawing/2016/5/9/chartex" xmlns:cx4="http://schemas.microsoft.com/office/drawing/2016/5/10/chartex" xmlns:cx5="http://schemas.microsoft.com/office/drawing/2016/5/11/chartex" xmlns:cx6="http://schemas.microsoft.com/office/drawing/2016/5/12/chartex" xmlns:cx7="http://schemas.microsoft.com/office/drawing/2016/5/13/chartex" xmlns:cx8="http://schemas.microsoft.com/office/drawing/2016/5/14/chartex" xmlns:mc="http://schemas.openxmlformats.org/markup-compatibility/2006" xmlns:aink="http://schemas.microsoft.com/office/drawing/2016/ink" xmlns:am3d="http://schemas.microsoft.com/office/drawing/2017/model3d" xmlns:o="urn:schemas-microsoft-com:office:office" xmlns:oel="http://schemas.microsoft.com/office/2019/extlst" xmlns:r="http://schemas.openxmlformats.org/officeDocument/2006/relationships" xmlns:m="http://schemas.openxmlformats.org/officeDocument/2006/math" xmlns:v="urn:schemas-microsoft-com:vml" xmlns:wp14="http://schemas.microsoft.com/office/word/2010/wordprocessingDrawing" xmlns:wp="http://schemas.openxmlformats.org/drawingml/2006/wordprocessingDrawing" xmlns:w10="urn:schemas-microsoft-com:office:word" xmlns:w="http://schemas.openxmlformats.org/wordprocessingml/2006/main" xmlns:w14="http://schemas.microsoft.com/office/word/2010/wordml" xmlns:w15="http://schemas.microsoft.com/office/word/2012/wordml" xmlns:w16cex="http://schemas.microsoft.com/office/word/2018/wordml/cex" xmlns:w16cid="http://schemas.microsoft.com/office/word/2016/wordml/cid" xmlns:w16="http://schemas.microsoft.com/office/word/2018/wordml" xmlns:w16du="http://schemas.microsoft.com/office/word/2023/wordml/word16du" xmlns:w16sdtdh="http://schemas.microsoft.com/office/word/2020/wordml/sdtdatahash" xmlns:w16sdtfl="http://schemas.microsoft.com/office/word/2024/wordml/sdtformatlock" xmlns:w16se="http://schemas.microsoft.com/office/word/2015/wordml/symex" xmlns:wpg="http://schemas.microsoft.com/office/word/2010/wordprocessingGroup" xmlns:wpi="http://schemas.microsoft.com/office/word/2010/wordprocessingInk" xmlns:wne="http://schemas.microsoft.com/office/word/2006/wordml" xmlns:wps="http://schemas.microsoft.com/office/word/2010/wordprocessingShape" mc:Ignorable="w14 w15 w16se w16cid w16 w16cex w16sdtdh w16sdtfl w16du wp14">
+<w:numbering xmlns:wpc="http://schemas.microsoft.com/office/word/2010/wordprocessingCanvas" xmlns:cx="http://schemas.microsoft.com/office/drawing/2014/chartex" xmlns:mc="http://schemas.openxmlformats.org/markup-compatibility/2006" xmlns:o="urn:schemas-microsoft-com:office:office" xmlns:r="http://schemas.openxmlformats.org/officeDocument/2006/relationships" xmlns:m="http://schemas.openxmlformats.org/officeDocument/2006/math" xmlns:v="urn:schemas-microsoft-com:vml" xmlns:wp14="http://schemas.microsoft.com/office/word/2010/wordprocessingDrawing" xmlns:wp="http://schemas.openxmlformats.org/drawingml/2006/wordprocessingDrawing" xmlns:w10="urn:schemas-microsoft-com:office:word" xmlns:w="http://schemas.openxmlformats.org/wordprocessingml/2006/main" xmlns:w14="http://schemas.microsoft.com/office/word/2010/wordml" xmlns:w15="http://schemas.microsoft.com/office/word/2012/wordml" xmlns:w16se="http://schemas.microsoft.com/office/word/2015/wordml/symex" xmlns:wpg="http://schemas.microsoft.com/office/word/2010/wordprocessingGroup" xmlns:wpi="http://schemas.microsoft.com/office/word/2010/wordprocessingInk" xmlns:wne="http://schemas.microsoft.com/office/word/2006/wordml" xmlns:wps="http://schemas.microsoft.com/office/word/2010/wordprocessingShape" mc:Ignorable="w14 w15 w16se wp14">
   <w:abstractNum w:abstractNumId="0" w15:restartNumberingAfterBreak="0">
     <w:nsid w:val="09911DB7"/>
     <w:multiLevelType w:val="hybridMultilevel"/>
@@ -6900,35 +9766,35 @@
       </w:rPr>
     </w:lvl>
   </w:abstractNum>
-  <w:num w:numId="1" w16cid:durableId="884944473">
+  <w:num w:numId="1">
     <w:abstractNumId w:val="3"/>
   </w:num>
-  <w:num w:numId="2" w16cid:durableId="289674686">
+  <w:num w:numId="2">
     <w:abstractNumId w:val="5"/>
   </w:num>
-  <w:num w:numId="3" w16cid:durableId="2077119092">
+  <w:num w:numId="3">
     <w:abstractNumId w:val="0"/>
   </w:num>
-  <w:num w:numId="4" w16cid:durableId="1283850638">
+  <w:num w:numId="4">
     <w:abstractNumId w:val="0"/>
   </w:num>
-  <w:num w:numId="5" w16cid:durableId="740325075">
+  <w:num w:numId="5">
     <w:abstractNumId w:val="2"/>
   </w:num>
-  <w:num w:numId="6" w16cid:durableId="957298964">
+  <w:num w:numId="6">
     <w:abstractNumId w:val="4"/>
   </w:num>
-  <w:num w:numId="7" w16cid:durableId="673654122">
+  <w:num w:numId="7">
     <w:abstractNumId w:val="6"/>
   </w:num>
-  <w:num w:numId="8" w16cid:durableId="469908654">
+  <w:num w:numId="8">
     <w:abstractNumId w:val="1"/>
   </w:num>
 </w:numbering>
 </file>
 
 <file path=word/styles.xml><?xml version="1.0" encoding="utf-8"?>
-<w:styles xmlns:mc="http://schemas.openxmlformats.org/markup-compatibility/2006" xmlns:r="http://schemas.openxmlformats.org/officeDocument/2006/relationships" xmlns:w="http://schemas.openxmlformats.org/wordprocessingml/2006/main" xmlns:w14="http://schemas.microsoft.com/office/word/2010/wordml" xmlns:w15="http://schemas.microsoft.com/office/word/2012/wordml" xmlns:w16cex="http://schemas.microsoft.com/office/word/2018/wordml/cex" xmlns:w16cid="http://schemas.microsoft.com/office/word/2016/wordml/cid" xmlns:w16="http://schemas.microsoft.com/office/word/2018/wordml" xmlns:w16du="http://schemas.microsoft.com/office/word/2023/wordml/word16du" xmlns:w16sdtdh="http://schemas.microsoft.com/office/word/2020/wordml/sdtdatahash" xmlns:w16sdtfl="http://schemas.microsoft.com/office/word/2024/wordml/sdtformatlock" xmlns:w16se="http://schemas.microsoft.com/office/word/2015/wordml/symex" mc:Ignorable="w14 w15 w16se w16cid w16 w16cex w16sdtdh w16sdtfl w16du">
+<w:styles xmlns:mc="http://schemas.openxmlformats.org/markup-compatibility/2006" xmlns:r="http://schemas.openxmlformats.org/officeDocument/2006/relationships" xmlns:w="http://schemas.openxmlformats.org/wordprocessingml/2006/main" xmlns:w14="http://schemas.microsoft.com/office/word/2010/wordml" xmlns:w15="http://schemas.microsoft.com/office/word/2012/wordml" xmlns:w16se="http://schemas.microsoft.com/office/word/2015/wordml/symex" mc:Ignorable="w14 w15 w16se">
   <w:docDefaults>
     <w:rPrDefault>
       <w:rPr>
@@ -6946,7 +9812,7 @@
       </w:pPr>
     </w:pPrDefault>
   </w:docDefaults>
-  <w:latentStyles w:defLockedState="0" w:defUIPriority="99" w:defSemiHidden="0" w:defUnhideWhenUsed="0" w:defQFormat="0" w:count="376">
+  <w:latentStyles w:defLockedState="0" w:defUIPriority="99" w:defSemiHidden="0" w:defUnhideWhenUsed="0" w:defQFormat="0" w:count="371">
     <w:lsdException w:name="Normal" w:uiPriority="0" w:qFormat="1"/>
     <w:lsdException w:name="heading 1" w:uiPriority="9" w:qFormat="1"/>
     <w:lsdException w:name="heading 2" w:semiHidden="1" w:uiPriority="9" w:unhideWhenUsed="1" w:qFormat="1"/>
@@ -7318,11 +10184,6 @@
     <w:lsdException w:name="List Table 5 Dark Accent 6" w:uiPriority="50"/>
     <w:lsdException w:name="List Table 6 Colorful Accent 6" w:uiPriority="51"/>
     <w:lsdException w:name="List Table 7 Colorful Accent 6" w:uiPriority="52"/>
-    <w:lsdException w:name="Mention" w:semiHidden="1" w:unhideWhenUsed="1"/>
-    <w:lsdException w:name="Smart Hyperlink" w:semiHidden="1" w:unhideWhenUsed="1"/>
-    <w:lsdException w:name="Hashtag" w:semiHidden="1" w:unhideWhenUsed="1"/>
-    <w:lsdException w:name="Unresolved Mention" w:semiHidden="1" w:unhideWhenUsed="1"/>
-    <w:lsdException w:name="Smart Link" w:semiHidden="1" w:unhideWhenUsed="1"/>
   </w:latentStyles>
   <w:style w:type="paragraph" w:default="1" w:styleId="Normal">
     <w:name w:val="Normal"/>
